--- a/EXPORTS/DOCX/published/niveau3/English/MNusantara.docx
+++ b/EXPORTS/DOCX/published/niveau3/English/MNusantara.docx
@@ -145,7 +145,7 @@
           <w:rFonts w:ascii="Charis SIL Regular" w:hAnsi="Charis SIL Regular" w:eastAsia="Charis SIL Regular"/>
           <w:b w:val="0"/>
           <w:i w:val="0"/>
-          <w:color w:val="0066CC"/>
+          <w:color w:val="0000FF"/>
           <w:sz w:val="24"/>
           <w:u w:val="single"/>
         </w:rPr>
@@ -163,7 +163,7 @@
           <w:rFonts w:ascii="Charis SIL Regular" w:hAnsi="Charis SIL Regular" w:eastAsia="Charis SIL Regular"/>
           <w:b w:val="0"/>
           <w:i w:val="0"/>
-          <w:color w:val="0066CC"/>
+          <w:color w:val="0000FF"/>
           <w:sz w:val="24"/>
           <w:u w:val="single"/>
         </w:rPr>
@@ -174,7 +174,7 @@
           <w:rFonts w:ascii="Charis SIL Regular" w:hAnsi="Charis SIL Regular" w:eastAsia="Charis SIL Regular"/>
           <w:b w:val="0"/>
           <w:i w:val="0"/>
-          <w:color w:val="0066CC"/>
+          <w:color w:val="0000FF"/>
           <w:sz w:val="24"/>
           <w:u w:val="single"/>
         </w:rPr>
@@ -209,7 +209,7 @@
       </w:r>
       <w:r>
         <w:rPr>
-          <w:u w:val="single" w:color="0066cc"/>
+          <w:u w:val="single" w:color="0000ff"/>
           <w:rFonts w:ascii="Charis SIL Regular" w:hAnsi="Charis SIL Regular" w:eastAsia="Charis SIL Regular"/>
           <w:b w:val="0"/>
           <w:i w:val="0"/>
@@ -227,7 +227,7 @@
       </w:r>
       <w:r>
         <w:rPr>
-          <w:u w:val="single" w:color="0066cc"/>
+          <w:u w:val="single" w:color="0000ff"/>
           <w:rFonts w:ascii="Charis SIL Regular" w:hAnsi="Charis SIL Regular" w:eastAsia="Charis SIL Regular"/>
           <w:b w:val="0"/>
           <w:i w:val="0"/>
@@ -238,7 +238,7 @@
       </w:r>
       <w:r>
         <w:rPr>
-          <w:u w:val="single" w:color="0066cc"/>
+          <w:u w:val="single" w:color="0000ff"/>
           <w:rFonts w:ascii="Charis SIL Regular" w:hAnsi="Charis SIL Regular" w:eastAsia="Charis SIL Regular"/>
           <w:b w:val="0"/>
           <w:i w:val="0"/>
@@ -279,7 +279,7 @@
           <w:rFonts w:ascii="Charis SIL Regular" w:hAnsi="Charis SIL Regular" w:eastAsia="Charis SIL Regular"/>
           <w:b w:val="0"/>
           <w:i w:val="0"/>
-          <w:color w:val="0066CC"/>
+          <w:color w:val="0000FF"/>
           <w:sz w:val="24"/>
           <w:u w:val="single"/>
         </w:rPr>
@@ -297,7 +297,7 @@
           <w:rFonts w:ascii="Charis SIL Regular" w:hAnsi="Charis SIL Regular" w:eastAsia="Charis SIL Regular"/>
           <w:b w:val="0"/>
           <w:i w:val="0"/>
-          <w:color w:val="0066CC"/>
+          <w:color w:val="0000FF"/>
           <w:sz w:val="24"/>
           <w:u w:val="single"/>
         </w:rPr>
@@ -308,7 +308,7 @@
           <w:rFonts w:ascii="Charis SIL Regular" w:hAnsi="Charis SIL Regular" w:eastAsia="Charis SIL Regular"/>
           <w:b w:val="0"/>
           <w:i w:val="0"/>
-          <w:color w:val="0066CC"/>
+          <w:color w:val="0000FF"/>
           <w:sz w:val="24"/>
           <w:u w:val="single"/>
         </w:rPr>
@@ -326,7 +326,7 @@
           <w:rFonts w:ascii="Charis SIL Regular" w:hAnsi="Charis SIL Regular" w:eastAsia="Charis SIL Regular"/>
           <w:b w:val="0"/>
           <w:i w:val="0"/>
-          <w:color w:val="0066CC"/>
+          <w:color w:val="0000FF"/>
           <w:sz w:val="24"/>
           <w:u w:val="single"/>
         </w:rPr>
@@ -337,7 +337,7 @@
           <w:rFonts w:ascii="Charis SIL Regular" w:hAnsi="Charis SIL Regular" w:eastAsia="Charis SIL Regular"/>
           <w:b w:val="0"/>
           <w:i w:val="0"/>
-          <w:color w:val="0066CC"/>
+          <w:color w:val="0000FF"/>
           <w:sz w:val="24"/>
           <w:u w:val="single"/>
         </w:rPr>
@@ -372,7 +372,7 @@
       </w:r>
       <w:r>
         <w:rPr>
-          <w:u w:val="single" w:color="0066cc"/>
+          <w:u w:val="single" w:color="0000ff"/>
           <w:rFonts w:ascii="Charis SIL Regular" w:hAnsi="Charis SIL Regular" w:eastAsia="Charis SIL Regular"/>
           <w:b w:val="0"/>
           <w:i w:val="0"/>
@@ -390,7 +390,7 @@
       </w:r>
       <w:r>
         <w:rPr>
-          <w:u w:val="single" w:color="0066cc"/>
+          <w:u w:val="single" w:color="0000ff"/>
           <w:rFonts w:ascii="Charis SIL Regular" w:hAnsi="Charis SIL Regular" w:eastAsia="Charis SIL Regular"/>
           <w:b w:val="0"/>
           <w:i w:val="0"/>
@@ -408,7 +408,7 @@
       </w:r>
       <w:r>
         <w:rPr>
-          <w:u w:val="single" w:color="0066cc"/>
+          <w:u w:val="single" w:color="0000ff"/>
           <w:rFonts w:ascii="Charis SIL Regular" w:hAnsi="Charis SIL Regular" w:eastAsia="Charis SIL Regular"/>
           <w:b w:val="0"/>
           <w:i w:val="0"/>
@@ -426,7 +426,7 @@
       </w:r>
       <w:r>
         <w:rPr>
-          <w:u w:val="single" w:color="0066cc"/>
+          <w:u w:val="single" w:color="0000ff"/>
           <w:rFonts w:ascii="Charis SIL Regular" w:hAnsi="Charis SIL Regular" w:eastAsia="Charis SIL Regular"/>
           <w:b w:val="0"/>
           <w:i w:val="0"/>
@@ -444,7 +444,7 @@
       </w:r>
       <w:r>
         <w:rPr>
-          <w:u w:val="single" w:color="0066cc"/>
+          <w:u w:val="single" w:color="0000ff"/>
           <w:rFonts w:ascii="Charis SIL Regular" w:hAnsi="Charis SIL Regular" w:eastAsia="Charis SIL Regular"/>
           <w:b w:val="0"/>
           <w:i w:val="0"/>
@@ -475,7 +475,7 @@
           <w:rFonts w:ascii="Charis SIL Regular" w:hAnsi="Charis SIL Regular" w:eastAsia="Charis SIL Regular"/>
           <w:b w:val="0"/>
           <w:i w:val="0"/>
-          <w:color w:val="0066CC"/>
+          <w:color w:val="0000FF"/>
           <w:sz w:val="24"/>
           <w:u w:val="single"/>
         </w:rPr>
@@ -493,7 +493,7 @@
           <w:rFonts w:ascii="Charis SIL Regular" w:hAnsi="Charis SIL Regular" w:eastAsia="Charis SIL Regular"/>
           <w:b w:val="0"/>
           <w:i w:val="0"/>
-          <w:color w:val="0066CC"/>
+          <w:color w:val="0000FF"/>
           <w:sz w:val="24"/>
           <w:u w:val="single"/>
         </w:rPr>
@@ -504,7 +504,7 @@
           <w:rFonts w:ascii="Charis SIL Regular" w:hAnsi="Charis SIL Regular" w:eastAsia="Charis SIL Regular"/>
           <w:b w:val="0"/>
           <w:i w:val="0"/>
-          <w:color w:val="0066CC"/>
+          <w:color w:val="0000FF"/>
           <w:sz w:val="24"/>
           <w:u w:val="single"/>
         </w:rPr>
@@ -542,11 +542,11 @@
           <w:rFonts w:ascii="Charis SIL Regular" w:hAnsi="Charis SIL Regular" w:eastAsia="Charis SIL Regular"/>
           <w:b w:val="0"/>
           <w:i w:val="0"/>
-          <w:color w:val="0066CC"/>
+          <w:color w:val="0000FF"/>
           <w:sz w:val="24"/>
           <w:u w:val="single"/>
         </w:rPr>
-        <w:hyperlink r:id="rId11" w:history="1">
+        <w:hyperlink r:id="rId12" w:history="1">
           <w:r>
             <w:rPr>
               <w:rStyle w:val="Hyperlink"/>
@@ -560,11 +560,11 @@
           <w:rFonts w:ascii="Charis SIL Regular" w:hAnsi="Charis SIL Regular" w:eastAsia="Charis SIL Regular"/>
           <w:b w:val="0"/>
           <w:i w:val="0"/>
-          <w:color w:val="0066CC"/>
+          <w:color w:val="0000FF"/>
           <w:sz w:val="24"/>
           <w:u w:val="single"/>
         </w:rPr>
-        <w:hyperlink r:id="rId11" w:history="1">
+        <w:hyperlink r:id="rId12" w:history="1">
           <w:r>
             <w:rPr>
               <w:rStyle w:val="Hyperlink"/>
@@ -578,7 +578,7 @@
           <w:rFonts w:ascii="Charis SIL Regular" w:hAnsi="Charis SIL Regular" w:eastAsia="Charis SIL Regular"/>
           <w:b w:val="0"/>
           <w:i w:val="0"/>
-          <w:color w:val="0066CC"/>
+          <w:color w:val="0000FF"/>
           <w:sz w:val="24"/>
           <w:u w:val="single"/>
         </w:rPr>
@@ -596,7 +596,7 @@
           <w:rFonts w:ascii="Charis SIL Regular" w:hAnsi="Charis SIL Regular" w:eastAsia="Charis SIL Regular"/>
           <w:b w:val="0"/>
           <w:i w:val="0"/>
-          <w:color w:val="0066CC"/>
+          <w:color w:val="0000FF"/>
           <w:sz w:val="24"/>
           <w:u w:val="single"/>
         </w:rPr>
@@ -607,7 +607,7 @@
           <w:rFonts w:ascii="Charis SIL Regular" w:hAnsi="Charis SIL Regular" w:eastAsia="Charis SIL Regular"/>
           <w:b w:val="0"/>
           <w:i w:val="0"/>
-          <w:color w:val="0066CC"/>
+          <w:color w:val="0000FF"/>
           <w:sz w:val="24"/>
           <w:u w:val="single"/>
         </w:rPr>
@@ -642,7 +642,7 @@
       </w:r>
       <w:r>
         <w:rPr>
-          <w:u w:val="single" w:color="0066cc"/>
+          <w:u w:val="single" w:color="0000ff"/>
           <w:rFonts w:ascii="Charis SIL Regular" w:hAnsi="Charis SIL Regular" w:eastAsia="Charis SIL Regular"/>
           <w:b w:val="0"/>
           <w:i w:val="0"/>
@@ -660,7 +660,7 @@
       </w:r>
       <w:r>
         <w:rPr>
-          <w:u w:val="single" w:color="0066cc"/>
+          <w:u w:val="single" w:color="0000ff"/>
           <w:rFonts w:ascii="Charis SIL Regular" w:hAnsi="Charis SIL Regular" w:eastAsia="Charis SIL Regular"/>
           <w:b w:val="0"/>
           <w:i w:val="0"/>
@@ -801,7 +801,7 @@
           <w:rFonts w:ascii="Charis SIL Regular" w:hAnsi="Charis SIL Regular" w:eastAsia="Charis SIL Regular"/>
           <w:b w:val="0"/>
           <w:i w:val="0"/>
-          <w:color w:val="0066CC"/>
+          <w:color w:val="0000FF"/>
           <w:sz w:val="24"/>
           <w:u w:val="single"/>
         </w:rPr>
@@ -819,7 +819,7 @@
           <w:rFonts w:ascii="Charis SIL Regular" w:hAnsi="Charis SIL Regular" w:eastAsia="Charis SIL Regular"/>
           <w:b w:val="0"/>
           <w:i w:val="0"/>
-          <w:color w:val="0066CC"/>
+          <w:color w:val="0000FF"/>
           <w:sz w:val="24"/>
           <w:u w:val="single"/>
         </w:rPr>
@@ -830,7 +830,7 @@
           <w:rFonts w:ascii="Charis SIL Regular" w:hAnsi="Charis SIL Regular" w:eastAsia="Charis SIL Regular"/>
           <w:b w:val="0"/>
           <w:i w:val="0"/>
-          <w:color w:val="0066CC"/>
+          <w:color w:val="0000FF"/>
           <w:sz w:val="24"/>
           <w:u w:val="single"/>
         </w:rPr>
@@ -865,7 +865,7 @@
       </w:r>
       <w:r>
         <w:rPr>
-          <w:u w:val="single" w:color="0066cc"/>
+          <w:u w:val="single" w:color="0000ff"/>
           <w:rFonts w:ascii="Charis SIL Regular" w:hAnsi="Charis SIL Regular" w:eastAsia="Charis SIL Regular"/>
           <w:b w:val="0"/>
           <w:i w:val="0"/>
@@ -876,7 +876,7 @@
       </w:r>
       <w:r>
         <w:rPr>
-          <w:u w:val="single" w:color="0066cc"/>
+          <w:u w:val="single" w:color="0000ff"/>
           <w:rFonts w:ascii="Charis SIL Regular" w:hAnsi="Charis SIL Regular" w:eastAsia="Charis SIL Regular"/>
           <w:b w:val="0"/>
           <w:i w:val="0"/>
@@ -894,7 +894,7 @@
       </w:r>
       <w:r>
         <w:rPr>
-          <w:u w:val="single" w:color="0066cc"/>
+          <w:u w:val="single" w:color="0000ff"/>
           <w:rFonts w:ascii="Charis SIL Regular" w:hAnsi="Charis SIL Regular" w:eastAsia="Charis SIL Regular"/>
           <w:b w:val="0"/>
           <w:i w:val="0"/>
@@ -912,7 +912,7 @@
       </w:r>
       <w:r>
         <w:rPr>
-          <w:u w:val="single" w:color="0066cc"/>
+          <w:u w:val="single" w:color="0000ff"/>
           <w:rFonts w:ascii="Charis SIL Regular" w:hAnsi="Charis SIL Regular" w:eastAsia="Charis SIL Regular"/>
           <w:b w:val="0"/>
           <w:i w:val="0"/>
@@ -1023,7 +1023,7 @@
           <w:rFonts w:ascii="Charis SIL Regular" w:hAnsi="Charis SIL Regular" w:eastAsia="Charis SIL Regular"/>
           <w:b w:val="0"/>
           <w:i w:val="0"/>
-          <w:color w:val="0066CC"/>
+          <w:color w:val="0000FF"/>
           <w:sz w:val="24"/>
           <w:u w:val="single"/>
         </w:rPr>
@@ -1041,7 +1041,7 @@
           <w:rFonts w:ascii="Charis SIL Regular" w:hAnsi="Charis SIL Regular" w:eastAsia="Charis SIL Regular"/>
           <w:b w:val="0"/>
           <w:i w:val="0"/>
-          <w:color w:val="0066CC"/>
+          <w:color w:val="0000FF"/>
           <w:sz w:val="24"/>
           <w:u w:val="single"/>
         </w:rPr>
@@ -1052,7 +1052,7 @@
           <w:rFonts w:ascii="Charis SIL Regular" w:hAnsi="Charis SIL Regular" w:eastAsia="Charis SIL Regular"/>
           <w:b w:val="0"/>
           <w:i w:val="0"/>
-          <w:color w:val="0066CC"/>
+          <w:color w:val="0000FF"/>
           <w:sz w:val="24"/>
           <w:u w:val="single"/>
         </w:rPr>
@@ -1070,7 +1070,7 @@
           <w:rFonts w:ascii="Charis SIL Regular" w:hAnsi="Charis SIL Regular" w:eastAsia="Charis SIL Regular"/>
           <w:b w:val="0"/>
           <w:i w:val="0"/>
-          <w:color w:val="0066CC"/>
+          <w:color w:val="0000FF"/>
           <w:sz w:val="24"/>
           <w:u w:val="single"/>
         </w:rPr>
@@ -1081,7 +1081,7 @@
           <w:rFonts w:ascii="Charis SIL Regular" w:hAnsi="Charis SIL Regular" w:eastAsia="Charis SIL Regular"/>
           <w:b w:val="0"/>
           <w:i w:val="0"/>
-          <w:color w:val="0066CC"/>
+          <w:color w:val="0000FF"/>
           <w:sz w:val="24"/>
           <w:u w:val="single"/>
         </w:rPr>
@@ -1099,7 +1099,7 @@
           <w:rFonts w:ascii="Charis SIL Regular" w:hAnsi="Charis SIL Regular" w:eastAsia="Charis SIL Regular"/>
           <w:b w:val="0"/>
           <w:i w:val="0"/>
-          <w:color w:val="0066CC"/>
+          <w:color w:val="0000FF"/>
           <w:sz w:val="24"/>
           <w:u w:val="single"/>
         </w:rPr>
@@ -1110,7 +1110,7 @@
           <w:rFonts w:ascii="Charis SIL Regular" w:hAnsi="Charis SIL Regular" w:eastAsia="Charis SIL Regular"/>
           <w:b w:val="0"/>
           <w:i w:val="0"/>
-          <w:color w:val="0066CC"/>
+          <w:color w:val="0000FF"/>
           <w:sz w:val="24"/>
           <w:u w:val="single"/>
         </w:rPr>
@@ -1128,7 +1128,7 @@
           <w:rFonts w:ascii="Charis SIL Regular" w:hAnsi="Charis SIL Regular" w:eastAsia="Charis SIL Regular"/>
           <w:b w:val="0"/>
           <w:i w:val="0"/>
-          <w:color w:val="0066CC"/>
+          <w:color w:val="0000FF"/>
           <w:sz w:val="24"/>
           <w:u w:val="single"/>
         </w:rPr>
@@ -1153,7 +1153,7 @@
       </w:r>
       <w:r>
         <w:rPr>
-          <w:u w:val="single" w:color="0066cc"/>
+          <w:u w:val="single" w:color="0000ff"/>
           <w:rFonts w:ascii="Charis SIL Regular" w:hAnsi="Charis SIL Regular" w:eastAsia="Charis SIL Regular"/>
           <w:b w:val="0"/>
           <w:i w:val="0"/>
@@ -1171,7 +1171,7 @@
       </w:r>
       <w:r>
         <w:rPr>
-          <w:u w:val="single" w:color="0066cc"/>
+          <w:u w:val="single" w:color="0000ff"/>
           <w:rFonts w:ascii="Charis SIL Regular" w:hAnsi="Charis SIL Regular" w:eastAsia="Charis SIL Regular"/>
           <w:b w:val="0"/>
           <w:i w:val="0"/>
@@ -1189,7 +1189,7 @@
       </w:r>
       <w:r>
         <w:rPr>
-          <w:u w:val="single" w:color="0066cc"/>
+          <w:u w:val="single" w:color="0000ff"/>
           <w:rFonts w:ascii="Charis SIL Regular" w:hAnsi="Charis SIL Regular" w:eastAsia="Charis SIL Regular"/>
           <w:b w:val="0"/>
           <w:i w:val="0"/>
@@ -1207,7 +1207,7 @@
       </w:r>
       <w:r>
         <w:rPr>
-          <w:u w:val="single" w:color="0066cc"/>
+          <w:u w:val="single" w:color="0000ff"/>
           <w:rFonts w:ascii="Charis SIL Regular" w:hAnsi="Charis SIL Regular" w:eastAsia="Charis SIL Regular"/>
           <w:b w:val="0"/>
           <w:i w:val="0"/>
@@ -1225,7 +1225,7 @@
       </w:r>
       <w:r>
         <w:rPr>
-          <w:u w:val="single" w:color="0066cc"/>
+          <w:u w:val="single" w:color="0000ff"/>
           <w:rFonts w:ascii="Charis SIL Regular" w:hAnsi="Charis SIL Regular" w:eastAsia="Charis SIL Regular"/>
           <w:b w:val="0"/>
           <w:i w:val="0"/>
@@ -1336,7 +1336,7 @@
           <w:rFonts w:ascii="Charis SIL Regular" w:hAnsi="Charis SIL Regular" w:eastAsia="Charis SIL Regular"/>
           <w:b w:val="0"/>
           <w:i w:val="0"/>
-          <w:color w:val="0066CC"/>
+          <w:color w:val="0000FF"/>
           <w:sz w:val="24"/>
           <w:u w:val="single"/>
         </w:rPr>
@@ -1354,7 +1354,7 @@
           <w:rFonts w:ascii="Charis SIL Regular" w:hAnsi="Charis SIL Regular" w:eastAsia="Charis SIL Regular"/>
           <w:b w:val="0"/>
           <w:i w:val="0"/>
-          <w:color w:val="0066CC"/>
+          <w:color w:val="0000FF"/>
           <w:sz w:val="24"/>
           <w:u w:val="single"/>
         </w:rPr>
@@ -1389,7 +1389,7 @@
       </w:r>
       <w:r>
         <w:rPr>
-          <w:u w:val="single" w:color="0066cc"/>
+          <w:u w:val="single" w:color="0000ff"/>
           <w:rFonts w:ascii="Charis SIL Regular" w:hAnsi="Charis SIL Regular" w:eastAsia="Charis SIL Regular"/>
           <w:b w:val="0"/>
           <w:i w:val="0"/>
@@ -1407,7 +1407,7 @@
       </w:r>
       <w:r>
         <w:rPr>
-          <w:u w:val="single" w:color="0066cc"/>
+          <w:u w:val="single" w:color="0000ff"/>
           <w:rFonts w:ascii="Charis SIL Regular" w:hAnsi="Charis SIL Regular" w:eastAsia="Charis SIL Regular"/>
           <w:b w:val="0"/>
           <w:i w:val="0"/>
@@ -1487,7 +1487,7 @@
           <w:rFonts w:ascii="Charis SIL Italic" w:hAnsi="Charis SIL Italic" w:eastAsia="Charis SIL Italic"/>
           <w:b w:val="0"/>
           <w:i/>
-          <w:color w:val="0066CC"/>
+          <w:color w:val="0000FF"/>
           <w:sz w:val="24"/>
           <w:u w:val="single"/>
         </w:rPr>
@@ -1505,7 +1505,7 @@
           <w:rFonts w:ascii="Charis SIL Italic" w:hAnsi="Charis SIL Italic" w:eastAsia="Charis SIL Italic"/>
           <w:b w:val="0"/>
           <w:i/>
-          <w:color w:val="0066CC"/>
+          <w:color w:val="0000FF"/>
           <w:sz w:val="24"/>
           <w:u w:val="single"/>
         </w:rPr>
@@ -1516,7 +1516,7 @@
           <w:rFonts w:ascii="Charis SIL Italic" w:hAnsi="Charis SIL Italic" w:eastAsia="Charis SIL Italic"/>
           <w:b w:val="0"/>
           <w:i/>
-          <w:color w:val="0066CC"/>
+          <w:color w:val="0000FF"/>
           <w:sz w:val="24"/>
           <w:u w:val="single"/>
         </w:rPr>
@@ -1534,7 +1534,7 @@
           <w:rFonts w:ascii="Charis SIL Italic" w:hAnsi="Charis SIL Italic" w:eastAsia="Charis SIL Italic"/>
           <w:b w:val="0"/>
           <w:i/>
-          <w:color w:val="0066CC"/>
+          <w:color w:val="0000FF"/>
           <w:sz w:val="24"/>
           <w:u w:val="single"/>
         </w:rPr>
@@ -1552,7 +1552,7 @@
           <w:rFonts w:ascii="Charis SIL Italic" w:hAnsi="Charis SIL Italic" w:eastAsia="Charis SIL Italic"/>
           <w:b w:val="0"/>
           <w:i/>
-          <w:color w:val="0066CC"/>
+          <w:color w:val="0000FF"/>
           <w:sz w:val="24"/>
           <w:u w:val="single"/>
         </w:rPr>
@@ -1563,7 +1563,7 @@
           <w:rFonts w:ascii="Charis SIL Italic" w:hAnsi="Charis SIL Italic" w:eastAsia="Charis SIL Italic"/>
           <w:b w:val="0"/>
           <w:i/>
-          <w:color w:val="0066CC"/>
+          <w:color w:val="0000FF"/>
           <w:sz w:val="24"/>
           <w:u w:val="single"/>
         </w:rPr>
@@ -1581,7 +1581,7 @@
           <w:rFonts w:ascii="Charis SIL Italic" w:hAnsi="Charis SIL Italic" w:eastAsia="Charis SIL Italic"/>
           <w:b w:val="0"/>
           <w:i/>
-          <w:color w:val="0066CC"/>
+          <w:color w:val="0000FF"/>
           <w:sz w:val="24"/>
           <w:u w:val="single"/>
         </w:rPr>
@@ -1592,7 +1592,7 @@
           <w:rFonts w:ascii="Charis SIL Italic" w:hAnsi="Charis SIL Italic" w:eastAsia="Charis SIL Italic"/>
           <w:b w:val="0"/>
           <w:i/>
-          <w:color w:val="0066CC"/>
+          <w:color w:val="0000FF"/>
           <w:sz w:val="24"/>
           <w:u w:val="single"/>
         </w:rPr>
@@ -1610,7 +1610,7 @@
           <w:rFonts w:ascii="Charis SIL Italic" w:hAnsi="Charis SIL Italic" w:eastAsia="Charis SIL Italic"/>
           <w:b w:val="0"/>
           <w:i/>
-          <w:color w:val="0066CC"/>
+          <w:color w:val="0000FF"/>
           <w:sz w:val="24"/>
           <w:u w:val="single"/>
         </w:rPr>
@@ -1621,7 +1621,7 @@
           <w:rFonts w:ascii="Charis SIL Italic" w:hAnsi="Charis SIL Italic" w:eastAsia="Charis SIL Italic"/>
           <w:b w:val="0"/>
           <w:i/>
-          <w:color w:val="0066CC"/>
+          <w:color w:val="0000FF"/>
           <w:sz w:val="24"/>
           <w:u w:val="single"/>
         </w:rPr>
@@ -1639,7 +1639,7 @@
           <w:rFonts w:ascii="Charis SIL Italic" w:hAnsi="Charis SIL Italic" w:eastAsia="Charis SIL Italic"/>
           <w:b w:val="0"/>
           <w:i/>
-          <w:color w:val="0066CC"/>
+          <w:color w:val="0000FF"/>
           <w:sz w:val="24"/>
           <w:u w:val="single"/>
         </w:rPr>
@@ -1650,7 +1650,7 @@
           <w:rFonts w:ascii="Charis SIL Italic" w:hAnsi="Charis SIL Italic" w:eastAsia="Charis SIL Italic"/>
           <w:b w:val="0"/>
           <w:i/>
-          <w:color w:val="0066CC"/>
+          <w:color w:val="0000FF"/>
           <w:sz w:val="24"/>
           <w:u w:val="single"/>
         </w:rPr>
@@ -1668,7 +1668,7 @@
           <w:rFonts w:ascii="Charis SIL Italic" w:hAnsi="Charis SIL Italic" w:eastAsia="Charis SIL Italic"/>
           <w:b w:val="0"/>
           <w:i/>
-          <w:color w:val="0066CC"/>
+          <w:color w:val="0000FF"/>
           <w:sz w:val="24"/>
           <w:u w:val="single"/>
         </w:rPr>
@@ -1679,7 +1679,7 @@
           <w:rFonts w:ascii="Charis SIL Italic" w:hAnsi="Charis SIL Italic" w:eastAsia="Charis SIL Italic"/>
           <w:b w:val="0"/>
           <w:i/>
-          <w:color w:val="0066CC"/>
+          <w:color w:val="0000FF"/>
           <w:sz w:val="24"/>
           <w:u w:val="single"/>
         </w:rPr>
@@ -1697,7 +1697,7 @@
           <w:rFonts w:ascii="Charis SIL Italic" w:hAnsi="Charis SIL Italic" w:eastAsia="Charis SIL Italic"/>
           <w:b w:val="0"/>
           <w:i/>
-          <w:color w:val="0066CC"/>
+          <w:color w:val="0000FF"/>
           <w:sz w:val="24"/>
           <w:u w:val="single"/>
         </w:rPr>
@@ -1708,7 +1708,7 @@
           <w:rFonts w:ascii="Charis SIL Italic" w:hAnsi="Charis SIL Italic" w:eastAsia="Charis SIL Italic"/>
           <w:b w:val="0"/>
           <w:i/>
-          <w:color w:val="0066CC"/>
+          <w:color w:val="0000FF"/>
           <w:sz w:val="24"/>
           <w:u w:val="single"/>
         </w:rPr>
@@ -1726,7 +1726,7 @@
           <w:rFonts w:ascii="Charis SIL Italic" w:hAnsi="Charis SIL Italic" w:eastAsia="Charis SIL Italic"/>
           <w:b w:val="0"/>
           <w:i/>
-          <w:color w:val="0066CC"/>
+          <w:color w:val="0000FF"/>
           <w:sz w:val="24"/>
           <w:u w:val="single"/>
         </w:rPr>
@@ -1737,7 +1737,7 @@
           <w:rFonts w:ascii="Charis SIL Italic" w:hAnsi="Charis SIL Italic" w:eastAsia="Charis SIL Italic"/>
           <w:b w:val="0"/>
           <w:i/>
-          <w:color w:val="0066CC"/>
+          <w:color w:val="0000FF"/>
           <w:sz w:val="24"/>
           <w:u w:val="single"/>
         </w:rPr>
@@ -1755,7 +1755,7 @@
           <w:rFonts w:ascii="Charis SIL Italic" w:hAnsi="Charis SIL Italic" w:eastAsia="Charis SIL Italic"/>
           <w:b w:val="0"/>
           <w:i/>
-          <w:color w:val="0066CC"/>
+          <w:color w:val="0000FF"/>
           <w:sz w:val="24"/>
           <w:u w:val="single"/>
         </w:rPr>
@@ -1766,7 +1766,7 @@
           <w:rFonts w:ascii="Charis SIL Italic" w:hAnsi="Charis SIL Italic" w:eastAsia="Charis SIL Italic"/>
           <w:b w:val="0"/>
           <w:i/>
-          <w:color w:val="0066CC"/>
+          <w:color w:val="0000FF"/>
           <w:sz w:val="24"/>
           <w:u w:val="single"/>
         </w:rPr>
@@ -1784,7 +1784,7 @@
           <w:rFonts w:ascii="Charis SIL Italic" w:hAnsi="Charis SIL Italic" w:eastAsia="Charis SIL Italic"/>
           <w:b w:val="0"/>
           <w:i/>
-          <w:color w:val="0066CC"/>
+          <w:color w:val="0000FF"/>
           <w:sz w:val="24"/>
           <w:u w:val="single"/>
         </w:rPr>
@@ -1795,7 +1795,7 @@
           <w:rFonts w:ascii="Charis SIL Italic" w:hAnsi="Charis SIL Italic" w:eastAsia="Charis SIL Italic"/>
           <w:b w:val="0"/>
           <w:i/>
-          <w:color w:val="0066CC"/>
+          <w:color w:val="0000FF"/>
           <w:sz w:val="24"/>
           <w:u w:val="single"/>
         </w:rPr>
@@ -1820,7 +1820,7 @@
       </w:r>
       <w:r>
         <w:rPr>
-          <w:u w:val="single" w:color="0066cc"/>
+          <w:u w:val="single" w:color="0000ff"/>
           <w:rFonts w:ascii="Charis SIL Regular" w:hAnsi="Charis SIL Regular" w:eastAsia="Charis SIL Regular"/>
           <w:b w:val="0"/>
           <w:i w:val="0"/>
@@ -1831,7 +1831,7 @@
       </w:r>
       <w:r>
         <w:rPr>
-          <w:u w:val="single" w:color="0066cc"/>
+          <w:u w:val="single" w:color="0000ff"/>
           <w:rFonts w:ascii="Charis SIL Regular" w:hAnsi="Charis SIL Regular" w:eastAsia="Charis SIL Regular"/>
           <w:b w:val="0"/>
           <w:i w:val="0"/>
@@ -1872,7 +1872,7 @@
           <w:rFonts w:ascii="Charis SIL Regular" w:hAnsi="Charis SIL Regular" w:eastAsia="Charis SIL Regular"/>
           <w:b w:val="0"/>
           <w:i w:val="0"/>
-          <w:color w:val="0066CC"/>
+          <w:color w:val="0000FF"/>
           <w:sz w:val="24"/>
           <w:u w:val="single"/>
         </w:rPr>
@@ -1890,7 +1890,7 @@
           <w:rFonts w:ascii="Charis SIL Regular" w:hAnsi="Charis SIL Regular" w:eastAsia="Charis SIL Regular"/>
           <w:b w:val="0"/>
           <w:i w:val="0"/>
-          <w:color w:val="0066CC"/>
+          <w:color w:val="0000FF"/>
           <w:sz w:val="24"/>
           <w:u w:val="single"/>
         </w:rPr>
@@ -1901,7 +1901,7 @@
           <w:rFonts w:ascii="Charis SIL Regular" w:hAnsi="Charis SIL Regular" w:eastAsia="Charis SIL Regular"/>
           <w:b w:val="0"/>
           <w:i w:val="0"/>
-          <w:color w:val="0066CC"/>
+          <w:color w:val="0000FF"/>
           <w:sz w:val="24"/>
           <w:u w:val="single"/>
         </w:rPr>
@@ -1919,7 +1919,7 @@
           <w:rFonts w:ascii="Charis SIL Regular" w:hAnsi="Charis SIL Regular" w:eastAsia="Charis SIL Regular"/>
           <w:b w:val="0"/>
           <w:i w:val="0"/>
-          <w:color w:val="0066CC"/>
+          <w:color w:val="0000FF"/>
           <w:sz w:val="24"/>
           <w:u w:val="single"/>
         </w:rPr>
@@ -1930,7 +1930,7 @@
           <w:rFonts w:ascii="Charis SIL Regular" w:hAnsi="Charis SIL Regular" w:eastAsia="Charis SIL Regular"/>
           <w:b w:val="0"/>
           <w:i w:val="0"/>
-          <w:color w:val="0066CC"/>
+          <w:color w:val="0000FF"/>
           <w:sz w:val="24"/>
           <w:u w:val="single"/>
         </w:rPr>
@@ -2145,7 +2145,7 @@
           <w:rFonts w:ascii="Charis SIL Regular" w:hAnsi="Charis SIL Regular" w:eastAsia="Charis SIL Regular"/>
           <w:b w:val="0"/>
           <w:i w:val="0"/>
-          <w:color w:val="0066CC"/>
+          <w:color w:val="0000FF"/>
           <w:sz w:val="24"/>
           <w:u w:val="single"/>
         </w:rPr>
@@ -2169,7 +2169,7 @@
           <w:rFonts w:ascii="Charis SIL Regular" w:hAnsi="Charis SIL Regular" w:eastAsia="Charis SIL Regular"/>
           <w:b w:val="0"/>
           <w:i w:val="0"/>
-          <w:color w:val="0066CC"/>
+          <w:color w:val="0000FF"/>
           <w:sz w:val="24"/>
           <w:u w:val="single"/>
         </w:rPr>
@@ -2193,7 +2193,7 @@
           <w:rFonts w:ascii="Charis SIL Regular" w:hAnsi="Charis SIL Regular" w:eastAsia="Charis SIL Regular"/>
           <w:b w:val="0"/>
           <w:i w:val="0"/>
-          <w:color w:val="0066CC"/>
+          <w:color w:val="0000FF"/>
           <w:sz w:val="24"/>
           <w:u w:val="single"/>
         </w:rPr>
@@ -2204,7 +2204,7 @@
           <w:rFonts w:ascii="Charis SIL Regular" w:hAnsi="Charis SIL Regular" w:eastAsia="Charis SIL Regular"/>
           <w:b w:val="0"/>
           <w:i w:val="0"/>
-          <w:color w:val="0066CC"/>
+          <w:color w:val="0000FF"/>
           <w:sz w:val="24"/>
           <w:u w:val="single"/>
         </w:rPr>
@@ -2228,7 +2228,7 @@
           <w:rFonts w:ascii="Charis SIL Regular" w:hAnsi="Charis SIL Regular" w:eastAsia="Charis SIL Regular"/>
           <w:b w:val="0"/>
           <w:i w:val="0"/>
-          <w:color w:val="0066CC"/>
+          <w:color w:val="0000FF"/>
           <w:sz w:val="24"/>
           <w:u w:val="single"/>
         </w:rPr>
@@ -2252,7 +2252,7 @@
           <w:rFonts w:ascii="Charis SIL Regular" w:hAnsi="Charis SIL Regular" w:eastAsia="Charis SIL Regular"/>
           <w:b w:val="0"/>
           <w:i w:val="0"/>
-          <w:color w:val="0066CC"/>
+          <w:color w:val="0000FF"/>
           <w:sz w:val="24"/>
           <w:u w:val="single"/>
         </w:rPr>
@@ -2263,7 +2263,7 @@
           <w:rFonts w:ascii="Charis SIL Regular" w:hAnsi="Charis SIL Regular" w:eastAsia="Charis SIL Regular"/>
           <w:b w:val="0"/>
           <w:i w:val="0"/>
-          <w:color w:val="0066CC"/>
+          <w:color w:val="0000FF"/>
           <w:sz w:val="24"/>
           <w:u w:val="single"/>
         </w:rPr>
@@ -2287,7 +2287,7 @@
           <w:rFonts w:ascii="Charis SIL Regular" w:hAnsi="Charis SIL Regular" w:eastAsia="Charis SIL Regular"/>
           <w:b w:val="0"/>
           <w:i w:val="0"/>
-          <w:color w:val="0066CC"/>
+          <w:color w:val="0000FF"/>
           <w:sz w:val="24"/>
           <w:u w:val="single"/>
         </w:rPr>
@@ -2298,7 +2298,7 @@
           <w:rFonts w:ascii="Charis SIL Regular" w:hAnsi="Charis SIL Regular" w:eastAsia="Charis SIL Regular"/>
           <w:b w:val="0"/>
           <w:i w:val="0"/>
-          <w:color w:val="0066CC"/>
+          <w:color w:val="0000FF"/>
           <w:sz w:val="24"/>
           <w:u w:val="single"/>
         </w:rPr>
@@ -2409,7 +2409,7 @@
           <w:rFonts w:ascii="Charis SIL Regular" w:hAnsi="Charis SIL Regular" w:eastAsia="Charis SIL Regular"/>
           <w:b w:val="0"/>
           <w:i w:val="0"/>
-          <w:color w:val="0066CC"/>
+          <w:color w:val="0000FF"/>
           <w:sz w:val="24"/>
           <w:u w:val="single"/>
         </w:rPr>
@@ -2427,7 +2427,7 @@
           <w:rFonts w:ascii="Charis SIL Regular" w:hAnsi="Charis SIL Regular" w:eastAsia="Charis SIL Regular"/>
           <w:b w:val="0"/>
           <w:i w:val="0"/>
-          <w:color w:val="0066CC"/>
+          <w:color w:val="0000FF"/>
           <w:sz w:val="24"/>
           <w:u w:val="single"/>
         </w:rPr>
@@ -2445,7 +2445,7 @@
           <w:rFonts w:ascii="Charis SIL Regular" w:hAnsi="Charis SIL Regular" w:eastAsia="Charis SIL Regular"/>
           <w:b w:val="0"/>
           <w:i w:val="0"/>
-          <w:color w:val="0066CC"/>
+          <w:color w:val="0000FF"/>
           <w:sz w:val="24"/>
           <w:u w:val="single"/>
         </w:rPr>
@@ -2553,7 +2553,7 @@
           <w:rFonts w:ascii="Charis SIL Regular" w:hAnsi="Charis SIL Regular" w:eastAsia="Charis SIL Regular"/>
           <w:b w:val="0"/>
           <w:i w:val="0"/>
-          <w:color w:val="0066CC"/>
+          <w:color w:val="0000FF"/>
           <w:sz w:val="24"/>
           <w:u w:val="single"/>
         </w:rPr>
@@ -2571,7 +2571,7 @@
           <w:rFonts w:ascii="Charis SIL Regular" w:hAnsi="Charis SIL Regular" w:eastAsia="Charis SIL Regular"/>
           <w:b w:val="0"/>
           <w:i w:val="0"/>
-          <w:color w:val="0066CC"/>
+          <w:color w:val="0000FF"/>
           <w:sz w:val="24"/>
           <w:u w:val="single"/>
         </w:rPr>
@@ -2589,7 +2589,7 @@
           <w:rFonts w:ascii="Charis SIL Regular" w:hAnsi="Charis SIL Regular" w:eastAsia="Charis SIL Regular"/>
           <w:b w:val="0"/>
           <w:i w:val="0"/>
-          <w:color w:val="0066CC"/>
+          <w:color w:val="0000FF"/>
           <w:sz w:val="24"/>
           <w:u w:val="single"/>
         </w:rPr>
@@ -2607,7 +2607,7 @@
           <w:rFonts w:ascii="Charis SIL Regular" w:hAnsi="Charis SIL Regular" w:eastAsia="Charis SIL Regular"/>
           <w:b w:val="0"/>
           <w:i w:val="0"/>
-          <w:color w:val="0066CC"/>
+          <w:color w:val="0000FF"/>
           <w:sz w:val="24"/>
           <w:u w:val="single"/>
         </w:rPr>
@@ -2745,7 +2745,7 @@
           <w:rFonts w:ascii="Charis SIL Regular" w:hAnsi="Charis SIL Regular" w:eastAsia="Charis SIL Regular"/>
           <w:b w:val="0"/>
           <w:i w:val="0"/>
-          <w:color w:val="0066CC"/>
+          <w:color w:val="0000FF"/>
           <w:sz w:val="24"/>
           <w:u w:val="single"/>
         </w:rPr>
@@ -2763,7 +2763,7 @@
           <w:rFonts w:ascii="Charis SIL Regular" w:hAnsi="Charis SIL Regular" w:eastAsia="Charis SIL Regular"/>
           <w:b w:val="0"/>
           <w:i w:val="0"/>
-          <w:color w:val="0066CC"/>
+          <w:color w:val="0000FF"/>
           <w:sz w:val="24"/>
           <w:u w:val="single"/>
         </w:rPr>
@@ -2781,7 +2781,7 @@
           <w:rFonts w:ascii="Charis SIL Regular" w:hAnsi="Charis SIL Regular" w:eastAsia="Charis SIL Regular"/>
           <w:b w:val="0"/>
           <w:i w:val="0"/>
-          <w:color w:val="0066CC"/>
+          <w:color w:val="0000FF"/>
           <w:sz w:val="24"/>
           <w:u w:val="single"/>
         </w:rPr>
@@ -2799,7 +2799,7 @@
           <w:rFonts w:ascii="Charis SIL Regular" w:hAnsi="Charis SIL Regular" w:eastAsia="Charis SIL Regular"/>
           <w:b w:val="0"/>
           <w:i w:val="0"/>
-          <w:color w:val="0066CC"/>
+          <w:color w:val="0000FF"/>
           <w:sz w:val="24"/>
           <w:u w:val="single"/>
         </w:rPr>
@@ -2817,7 +2817,7 @@
           <w:rFonts w:ascii="Charis SIL Regular" w:hAnsi="Charis SIL Regular" w:eastAsia="Charis SIL Regular"/>
           <w:b w:val="0"/>
           <w:i w:val="0"/>
-          <w:color w:val="0066CC"/>
+          <w:color w:val="0000FF"/>
           <w:sz w:val="24"/>
           <w:u w:val="single"/>
         </w:rPr>
@@ -2835,7 +2835,7 @@
           <w:rFonts w:ascii="Charis SIL Regular" w:hAnsi="Charis SIL Regular" w:eastAsia="Charis SIL Regular"/>
           <w:b w:val="0"/>
           <w:i w:val="0"/>
-          <w:color w:val="0066CC"/>
+          <w:color w:val="0000FF"/>
           <w:sz w:val="24"/>
           <w:u w:val="single"/>
         </w:rPr>
@@ -2846,7 +2846,7 @@
           <w:rFonts w:ascii="Charis SIL Regular" w:hAnsi="Charis SIL Regular" w:eastAsia="Charis SIL Regular"/>
           <w:b w:val="0"/>
           <w:i w:val="0"/>
-          <w:color w:val="0066CC"/>
+          <w:color w:val="0000FF"/>
           <w:sz w:val="24"/>
         </w:rPr>
         <w:t xml:space="preserve">/ </w:t>
@@ -2859,7 +2859,7 @@
           <w:rFonts w:ascii="Charis SIL Regular" w:hAnsi="Charis SIL Regular" w:eastAsia="Charis SIL Regular"/>
           <w:b w:val="0"/>
           <w:i w:val="0"/>
-          <w:color w:val="0066CC"/>
+          <w:color w:val="0000FF"/>
           <w:sz w:val="24"/>
           <w:u w:val="single"/>
         </w:rPr>
@@ -2877,7 +2877,7 @@
           <w:rFonts w:ascii="Charis SIL Regular" w:hAnsi="Charis SIL Regular" w:eastAsia="Charis SIL Regular"/>
           <w:b w:val="0"/>
           <w:i w:val="0"/>
-          <w:color w:val="0066CC"/>
+          <w:color w:val="0000FF"/>
           <w:sz w:val="24"/>
           <w:u w:val="single"/>
         </w:rPr>
@@ -2895,7 +2895,7 @@
           <w:rFonts w:ascii="Charis SIL Regular" w:hAnsi="Charis SIL Regular" w:eastAsia="Charis SIL Regular"/>
           <w:b w:val="0"/>
           <w:i w:val="0"/>
-          <w:color w:val="0066CC"/>
+          <w:color w:val="0000FF"/>
           <w:sz w:val="24"/>
           <w:u w:val="single"/>
         </w:rPr>
@@ -2913,7 +2913,7 @@
           <w:rFonts w:ascii="Charis SIL Regular" w:hAnsi="Charis SIL Regular" w:eastAsia="Charis SIL Regular"/>
           <w:b w:val="0"/>
           <w:i w:val="0"/>
-          <w:color w:val="0066CC"/>
+          <w:color w:val="0000FF"/>
           <w:sz w:val="24"/>
           <w:u w:val="single"/>
         </w:rPr>
@@ -2931,7 +2931,7 @@
           <w:rFonts w:ascii="Charis SIL Regular" w:hAnsi="Charis SIL Regular" w:eastAsia="Charis SIL Regular"/>
           <w:b w:val="0"/>
           <w:i w:val="0"/>
-          <w:color w:val="0066CC"/>
+          <w:color w:val="0000FF"/>
           <w:sz w:val="24"/>
           <w:u w:val="single"/>
         </w:rPr>
@@ -2949,7 +2949,7 @@
           <w:rFonts w:ascii="Charis SIL Regular" w:hAnsi="Charis SIL Regular" w:eastAsia="Charis SIL Regular"/>
           <w:b w:val="0"/>
           <w:i w:val="0"/>
-          <w:color w:val="0066CC"/>
+          <w:color w:val="0000FF"/>
           <w:sz w:val="24"/>
         </w:rPr>
         <w:hyperlink r:id="rId14" w:history="1">
@@ -3075,7 +3075,7 @@
           <w:rFonts w:ascii="Charis SIL Regular" w:hAnsi="Charis SIL Regular" w:eastAsia="Charis SIL Regular"/>
           <w:b w:val="0"/>
           <w:i w:val="0"/>
-          <w:color w:val="0066CC"/>
+          <w:color w:val="0000FF"/>
           <w:sz w:val="24"/>
           <w:u w:val="single"/>
         </w:rPr>
@@ -3093,7 +3093,7 @@
           <w:rFonts w:ascii="Charis SIL Regular" w:hAnsi="Charis SIL Regular" w:eastAsia="Charis SIL Regular"/>
           <w:b w:val="0"/>
           <w:i w:val="0"/>
-          <w:color w:val="0066CC"/>
+          <w:color w:val="0000FF"/>
           <w:sz w:val="24"/>
           <w:u w:val="single"/>
         </w:rPr>
@@ -3111,7 +3111,7 @@
           <w:rFonts w:ascii="Charis SIL Regular" w:hAnsi="Charis SIL Regular" w:eastAsia="Charis SIL Regular"/>
           <w:b w:val="0"/>
           <w:i w:val="0"/>
-          <w:color w:val="0066CC"/>
+          <w:color w:val="0000FF"/>
           <w:sz w:val="24"/>
           <w:u w:val="single"/>
         </w:rPr>
@@ -3129,7 +3129,7 @@
           <w:rFonts w:ascii="Charis SIL Regular" w:hAnsi="Charis SIL Regular" w:eastAsia="Charis SIL Regular"/>
           <w:b w:val="0"/>
           <w:i w:val="0"/>
-          <w:color w:val="0066CC"/>
+          <w:color w:val="0000FF"/>
           <w:sz w:val="24"/>
           <w:u w:val="single"/>
         </w:rPr>
@@ -3157,7 +3157,7 @@
           <w:rFonts w:ascii="Charis SIL Regular" w:hAnsi="Charis SIL Regular" w:eastAsia="Charis SIL Regular"/>
           <w:b w:val="0"/>
           <w:i w:val="0"/>
-          <w:color w:val="0066CC"/>
+          <w:color w:val="0000FF"/>
           <w:sz w:val="24"/>
           <w:u w:val="single"/>
         </w:rPr>
@@ -3175,7 +3175,7 @@
           <w:rFonts w:ascii="Charis SIL Regular" w:hAnsi="Charis SIL Regular" w:eastAsia="Charis SIL Regular"/>
           <w:b w:val="0"/>
           <w:i w:val="0"/>
-          <w:color w:val="0066CC"/>
+          <w:color w:val="0000FF"/>
           <w:sz w:val="24"/>
           <w:u w:val="single"/>
         </w:rPr>
@@ -3193,7 +3193,7 @@
           <w:rFonts w:ascii="Charis SIL Regular" w:hAnsi="Charis SIL Regular" w:eastAsia="Charis SIL Regular"/>
           <w:b w:val="0"/>
           <w:i w:val="0"/>
-          <w:color w:val="0066CC"/>
+          <w:color w:val="0000FF"/>
           <w:sz w:val="24"/>
           <w:u w:val="single"/>
         </w:rPr>
@@ -3214,14 +3214,21 @@
           <w:color w:val="000000"/>
           <w:sz w:val="24"/>
         </w:rPr>
-        <w:t xml:space="preserve">, </w:t>
+        <w:hyperlink r:id="rId18" w:history="1">
+          <w:r>
+            <w:rPr>
+              <w:rStyle w:val="Hyperlink"/>
+            </w:rPr>
+            <w:t xml:space="preserve">, </w:t>
+          </w:r>
+        </w:hyperlink>
       </w:r>
       <w:r>
         <w:rPr>
           <w:rFonts w:ascii="Charis SIL Regular" w:hAnsi="Charis SIL Regular" w:eastAsia="Charis SIL Regular"/>
           <w:b w:val="0"/>
           <w:i w:val="0"/>
-          <w:color w:val="0066CC"/>
+          <w:color w:val="0000FF"/>
           <w:sz w:val="24"/>
           <w:u w:val="single"/>
         </w:rPr>
@@ -3239,7 +3246,7 @@
           <w:rFonts w:ascii="Charis SIL Regular" w:hAnsi="Charis SIL Regular" w:eastAsia="Charis SIL Regular"/>
           <w:b w:val="0"/>
           <w:i w:val="0"/>
-          <w:color w:val="0066CC"/>
+          <w:color w:val="0000FF"/>
           <w:sz w:val="24"/>
           <w:u w:val="single"/>
         </w:rPr>
@@ -3250,7 +3257,7 @@
           <w:rFonts w:ascii="Charis SIL Regular" w:hAnsi="Charis SIL Regular" w:eastAsia="Charis SIL Regular"/>
           <w:b w:val="0"/>
           <w:i w:val="0"/>
-          <w:color w:val="0066CC"/>
+          <w:color w:val="0000FF"/>
           <w:sz w:val="24"/>
           <w:u w:val="single"/>
         </w:rPr>
@@ -3268,11 +3275,11 @@
           <w:rFonts w:ascii="Charis SIL Regular" w:hAnsi="Charis SIL Regular" w:eastAsia="Charis SIL Regular"/>
           <w:b w:val="0"/>
           <w:i w:val="0"/>
-          <w:color w:val="0066CC"/>
+          <w:color w:val="0000FF"/>
           <w:sz w:val="24"/>
           <w:u w:val="single"/>
         </w:rPr>
-        <w:hyperlink r:id="rId18" w:history="1">
+        <w:hyperlink r:id="rId20" w:history="1">
           <w:r>
             <w:rPr>
               <w:rStyle w:val="Hyperlink"/>
@@ -3399,7 +3406,7 @@
           <w:rFonts w:ascii="Charis SIL Regular" w:hAnsi="Charis SIL Regular" w:eastAsia="Charis SIL Regular"/>
           <w:b w:val="0"/>
           <w:i w:val="0"/>
-          <w:color w:val="0066CC"/>
+          <w:color w:val="0000FF"/>
           <w:sz w:val="24"/>
           <w:u w:val="single"/>
         </w:rPr>
@@ -3417,7 +3424,7 @@
           <w:rFonts w:ascii="Charis SIL Regular" w:hAnsi="Charis SIL Regular" w:eastAsia="Charis SIL Regular"/>
           <w:b w:val="0"/>
           <w:i w:val="0"/>
-          <w:color w:val="0066CC"/>
+          <w:color w:val="0000FF"/>
           <w:sz w:val="24"/>
           <w:u w:val="single"/>
         </w:rPr>
@@ -3435,7 +3442,7 @@
           <w:rFonts w:ascii="Charis SIL Regular" w:hAnsi="Charis SIL Regular" w:eastAsia="Charis SIL Regular"/>
           <w:b w:val="0"/>
           <w:i w:val="0"/>
-          <w:color w:val="0066CC"/>
+          <w:color w:val="0000FF"/>
           <w:sz w:val="24"/>
           <w:u w:val="single"/>
         </w:rPr>
@@ -3453,7 +3460,7 @@
           <w:rFonts w:ascii="Charis SIL Regular" w:hAnsi="Charis SIL Regular" w:eastAsia="Charis SIL Regular"/>
           <w:b w:val="0"/>
           <w:i w:val="0"/>
-          <w:color w:val="0066CC"/>
+          <w:color w:val="0000FF"/>
           <w:sz w:val="24"/>
           <w:u w:val="single"/>
         </w:rPr>
@@ -3481,7 +3488,7 @@
           <w:rFonts w:ascii="Charis SIL Regular" w:hAnsi="Charis SIL Regular" w:eastAsia="Charis SIL Regular"/>
           <w:b w:val="0"/>
           <w:i w:val="0"/>
-          <w:color w:val="0066CC"/>
+          <w:color w:val="0000FF"/>
           <w:sz w:val="24"/>
           <w:u w:val="single"/>
         </w:rPr>
@@ -3499,7 +3506,7 @@
           <w:rFonts w:ascii="Charis SIL Regular" w:hAnsi="Charis SIL Regular" w:eastAsia="Charis SIL Regular"/>
           <w:b w:val="0"/>
           <w:i w:val="0"/>
-          <w:color w:val="0066CC"/>
+          <w:color w:val="0000FF"/>
           <w:sz w:val="24"/>
           <w:u w:val="single"/>
         </w:rPr>
@@ -3517,7 +3524,7 @@
           <w:rFonts w:ascii="Charis SIL Regular" w:hAnsi="Charis SIL Regular" w:eastAsia="Charis SIL Regular"/>
           <w:b w:val="0"/>
           <w:i w:val="0"/>
-          <w:color w:val="0066CC"/>
+          <w:color w:val="0000FF"/>
           <w:sz w:val="24"/>
           <w:u w:val="single"/>
         </w:rPr>
@@ -3532,20 +3539,28 @@
       </w:r>
       <w:r>
         <w:rPr>
+          <w:u w:val="single" w:color="0000ff"/>
           <w:rFonts w:ascii="Charis SIL Regular" w:hAnsi="Charis SIL Regular" w:eastAsia="Charis SIL Regular"/>
           <w:b w:val="0"/>
           <w:i w:val="0"/>
           <w:color w:val="000000"/>
           <w:sz w:val="24"/>
         </w:rPr>
-        <w:t xml:space="preserve">, </w:t>
+        <w:hyperlink r:id="rId21" w:history="1">
+          <w:r>
+            <w:rPr>
+              <w:rStyle w:val="Hyperlink"/>
+            </w:rPr>
+            <w:t xml:space="preserve">, </w:t>
+          </w:r>
+        </w:hyperlink>
       </w:r>
       <w:r>
         <w:rPr>
           <w:rFonts w:ascii="Charis SIL Regular" w:hAnsi="Charis SIL Regular" w:eastAsia="Charis SIL Regular"/>
           <w:b w:val="0"/>
           <w:i w:val="0"/>
-          <w:color w:val="0066CC"/>
+          <w:color w:val="0000FF"/>
           <w:sz w:val="24"/>
           <w:u w:val="single"/>
         </w:rPr>
@@ -3563,7 +3578,7 @@
           <w:rFonts w:ascii="Charis SIL Regular" w:hAnsi="Charis SIL Regular" w:eastAsia="Charis SIL Regular"/>
           <w:b w:val="0"/>
           <w:i w:val="0"/>
-          <w:color w:val="0066CC"/>
+          <w:color w:val="0000FF"/>
           <w:sz w:val="24"/>
           <w:u w:val="single"/>
         </w:rPr>
@@ -3574,7 +3589,7 @@
           <w:rFonts w:ascii="Charis SIL Regular" w:hAnsi="Charis SIL Regular" w:eastAsia="Charis SIL Regular"/>
           <w:b w:val="0"/>
           <w:i w:val="0"/>
-          <w:color w:val="0066CC"/>
+          <w:color w:val="0000FF"/>
           <w:sz w:val="24"/>
           <w:u w:val="single"/>
         </w:rPr>
@@ -3592,11 +3607,11 @@
           <w:rFonts w:ascii="Charis SIL Regular" w:hAnsi="Charis SIL Regular" w:eastAsia="Charis SIL Regular"/>
           <w:b w:val="0"/>
           <w:i w:val="0"/>
-          <w:color w:val="0066CC"/>
+          <w:color w:val="0000FF"/>
           <w:sz w:val="24"/>
           <w:u w:val="single"/>
         </w:rPr>
-        <w:hyperlink r:id="rId21" w:history="1">
+        <w:hyperlink r:id="rId23" w:history="1">
           <w:r>
             <w:rPr>
               <w:rStyle w:val="Hyperlink"/>

--- a/EXPORTS/DOCX/published/niveau3/English/MNusantara.docx
+++ b/EXPORTS/DOCX/published/niveau3/English/MNusantara.docx
@@ -529,13 +529,21 @@
       </w:r>
       <w:r>
         <w:rPr>
+          <w:u w:val="single" w:color="0000ff"/>
           <w:rFonts w:ascii="Charis SIL Regular" w:hAnsi="Charis SIL Regular" w:eastAsia="Charis SIL Regular"/>
           <w:b w:val="0"/>
           <w:i w:val="0"/>
           <w:color w:val="000000"/>
           <w:sz w:val="24"/>
         </w:rPr>
-        <w:t xml:space="preserve">and a new </w:t>
+        <w:hyperlink r:id="rId11" w:history="1">
+          <w:r>
+            <w:rPr>
+              <w:rStyle w:val="Hyperlink"/>
+            </w:rPr>
+            <w:t xml:space="preserve">and a new </w:t>
+          </w:r>
+        </w:hyperlink>
       </w:r>
       <w:r>
         <w:rPr>
@@ -546,7 +554,7 @@
           <w:sz w:val="24"/>
           <w:u w:val="single"/>
         </w:rPr>
-        <w:hyperlink r:id="rId12" w:history="1">
+        <w:hyperlink r:id="rId11" w:history="1">
           <w:r>
             <w:rPr>
               <w:rStyle w:val="Hyperlink"/>
@@ -564,7 +572,7 @@
           <w:sz w:val="24"/>
           <w:u w:val="single"/>
         </w:rPr>
-        <w:hyperlink r:id="rId12" w:history="1">
+        <w:hyperlink r:id="rId11" w:history="1">
           <w:r>
             <w:rPr>
               <w:rStyle w:val="Hyperlink"/>
@@ -3179,7 +3187,7 @@
           <w:sz w:val="24"/>
           <w:u w:val="single"/>
         </w:rPr>
-        <w:hyperlink r:id="rId19" w:history="1">
+        <w:hyperlink r:id="rId18" w:history="1">
           <w:r>
             <w:rPr>
               <w:rStyle w:val="Hyperlink"/>
@@ -3197,7 +3205,7 @@
           <w:sz w:val="24"/>
           <w:u w:val="single"/>
         </w:rPr>
-        <w:hyperlink r:id="rId19" w:history="1">
+        <w:hyperlink r:id="rId18" w:history="1">
           <w:r>
             <w:rPr>
               <w:rStyle w:val="Hyperlink"/>
@@ -3232,7 +3240,7 @@
           <w:sz w:val="24"/>
           <w:u w:val="single"/>
         </w:rPr>
-        <w:hyperlink r:id="rId20" w:history="1">
+        <w:hyperlink r:id="rId18" w:history="1">
           <w:r>
             <w:rPr>
               <w:rStyle w:val="Hyperlink"/>
@@ -3261,7 +3269,7 @@
           <w:sz w:val="24"/>
           <w:u w:val="single"/>
         </w:rPr>
-        <w:hyperlink r:id="rId20" w:history="1">
+        <w:hyperlink r:id="rId18" w:history="1">
           <w:r>
             <w:rPr>
               <w:rStyle w:val="Hyperlink"/>
@@ -3279,7 +3287,7 @@
           <w:sz w:val="24"/>
           <w:u w:val="single"/>
         </w:rPr>
-        <w:hyperlink r:id="rId20" w:history="1">
+        <w:hyperlink r:id="rId18" w:history="1">
           <w:r>
             <w:rPr>
               <w:rStyle w:val="Hyperlink"/>
@@ -3410,7 +3418,7 @@
           <w:sz w:val="24"/>
           <w:u w:val="single"/>
         </w:rPr>
-        <w:hyperlink r:id="rId21" w:history="1">
+        <w:hyperlink r:id="rId20" w:history="1">
           <w:r>
             <w:rPr>
               <w:rStyle w:val="Hyperlink"/>
@@ -3428,7 +3436,7 @@
           <w:sz w:val="24"/>
           <w:u w:val="single"/>
         </w:rPr>
-        <w:hyperlink r:id="rId21" w:history="1">
+        <w:hyperlink r:id="rId20" w:history="1">
           <w:r>
             <w:rPr>
               <w:rStyle w:val="Hyperlink"/>
@@ -3446,7 +3454,7 @@
           <w:sz w:val="24"/>
           <w:u w:val="single"/>
         </w:rPr>
-        <w:hyperlink r:id="rId21" w:history="1">
+        <w:hyperlink r:id="rId20" w:history="1">
           <w:r>
             <w:rPr>
               <w:rStyle w:val="Hyperlink"/>
@@ -3464,7 +3472,7 @@
           <w:sz w:val="24"/>
           <w:u w:val="single"/>
         </w:rPr>
-        <w:hyperlink r:id="rId21" w:history="1">
+        <w:hyperlink r:id="rId20" w:history="1">
           <w:r>
             <w:rPr>
               <w:rStyle w:val="Hyperlink"/>
@@ -3492,7 +3500,7 @@
           <w:sz w:val="24"/>
           <w:u w:val="single"/>
         </w:rPr>
-        <w:hyperlink r:id="rId22" w:history="1">
+        <w:hyperlink r:id="rId21" w:history="1">
           <w:r>
             <w:rPr>
               <w:rStyle w:val="Hyperlink"/>
@@ -3510,7 +3518,7 @@
           <w:sz w:val="24"/>
           <w:u w:val="single"/>
         </w:rPr>
-        <w:hyperlink r:id="rId22" w:history="1">
+        <w:hyperlink r:id="rId21" w:history="1">
           <w:r>
             <w:rPr>
               <w:rStyle w:val="Hyperlink"/>
@@ -3528,7 +3536,7 @@
           <w:sz w:val="24"/>
           <w:u w:val="single"/>
         </w:rPr>
-        <w:hyperlink r:id="rId22" w:history="1">
+        <w:hyperlink r:id="rId20" w:history="1">
           <w:r>
             <w:rPr>
               <w:rStyle w:val="Hyperlink"/>
@@ -3539,14 +3547,13 @@
       </w:r>
       <w:r>
         <w:rPr>
-          <w:u w:val="single" w:color="0000ff"/>
           <w:rFonts w:ascii="Charis SIL Regular" w:hAnsi="Charis SIL Regular" w:eastAsia="Charis SIL Regular"/>
           <w:b w:val="0"/>
           <w:i w:val="0"/>
           <w:color w:val="000000"/>
           <w:sz w:val="24"/>
         </w:rPr>
-        <w:hyperlink r:id="rId21" w:history="1">
+        <w:hyperlink r:id="rId20" w:history="1">
           <w:r>
             <w:rPr>
               <w:rStyle w:val="Hyperlink"/>
@@ -3564,7 +3571,7 @@
           <w:sz w:val="24"/>
           <w:u w:val="single"/>
         </w:rPr>
-        <w:hyperlink r:id="rId23" w:history="1">
+        <w:hyperlink r:id="rId20" w:history="1">
           <w:r>
             <w:rPr>
               <w:rStyle w:val="Hyperlink"/>
@@ -3593,7 +3600,7 @@
           <w:sz w:val="24"/>
           <w:u w:val="single"/>
         </w:rPr>
-        <w:hyperlink r:id="rId23" w:history="1">
+        <w:hyperlink r:id="rId20" w:history="1">
           <w:r>
             <w:rPr>
               <w:rStyle w:val="Hyperlink"/>
@@ -3611,7 +3618,7 @@
           <w:sz w:val="24"/>
           <w:u w:val="single"/>
         </w:rPr>
-        <w:hyperlink r:id="rId23" w:history="1">
+        <w:hyperlink r:id="rId20" w:history="1">
           <w:r>
             <w:rPr>
               <w:rStyle w:val="Hyperlink"/>

--- a/EXPORTS/DOCX/published/niveau3/English/MNusantara.docx
+++ b/EXPORTS/DOCX/published/niveau3/English/MNusantara.docx
@@ -2845,9 +2845,15 @@
           <w:i w:val="0"/>
           <w:color w:val="0000FF"/>
           <w:sz w:val="24"/>
-          <w:u w:val="single"/>
         </w:rPr>
-        <w:t>2</w:t>
+        <w:hyperlink r:id="rId14" w:history="1">
+          <w:r>
+            <w:rPr>
+              <w:rStyle w:val="Hyperlink"/>
+            </w:rPr>
+            <w:t>2</w:t>
+          </w:r>
+        </w:hyperlink>
       </w:r>
       <w:r>
         <w:rPr>
@@ -3269,7 +3275,7 @@
           <w:sz w:val="24"/>
           <w:u w:val="single"/>
         </w:rPr>
-        <w:hyperlink r:id="rId18" w:history="1">
+        <w:hyperlink r:id="rId20" w:history="1">
           <w:r>
             <w:rPr>
               <w:rStyle w:val="Hyperlink"/>
@@ -3287,7 +3293,7 @@
           <w:sz w:val="24"/>
           <w:u w:val="single"/>
         </w:rPr>
-        <w:hyperlink r:id="rId18" w:history="1">
+        <w:hyperlink r:id="rId20" w:history="1">
           <w:r>
             <w:rPr>
               <w:rStyle w:val="Hyperlink"/>
@@ -3418,7 +3424,7 @@
           <w:sz w:val="24"/>
           <w:u w:val="single"/>
         </w:rPr>
-        <w:hyperlink r:id="rId20" w:history="1">
+        <w:hyperlink r:id="rId21" w:history="1">
           <w:r>
             <w:rPr>
               <w:rStyle w:val="Hyperlink"/>
@@ -3436,7 +3442,7 @@
           <w:sz w:val="24"/>
           <w:u w:val="single"/>
         </w:rPr>
-        <w:hyperlink r:id="rId20" w:history="1">
+        <w:hyperlink r:id="rId21" w:history="1">
           <w:r>
             <w:rPr>
               <w:rStyle w:val="Hyperlink"/>
@@ -3454,7 +3460,7 @@
           <w:sz w:val="24"/>
           <w:u w:val="single"/>
         </w:rPr>
-        <w:hyperlink r:id="rId20" w:history="1">
+        <w:hyperlink r:id="rId21" w:history="1">
           <w:r>
             <w:rPr>
               <w:rStyle w:val="Hyperlink"/>
@@ -3472,7 +3478,7 @@
           <w:sz w:val="24"/>
           <w:u w:val="single"/>
         </w:rPr>
-        <w:hyperlink r:id="rId20" w:history="1">
+        <w:hyperlink r:id="rId21" w:history="1">
           <w:r>
             <w:rPr>
               <w:rStyle w:val="Hyperlink"/>
@@ -3500,7 +3506,7 @@
           <w:sz w:val="24"/>
           <w:u w:val="single"/>
         </w:rPr>
-        <w:hyperlink r:id="rId21" w:history="1">
+        <w:hyperlink r:id="rId22" w:history="1">
           <w:r>
             <w:rPr>
               <w:rStyle w:val="Hyperlink"/>
@@ -3536,7 +3542,7 @@
           <w:sz w:val="24"/>
           <w:u w:val="single"/>
         </w:rPr>
-        <w:hyperlink r:id="rId20" w:history="1">
+        <w:hyperlink r:id="rId21" w:history="1">
           <w:r>
             <w:rPr>
               <w:rStyle w:val="Hyperlink"/>
@@ -3553,7 +3559,7 @@
           <w:color w:val="000000"/>
           <w:sz w:val="24"/>
         </w:rPr>
-        <w:hyperlink r:id="rId20" w:history="1">
+        <w:hyperlink r:id="rId21" w:history="1">
           <w:r>
             <w:rPr>
               <w:rStyle w:val="Hyperlink"/>
@@ -3571,7 +3577,7 @@
           <w:sz w:val="24"/>
           <w:u w:val="single"/>
         </w:rPr>
-        <w:hyperlink r:id="rId20" w:history="1">
+        <w:hyperlink r:id="rId21" w:history="1">
           <w:r>
             <w:rPr>
               <w:rStyle w:val="Hyperlink"/>
@@ -3600,7 +3606,7 @@
           <w:sz w:val="24"/>
           <w:u w:val="single"/>
         </w:rPr>
-        <w:hyperlink r:id="rId20" w:history="1">
+        <w:hyperlink r:id="rId23" w:history="1">
           <w:r>
             <w:rPr>
               <w:rStyle w:val="Hyperlink"/>
@@ -3618,7 +3624,7 @@
           <w:sz w:val="24"/>
           <w:u w:val="single"/>
         </w:rPr>
-        <w:hyperlink r:id="rId20" w:history="1">
+        <w:hyperlink r:id="rId23" w:history="1">
           <w:r>
             <w:rPr>
               <w:rStyle w:val="Hyperlink"/>

--- a/EXPORTS/DOCX/published/niveau3/English/MNusantara.docx
+++ b/EXPORTS/DOCX/published/niveau3/English/MNusantara.docx
@@ -2845,15 +2845,9 @@
           <w:i w:val="0"/>
           <w:color w:val="0000FF"/>
           <w:sz w:val="24"/>
+          <w:u w:val="single"/>
         </w:rPr>
-        <w:hyperlink r:id="rId14" w:history="1">
-          <w:r>
-            <w:rPr>
-              <w:rStyle w:val="Hyperlink"/>
-            </w:rPr>
-            <w:t>2</w:t>
-          </w:r>
-        </w:hyperlink>
+        <w:t>2</w:t>
       </w:r>
       <w:r>
         <w:rPr>
@@ -3193,7 +3187,7 @@
           <w:sz w:val="24"/>
           <w:u w:val="single"/>
         </w:rPr>
-        <w:hyperlink r:id="rId18" w:history="1">
+        <w:hyperlink r:id="rId19" w:history="1">
           <w:r>
             <w:rPr>
               <w:rStyle w:val="Hyperlink"/>
@@ -3211,7 +3205,7 @@
           <w:sz w:val="24"/>
           <w:u w:val="single"/>
         </w:rPr>
-        <w:hyperlink r:id="rId18" w:history="1">
+        <w:hyperlink r:id="rId19" w:history="1">
           <w:r>
             <w:rPr>
               <w:rStyle w:val="Hyperlink"/>
@@ -3222,20 +3216,14 @@
       </w:r>
       <w:r>
         <w:rPr>
+          <w:u w:val="single" w:color="0000ff"/>
           <w:rFonts w:ascii="Charis SIL Regular" w:hAnsi="Charis SIL Regular" w:eastAsia="Charis SIL Regular"/>
           <w:b w:val="0"/>
           <w:i w:val="0"/>
           <w:color w:val="000000"/>
           <w:sz w:val="24"/>
         </w:rPr>
-        <w:hyperlink r:id="rId18" w:history="1">
-          <w:r>
-            <w:rPr>
-              <w:rStyle w:val="Hyperlink"/>
-            </w:rPr>
-            <w:t xml:space="preserve">, </w:t>
-          </w:r>
-        </w:hyperlink>
+        <w:t xml:space="preserve">, </w:t>
       </w:r>
       <w:r>
         <w:rPr>
@@ -3246,7 +3234,7 @@
           <w:sz w:val="24"/>
           <w:u w:val="single"/>
         </w:rPr>
-        <w:hyperlink r:id="rId18" w:history="1">
+        <w:hyperlink r:id="rId20" w:history="1">
           <w:r>
             <w:rPr>
               <w:rStyle w:val="Hyperlink"/>
@@ -3293,7 +3281,7 @@
           <w:sz w:val="24"/>
           <w:u w:val="single"/>
         </w:rPr>
-        <w:hyperlink r:id="rId20" w:history="1">
+        <w:hyperlink r:id="rId18" w:history="1">
           <w:r>
             <w:rPr>
               <w:rStyle w:val="Hyperlink"/>
@@ -3524,7 +3512,7 @@
           <w:sz w:val="24"/>
           <w:u w:val="single"/>
         </w:rPr>
-        <w:hyperlink r:id="rId21" w:history="1">
+        <w:hyperlink r:id="rId22" w:history="1">
           <w:r>
             <w:rPr>
               <w:rStyle w:val="Hyperlink"/>
@@ -3542,7 +3530,7 @@
           <w:sz w:val="24"/>
           <w:u w:val="single"/>
         </w:rPr>
-        <w:hyperlink r:id="rId21" w:history="1">
+        <w:hyperlink r:id="rId22" w:history="1">
           <w:r>
             <w:rPr>
               <w:rStyle w:val="Hyperlink"/>
@@ -3559,14 +3547,7 @@
           <w:color w:val="000000"/>
           <w:sz w:val="24"/>
         </w:rPr>
-        <w:hyperlink r:id="rId21" w:history="1">
-          <w:r>
-            <w:rPr>
-              <w:rStyle w:val="Hyperlink"/>
-            </w:rPr>
-            <w:t xml:space="preserve">, </w:t>
-          </w:r>
-        </w:hyperlink>
+        <w:t xml:space="preserve">, </w:t>
       </w:r>
       <w:r>
         <w:rPr>
@@ -3577,7 +3558,7 @@
           <w:sz w:val="24"/>
           <w:u w:val="single"/>
         </w:rPr>
-        <w:hyperlink r:id="rId21" w:history="1">
+        <w:hyperlink r:id="rId23" w:history="1">
           <w:r>
             <w:rPr>
               <w:rStyle w:val="Hyperlink"/>
@@ -3624,7 +3605,7 @@
           <w:sz w:val="24"/>
           <w:u w:val="single"/>
         </w:rPr>
-        <w:hyperlink r:id="rId23" w:history="1">
+        <w:hyperlink r:id="rId21" w:history="1">
           <w:r>
             <w:rPr>
               <w:rStyle w:val="Hyperlink"/>

--- a/EXPORTS/DOCX/published/niveau3/English/MNusantara.docx
+++ b/EXPORTS/DOCX/published/niveau3/English/MNusantara.docx
@@ -529,21 +529,13 @@
       </w:r>
       <w:r>
         <w:rPr>
-          <w:u w:val="single" w:color="0000ff"/>
           <w:rFonts w:ascii="Charis SIL Regular" w:hAnsi="Charis SIL Regular" w:eastAsia="Charis SIL Regular"/>
           <w:b w:val="0"/>
           <w:i w:val="0"/>
           <w:color w:val="000000"/>
           <w:sz w:val="24"/>
         </w:rPr>
-        <w:hyperlink r:id="rId11" w:history="1">
-          <w:r>
-            <w:rPr>
-              <w:rStyle w:val="Hyperlink"/>
-            </w:rPr>
-            <w:t xml:space="preserve">and a new </w:t>
-          </w:r>
-        </w:hyperlink>
+        <w:t xml:space="preserve">and a new </w:t>
       </w:r>
       <w:r>
         <w:rPr>
@@ -3216,7 +3208,6 @@
       </w:r>
       <w:r>
         <w:rPr>
-          <w:u w:val="single" w:color="0000ff"/>
           <w:rFonts w:ascii="Charis SIL Regular" w:hAnsi="Charis SIL Regular" w:eastAsia="Charis SIL Regular"/>
           <w:b w:val="0"/>
           <w:i w:val="0"/>
@@ -3281,7 +3272,7 @@
           <w:sz w:val="24"/>
           <w:u w:val="single"/>
         </w:rPr>
-        <w:hyperlink r:id="rId18" w:history="1">
+        <w:hyperlink r:id="rId20" w:history="1">
           <w:r>
             <w:rPr>
               <w:rStyle w:val="Hyperlink"/>
@@ -3541,13 +3532,21 @@
       </w:r>
       <w:r>
         <w:rPr>
+          <w:u w:val="single" w:color="0000ff"/>
           <w:rFonts w:ascii="Charis SIL Regular" w:hAnsi="Charis SIL Regular" w:eastAsia="Charis SIL Regular"/>
           <w:b w:val="0"/>
           <w:i w:val="0"/>
           <w:color w:val="000000"/>
           <w:sz w:val="24"/>
         </w:rPr>
-        <w:t xml:space="preserve">, </w:t>
+        <w:hyperlink r:id="rId21" w:history="1">
+          <w:r>
+            <w:rPr>
+              <w:rStyle w:val="Hyperlink"/>
+            </w:rPr>
+            <w:t xml:space="preserve">, </w:t>
+          </w:r>
+        </w:hyperlink>
       </w:r>
       <w:r>
         <w:rPr>
@@ -3605,7 +3604,7 @@
           <w:sz w:val="24"/>
           <w:u w:val="single"/>
         </w:rPr>
-        <w:hyperlink r:id="rId21" w:history="1">
+        <w:hyperlink r:id="rId23" w:history="1">
           <w:r>
             <w:rPr>
               <w:rStyle w:val="Hyperlink"/>

--- a/EXPORTS/DOCX/published/niveau3/English/MNusantara.docx
+++ b/EXPORTS/DOCX/published/niveau3/English/MNusantara.docx
@@ -3208,6 +3208,7 @@
       </w:r>
       <w:r>
         <w:rPr>
+          <w:u w:val="single" w:color="0000ff"/>
           <w:rFonts w:ascii="Charis SIL Regular" w:hAnsi="Charis SIL Regular" w:eastAsia="Charis SIL Regular"/>
           <w:b w:val="0"/>
           <w:i w:val="0"/>

--- a/EXPORTS/DOCX/published/niveau3/English/MNusantara.docx
+++ b/EXPORTS/DOCX/published/niveau3/English/MNusantara.docx
@@ -529,13 +529,21 @@
       </w:r>
       <w:r>
         <w:rPr>
+          <w:u w:val="single" w:color="0000ff"/>
           <w:rFonts w:ascii="Charis SIL Regular" w:hAnsi="Charis SIL Regular" w:eastAsia="Charis SIL Regular"/>
           <w:b w:val="0"/>
           <w:i w:val="0"/>
           <w:color w:val="000000"/>
           <w:sz w:val="24"/>
         </w:rPr>
-        <w:t xml:space="preserve">and a new </w:t>
+        <w:hyperlink r:id="rId11" w:history="1">
+          <w:r>
+            <w:rPr>
+              <w:rStyle w:val="Hyperlink"/>
+            </w:rPr>
+            <w:t xml:space="preserve">and a new </w:t>
+          </w:r>
+        </w:hyperlink>
       </w:r>
       <w:r>
         <w:rPr>
@@ -1149,61 +1157,7 @@
           <w:color w:val="000000"/>
           <w:sz w:val="24"/>
         </w:rPr>
-        <w:t>. This publication also includes a comprehensive overview of the</w:t>
-      </w:r>
-      <w:r>
-        <w:rPr>
-          <w:u w:val="single" w:color="0000ff"/>
-          <w:rFonts w:ascii="Charis SIL Regular" w:hAnsi="Charis SIL Regular" w:eastAsia="Charis SIL Regular"/>
-          <w:b w:val="0"/>
-          <w:i w:val="0"/>
-          <w:color w:val="000000"/>
-          <w:sz w:val="24"/>
-        </w:rPr>
-        <w:hyperlink r:id="rId14" w:history="1">
-          <w:r>
-            <w:rPr>
-              <w:rStyle w:val="Hyperlink"/>
-            </w:rPr>
-            <w:t xml:space="preserve"> institutio</w:t>
-          </w:r>
-        </w:hyperlink>
-      </w:r>
-      <w:r>
-        <w:rPr>
-          <w:u w:val="single" w:color="0000ff"/>
-          <w:rFonts w:ascii="Charis SIL Regular" w:hAnsi="Charis SIL Regular" w:eastAsia="Charis SIL Regular"/>
-          <w:b w:val="0"/>
-          <w:i w:val="0"/>
-          <w:color w:val="000000"/>
-          <w:sz w:val="24"/>
-        </w:rPr>
-        <w:hyperlink r:id="rId14" w:history="1">
-          <w:r>
-            <w:rPr>
-              <w:rStyle w:val="Hyperlink"/>
-            </w:rPr>
-            <w:t xml:space="preserve">ns </w:t>
-          </w:r>
-        </w:hyperlink>
-      </w:r>
-      <w:r>
-        <w:rPr>
-          <w:u w:val="single" w:color="0000ff"/>
-          <w:rFonts w:ascii="Charis SIL Regular" w:hAnsi="Charis SIL Regular" w:eastAsia="Charis SIL Regular"/>
-          <w:b w:val="0"/>
-          <w:i w:val="0"/>
-          <w:color w:val="000000"/>
-          <w:sz w:val="24"/>
-        </w:rPr>
-        <w:hyperlink r:id="rId14" w:history="1">
-          <w:r>
-            <w:rPr>
-              <w:rStyle w:val="Hyperlink"/>
-            </w:rPr>
-            <w:t>whe</w:t>
-          </w:r>
-        </w:hyperlink>
+        <w:t>. This publication also includes a comprehensive overview of the institutions whe</w:t>
       </w:r>
       <w:r>
         <w:rPr>
@@ -3208,7 +3162,6 @@
       </w:r>
       <w:r>
         <w:rPr>
-          <w:u w:val="single" w:color="0000ff"/>
           <w:rFonts w:ascii="Charis SIL Regular" w:hAnsi="Charis SIL Regular" w:eastAsia="Charis SIL Regular"/>
           <w:b w:val="0"/>
           <w:i w:val="0"/>
@@ -3273,7 +3226,7 @@
           <w:sz w:val="24"/>
           <w:u w:val="single"/>
         </w:rPr>
-        <w:hyperlink r:id="rId20" w:history="1">
+        <w:hyperlink r:id="rId18" w:history="1">
           <w:r>
             <w:rPr>
               <w:rStyle w:val="Hyperlink"/>
@@ -3533,21 +3486,13 @@
       </w:r>
       <w:r>
         <w:rPr>
-          <w:u w:val="single" w:color="0000ff"/>
           <w:rFonts w:ascii="Charis SIL Regular" w:hAnsi="Charis SIL Regular" w:eastAsia="Charis SIL Regular"/>
           <w:b w:val="0"/>
           <w:i w:val="0"/>
           <w:color w:val="000000"/>
           <w:sz w:val="24"/>
         </w:rPr>
-        <w:hyperlink r:id="rId21" w:history="1">
-          <w:r>
-            <w:rPr>
-              <w:rStyle w:val="Hyperlink"/>
-            </w:rPr>
-            <w:t xml:space="preserve">, </w:t>
-          </w:r>
-        </w:hyperlink>
+        <w:t xml:space="preserve">, </w:t>
       </w:r>
       <w:r>
         <w:rPr>

--- a/EXPORTS/DOCX/published/niveau3/English/MNusantara.docx
+++ b/EXPORTS/DOCX/published/niveau3/English/MNusantara.docx
@@ -529,21 +529,13 @@
       </w:r>
       <w:r>
         <w:rPr>
-          <w:u w:val="single" w:color="0000ff"/>
           <w:rFonts w:ascii="Charis SIL Regular" w:hAnsi="Charis SIL Regular" w:eastAsia="Charis SIL Regular"/>
           <w:b w:val="0"/>
           <w:i w:val="0"/>
           <w:color w:val="000000"/>
           <w:sz w:val="24"/>
         </w:rPr>
-        <w:hyperlink r:id="rId11" w:history="1">
-          <w:r>
-            <w:rPr>
-              <w:rStyle w:val="Hyperlink"/>
-            </w:rPr>
-            <w:t xml:space="preserve">and a new </w:t>
-          </w:r>
-        </w:hyperlink>
+        <w:t xml:space="preserve">and a new </w:t>
       </w:r>
       <w:r>
         <w:rPr>
@@ -1157,7 +1149,61 @@
           <w:color w:val="000000"/>
           <w:sz w:val="24"/>
         </w:rPr>
-        <w:t>. This publication also includes a comprehensive overview of the institutions whe</w:t>
+        <w:t>. This publication also includes a comprehensive overview of the</w:t>
+      </w:r>
+      <w:r>
+        <w:rPr>
+          <w:u w:val="single" w:color="0000ff"/>
+          <w:rFonts w:ascii="Charis SIL Regular" w:hAnsi="Charis SIL Regular" w:eastAsia="Charis SIL Regular"/>
+          <w:b w:val="0"/>
+          <w:i w:val="0"/>
+          <w:color w:val="000000"/>
+          <w:sz w:val="24"/>
+        </w:rPr>
+        <w:hyperlink r:id="rId14" w:history="1">
+          <w:r>
+            <w:rPr>
+              <w:rStyle w:val="Hyperlink"/>
+            </w:rPr>
+            <w:t xml:space="preserve"> institutio</w:t>
+          </w:r>
+        </w:hyperlink>
+      </w:r>
+      <w:r>
+        <w:rPr>
+          <w:u w:val="single" w:color="0000ff"/>
+          <w:rFonts w:ascii="Charis SIL Regular" w:hAnsi="Charis SIL Regular" w:eastAsia="Charis SIL Regular"/>
+          <w:b w:val="0"/>
+          <w:i w:val="0"/>
+          <w:color w:val="000000"/>
+          <w:sz w:val="24"/>
+        </w:rPr>
+        <w:hyperlink r:id="rId14" w:history="1">
+          <w:r>
+            <w:rPr>
+              <w:rStyle w:val="Hyperlink"/>
+            </w:rPr>
+            <w:t xml:space="preserve">ns </w:t>
+          </w:r>
+        </w:hyperlink>
+      </w:r>
+      <w:r>
+        <w:rPr>
+          <w:u w:val="single" w:color="0000ff"/>
+          <w:rFonts w:ascii="Charis SIL Regular" w:hAnsi="Charis SIL Regular" w:eastAsia="Charis SIL Regular"/>
+          <w:b w:val="0"/>
+          <w:i w:val="0"/>
+          <w:color w:val="000000"/>
+          <w:sz w:val="24"/>
+        </w:rPr>
+        <w:hyperlink r:id="rId14" w:history="1">
+          <w:r>
+            <w:rPr>
+              <w:rStyle w:val="Hyperlink"/>
+            </w:rPr>
+            <w:t>whe</w:t>
+          </w:r>
+        </w:hyperlink>
       </w:r>
       <w:r>
         <w:rPr>
@@ -2791,9 +2837,15 @@
           <w:i w:val="0"/>
           <w:color w:val="0000FF"/>
           <w:sz w:val="24"/>
-          <w:u w:val="single"/>
         </w:rPr>
-        <w:t>2</w:t>
+        <w:hyperlink r:id="rId14" w:history="1">
+          <w:r>
+            <w:rPr>
+              <w:rStyle w:val="Hyperlink"/>
+            </w:rPr>
+            <w:t>2</w:t>
+          </w:r>
+        </w:hyperlink>
       </w:r>
       <w:r>
         <w:rPr>
@@ -3133,7 +3185,7 @@
           <w:sz w:val="24"/>
           <w:u w:val="single"/>
         </w:rPr>
-        <w:hyperlink r:id="rId19" w:history="1">
+        <w:hyperlink r:id="rId18" w:history="1">
           <w:r>
             <w:rPr>
               <w:rStyle w:val="Hyperlink"/>
@@ -3151,7 +3203,7 @@
           <w:sz w:val="24"/>
           <w:u w:val="single"/>
         </w:rPr>
-        <w:hyperlink r:id="rId19" w:history="1">
+        <w:hyperlink r:id="rId18" w:history="1">
           <w:r>
             <w:rPr>
               <w:rStyle w:val="Hyperlink"/>
@@ -3162,13 +3214,21 @@
       </w:r>
       <w:r>
         <w:rPr>
+          <w:u w:val="single" w:color="0000ff"/>
           <w:rFonts w:ascii="Charis SIL Regular" w:hAnsi="Charis SIL Regular" w:eastAsia="Charis SIL Regular"/>
           <w:b w:val="0"/>
           <w:i w:val="0"/>
           <w:color w:val="000000"/>
           <w:sz w:val="24"/>
         </w:rPr>
-        <w:t xml:space="preserve">, </w:t>
+        <w:hyperlink r:id="rId18" w:history="1">
+          <w:r>
+            <w:rPr>
+              <w:rStyle w:val="Hyperlink"/>
+            </w:rPr>
+            <w:t xml:space="preserve">, </w:t>
+          </w:r>
+        </w:hyperlink>
       </w:r>
       <w:r>
         <w:rPr>
@@ -3226,7 +3286,7 @@
           <w:sz w:val="24"/>
           <w:u w:val="single"/>
         </w:rPr>
-        <w:hyperlink r:id="rId18" w:history="1">
+        <w:hyperlink r:id="rId20" w:history="1">
           <w:r>
             <w:rPr>
               <w:rStyle w:val="Hyperlink"/>
@@ -3457,7 +3517,7 @@
           <w:sz w:val="24"/>
           <w:u w:val="single"/>
         </w:rPr>
-        <w:hyperlink r:id="rId22" w:history="1">
+        <w:hyperlink r:id="rId21" w:history="1">
           <w:r>
             <w:rPr>
               <w:rStyle w:val="Hyperlink"/>
@@ -3475,7 +3535,7 @@
           <w:sz w:val="24"/>
           <w:u w:val="single"/>
         </w:rPr>
-        <w:hyperlink r:id="rId22" w:history="1">
+        <w:hyperlink r:id="rId21" w:history="1">
           <w:r>
             <w:rPr>
               <w:rStyle w:val="Hyperlink"/>
@@ -3492,7 +3552,14 @@
           <w:color w:val="000000"/>
           <w:sz w:val="24"/>
         </w:rPr>
-        <w:t xml:space="preserve">, </w:t>
+        <w:hyperlink r:id="rId21" w:history="1">
+          <w:r>
+            <w:rPr>
+              <w:rStyle w:val="Hyperlink"/>
+            </w:rPr>
+            <w:t xml:space="preserve">, </w:t>
+          </w:r>
+        </w:hyperlink>
       </w:r>
       <w:r>
         <w:rPr>
@@ -3503,7 +3570,7 @@
           <w:sz w:val="24"/>
           <w:u w:val="single"/>
         </w:rPr>
-        <w:hyperlink r:id="rId23" w:history="1">
+        <w:hyperlink r:id="rId21" w:history="1">
           <w:r>
             <w:rPr>
               <w:rStyle w:val="Hyperlink"/>

--- a/EXPORTS/DOCX/published/niveau3/English/MNusantara.docx
+++ b/EXPORTS/DOCX/published/niveau3/English/MNusantara.docx
@@ -529,13 +529,21 @@
       </w:r>
       <w:r>
         <w:rPr>
+          <w:u w:val="single" w:color="0000ff"/>
           <w:rFonts w:ascii="Charis SIL Regular" w:hAnsi="Charis SIL Regular" w:eastAsia="Charis SIL Regular"/>
           <w:b w:val="0"/>
           <w:i w:val="0"/>
           <w:color w:val="000000"/>
           <w:sz w:val="24"/>
         </w:rPr>
-        <w:t xml:space="preserve">and a new </w:t>
+        <w:hyperlink r:id="rId11" w:history="1">
+          <w:r>
+            <w:rPr>
+              <w:rStyle w:val="Hyperlink"/>
+            </w:rPr>
+            <w:t xml:space="preserve">and a new </w:t>
+          </w:r>
+        </w:hyperlink>
       </w:r>
       <w:r>
         <w:rPr>
@@ -3185,7 +3193,7 @@
           <w:sz w:val="24"/>
           <w:u w:val="single"/>
         </w:rPr>
-        <w:hyperlink r:id="rId18" w:history="1">
+        <w:hyperlink r:id="rId19" w:history="1">
           <w:r>
             <w:rPr>
               <w:rStyle w:val="Hyperlink"/>
@@ -3239,7 +3247,7 @@
           <w:sz w:val="24"/>
           <w:u w:val="single"/>
         </w:rPr>
-        <w:hyperlink r:id="rId20" w:history="1">
+        <w:hyperlink r:id="rId18" w:history="1">
           <w:r>
             <w:rPr>
               <w:rStyle w:val="Hyperlink"/>
@@ -3268,7 +3276,7 @@
           <w:sz w:val="24"/>
           <w:u w:val="single"/>
         </w:rPr>
-        <w:hyperlink r:id="rId20" w:history="1">
+        <w:hyperlink r:id="rId18" w:history="1">
           <w:r>
             <w:rPr>
               <w:rStyle w:val="Hyperlink"/>
@@ -3286,7 +3294,7 @@
           <w:sz w:val="24"/>
           <w:u w:val="single"/>
         </w:rPr>
-        <w:hyperlink r:id="rId20" w:history="1">
+        <w:hyperlink r:id="rId18" w:history="1">
           <w:r>
             <w:rPr>
               <w:rStyle w:val="Hyperlink"/>
@@ -3417,7 +3425,7 @@
           <w:sz w:val="24"/>
           <w:u w:val="single"/>
         </w:rPr>
-        <w:hyperlink r:id="rId21" w:history="1">
+        <w:hyperlink r:id="rId20" w:history="1">
           <w:r>
             <w:rPr>
               <w:rStyle w:val="Hyperlink"/>
@@ -3435,7 +3443,7 @@
           <w:sz w:val="24"/>
           <w:u w:val="single"/>
         </w:rPr>
-        <w:hyperlink r:id="rId21" w:history="1">
+        <w:hyperlink r:id="rId20" w:history="1">
           <w:r>
             <w:rPr>
               <w:rStyle w:val="Hyperlink"/>
@@ -3453,7 +3461,7 @@
           <w:sz w:val="24"/>
           <w:u w:val="single"/>
         </w:rPr>
-        <w:hyperlink r:id="rId21" w:history="1">
+        <w:hyperlink r:id="rId20" w:history="1">
           <w:r>
             <w:rPr>
               <w:rStyle w:val="Hyperlink"/>
@@ -3471,7 +3479,7 @@
           <w:sz w:val="24"/>
           <w:u w:val="single"/>
         </w:rPr>
-        <w:hyperlink r:id="rId21" w:history="1">
+        <w:hyperlink r:id="rId20" w:history="1">
           <w:r>
             <w:rPr>
               <w:rStyle w:val="Hyperlink"/>
@@ -3499,7 +3507,7 @@
           <w:sz w:val="24"/>
           <w:u w:val="single"/>
         </w:rPr>
-        <w:hyperlink r:id="rId22" w:history="1">
+        <w:hyperlink r:id="rId21" w:history="1">
           <w:r>
             <w:rPr>
               <w:rStyle w:val="Hyperlink"/>
@@ -3535,7 +3543,7 @@
           <w:sz w:val="24"/>
           <w:u w:val="single"/>
         </w:rPr>
-        <w:hyperlink r:id="rId21" w:history="1">
+        <w:hyperlink r:id="rId20" w:history="1">
           <w:r>
             <w:rPr>
               <w:rStyle w:val="Hyperlink"/>
@@ -3552,7 +3560,7 @@
           <w:color w:val="000000"/>
           <w:sz w:val="24"/>
         </w:rPr>
-        <w:hyperlink r:id="rId21" w:history="1">
+        <w:hyperlink r:id="rId20" w:history="1">
           <w:r>
             <w:rPr>
               <w:rStyle w:val="Hyperlink"/>
@@ -3570,7 +3578,7 @@
           <w:sz w:val="24"/>
           <w:u w:val="single"/>
         </w:rPr>
-        <w:hyperlink r:id="rId21" w:history="1">
+        <w:hyperlink r:id="rId20" w:history="1">
           <w:r>
             <w:rPr>
               <w:rStyle w:val="Hyperlink"/>
@@ -3599,7 +3607,7 @@
           <w:sz w:val="24"/>
           <w:u w:val="single"/>
         </w:rPr>
-        <w:hyperlink r:id="rId23" w:history="1">
+        <w:hyperlink r:id="rId20" w:history="1">
           <w:r>
             <w:rPr>
               <w:rStyle w:val="Hyperlink"/>
@@ -3617,7 +3625,7 @@
           <w:sz w:val="24"/>
           <w:u w:val="single"/>
         </w:rPr>
-        <w:hyperlink r:id="rId23" w:history="1">
+        <w:hyperlink r:id="rId20" w:history="1">
           <w:r>
             <w:rPr>
               <w:rStyle w:val="Hyperlink"/>

--- a/EXPORTS/DOCX/published/niveau3/English/MNusantara.docx
+++ b/EXPORTS/DOCX/published/niveau3/English/MNusantara.docx
@@ -1157,61 +1157,7 @@
           <w:color w:val="000000"/>
           <w:sz w:val="24"/>
         </w:rPr>
-        <w:t>. This publication also includes a comprehensive overview of the</w:t>
-      </w:r>
-      <w:r>
-        <w:rPr>
-          <w:u w:val="single" w:color="0000ff"/>
-          <w:rFonts w:ascii="Charis SIL Regular" w:hAnsi="Charis SIL Regular" w:eastAsia="Charis SIL Regular"/>
-          <w:b w:val="0"/>
-          <w:i w:val="0"/>
-          <w:color w:val="000000"/>
-          <w:sz w:val="24"/>
-        </w:rPr>
-        <w:hyperlink r:id="rId14" w:history="1">
-          <w:r>
-            <w:rPr>
-              <w:rStyle w:val="Hyperlink"/>
-            </w:rPr>
-            <w:t xml:space="preserve"> institutio</w:t>
-          </w:r>
-        </w:hyperlink>
-      </w:r>
-      <w:r>
-        <w:rPr>
-          <w:u w:val="single" w:color="0000ff"/>
-          <w:rFonts w:ascii="Charis SIL Regular" w:hAnsi="Charis SIL Regular" w:eastAsia="Charis SIL Regular"/>
-          <w:b w:val="0"/>
-          <w:i w:val="0"/>
-          <w:color w:val="000000"/>
-          <w:sz w:val="24"/>
-        </w:rPr>
-        <w:hyperlink r:id="rId14" w:history="1">
-          <w:r>
-            <w:rPr>
-              <w:rStyle w:val="Hyperlink"/>
-            </w:rPr>
-            <w:t xml:space="preserve">ns </w:t>
-          </w:r>
-        </w:hyperlink>
-      </w:r>
-      <w:r>
-        <w:rPr>
-          <w:u w:val="single" w:color="0000ff"/>
-          <w:rFonts w:ascii="Charis SIL Regular" w:hAnsi="Charis SIL Regular" w:eastAsia="Charis SIL Regular"/>
-          <w:b w:val="0"/>
-          <w:i w:val="0"/>
-          <w:color w:val="000000"/>
-          <w:sz w:val="24"/>
-        </w:rPr>
-        <w:hyperlink r:id="rId14" w:history="1">
-          <w:r>
-            <w:rPr>
-              <w:rStyle w:val="Hyperlink"/>
-            </w:rPr>
-            <w:t>whe</w:t>
-          </w:r>
-        </w:hyperlink>
+        <w:t>. This publication also includes a comprehensive overview of the institutions whe</w:t>
       </w:r>
       <w:r>
         <w:rPr>
@@ -2845,15 +2791,9 @@
           <w:i w:val="0"/>
           <w:color w:val="0000FF"/>
           <w:sz w:val="24"/>
+          <w:u w:val="single"/>
         </w:rPr>
-        <w:hyperlink r:id="rId14" w:history="1">
-          <w:r>
-            <w:rPr>
-              <w:rStyle w:val="Hyperlink"/>
-            </w:rPr>
-            <w:t>2</w:t>
-          </w:r>
-        </w:hyperlink>
+        <w:t>2</w:t>
       </w:r>
       <w:r>
         <w:rPr>
@@ -3211,7 +3151,7 @@
           <w:sz w:val="24"/>
           <w:u w:val="single"/>
         </w:rPr>
-        <w:hyperlink r:id="rId18" w:history="1">
+        <w:hyperlink r:id="rId19" w:history="1">
           <w:r>
             <w:rPr>
               <w:rStyle w:val="Hyperlink"/>
@@ -3222,21 +3162,13 @@
       </w:r>
       <w:r>
         <w:rPr>
-          <w:u w:val="single" w:color="0000ff"/>
           <w:rFonts w:ascii="Charis SIL Regular" w:hAnsi="Charis SIL Regular" w:eastAsia="Charis SIL Regular"/>
           <w:b w:val="0"/>
           <w:i w:val="0"/>
           <w:color w:val="000000"/>
           <w:sz w:val="24"/>
         </w:rPr>
-        <w:hyperlink r:id="rId18" w:history="1">
-          <w:r>
-            <w:rPr>
-              <w:rStyle w:val="Hyperlink"/>
-            </w:rPr>
-            <w:t xml:space="preserve">, </w:t>
-          </w:r>
-        </w:hyperlink>
+        <w:t xml:space="preserve">, </w:t>
       </w:r>
       <w:r>
         <w:rPr>
@@ -3247,7 +3179,7 @@
           <w:sz w:val="24"/>
           <w:u w:val="single"/>
         </w:rPr>
-        <w:hyperlink r:id="rId18" w:history="1">
+        <w:hyperlink r:id="rId20" w:history="1">
           <w:r>
             <w:rPr>
               <w:rStyle w:val="Hyperlink"/>
@@ -3276,7 +3208,7 @@
           <w:sz w:val="24"/>
           <w:u w:val="single"/>
         </w:rPr>
-        <w:hyperlink r:id="rId18" w:history="1">
+        <w:hyperlink r:id="rId20" w:history="1">
           <w:r>
             <w:rPr>
               <w:rStyle w:val="Hyperlink"/>
@@ -3294,7 +3226,7 @@
           <w:sz w:val="24"/>
           <w:u w:val="single"/>
         </w:rPr>
-        <w:hyperlink r:id="rId18" w:history="1">
+        <w:hyperlink r:id="rId20" w:history="1">
           <w:r>
             <w:rPr>
               <w:rStyle w:val="Hyperlink"/>
@@ -3425,7 +3357,7 @@
           <w:sz w:val="24"/>
           <w:u w:val="single"/>
         </w:rPr>
-        <w:hyperlink r:id="rId20" w:history="1">
+        <w:hyperlink r:id="rId21" w:history="1">
           <w:r>
             <w:rPr>
               <w:rStyle w:val="Hyperlink"/>
@@ -3443,7 +3375,7 @@
           <w:sz w:val="24"/>
           <w:u w:val="single"/>
         </w:rPr>
-        <w:hyperlink r:id="rId20" w:history="1">
+        <w:hyperlink r:id="rId21" w:history="1">
           <w:r>
             <w:rPr>
               <w:rStyle w:val="Hyperlink"/>
@@ -3461,7 +3393,7 @@
           <w:sz w:val="24"/>
           <w:u w:val="single"/>
         </w:rPr>
-        <w:hyperlink r:id="rId20" w:history="1">
+        <w:hyperlink r:id="rId21" w:history="1">
           <w:r>
             <w:rPr>
               <w:rStyle w:val="Hyperlink"/>
@@ -3479,7 +3411,7 @@
           <w:sz w:val="24"/>
           <w:u w:val="single"/>
         </w:rPr>
-        <w:hyperlink r:id="rId20" w:history="1">
+        <w:hyperlink r:id="rId21" w:history="1">
           <w:r>
             <w:rPr>
               <w:rStyle w:val="Hyperlink"/>
@@ -3507,7 +3439,7 @@
           <w:sz w:val="24"/>
           <w:u w:val="single"/>
         </w:rPr>
-        <w:hyperlink r:id="rId21" w:history="1">
+        <w:hyperlink r:id="rId22" w:history="1">
           <w:r>
             <w:rPr>
               <w:rStyle w:val="Hyperlink"/>
@@ -3525,7 +3457,7 @@
           <w:sz w:val="24"/>
           <w:u w:val="single"/>
         </w:rPr>
-        <w:hyperlink r:id="rId21" w:history="1">
+        <w:hyperlink r:id="rId22" w:history="1">
           <w:r>
             <w:rPr>
               <w:rStyle w:val="Hyperlink"/>
@@ -3543,7 +3475,7 @@
           <w:sz w:val="24"/>
           <w:u w:val="single"/>
         </w:rPr>
-        <w:hyperlink r:id="rId20" w:history="1">
+        <w:hyperlink r:id="rId22" w:history="1">
           <w:r>
             <w:rPr>
               <w:rStyle w:val="Hyperlink"/>
@@ -3560,14 +3492,7 @@
           <w:color w:val="000000"/>
           <w:sz w:val="24"/>
         </w:rPr>
-        <w:hyperlink r:id="rId20" w:history="1">
-          <w:r>
-            <w:rPr>
-              <w:rStyle w:val="Hyperlink"/>
-            </w:rPr>
-            <w:t xml:space="preserve">, </w:t>
-          </w:r>
-        </w:hyperlink>
+        <w:t xml:space="preserve">, </w:t>
       </w:r>
       <w:r>
         <w:rPr>
@@ -3578,7 +3503,7 @@
           <w:sz w:val="24"/>
           <w:u w:val="single"/>
         </w:rPr>
-        <w:hyperlink r:id="rId20" w:history="1">
+        <w:hyperlink r:id="rId23" w:history="1">
           <w:r>
             <w:rPr>
               <w:rStyle w:val="Hyperlink"/>
@@ -3607,7 +3532,7 @@
           <w:sz w:val="24"/>
           <w:u w:val="single"/>
         </w:rPr>
-        <w:hyperlink r:id="rId20" w:history="1">
+        <w:hyperlink r:id="rId23" w:history="1">
           <w:r>
             <w:rPr>
               <w:rStyle w:val="Hyperlink"/>
@@ -3625,7 +3550,7 @@
           <w:sz w:val="24"/>
           <w:u w:val="single"/>
         </w:rPr>
-        <w:hyperlink r:id="rId20" w:history="1">
+        <w:hyperlink r:id="rId23" w:history="1">
           <w:r>
             <w:rPr>
               <w:rStyle w:val="Hyperlink"/>

--- a/EXPORTS/DOCX/published/niveau3/English/MNusantara.docx
+++ b/EXPORTS/DOCX/published/niveau3/English/MNusantara.docx
@@ -1157,7 +1157,61 @@
           <w:color w:val="000000"/>
           <w:sz w:val="24"/>
         </w:rPr>
-        <w:t>. This publication also includes a comprehensive overview of the institutions whe</w:t>
+        <w:t>. This publication also includes a comprehensive overview of the</w:t>
+      </w:r>
+      <w:r>
+        <w:rPr>
+          <w:u w:val="single" w:color="0000ff"/>
+          <w:rFonts w:ascii="Charis SIL Regular" w:hAnsi="Charis SIL Regular" w:eastAsia="Charis SIL Regular"/>
+          <w:b w:val="0"/>
+          <w:i w:val="0"/>
+          <w:color w:val="000000"/>
+          <w:sz w:val="24"/>
+        </w:rPr>
+        <w:hyperlink r:id="rId14" w:history="1">
+          <w:r>
+            <w:rPr>
+              <w:rStyle w:val="Hyperlink"/>
+            </w:rPr>
+            <w:t xml:space="preserve"> institutio</w:t>
+          </w:r>
+        </w:hyperlink>
+      </w:r>
+      <w:r>
+        <w:rPr>
+          <w:u w:val="single" w:color="0000ff"/>
+          <w:rFonts w:ascii="Charis SIL Regular" w:hAnsi="Charis SIL Regular" w:eastAsia="Charis SIL Regular"/>
+          <w:b w:val="0"/>
+          <w:i w:val="0"/>
+          <w:color w:val="000000"/>
+          <w:sz w:val="24"/>
+        </w:rPr>
+        <w:hyperlink r:id="rId14" w:history="1">
+          <w:r>
+            <w:rPr>
+              <w:rStyle w:val="Hyperlink"/>
+            </w:rPr>
+            <w:t xml:space="preserve">ns </w:t>
+          </w:r>
+        </w:hyperlink>
+      </w:r>
+      <w:r>
+        <w:rPr>
+          <w:u w:val="single" w:color="0000ff"/>
+          <w:rFonts w:ascii="Charis SIL Regular" w:hAnsi="Charis SIL Regular" w:eastAsia="Charis SIL Regular"/>
+          <w:b w:val="0"/>
+          <w:i w:val="0"/>
+          <w:color w:val="000000"/>
+          <w:sz w:val="24"/>
+        </w:rPr>
+        <w:hyperlink r:id="rId14" w:history="1">
+          <w:r>
+            <w:rPr>
+              <w:rStyle w:val="Hyperlink"/>
+            </w:rPr>
+            <w:t>whe</w:t>
+          </w:r>
+        </w:hyperlink>
       </w:r>
       <w:r>
         <w:rPr>
@@ -3133,7 +3187,7 @@
           <w:sz w:val="24"/>
           <w:u w:val="single"/>
         </w:rPr>
-        <w:hyperlink r:id="rId19" w:history="1">
+        <w:hyperlink r:id="rId18" w:history="1">
           <w:r>
             <w:rPr>
               <w:rStyle w:val="Hyperlink"/>
@@ -3151,7 +3205,7 @@
           <w:sz w:val="24"/>
           <w:u w:val="single"/>
         </w:rPr>
-        <w:hyperlink r:id="rId19" w:history="1">
+        <w:hyperlink r:id="rId18" w:history="1">
           <w:r>
             <w:rPr>
               <w:rStyle w:val="Hyperlink"/>
@@ -3168,7 +3222,14 @@
           <w:color w:val="000000"/>
           <w:sz w:val="24"/>
         </w:rPr>
-        <w:t xml:space="preserve">, </w:t>
+        <w:hyperlink r:id="rId18" w:history="1">
+          <w:r>
+            <w:rPr>
+              <w:rStyle w:val="Hyperlink"/>
+            </w:rPr>
+            <w:t xml:space="preserve">, </w:t>
+          </w:r>
+        </w:hyperlink>
       </w:r>
       <w:r>
         <w:rPr>
@@ -3179,7 +3240,7 @@
           <w:sz w:val="24"/>
           <w:u w:val="single"/>
         </w:rPr>
-        <w:hyperlink r:id="rId20" w:history="1">
+        <w:hyperlink r:id="rId18" w:history="1">
           <w:r>
             <w:rPr>
               <w:rStyle w:val="Hyperlink"/>
@@ -3208,7 +3269,7 @@
           <w:sz w:val="24"/>
           <w:u w:val="single"/>
         </w:rPr>
-        <w:hyperlink r:id="rId20" w:history="1">
+        <w:hyperlink r:id="rId18" w:history="1">
           <w:r>
             <w:rPr>
               <w:rStyle w:val="Hyperlink"/>
@@ -3226,7 +3287,7 @@
           <w:sz w:val="24"/>
           <w:u w:val="single"/>
         </w:rPr>
-        <w:hyperlink r:id="rId20" w:history="1">
+        <w:hyperlink r:id="rId18" w:history="1">
           <w:r>
             <w:rPr>
               <w:rStyle w:val="Hyperlink"/>
@@ -3357,7 +3418,7 @@
           <w:sz w:val="24"/>
           <w:u w:val="single"/>
         </w:rPr>
-        <w:hyperlink r:id="rId21" w:history="1">
+        <w:hyperlink r:id="rId20" w:history="1">
           <w:r>
             <w:rPr>
               <w:rStyle w:val="Hyperlink"/>
@@ -3375,7 +3436,7 @@
           <w:sz w:val="24"/>
           <w:u w:val="single"/>
         </w:rPr>
-        <w:hyperlink r:id="rId21" w:history="1">
+        <w:hyperlink r:id="rId20" w:history="1">
           <w:r>
             <w:rPr>
               <w:rStyle w:val="Hyperlink"/>
@@ -3393,7 +3454,7 @@
           <w:sz w:val="24"/>
           <w:u w:val="single"/>
         </w:rPr>
-        <w:hyperlink r:id="rId21" w:history="1">
+        <w:hyperlink r:id="rId20" w:history="1">
           <w:r>
             <w:rPr>
               <w:rStyle w:val="Hyperlink"/>
@@ -3411,7 +3472,7 @@
           <w:sz w:val="24"/>
           <w:u w:val="single"/>
         </w:rPr>
-        <w:hyperlink r:id="rId21" w:history="1">
+        <w:hyperlink r:id="rId20" w:history="1">
           <w:r>
             <w:rPr>
               <w:rStyle w:val="Hyperlink"/>
@@ -3439,7 +3500,7 @@
           <w:sz w:val="24"/>
           <w:u w:val="single"/>
         </w:rPr>
-        <w:hyperlink r:id="rId22" w:history="1">
+        <w:hyperlink r:id="rId21" w:history="1">
           <w:r>
             <w:rPr>
               <w:rStyle w:val="Hyperlink"/>
@@ -3457,7 +3518,7 @@
           <w:sz w:val="24"/>
           <w:u w:val="single"/>
         </w:rPr>
-        <w:hyperlink r:id="rId22" w:history="1">
+        <w:hyperlink r:id="rId20" w:history="1">
           <w:r>
             <w:rPr>
               <w:rStyle w:val="Hyperlink"/>
@@ -3475,7 +3536,7 @@
           <w:sz w:val="24"/>
           <w:u w:val="single"/>
         </w:rPr>
-        <w:hyperlink r:id="rId22" w:history="1">
+        <w:hyperlink r:id="rId20" w:history="1">
           <w:r>
             <w:rPr>
               <w:rStyle w:val="Hyperlink"/>
@@ -3492,7 +3553,14 @@
           <w:color w:val="000000"/>
           <w:sz w:val="24"/>
         </w:rPr>
-        <w:t xml:space="preserve">, </w:t>
+        <w:hyperlink r:id="rId20" w:history="1">
+          <w:r>
+            <w:rPr>
+              <w:rStyle w:val="Hyperlink"/>
+            </w:rPr>
+            <w:t xml:space="preserve">, </w:t>
+          </w:r>
+        </w:hyperlink>
       </w:r>
       <w:r>
         <w:rPr>
@@ -3503,7 +3571,7 @@
           <w:sz w:val="24"/>
           <w:u w:val="single"/>
         </w:rPr>
-        <w:hyperlink r:id="rId23" w:history="1">
+        <w:hyperlink r:id="rId20" w:history="1">
           <w:r>
             <w:rPr>
               <w:rStyle w:val="Hyperlink"/>
@@ -3532,7 +3600,7 @@
           <w:sz w:val="24"/>
           <w:u w:val="single"/>
         </w:rPr>
-        <w:hyperlink r:id="rId23" w:history="1">
+        <w:hyperlink r:id="rId20" w:history="1">
           <w:r>
             <w:rPr>
               <w:rStyle w:val="Hyperlink"/>
@@ -3550,7 +3618,7 @@
           <w:sz w:val="24"/>
           <w:u w:val="single"/>
         </w:rPr>
-        <w:hyperlink r:id="rId23" w:history="1">
+        <w:hyperlink r:id="rId20" w:history="1">
           <w:r>
             <w:rPr>
               <w:rStyle w:val="Hyperlink"/>

--- a/EXPORTS/DOCX/published/niveau3/English/MNusantara.docx
+++ b/EXPORTS/DOCX/published/niveau3/English/MNusantara.docx
@@ -536,14 +536,7 @@
           <w:color w:val="000000"/>
           <w:sz w:val="24"/>
         </w:rPr>
-        <w:hyperlink r:id="rId11" w:history="1">
-          <w:r>
-            <w:rPr>
-              <w:rStyle w:val="Hyperlink"/>
-            </w:rPr>
-            <w:t xml:space="preserve">and a new </w:t>
-          </w:r>
-        </w:hyperlink>
+        <w:t xml:space="preserve">and a new </w:t>
       </w:r>
       <w:r>
         <w:rPr>
@@ -554,7 +547,7 @@
           <w:sz w:val="24"/>
           <w:u w:val="single"/>
         </w:rPr>
-        <w:hyperlink r:id="rId11" w:history="1">
+        <w:hyperlink r:id="rId12" w:history="1">
           <w:r>
             <w:rPr>
               <w:rStyle w:val="Hyperlink"/>
@@ -2845,9 +2838,15 @@
           <w:i w:val="0"/>
           <w:color w:val="0000FF"/>
           <w:sz w:val="24"/>
-          <w:u w:val="single"/>
         </w:rPr>
-        <w:t>2</w:t>
+        <w:hyperlink r:id="rId14" w:history="1">
+          <w:r>
+            <w:rPr>
+              <w:rStyle w:val="Hyperlink"/>
+            </w:rPr>
+            <w:t>2</w:t>
+          </w:r>
+        </w:hyperlink>
       </w:r>
       <w:r>
         <w:rPr>
@@ -3187,7 +3186,7 @@
           <w:sz w:val="24"/>
           <w:u w:val="single"/>
         </w:rPr>
-        <w:hyperlink r:id="rId18" w:history="1">
+        <w:hyperlink r:id="rId19" w:history="1">
           <w:r>
             <w:rPr>
               <w:rStyle w:val="Hyperlink"/>
@@ -3205,7 +3204,7 @@
           <w:sz w:val="24"/>
           <w:u w:val="single"/>
         </w:rPr>
-        <w:hyperlink r:id="rId18" w:history="1">
+        <w:hyperlink r:id="rId19" w:history="1">
           <w:r>
             <w:rPr>
               <w:rStyle w:val="Hyperlink"/>
@@ -3222,14 +3221,7 @@
           <w:color w:val="000000"/>
           <w:sz w:val="24"/>
         </w:rPr>
-        <w:hyperlink r:id="rId18" w:history="1">
-          <w:r>
-            <w:rPr>
-              <w:rStyle w:val="Hyperlink"/>
-            </w:rPr>
-            <w:t xml:space="preserve">, </w:t>
-          </w:r>
-        </w:hyperlink>
+        <w:t xml:space="preserve">, </w:t>
       </w:r>
       <w:r>
         <w:rPr>
@@ -3240,7 +3232,7 @@
           <w:sz w:val="24"/>
           <w:u w:val="single"/>
         </w:rPr>
-        <w:hyperlink r:id="rId18" w:history="1">
+        <w:hyperlink r:id="rId20" w:history="1">
           <w:r>
             <w:rPr>
               <w:rStyle w:val="Hyperlink"/>
@@ -3269,7 +3261,7 @@
           <w:sz w:val="24"/>
           <w:u w:val="single"/>
         </w:rPr>
-        <w:hyperlink r:id="rId18" w:history="1">
+        <w:hyperlink r:id="rId20" w:history="1">
           <w:r>
             <w:rPr>
               <w:rStyle w:val="Hyperlink"/>
@@ -3287,7 +3279,7 @@
           <w:sz w:val="24"/>
           <w:u w:val="single"/>
         </w:rPr>
-        <w:hyperlink r:id="rId18" w:history="1">
+        <w:hyperlink r:id="rId20" w:history="1">
           <w:r>
             <w:rPr>
               <w:rStyle w:val="Hyperlink"/>
@@ -3418,7 +3410,7 @@
           <w:sz w:val="24"/>
           <w:u w:val="single"/>
         </w:rPr>
-        <w:hyperlink r:id="rId20" w:history="1">
+        <w:hyperlink r:id="rId21" w:history="1">
           <w:r>
             <w:rPr>
               <w:rStyle w:val="Hyperlink"/>
@@ -3436,7 +3428,7 @@
           <w:sz w:val="24"/>
           <w:u w:val="single"/>
         </w:rPr>
-        <w:hyperlink r:id="rId20" w:history="1">
+        <w:hyperlink r:id="rId21" w:history="1">
           <w:r>
             <w:rPr>
               <w:rStyle w:val="Hyperlink"/>
@@ -3454,7 +3446,7 @@
           <w:sz w:val="24"/>
           <w:u w:val="single"/>
         </w:rPr>
-        <w:hyperlink r:id="rId20" w:history="1">
+        <w:hyperlink r:id="rId21" w:history="1">
           <w:r>
             <w:rPr>
               <w:rStyle w:val="Hyperlink"/>
@@ -3472,7 +3464,7 @@
           <w:sz w:val="24"/>
           <w:u w:val="single"/>
         </w:rPr>
-        <w:hyperlink r:id="rId20" w:history="1">
+        <w:hyperlink r:id="rId21" w:history="1">
           <w:r>
             <w:rPr>
               <w:rStyle w:val="Hyperlink"/>
@@ -3500,7 +3492,7 @@
           <w:sz w:val="24"/>
           <w:u w:val="single"/>
         </w:rPr>
-        <w:hyperlink r:id="rId21" w:history="1">
+        <w:hyperlink r:id="rId22" w:history="1">
           <w:r>
             <w:rPr>
               <w:rStyle w:val="Hyperlink"/>
@@ -3518,7 +3510,7 @@
           <w:sz w:val="24"/>
           <w:u w:val="single"/>
         </w:rPr>
-        <w:hyperlink r:id="rId20" w:history="1">
+        <w:hyperlink r:id="rId22" w:history="1">
           <w:r>
             <w:rPr>
               <w:rStyle w:val="Hyperlink"/>
@@ -3536,7 +3528,7 @@
           <w:sz w:val="24"/>
           <w:u w:val="single"/>
         </w:rPr>
-        <w:hyperlink r:id="rId20" w:history="1">
+        <w:hyperlink r:id="rId22" w:history="1">
           <w:r>
             <w:rPr>
               <w:rStyle w:val="Hyperlink"/>
@@ -3553,14 +3545,7 @@
           <w:color w:val="000000"/>
           <w:sz w:val="24"/>
         </w:rPr>
-        <w:hyperlink r:id="rId20" w:history="1">
-          <w:r>
-            <w:rPr>
-              <w:rStyle w:val="Hyperlink"/>
-            </w:rPr>
-            <w:t xml:space="preserve">, </w:t>
-          </w:r>
-        </w:hyperlink>
+        <w:t xml:space="preserve">, </w:t>
       </w:r>
       <w:r>
         <w:rPr>
@@ -3571,7 +3556,7 @@
           <w:sz w:val="24"/>
           <w:u w:val="single"/>
         </w:rPr>
-        <w:hyperlink r:id="rId20" w:history="1">
+        <w:hyperlink r:id="rId23" w:history="1">
           <w:r>
             <w:rPr>
               <w:rStyle w:val="Hyperlink"/>
@@ -3600,7 +3585,7 @@
           <w:sz w:val="24"/>
           <w:u w:val="single"/>
         </w:rPr>
-        <w:hyperlink r:id="rId20" w:history="1">
+        <w:hyperlink r:id="rId23" w:history="1">
           <w:r>
             <w:rPr>
               <w:rStyle w:val="Hyperlink"/>
@@ -3618,7 +3603,7 @@
           <w:sz w:val="24"/>
           <w:u w:val="single"/>
         </w:rPr>
-        <w:hyperlink r:id="rId20" w:history="1">
+        <w:hyperlink r:id="rId23" w:history="1">
           <w:r>
             <w:rPr>
               <w:rStyle w:val="Hyperlink"/>

--- a/EXPORTS/DOCX/published/niveau3/English/MNusantara.docx
+++ b/EXPORTS/DOCX/published/niveau3/English/MNusantara.docx
@@ -529,7 +529,6 @@
       </w:r>
       <w:r>
         <w:rPr>
-          <w:u w:val="single" w:color="0000ff"/>
           <w:rFonts w:ascii="Charis SIL Regular" w:hAnsi="Charis SIL Regular" w:eastAsia="Charis SIL Regular"/>
           <w:b w:val="0"/>
           <w:i w:val="0"/>
@@ -547,7 +546,7 @@
           <w:sz w:val="24"/>
           <w:u w:val="single"/>
         </w:rPr>
-        <w:hyperlink r:id="rId12" w:history="1">
+        <w:hyperlink r:id="rId11" w:history="1">
           <w:r>
             <w:rPr>
               <w:rStyle w:val="Hyperlink"/>
@@ -2838,15 +2837,9 @@
           <w:i w:val="0"/>
           <w:color w:val="0000FF"/>
           <w:sz w:val="24"/>
+          <w:u w:val="single"/>
         </w:rPr>
-        <w:hyperlink r:id="rId14" w:history="1">
-          <w:r>
-            <w:rPr>
-              <w:rStyle w:val="Hyperlink"/>
-            </w:rPr>
-            <w:t>2</w:t>
-          </w:r>
-        </w:hyperlink>
+        <w:t>2</w:t>
       </w:r>
       <w:r>
         <w:rPr>
@@ -3215,13 +3208,21 @@
       </w:r>
       <w:r>
         <w:rPr>
+          <w:u w:val="single" w:color="0000ff"/>
           <w:rFonts w:ascii="Charis SIL Regular" w:hAnsi="Charis SIL Regular" w:eastAsia="Charis SIL Regular"/>
           <w:b w:val="0"/>
           <w:i w:val="0"/>
           <w:color w:val="000000"/>
           <w:sz w:val="24"/>
         </w:rPr>
-        <w:t xml:space="preserve">, </w:t>
+        <w:hyperlink r:id="rId18" w:history="1">
+          <w:r>
+            <w:rPr>
+              <w:rStyle w:val="Hyperlink"/>
+            </w:rPr>
+            <w:t xml:space="preserve">, </w:t>
+          </w:r>
+        </w:hyperlink>
       </w:r>
       <w:r>
         <w:rPr>
@@ -3279,7 +3280,7 @@
           <w:sz w:val="24"/>
           <w:u w:val="single"/>
         </w:rPr>
-        <w:hyperlink r:id="rId20" w:history="1">
+        <w:hyperlink r:id="rId18" w:history="1">
           <w:r>
             <w:rPr>
               <w:rStyle w:val="Hyperlink"/>
@@ -3539,6 +3540,7 @@
       </w:r>
       <w:r>
         <w:rPr>
+          <w:u w:val="single" w:color="0000ff"/>
           <w:rFonts w:ascii="Charis SIL Regular" w:hAnsi="Charis SIL Regular" w:eastAsia="Charis SIL Regular"/>
           <w:b w:val="0"/>
           <w:i w:val="0"/>
@@ -3603,7 +3605,7 @@
           <w:sz w:val="24"/>
           <w:u w:val="single"/>
         </w:rPr>
-        <w:hyperlink r:id="rId23" w:history="1">
+        <w:hyperlink r:id="rId21" w:history="1">
           <w:r>
             <w:rPr>
               <w:rStyle w:val="Hyperlink"/>

--- a/EXPORTS/DOCX/published/niveau3/English/MNusantara.docx
+++ b/EXPORTS/DOCX/published/niveau3/English/MNusantara.docx
@@ -535,7 +535,14 @@
           <w:color w:val="000000"/>
           <w:sz w:val="24"/>
         </w:rPr>
-        <w:t xml:space="preserve">and a new </w:t>
+        <w:hyperlink r:id="rId11" w:history="1">
+          <w:r>
+            <w:rPr>
+              <w:rStyle w:val="Hyperlink"/>
+            </w:rPr>
+            <w:t xml:space="preserve">and a new </w:t>
+          </w:r>
+        </w:hyperlink>
       </w:r>
       <w:r>
         <w:rPr>
@@ -3179,7 +3186,7 @@
           <w:sz w:val="24"/>
           <w:u w:val="single"/>
         </w:rPr>
-        <w:hyperlink r:id="rId19" w:history="1">
+        <w:hyperlink r:id="rId18" w:history="1">
           <w:r>
             <w:rPr>
               <w:rStyle w:val="Hyperlink"/>
@@ -3197,7 +3204,7 @@
           <w:sz w:val="24"/>
           <w:u w:val="single"/>
         </w:rPr>
-        <w:hyperlink r:id="rId19" w:history="1">
+        <w:hyperlink r:id="rId18" w:history="1">
           <w:r>
             <w:rPr>
               <w:rStyle w:val="Hyperlink"/>
@@ -3233,7 +3240,7 @@
           <w:sz w:val="24"/>
           <w:u w:val="single"/>
         </w:rPr>
-        <w:hyperlink r:id="rId20" w:history="1">
+        <w:hyperlink r:id="rId18" w:history="1">
           <w:r>
             <w:rPr>
               <w:rStyle w:val="Hyperlink"/>
@@ -3262,7 +3269,7 @@
           <w:sz w:val="24"/>
           <w:u w:val="single"/>
         </w:rPr>
-        <w:hyperlink r:id="rId20" w:history="1">
+        <w:hyperlink r:id="rId18" w:history="1">
           <w:r>
             <w:rPr>
               <w:rStyle w:val="Hyperlink"/>
@@ -3411,7 +3418,7 @@
           <w:sz w:val="24"/>
           <w:u w:val="single"/>
         </w:rPr>
-        <w:hyperlink r:id="rId21" w:history="1">
+        <w:hyperlink r:id="rId20" w:history="1">
           <w:r>
             <w:rPr>
               <w:rStyle w:val="Hyperlink"/>
@@ -3429,7 +3436,7 @@
           <w:sz w:val="24"/>
           <w:u w:val="single"/>
         </w:rPr>
-        <w:hyperlink r:id="rId21" w:history="1">
+        <w:hyperlink r:id="rId20" w:history="1">
           <w:r>
             <w:rPr>
               <w:rStyle w:val="Hyperlink"/>
@@ -3447,7 +3454,7 @@
           <w:sz w:val="24"/>
           <w:u w:val="single"/>
         </w:rPr>
-        <w:hyperlink r:id="rId21" w:history="1">
+        <w:hyperlink r:id="rId20" w:history="1">
           <w:r>
             <w:rPr>
               <w:rStyle w:val="Hyperlink"/>
@@ -3465,7 +3472,7 @@
           <w:sz w:val="24"/>
           <w:u w:val="single"/>
         </w:rPr>
-        <w:hyperlink r:id="rId21" w:history="1">
+        <w:hyperlink r:id="rId20" w:history="1">
           <w:r>
             <w:rPr>
               <w:rStyle w:val="Hyperlink"/>
@@ -3493,7 +3500,7 @@
           <w:sz w:val="24"/>
           <w:u w:val="single"/>
         </w:rPr>
-        <w:hyperlink r:id="rId22" w:history="1">
+        <w:hyperlink r:id="rId21" w:history="1">
           <w:r>
             <w:rPr>
               <w:rStyle w:val="Hyperlink"/>
@@ -3511,7 +3518,7 @@
           <w:sz w:val="24"/>
           <w:u w:val="single"/>
         </w:rPr>
-        <w:hyperlink r:id="rId22" w:history="1">
+        <w:hyperlink r:id="rId20" w:history="1">
           <w:r>
             <w:rPr>
               <w:rStyle w:val="Hyperlink"/>
@@ -3529,7 +3536,7 @@
           <w:sz w:val="24"/>
           <w:u w:val="single"/>
         </w:rPr>
-        <w:hyperlink r:id="rId22" w:history="1">
+        <w:hyperlink r:id="rId20" w:history="1">
           <w:r>
             <w:rPr>
               <w:rStyle w:val="Hyperlink"/>
@@ -3540,14 +3547,20 @@
       </w:r>
       <w:r>
         <w:rPr>
-          <w:u w:val="single" w:color="0000ff"/>
           <w:rFonts w:ascii="Charis SIL Regular" w:hAnsi="Charis SIL Regular" w:eastAsia="Charis SIL Regular"/>
           <w:b w:val="0"/>
           <w:i w:val="0"/>
           <w:color w:val="000000"/>
           <w:sz w:val="24"/>
         </w:rPr>
-        <w:t xml:space="preserve">, </w:t>
+        <w:hyperlink r:id="rId20" w:history="1">
+          <w:r>
+            <w:rPr>
+              <w:rStyle w:val="Hyperlink"/>
+            </w:rPr>
+            <w:t xml:space="preserve">, </w:t>
+          </w:r>
+        </w:hyperlink>
       </w:r>
       <w:r>
         <w:rPr>
@@ -3558,7 +3571,7 @@
           <w:sz w:val="24"/>
           <w:u w:val="single"/>
         </w:rPr>
-        <w:hyperlink r:id="rId23" w:history="1">
+        <w:hyperlink r:id="rId20" w:history="1">
           <w:r>
             <w:rPr>
               <w:rStyle w:val="Hyperlink"/>
@@ -3587,7 +3600,7 @@
           <w:sz w:val="24"/>
           <w:u w:val="single"/>
         </w:rPr>
-        <w:hyperlink r:id="rId23" w:history="1">
+        <w:hyperlink r:id="rId20" w:history="1">
           <w:r>
             <w:rPr>
               <w:rStyle w:val="Hyperlink"/>
@@ -3605,7 +3618,7 @@
           <w:sz w:val="24"/>
           <w:u w:val="single"/>
         </w:rPr>
-        <w:hyperlink r:id="rId21" w:history="1">
+        <w:hyperlink r:id="rId20" w:history="1">
           <w:r>
             <w:rPr>
               <w:rStyle w:val="Hyperlink"/>

--- a/EXPORTS/DOCX/published/niveau3/English/MNusantara.docx
+++ b/EXPORTS/DOCX/published/niveau3/English/MNusantara.docx
@@ -535,14 +535,7 @@
           <w:color w:val="000000"/>
           <w:sz w:val="24"/>
         </w:rPr>
-        <w:hyperlink r:id="rId11" w:history="1">
-          <w:r>
-            <w:rPr>
-              <w:rStyle w:val="Hyperlink"/>
-            </w:rPr>
-            <w:t xml:space="preserve">and a new </w:t>
-          </w:r>
-        </w:hyperlink>
+        <w:t xml:space="preserve">and a new </w:t>
       </w:r>
       <w:r>
         <w:rPr>
@@ -645,25 +638,7 @@
           <w:color w:val="000000"/>
           <w:sz w:val="24"/>
         </w:rPr>
-        <w:t>established</w:t>
-      </w:r>
-      <w:r>
-        <w:rPr>
-          <w:u w:val="single" w:color="0000ff"/>
-          <w:rFonts w:ascii="Charis SIL Regular" w:hAnsi="Charis SIL Regular" w:eastAsia="Charis SIL Regular"/>
-          <w:b w:val="0"/>
-          <w:i w:val="0"/>
-          <w:color w:val="000000"/>
-          <w:sz w:val="24"/>
-        </w:rPr>
-        <w:hyperlink r:id="rId12" w:history="1">
-          <w:r>
-            <w:rPr>
-              <w:rStyle w:val="Hyperlink"/>
-            </w:rPr>
-            <w:t xml:space="preserve"> while the c</w:t>
-          </w:r>
-        </w:hyperlink>
+        <w:t>established while the c</w:t>
       </w:r>
       <w:r>
         <w:rPr>
@@ -3269,7 +3244,7 @@
           <w:sz w:val="24"/>
           <w:u w:val="single"/>
         </w:rPr>
-        <w:hyperlink r:id="rId18" w:history="1">
+        <w:hyperlink r:id="rId20" w:history="1">
           <w:r>
             <w:rPr>
               <w:rStyle w:val="Hyperlink"/>
@@ -3287,7 +3262,7 @@
           <w:sz w:val="24"/>
           <w:u w:val="single"/>
         </w:rPr>
-        <w:hyperlink r:id="rId18" w:history="1">
+        <w:hyperlink r:id="rId20" w:history="1">
           <w:r>
             <w:rPr>
               <w:rStyle w:val="Hyperlink"/>
@@ -3418,7 +3393,7 @@
           <w:sz w:val="24"/>
           <w:u w:val="single"/>
         </w:rPr>
-        <w:hyperlink r:id="rId20" w:history="1">
+        <w:hyperlink r:id="rId21" w:history="1">
           <w:r>
             <w:rPr>
               <w:rStyle w:val="Hyperlink"/>
@@ -3436,7 +3411,7 @@
           <w:sz w:val="24"/>
           <w:u w:val="single"/>
         </w:rPr>
-        <w:hyperlink r:id="rId20" w:history="1">
+        <w:hyperlink r:id="rId21" w:history="1">
           <w:r>
             <w:rPr>
               <w:rStyle w:val="Hyperlink"/>
@@ -3454,7 +3429,7 @@
           <w:sz w:val="24"/>
           <w:u w:val="single"/>
         </w:rPr>
-        <w:hyperlink r:id="rId20" w:history="1">
+        <w:hyperlink r:id="rId21" w:history="1">
           <w:r>
             <w:rPr>
               <w:rStyle w:val="Hyperlink"/>
@@ -3472,7 +3447,7 @@
           <w:sz w:val="24"/>
           <w:u w:val="single"/>
         </w:rPr>
-        <w:hyperlink r:id="rId20" w:history="1">
+        <w:hyperlink r:id="rId21" w:history="1">
           <w:r>
             <w:rPr>
               <w:rStyle w:val="Hyperlink"/>
@@ -3500,7 +3475,7 @@
           <w:sz w:val="24"/>
           <w:u w:val="single"/>
         </w:rPr>
-        <w:hyperlink r:id="rId21" w:history="1">
+        <w:hyperlink r:id="rId22" w:history="1">
           <w:r>
             <w:rPr>
               <w:rStyle w:val="Hyperlink"/>
@@ -3518,7 +3493,7 @@
           <w:sz w:val="24"/>
           <w:u w:val="single"/>
         </w:rPr>
-        <w:hyperlink r:id="rId20" w:history="1">
+        <w:hyperlink r:id="rId21" w:history="1">
           <w:r>
             <w:rPr>
               <w:rStyle w:val="Hyperlink"/>
@@ -3536,7 +3511,7 @@
           <w:sz w:val="24"/>
           <w:u w:val="single"/>
         </w:rPr>
-        <w:hyperlink r:id="rId20" w:history="1">
+        <w:hyperlink r:id="rId21" w:history="1">
           <w:r>
             <w:rPr>
               <w:rStyle w:val="Hyperlink"/>
@@ -3553,7 +3528,7 @@
           <w:color w:val="000000"/>
           <w:sz w:val="24"/>
         </w:rPr>
-        <w:hyperlink r:id="rId20" w:history="1">
+        <w:hyperlink r:id="rId21" w:history="1">
           <w:r>
             <w:rPr>
               <w:rStyle w:val="Hyperlink"/>
@@ -3571,7 +3546,7 @@
           <w:sz w:val="24"/>
           <w:u w:val="single"/>
         </w:rPr>
-        <w:hyperlink r:id="rId20" w:history="1">
+        <w:hyperlink r:id="rId21" w:history="1">
           <w:r>
             <w:rPr>
               <w:rStyle w:val="Hyperlink"/>
@@ -3600,7 +3575,7 @@
           <w:sz w:val="24"/>
           <w:u w:val="single"/>
         </w:rPr>
-        <w:hyperlink r:id="rId20" w:history="1">
+        <w:hyperlink r:id="rId23" w:history="1">
           <w:r>
             <w:rPr>
               <w:rStyle w:val="Hyperlink"/>
@@ -3618,7 +3593,7 @@
           <w:sz w:val="24"/>
           <w:u w:val="single"/>
         </w:rPr>
-        <w:hyperlink r:id="rId20" w:history="1">
+        <w:hyperlink r:id="rId23" w:history="1">
           <w:r>
             <w:rPr>
               <w:rStyle w:val="Hyperlink"/>

--- a/EXPORTS/DOCX/published/niveau3/English/MNusantara.docx
+++ b/EXPORTS/DOCX/published/niveau3/English/MNusantara.docx
@@ -638,7 +638,25 @@
           <w:color w:val="000000"/>
           <w:sz w:val="24"/>
         </w:rPr>
-        <w:t>established while the c</w:t>
+        <w:t>established</w:t>
+      </w:r>
+      <w:r>
+        <w:rPr>
+          <w:u w:val="single" w:color="0000ff"/>
+          <w:rFonts w:ascii="Charis SIL Regular" w:hAnsi="Charis SIL Regular" w:eastAsia="Charis SIL Regular"/>
+          <w:b w:val="0"/>
+          <w:i w:val="0"/>
+          <w:color w:val="000000"/>
+          <w:sz w:val="24"/>
+        </w:rPr>
+        <w:hyperlink r:id="rId12" w:history="1">
+          <w:r>
+            <w:rPr>
+              <w:rStyle w:val="Hyperlink"/>
+            </w:rPr>
+            <w:t xml:space="preserve"> while the c</w:t>
+          </w:r>
+        </w:hyperlink>
       </w:r>
       <w:r>
         <w:rPr>
@@ -2819,9 +2837,15 @@
           <w:i w:val="0"/>
           <w:color w:val="0000FF"/>
           <w:sz w:val="24"/>
-          <w:u w:val="single"/>
         </w:rPr>
-        <w:t>2</w:t>
+        <w:hyperlink r:id="rId14" w:history="1">
+          <w:r>
+            <w:rPr>
+              <w:rStyle w:val="Hyperlink"/>
+            </w:rPr>
+            <w:t>2</w:t>
+          </w:r>
+        </w:hyperlink>
       </w:r>
       <w:r>
         <w:rPr>
@@ -3215,7 +3239,7 @@
           <w:sz w:val="24"/>
           <w:u w:val="single"/>
         </w:rPr>
-        <w:hyperlink r:id="rId18" w:history="1">
+        <w:hyperlink r:id="rId20" w:history="1">
           <w:r>
             <w:rPr>
               <w:rStyle w:val="Hyperlink"/>
@@ -3546,7 +3570,7 @@
           <w:sz w:val="24"/>
           <w:u w:val="single"/>
         </w:rPr>
-        <w:hyperlink r:id="rId21" w:history="1">
+        <w:hyperlink r:id="rId23" w:history="1">
           <w:r>
             <w:rPr>
               <w:rStyle w:val="Hyperlink"/>

--- a/EXPORTS/DOCX/published/niveau3/English/MNusantara.docx
+++ b/EXPORTS/DOCX/published/niveau3/English/MNusantara.docx
@@ -3570,7 +3570,7 @@
           <w:sz w:val="24"/>
           <w:u w:val="single"/>
         </w:rPr>
-        <w:hyperlink r:id="rId23" w:history="1">
+        <w:hyperlink r:id="rId21" w:history="1">
           <w:r>
             <w:rPr>
               <w:rStyle w:val="Hyperlink"/>

--- a/EXPORTS/DOCX/published/niveau3/English/MNusantara.docx
+++ b/EXPORTS/DOCX/published/niveau3/English/MNusantara.docx
@@ -529,6 +529,7 @@
       </w:r>
       <w:r>
         <w:rPr>
+          <w:u w:val="single" w:color="0000ff"/>
           <w:rFonts w:ascii="Charis SIL Regular" w:hAnsi="Charis SIL Regular" w:eastAsia="Charis SIL Regular"/>
           <w:b w:val="0"/>
           <w:i w:val="0"/>
@@ -546,7 +547,7 @@
           <w:sz w:val="24"/>
           <w:u w:val="single"/>
         </w:rPr>
-        <w:hyperlink r:id="rId11" w:history="1">
+        <w:hyperlink r:id="rId12" w:history="1">
           <w:r>
             <w:rPr>
               <w:rStyle w:val="Hyperlink"/>
@@ -2837,15 +2838,9 @@
           <w:i w:val="0"/>
           <w:color w:val="0000FF"/>
           <w:sz w:val="24"/>
+          <w:u w:val="single"/>
         </w:rPr>
-        <w:hyperlink r:id="rId14" w:history="1">
-          <w:r>
-            <w:rPr>
-              <w:rStyle w:val="Hyperlink"/>
-            </w:rPr>
-            <w:t>2</w:t>
-          </w:r>
-        </w:hyperlink>
+        <w:t>2</w:t>
       </w:r>
       <w:r>
         <w:rPr>

--- a/EXPORTS/DOCX/published/niveau3/English/MNusantara.docx
+++ b/EXPORTS/DOCX/published/niveau3/English/MNusantara.docx
@@ -529,7 +529,6 @@
       </w:r>
       <w:r>
         <w:rPr>
-          <w:u w:val="single" w:color="0000ff"/>
           <w:rFonts w:ascii="Charis SIL Regular" w:hAnsi="Charis SIL Regular" w:eastAsia="Charis SIL Regular"/>
           <w:b w:val="0"/>
           <w:i w:val="0"/>
@@ -547,7 +546,7 @@
           <w:sz w:val="24"/>
           <w:u w:val="single"/>
         </w:rPr>
-        <w:hyperlink r:id="rId12" w:history="1">
+        <w:hyperlink r:id="rId11" w:history="1">
           <w:r>
             <w:rPr>
               <w:rStyle w:val="Hyperlink"/>
@@ -3180,7 +3179,7 @@
           <w:sz w:val="24"/>
           <w:u w:val="single"/>
         </w:rPr>
-        <w:hyperlink r:id="rId18" w:history="1">
+        <w:hyperlink r:id="rId19" w:history="1">
           <w:r>
             <w:rPr>
               <w:rStyle w:val="Hyperlink"/>
@@ -3198,7 +3197,7 @@
           <w:sz w:val="24"/>
           <w:u w:val="single"/>
         </w:rPr>
-        <w:hyperlink r:id="rId18" w:history="1">
+        <w:hyperlink r:id="rId19" w:history="1">
           <w:r>
             <w:rPr>
               <w:rStyle w:val="Hyperlink"/>
@@ -3512,7 +3511,7 @@
           <w:sz w:val="24"/>
           <w:u w:val="single"/>
         </w:rPr>
-        <w:hyperlink r:id="rId21" w:history="1">
+        <w:hyperlink r:id="rId22" w:history="1">
           <w:r>
             <w:rPr>
               <w:rStyle w:val="Hyperlink"/>
@@ -3530,7 +3529,7 @@
           <w:sz w:val="24"/>
           <w:u w:val="single"/>
         </w:rPr>
-        <w:hyperlink r:id="rId21" w:history="1">
+        <w:hyperlink r:id="rId22" w:history="1">
           <w:r>
             <w:rPr>
               <w:rStyle w:val="Hyperlink"/>
@@ -3565,7 +3564,7 @@
           <w:sz w:val="24"/>
           <w:u w:val="single"/>
         </w:rPr>
-        <w:hyperlink r:id="rId21" w:history="1">
+        <w:hyperlink r:id="rId23" w:history="1">
           <w:r>
             <w:rPr>
               <w:rStyle w:val="Hyperlink"/>

--- a/EXPORTS/DOCX/published/niveau3/English/MNusantara.docx
+++ b/EXPORTS/DOCX/published/niveau3/English/MNusantara.docx
@@ -546,7 +546,7 @@
           <w:sz w:val="24"/>
           <w:u w:val="single"/>
         </w:rPr>
-        <w:hyperlink r:id="rId11" w:history="1">
+        <w:hyperlink r:id="rId12" w:history="1">
           <w:r>
             <w:rPr>
               <w:rStyle w:val="Hyperlink"/>
@@ -564,7 +564,7 @@
           <w:sz w:val="24"/>
           <w:u w:val="single"/>
         </w:rPr>
-        <w:hyperlink r:id="rId11" w:history="1">
+        <w:hyperlink r:id="rId12" w:history="1">
           <w:r>
             <w:rPr>
               <w:rStyle w:val="Hyperlink"/>
@@ -2837,9 +2837,15 @@
           <w:i w:val="0"/>
           <w:color w:val="0000FF"/>
           <w:sz w:val="24"/>
-          <w:u w:val="single"/>
         </w:rPr>
-        <w:t>2</w:t>
+        <w:hyperlink r:id="rId14" w:history="1">
+          <w:r>
+            <w:rPr>
+              <w:rStyle w:val="Hyperlink"/>
+            </w:rPr>
+            <w:t>2</w:t>
+          </w:r>
+        </w:hyperlink>
       </w:r>
       <w:r>
         <w:rPr>
@@ -3511,7 +3517,7 @@
           <w:sz w:val="24"/>
           <w:u w:val="single"/>
         </w:rPr>
-        <w:hyperlink r:id="rId22" w:history="1">
+        <w:hyperlink r:id="rId21" w:history="1">
           <w:r>
             <w:rPr>
               <w:rStyle w:val="Hyperlink"/>
@@ -3529,7 +3535,7 @@
           <w:sz w:val="24"/>
           <w:u w:val="single"/>
         </w:rPr>
-        <w:hyperlink r:id="rId22" w:history="1">
+        <w:hyperlink r:id="rId21" w:history="1">
           <w:r>
             <w:rPr>
               <w:rStyle w:val="Hyperlink"/>

--- a/EXPORTS/DOCX/published/niveau3/English/MNusantara.docx
+++ b/EXPORTS/DOCX/published/niveau3/English/MNusantara.docx
@@ -529,13 +529,21 @@
       </w:r>
       <w:r>
         <w:rPr>
+          <w:u w:val="single" w:color="0000ff"/>
           <w:rFonts w:ascii="Charis SIL Regular" w:hAnsi="Charis SIL Regular" w:eastAsia="Charis SIL Regular"/>
           <w:b w:val="0"/>
           <w:i w:val="0"/>
           <w:color w:val="000000"/>
           <w:sz w:val="24"/>
         </w:rPr>
-        <w:t xml:space="preserve">and a new </w:t>
+        <w:hyperlink r:id="rId11" w:history="1">
+          <w:r>
+            <w:rPr>
+              <w:rStyle w:val="Hyperlink"/>
+            </w:rPr>
+            <w:t xml:space="preserve">and a new </w:t>
+          </w:r>
+        </w:hyperlink>
       </w:r>
       <w:r>
         <w:rPr>
@@ -546,7 +554,7 @@
           <w:sz w:val="24"/>
           <w:u w:val="single"/>
         </w:rPr>
-        <w:hyperlink r:id="rId12" w:history="1">
+        <w:hyperlink r:id="rId11" w:history="1">
           <w:r>
             <w:rPr>
               <w:rStyle w:val="Hyperlink"/>
@@ -564,7 +572,7 @@
           <w:sz w:val="24"/>
           <w:u w:val="single"/>
         </w:rPr>
-        <w:hyperlink r:id="rId12" w:history="1">
+        <w:hyperlink r:id="rId11" w:history="1">
           <w:r>
             <w:rPr>
               <w:rStyle w:val="Hyperlink"/>
@@ -2837,15 +2845,9 @@
           <w:i w:val="0"/>
           <w:color w:val="0000FF"/>
           <w:sz w:val="24"/>
+          <w:u w:val="single"/>
         </w:rPr>
-        <w:hyperlink r:id="rId14" w:history="1">
-          <w:r>
-            <w:rPr>
-              <w:rStyle w:val="Hyperlink"/>
-            </w:rPr>
-            <w:t>2</w:t>
-          </w:r>
-        </w:hyperlink>
+        <w:t>2</w:t>
       </w:r>
       <w:r>
         <w:rPr>
@@ -3185,7 +3187,7 @@
           <w:sz w:val="24"/>
           <w:u w:val="single"/>
         </w:rPr>
-        <w:hyperlink r:id="rId19" w:history="1">
+        <w:hyperlink r:id="rId18" w:history="1">
           <w:r>
             <w:rPr>
               <w:rStyle w:val="Hyperlink"/>
@@ -3203,7 +3205,7 @@
           <w:sz w:val="24"/>
           <w:u w:val="single"/>
         </w:rPr>
-        <w:hyperlink r:id="rId19" w:history="1">
+        <w:hyperlink r:id="rId18" w:history="1">
           <w:r>
             <w:rPr>
               <w:rStyle w:val="Hyperlink"/>
@@ -3239,7 +3241,7 @@
           <w:sz w:val="24"/>
           <w:u w:val="single"/>
         </w:rPr>
-        <w:hyperlink r:id="rId20" w:history="1">
+        <w:hyperlink r:id="rId18" w:history="1">
           <w:r>
             <w:rPr>
               <w:rStyle w:val="Hyperlink"/>
@@ -3570,7 +3572,7 @@
           <w:sz w:val="24"/>
           <w:u w:val="single"/>
         </w:rPr>
-        <w:hyperlink r:id="rId23" w:history="1">
+        <w:hyperlink r:id="rId21" w:history="1">
           <w:r>
             <w:rPr>
               <w:rStyle w:val="Hyperlink"/>
@@ -3599,7 +3601,7 @@
           <w:sz w:val="24"/>
           <w:u w:val="single"/>
         </w:rPr>
-        <w:hyperlink r:id="rId23" w:history="1">
+        <w:hyperlink r:id="rId21" w:history="1">
           <w:r>
             <w:rPr>
               <w:rStyle w:val="Hyperlink"/>
@@ -3617,7 +3619,7 @@
           <w:sz w:val="24"/>
           <w:u w:val="single"/>
         </w:rPr>
-        <w:hyperlink r:id="rId23" w:history="1">
+        <w:hyperlink r:id="rId21" w:history="1">
           <w:r>
             <w:rPr>
               <w:rStyle w:val="Hyperlink"/>

--- a/EXPORTS/DOCX/published/niveau3/English/MNusantara.docx
+++ b/EXPORTS/DOCX/published/niveau3/English/MNusantara.docx
@@ -536,14 +536,7 @@
           <w:color w:val="000000"/>
           <w:sz w:val="24"/>
         </w:rPr>
-        <w:hyperlink r:id="rId11" w:history="1">
-          <w:r>
-            <w:rPr>
-              <w:rStyle w:val="Hyperlink"/>
-            </w:rPr>
-            <w:t xml:space="preserve">and a new </w:t>
-          </w:r>
-        </w:hyperlink>
+        <w:t xml:space="preserve">and a new </w:t>
       </w:r>
       <w:r>
         <w:rPr>
@@ -554,7 +547,7 @@
           <w:sz w:val="24"/>
           <w:u w:val="single"/>
         </w:rPr>
-        <w:hyperlink r:id="rId11" w:history="1">
+        <w:hyperlink r:id="rId12" w:history="1">
           <w:r>
             <w:rPr>
               <w:rStyle w:val="Hyperlink"/>
@@ -3187,7 +3180,7 @@
           <w:sz w:val="24"/>
           <w:u w:val="single"/>
         </w:rPr>
-        <w:hyperlink r:id="rId18" w:history="1">
+        <w:hyperlink r:id="rId19" w:history="1">
           <w:r>
             <w:rPr>
               <w:rStyle w:val="Hyperlink"/>
@@ -3205,7 +3198,7 @@
           <w:sz w:val="24"/>
           <w:u w:val="single"/>
         </w:rPr>
-        <w:hyperlink r:id="rId18" w:history="1">
+        <w:hyperlink r:id="rId19" w:history="1">
           <w:r>
             <w:rPr>
               <w:rStyle w:val="Hyperlink"/>
@@ -3241,7 +3234,7 @@
           <w:sz w:val="24"/>
           <w:u w:val="single"/>
         </w:rPr>
-        <w:hyperlink r:id="rId18" w:history="1">
+        <w:hyperlink r:id="rId20" w:history="1">
           <w:r>
             <w:rPr>
               <w:rStyle w:val="Hyperlink"/>
@@ -3548,6 +3541,7 @@
       </w:r>
       <w:r>
         <w:rPr>
+          <w:u w:val="single" w:color="0000ff"/>
           <w:rFonts w:ascii="Charis SIL Regular" w:hAnsi="Charis SIL Regular" w:eastAsia="Charis SIL Regular"/>
           <w:b w:val="0"/>
           <w:i w:val="0"/>
@@ -3572,7 +3566,7 @@
           <w:sz w:val="24"/>
           <w:u w:val="single"/>
         </w:rPr>
-        <w:hyperlink r:id="rId21" w:history="1">
+        <w:hyperlink r:id="rId23" w:history="1">
           <w:r>
             <w:rPr>
               <w:rStyle w:val="Hyperlink"/>
@@ -3601,7 +3595,7 @@
           <w:sz w:val="24"/>
           <w:u w:val="single"/>
         </w:rPr>
-        <w:hyperlink r:id="rId21" w:history="1">
+        <w:hyperlink r:id="rId23" w:history="1">
           <w:r>
             <w:rPr>
               <w:rStyle w:val="Hyperlink"/>
@@ -3619,7 +3613,7 @@
           <w:sz w:val="24"/>
           <w:u w:val="single"/>
         </w:rPr>
-        <w:hyperlink r:id="rId21" w:history="1">
+        <w:hyperlink r:id="rId23" w:history="1">
           <w:r>
             <w:rPr>
               <w:rStyle w:val="Hyperlink"/>

--- a/EXPORTS/DOCX/published/niveau3/English/MNusantara.docx
+++ b/EXPORTS/DOCX/published/niveau3/English/MNusantara.docx
@@ -536,7 +536,14 @@
           <w:color w:val="000000"/>
           <w:sz w:val="24"/>
         </w:rPr>
-        <w:t xml:space="preserve">and a new </w:t>
+        <w:hyperlink r:id="rId11" w:history="1">
+          <w:r>
+            <w:rPr>
+              <w:rStyle w:val="Hyperlink"/>
+            </w:rPr>
+            <w:t xml:space="preserve">and a new </w:t>
+          </w:r>
+        </w:hyperlink>
       </w:r>
       <w:r>
         <w:rPr>
@@ -547,7 +554,7 @@
           <w:sz w:val="24"/>
           <w:u w:val="single"/>
         </w:rPr>
-        <w:hyperlink r:id="rId12" w:history="1">
+        <w:hyperlink r:id="rId11" w:history="1">
           <w:r>
             <w:rPr>
               <w:rStyle w:val="Hyperlink"/>
@@ -1150,43 +1157,7 @@
           <w:color w:val="000000"/>
           <w:sz w:val="24"/>
         </w:rPr>
-        <w:t>. This publication also includes a comprehensive overview of the</w:t>
-      </w:r>
-      <w:r>
-        <w:rPr>
-          <w:u w:val="single" w:color="0000ff"/>
-          <w:rFonts w:ascii="Charis SIL Regular" w:hAnsi="Charis SIL Regular" w:eastAsia="Charis SIL Regular"/>
-          <w:b w:val="0"/>
-          <w:i w:val="0"/>
-          <w:color w:val="000000"/>
-          <w:sz w:val="24"/>
-        </w:rPr>
-        <w:hyperlink r:id="rId14" w:history="1">
-          <w:r>
-            <w:rPr>
-              <w:rStyle w:val="Hyperlink"/>
-            </w:rPr>
-            <w:t xml:space="preserve"> institutio</w:t>
-          </w:r>
-        </w:hyperlink>
-      </w:r>
-      <w:r>
-        <w:rPr>
-          <w:u w:val="single" w:color="0000ff"/>
-          <w:rFonts w:ascii="Charis SIL Regular" w:hAnsi="Charis SIL Regular" w:eastAsia="Charis SIL Regular"/>
-          <w:b w:val="0"/>
-          <w:i w:val="0"/>
-          <w:color w:val="000000"/>
-          <w:sz w:val="24"/>
-        </w:rPr>
-        <w:hyperlink r:id="rId14" w:history="1">
-          <w:r>
-            <w:rPr>
-              <w:rStyle w:val="Hyperlink"/>
-            </w:rPr>
-            <w:t xml:space="preserve">ns </w:t>
-          </w:r>
-        </w:hyperlink>
+        <w:t xml:space="preserve">. This publication also includes a comprehensive overview of the institutions </w:t>
       </w:r>
       <w:r>
         <w:rPr>
@@ -3198,7 +3169,7 @@
           <w:sz w:val="24"/>
           <w:u w:val="single"/>
         </w:rPr>
-        <w:hyperlink r:id="rId19" w:history="1">
+        <w:hyperlink r:id="rId18" w:history="1">
           <w:r>
             <w:rPr>
               <w:rStyle w:val="Hyperlink"/>
@@ -3209,7 +3180,6 @@
       </w:r>
       <w:r>
         <w:rPr>
-          <w:u w:val="single" w:color="0000ff"/>
           <w:rFonts w:ascii="Charis SIL Regular" w:hAnsi="Charis SIL Regular" w:eastAsia="Charis SIL Regular"/>
           <w:b w:val="0"/>
           <w:i w:val="0"/>
@@ -3234,7 +3204,7 @@
           <w:sz w:val="24"/>
           <w:u w:val="single"/>
         </w:rPr>
-        <w:hyperlink r:id="rId20" w:history="1">
+        <w:hyperlink r:id="rId18" w:history="1">
           <w:r>
             <w:rPr>
               <w:rStyle w:val="Hyperlink"/>
@@ -3263,7 +3233,7 @@
           <w:sz w:val="24"/>
           <w:u w:val="single"/>
         </w:rPr>
-        <w:hyperlink r:id="rId20" w:history="1">
+        <w:hyperlink r:id="rId18" w:history="1">
           <w:r>
             <w:rPr>
               <w:rStyle w:val="Hyperlink"/>
@@ -3281,7 +3251,7 @@
           <w:sz w:val="24"/>
           <w:u w:val="single"/>
         </w:rPr>
-        <w:hyperlink r:id="rId20" w:history="1">
+        <w:hyperlink r:id="rId18" w:history="1">
           <w:r>
             <w:rPr>
               <w:rStyle w:val="Hyperlink"/>
@@ -3412,7 +3382,7 @@
           <w:sz w:val="24"/>
           <w:u w:val="single"/>
         </w:rPr>
-        <w:hyperlink r:id="rId21" w:history="1">
+        <w:hyperlink r:id="rId20" w:history="1">
           <w:r>
             <w:rPr>
               <w:rStyle w:val="Hyperlink"/>
@@ -3430,7 +3400,7 @@
           <w:sz w:val="24"/>
           <w:u w:val="single"/>
         </w:rPr>
-        <w:hyperlink r:id="rId21" w:history="1">
+        <w:hyperlink r:id="rId20" w:history="1">
           <w:r>
             <w:rPr>
               <w:rStyle w:val="Hyperlink"/>
@@ -3448,7 +3418,7 @@
           <w:sz w:val="24"/>
           <w:u w:val="single"/>
         </w:rPr>
-        <w:hyperlink r:id="rId21" w:history="1">
+        <w:hyperlink r:id="rId20" w:history="1">
           <w:r>
             <w:rPr>
               <w:rStyle w:val="Hyperlink"/>
@@ -3466,7 +3436,7 @@
           <w:sz w:val="24"/>
           <w:u w:val="single"/>
         </w:rPr>
-        <w:hyperlink r:id="rId21" w:history="1">
+        <w:hyperlink r:id="rId20" w:history="1">
           <w:r>
             <w:rPr>
               <w:rStyle w:val="Hyperlink"/>
@@ -3494,7 +3464,7 @@
           <w:sz w:val="24"/>
           <w:u w:val="single"/>
         </w:rPr>
-        <w:hyperlink r:id="rId22" w:history="1">
+        <w:hyperlink r:id="rId21" w:history="1">
           <w:r>
             <w:rPr>
               <w:rStyle w:val="Hyperlink"/>
@@ -3541,21 +3511,13 @@
       </w:r>
       <w:r>
         <w:rPr>
-          <w:u w:val="single" w:color="0000ff"/>
           <w:rFonts w:ascii="Charis SIL Regular" w:hAnsi="Charis SIL Regular" w:eastAsia="Charis SIL Regular"/>
           <w:b w:val="0"/>
           <w:i w:val="0"/>
           <w:color w:val="000000"/>
           <w:sz w:val="24"/>
         </w:rPr>
-        <w:hyperlink r:id="rId21" w:history="1">
-          <w:r>
-            <w:rPr>
-              <w:rStyle w:val="Hyperlink"/>
-            </w:rPr>
-            <w:t xml:space="preserve">, </w:t>
-          </w:r>
-        </w:hyperlink>
+        <w:t xml:space="preserve">, </w:t>
       </w:r>
       <w:r>
         <w:rPr>
@@ -3566,7 +3528,7 @@
           <w:sz w:val="24"/>
           <w:u w:val="single"/>
         </w:rPr>
-        <w:hyperlink r:id="rId23" w:history="1">
+        <w:hyperlink r:id="rId22" w:history="1">
           <w:r>
             <w:rPr>
               <w:rStyle w:val="Hyperlink"/>
@@ -3595,7 +3557,7 @@
           <w:sz w:val="24"/>
           <w:u w:val="single"/>
         </w:rPr>
-        <w:hyperlink r:id="rId23" w:history="1">
+        <w:hyperlink r:id="rId22" w:history="1">
           <w:r>
             <w:rPr>
               <w:rStyle w:val="Hyperlink"/>
@@ -3613,7 +3575,7 @@
           <w:sz w:val="24"/>
           <w:u w:val="single"/>
         </w:rPr>
-        <w:hyperlink r:id="rId23" w:history="1">
+        <w:hyperlink r:id="rId20" w:history="1">
           <w:r>
             <w:rPr>
               <w:rStyle w:val="Hyperlink"/>

--- a/EXPORTS/DOCX/published/niveau3/English/MNusantara.docx
+++ b/EXPORTS/DOCX/published/niveau3/English/MNusantara.docx
@@ -1157,7 +1157,25 @@
           <w:color w:val="000000"/>
           <w:sz w:val="24"/>
         </w:rPr>
-        <w:t xml:space="preserve">. This publication also includes a comprehensive overview of the institutions </w:t>
+        <w:t>. This publication also includes a comprehensive overview of the institutio</w:t>
+      </w:r>
+      <w:r>
+        <w:rPr>
+          <w:u w:val="single" w:color="0000ff"/>
+          <w:rFonts w:ascii="Charis SIL Regular" w:hAnsi="Charis SIL Regular" w:eastAsia="Charis SIL Regular"/>
+          <w:b w:val="0"/>
+          <w:i w:val="0"/>
+          <w:color w:val="000000"/>
+          <w:sz w:val="24"/>
+        </w:rPr>
+        <w:hyperlink r:id="rId14" w:history="1">
+          <w:r>
+            <w:rPr>
+              <w:rStyle w:val="Hyperlink"/>
+            </w:rPr>
+            <w:t xml:space="preserve">ns </w:t>
+          </w:r>
+        </w:hyperlink>
       </w:r>
       <w:r>
         <w:rPr>
@@ -3151,7 +3169,7 @@
           <w:sz w:val="24"/>
           <w:u w:val="single"/>
         </w:rPr>
-        <w:hyperlink r:id="rId19" w:history="1">
+        <w:hyperlink r:id="rId18" w:history="1">
           <w:r>
             <w:rPr>
               <w:rStyle w:val="Hyperlink"/>
@@ -3180,6 +3198,7 @@
       </w:r>
       <w:r>
         <w:rPr>
+          <w:u w:val="single" w:color="0000ff"/>
           <w:rFonts w:ascii="Charis SIL Regular" w:hAnsi="Charis SIL Regular" w:eastAsia="Charis SIL Regular"/>
           <w:b w:val="0"/>
           <w:i w:val="0"/>
@@ -3204,7 +3223,7 @@
           <w:sz w:val="24"/>
           <w:u w:val="single"/>
         </w:rPr>
-        <w:hyperlink r:id="rId18" w:history="1">
+        <w:hyperlink r:id="rId20" w:history="1">
           <w:r>
             <w:rPr>
               <w:rStyle w:val="Hyperlink"/>
@@ -3233,7 +3252,7 @@
           <w:sz w:val="24"/>
           <w:u w:val="single"/>
         </w:rPr>
-        <w:hyperlink r:id="rId18" w:history="1">
+        <w:hyperlink r:id="rId20" w:history="1">
           <w:r>
             <w:rPr>
               <w:rStyle w:val="Hyperlink"/>
@@ -3251,7 +3270,7 @@
           <w:sz w:val="24"/>
           <w:u w:val="single"/>
         </w:rPr>
-        <w:hyperlink r:id="rId18" w:history="1">
+        <w:hyperlink r:id="rId20" w:history="1">
           <w:r>
             <w:rPr>
               <w:rStyle w:val="Hyperlink"/>
@@ -3382,7 +3401,7 @@
           <w:sz w:val="24"/>
           <w:u w:val="single"/>
         </w:rPr>
-        <w:hyperlink r:id="rId20" w:history="1">
+        <w:hyperlink r:id="rId21" w:history="1">
           <w:r>
             <w:rPr>
               <w:rStyle w:val="Hyperlink"/>
@@ -3400,7 +3419,7 @@
           <w:sz w:val="24"/>
           <w:u w:val="single"/>
         </w:rPr>
-        <w:hyperlink r:id="rId20" w:history="1">
+        <w:hyperlink r:id="rId21" w:history="1">
           <w:r>
             <w:rPr>
               <w:rStyle w:val="Hyperlink"/>
@@ -3418,7 +3437,7 @@
           <w:sz w:val="24"/>
           <w:u w:val="single"/>
         </w:rPr>
-        <w:hyperlink r:id="rId20" w:history="1">
+        <w:hyperlink r:id="rId21" w:history="1">
           <w:r>
             <w:rPr>
               <w:rStyle w:val="Hyperlink"/>
@@ -3436,7 +3455,7 @@
           <w:sz w:val="24"/>
           <w:u w:val="single"/>
         </w:rPr>
-        <w:hyperlink r:id="rId20" w:history="1">
+        <w:hyperlink r:id="rId21" w:history="1">
           <w:r>
             <w:rPr>
               <w:rStyle w:val="Hyperlink"/>
@@ -3464,7 +3483,7 @@
           <w:sz w:val="24"/>
           <w:u w:val="single"/>
         </w:rPr>
-        <w:hyperlink r:id="rId21" w:history="1">
+        <w:hyperlink r:id="rId22" w:history="1">
           <w:r>
             <w:rPr>
               <w:rStyle w:val="Hyperlink"/>
@@ -3517,7 +3536,14 @@
           <w:color w:val="000000"/>
           <w:sz w:val="24"/>
         </w:rPr>
-        <w:t xml:space="preserve">, </w:t>
+        <w:hyperlink r:id="rId21" w:history="1">
+          <w:r>
+            <w:rPr>
+              <w:rStyle w:val="Hyperlink"/>
+            </w:rPr>
+            <w:t xml:space="preserve">, </w:t>
+          </w:r>
+        </w:hyperlink>
       </w:r>
       <w:r>
         <w:rPr>
@@ -3528,7 +3554,7 @@
           <w:sz w:val="24"/>
           <w:u w:val="single"/>
         </w:rPr>
-        <w:hyperlink r:id="rId22" w:history="1">
+        <w:hyperlink r:id="rId21" w:history="1">
           <w:r>
             <w:rPr>
               <w:rStyle w:val="Hyperlink"/>
@@ -3557,7 +3583,7 @@
           <w:sz w:val="24"/>
           <w:u w:val="single"/>
         </w:rPr>
-        <w:hyperlink r:id="rId22" w:history="1">
+        <w:hyperlink r:id="rId23" w:history="1">
           <w:r>
             <w:rPr>
               <w:rStyle w:val="Hyperlink"/>
@@ -3575,7 +3601,7 @@
           <w:sz w:val="24"/>
           <w:u w:val="single"/>
         </w:rPr>
-        <w:hyperlink r:id="rId20" w:history="1">
+        <w:hyperlink r:id="rId23" w:history="1">
           <w:r>
             <w:rPr>
               <w:rStyle w:val="Hyperlink"/>

--- a/EXPORTS/DOCX/published/niveau3/English/MNusantara.docx
+++ b/EXPORTS/DOCX/published/niveau3/English/MNusantara.docx
@@ -529,21 +529,13 @@
       </w:r>
       <w:r>
         <w:rPr>
-          <w:u w:val="single" w:color="0000ff"/>
           <w:rFonts w:ascii="Charis SIL Regular" w:hAnsi="Charis SIL Regular" w:eastAsia="Charis SIL Regular"/>
           <w:b w:val="0"/>
           <w:i w:val="0"/>
           <w:color w:val="000000"/>
           <w:sz w:val="24"/>
         </w:rPr>
-        <w:hyperlink r:id="rId11" w:history="1">
-          <w:r>
-            <w:rPr>
-              <w:rStyle w:val="Hyperlink"/>
-            </w:rPr>
-            <w:t xml:space="preserve">and a new </w:t>
-          </w:r>
-        </w:hyperlink>
+        <w:t xml:space="preserve">and a new </w:t>
       </w:r>
       <w:r>
         <w:rPr>
@@ -1157,7 +1149,25 @@
           <w:color w:val="000000"/>
           <w:sz w:val="24"/>
         </w:rPr>
-        <w:t>. This publication also includes a comprehensive overview of the institutio</w:t>
+        <w:t>. This publication also includes a comprehensive overview of the</w:t>
+      </w:r>
+      <w:r>
+        <w:rPr>
+          <w:u w:val="single" w:color="0000ff"/>
+          <w:rFonts w:ascii="Charis SIL Regular" w:hAnsi="Charis SIL Regular" w:eastAsia="Charis SIL Regular"/>
+          <w:b w:val="0"/>
+          <w:i w:val="0"/>
+          <w:color w:val="000000"/>
+          <w:sz w:val="24"/>
+        </w:rPr>
+        <w:hyperlink r:id="rId14" w:history="1">
+          <w:r>
+            <w:rPr>
+              <w:rStyle w:val="Hyperlink"/>
+            </w:rPr>
+            <w:t xml:space="preserve"> institutio</w:t>
+          </w:r>
+        </w:hyperlink>
       </w:r>
       <w:r>
         <w:rPr>
@@ -3169,7 +3179,7 @@
           <w:sz w:val="24"/>
           <w:u w:val="single"/>
         </w:rPr>
-        <w:hyperlink r:id="rId18" w:history="1">
+        <w:hyperlink r:id="rId19" w:history="1">
           <w:r>
             <w:rPr>
               <w:rStyle w:val="Hyperlink"/>
@@ -3187,7 +3197,7 @@
           <w:sz w:val="24"/>
           <w:u w:val="single"/>
         </w:rPr>
-        <w:hyperlink r:id="rId18" w:history="1">
+        <w:hyperlink r:id="rId19" w:history="1">
           <w:r>
             <w:rPr>
               <w:rStyle w:val="Hyperlink"/>
@@ -3501,7 +3511,7 @@
           <w:sz w:val="24"/>
           <w:u w:val="single"/>
         </w:rPr>
-        <w:hyperlink r:id="rId21" w:history="1">
+        <w:hyperlink r:id="rId22" w:history="1">
           <w:r>
             <w:rPr>
               <w:rStyle w:val="Hyperlink"/>
@@ -3519,7 +3529,7 @@
           <w:sz w:val="24"/>
           <w:u w:val="single"/>
         </w:rPr>
-        <w:hyperlink r:id="rId21" w:history="1">
+        <w:hyperlink r:id="rId22" w:history="1">
           <w:r>
             <w:rPr>
               <w:rStyle w:val="Hyperlink"/>
@@ -3530,6 +3540,7 @@
       </w:r>
       <w:r>
         <w:rPr>
+          <w:u w:val="single" w:color="0000ff"/>
           <w:rFonts w:ascii="Charis SIL Regular" w:hAnsi="Charis SIL Regular" w:eastAsia="Charis SIL Regular"/>
           <w:b w:val="0"/>
           <w:i w:val="0"/>
@@ -3554,7 +3565,7 @@
           <w:sz w:val="24"/>
           <w:u w:val="single"/>
         </w:rPr>
-        <w:hyperlink r:id="rId21" w:history="1">
+        <w:hyperlink r:id="rId23" w:history="1">
           <w:r>
             <w:rPr>
               <w:rStyle w:val="Hyperlink"/>

--- a/EXPORTS/DOCX/published/niveau3/English/MNusantara.docx
+++ b/EXPORTS/DOCX/published/niveau3/English/MNusantara.docx
@@ -638,25 +638,7 @@
           <w:color w:val="000000"/>
           <w:sz w:val="24"/>
         </w:rPr>
-        <w:t>established</w:t>
-      </w:r>
-      <w:r>
-        <w:rPr>
-          <w:u w:val="single" w:color="0000ff"/>
-          <w:rFonts w:ascii="Charis SIL Regular" w:hAnsi="Charis SIL Regular" w:eastAsia="Charis SIL Regular"/>
-          <w:b w:val="0"/>
-          <w:i w:val="0"/>
-          <w:color w:val="000000"/>
-          <w:sz w:val="24"/>
-        </w:rPr>
-        <w:hyperlink r:id="rId12" w:history="1">
-          <w:r>
-            <w:rPr>
-              <w:rStyle w:val="Hyperlink"/>
-            </w:rPr>
-            <w:t xml:space="preserve"> while the c</w:t>
-          </w:r>
-        </w:hyperlink>
+        <w:t>established while the c</w:t>
       </w:r>
       <w:r>
         <w:rPr>
@@ -3179,7 +3161,7 @@
           <w:sz w:val="24"/>
           <w:u w:val="single"/>
         </w:rPr>
-        <w:hyperlink r:id="rId19" w:history="1">
+        <w:hyperlink r:id="rId18" w:history="1">
           <w:r>
             <w:rPr>
               <w:rStyle w:val="Hyperlink"/>
@@ -3197,7 +3179,7 @@
           <w:sz w:val="24"/>
           <w:u w:val="single"/>
         </w:rPr>
-        <w:hyperlink r:id="rId19" w:history="1">
+        <w:hyperlink r:id="rId18" w:history="1">
           <w:r>
             <w:rPr>
               <w:rStyle w:val="Hyperlink"/>
@@ -3208,7 +3190,6 @@
       </w:r>
       <w:r>
         <w:rPr>
-          <w:u w:val="single" w:color="0000ff"/>
           <w:rFonts w:ascii="Charis SIL Regular" w:hAnsi="Charis SIL Regular" w:eastAsia="Charis SIL Regular"/>
           <w:b w:val="0"/>
           <w:i w:val="0"/>
@@ -3233,7 +3214,7 @@
           <w:sz w:val="24"/>
           <w:u w:val="single"/>
         </w:rPr>
-        <w:hyperlink r:id="rId20" w:history="1">
+        <w:hyperlink r:id="rId18" w:history="1">
           <w:r>
             <w:rPr>
               <w:rStyle w:val="Hyperlink"/>
@@ -3262,7 +3243,7 @@
           <w:sz w:val="24"/>
           <w:u w:val="single"/>
         </w:rPr>
-        <w:hyperlink r:id="rId20" w:history="1">
+        <w:hyperlink r:id="rId18" w:history="1">
           <w:r>
             <w:rPr>
               <w:rStyle w:val="Hyperlink"/>
@@ -3280,7 +3261,7 @@
           <w:sz w:val="24"/>
           <w:u w:val="single"/>
         </w:rPr>
-        <w:hyperlink r:id="rId20" w:history="1">
+        <w:hyperlink r:id="rId18" w:history="1">
           <w:r>
             <w:rPr>
               <w:rStyle w:val="Hyperlink"/>
@@ -3411,7 +3392,7 @@
           <w:sz w:val="24"/>
           <w:u w:val="single"/>
         </w:rPr>
-        <w:hyperlink r:id="rId21" w:history="1">
+        <w:hyperlink r:id="rId20" w:history="1">
           <w:r>
             <w:rPr>
               <w:rStyle w:val="Hyperlink"/>
@@ -3429,7 +3410,7 @@
           <w:sz w:val="24"/>
           <w:u w:val="single"/>
         </w:rPr>
-        <w:hyperlink r:id="rId21" w:history="1">
+        <w:hyperlink r:id="rId20" w:history="1">
           <w:r>
             <w:rPr>
               <w:rStyle w:val="Hyperlink"/>
@@ -3447,7 +3428,7 @@
           <w:sz w:val="24"/>
           <w:u w:val="single"/>
         </w:rPr>
-        <w:hyperlink r:id="rId21" w:history="1">
+        <w:hyperlink r:id="rId20" w:history="1">
           <w:r>
             <w:rPr>
               <w:rStyle w:val="Hyperlink"/>
@@ -3465,7 +3446,7 @@
           <w:sz w:val="24"/>
           <w:u w:val="single"/>
         </w:rPr>
-        <w:hyperlink r:id="rId21" w:history="1">
+        <w:hyperlink r:id="rId20" w:history="1">
           <w:r>
             <w:rPr>
               <w:rStyle w:val="Hyperlink"/>
@@ -3493,7 +3474,7 @@
           <w:sz w:val="24"/>
           <w:u w:val="single"/>
         </w:rPr>
-        <w:hyperlink r:id="rId22" w:history="1">
+        <w:hyperlink r:id="rId21" w:history="1">
           <w:r>
             <w:rPr>
               <w:rStyle w:val="Hyperlink"/>
@@ -3511,7 +3492,7 @@
           <w:sz w:val="24"/>
           <w:u w:val="single"/>
         </w:rPr>
-        <w:hyperlink r:id="rId22" w:history="1">
+        <w:hyperlink r:id="rId20" w:history="1">
           <w:r>
             <w:rPr>
               <w:rStyle w:val="Hyperlink"/>
@@ -3529,7 +3510,7 @@
           <w:sz w:val="24"/>
           <w:u w:val="single"/>
         </w:rPr>
-        <w:hyperlink r:id="rId22" w:history="1">
+        <w:hyperlink r:id="rId20" w:history="1">
           <w:r>
             <w:rPr>
               <w:rStyle w:val="Hyperlink"/>
@@ -3547,7 +3528,7 @@
           <w:color w:val="000000"/>
           <w:sz w:val="24"/>
         </w:rPr>
-        <w:hyperlink r:id="rId21" w:history="1">
+        <w:hyperlink r:id="rId20" w:history="1">
           <w:r>
             <w:rPr>
               <w:rStyle w:val="Hyperlink"/>
@@ -3565,7 +3546,7 @@
           <w:sz w:val="24"/>
           <w:u w:val="single"/>
         </w:rPr>
-        <w:hyperlink r:id="rId23" w:history="1">
+        <w:hyperlink r:id="rId22" w:history="1">
           <w:r>
             <w:rPr>
               <w:rStyle w:val="Hyperlink"/>
@@ -3594,7 +3575,7 @@
           <w:sz w:val="24"/>
           <w:u w:val="single"/>
         </w:rPr>
-        <w:hyperlink r:id="rId23" w:history="1">
+        <w:hyperlink r:id="rId20" w:history="1">
           <w:r>
             <w:rPr>
               <w:rStyle w:val="Hyperlink"/>
@@ -3612,7 +3593,7 @@
           <w:sz w:val="24"/>
           <w:u w:val="single"/>
         </w:rPr>
-        <w:hyperlink r:id="rId23" w:history="1">
+        <w:hyperlink r:id="rId20" w:history="1">
           <w:r>
             <w:rPr>
               <w:rStyle w:val="Hyperlink"/>

--- a/EXPORTS/DOCX/published/niveau3/English/MNusantara.docx
+++ b/EXPORTS/DOCX/published/niveau3/English/MNusantara.docx
@@ -2837,15 +2837,9 @@
           <w:i w:val="0"/>
           <w:color w:val="0000FF"/>
           <w:sz w:val="24"/>
+          <w:u w:val="single"/>
         </w:rPr>
-        <w:hyperlink r:id="rId14" w:history="1">
-          <w:r>
-            <w:rPr>
-              <w:rStyle w:val="Hyperlink"/>
-            </w:rPr>
-            <w:t>2</w:t>
-          </w:r>
-        </w:hyperlink>
+        <w:t>2</w:t>
       </w:r>
       <w:r>
         <w:rPr>
@@ -3185,7 +3179,7 @@
           <w:sz w:val="24"/>
           <w:u w:val="single"/>
         </w:rPr>
-        <w:hyperlink r:id="rId19" w:history="1">
+        <w:hyperlink r:id="rId18" w:history="1">
           <w:r>
             <w:rPr>
               <w:rStyle w:val="Hyperlink"/>
@@ -3203,7 +3197,7 @@
           <w:sz w:val="24"/>
           <w:u w:val="single"/>
         </w:rPr>
-        <w:hyperlink r:id="rId19" w:history="1">
+        <w:hyperlink r:id="rId18" w:history="1">
           <w:r>
             <w:rPr>
               <w:rStyle w:val="Hyperlink"/>
@@ -3220,7 +3214,14 @@
           <w:color w:val="000000"/>
           <w:sz w:val="24"/>
         </w:rPr>
-        <w:t xml:space="preserve">, </w:t>
+        <w:hyperlink r:id="rId18" w:history="1">
+          <w:r>
+            <w:rPr>
+              <w:rStyle w:val="Hyperlink"/>
+            </w:rPr>
+            <w:t xml:space="preserve">, </w:t>
+          </w:r>
+        </w:hyperlink>
       </w:r>
       <w:r>
         <w:rPr>
@@ -3231,7 +3232,7 @@
           <w:sz w:val="24"/>
           <w:u w:val="single"/>
         </w:rPr>
-        <w:hyperlink r:id="rId20" w:history="1">
+        <w:hyperlink r:id="rId18" w:history="1">
           <w:r>
             <w:rPr>
               <w:rStyle w:val="Hyperlink"/>
@@ -3260,7 +3261,7 @@
           <w:sz w:val="24"/>
           <w:u w:val="single"/>
         </w:rPr>
-        <w:hyperlink r:id="rId20" w:history="1">
+        <w:hyperlink r:id="rId18" w:history="1">
           <w:r>
             <w:rPr>
               <w:rStyle w:val="Hyperlink"/>
@@ -3278,7 +3279,7 @@
           <w:sz w:val="24"/>
           <w:u w:val="single"/>
         </w:rPr>
-        <w:hyperlink r:id="rId20" w:history="1">
+        <w:hyperlink r:id="rId18" w:history="1">
           <w:r>
             <w:rPr>
               <w:rStyle w:val="Hyperlink"/>
@@ -3409,7 +3410,7 @@
           <w:sz w:val="24"/>
           <w:u w:val="single"/>
         </w:rPr>
-        <w:hyperlink r:id="rId21" w:history="1">
+        <w:hyperlink r:id="rId20" w:history="1">
           <w:r>
             <w:rPr>
               <w:rStyle w:val="Hyperlink"/>
@@ -3427,7 +3428,7 @@
           <w:sz w:val="24"/>
           <w:u w:val="single"/>
         </w:rPr>
-        <w:hyperlink r:id="rId21" w:history="1">
+        <w:hyperlink r:id="rId20" w:history="1">
           <w:r>
             <w:rPr>
               <w:rStyle w:val="Hyperlink"/>
@@ -3445,7 +3446,7 @@
           <w:sz w:val="24"/>
           <w:u w:val="single"/>
         </w:rPr>
-        <w:hyperlink r:id="rId21" w:history="1">
+        <w:hyperlink r:id="rId20" w:history="1">
           <w:r>
             <w:rPr>
               <w:rStyle w:val="Hyperlink"/>
@@ -3463,7 +3464,7 @@
           <w:sz w:val="24"/>
           <w:u w:val="single"/>
         </w:rPr>
-        <w:hyperlink r:id="rId21" w:history="1">
+        <w:hyperlink r:id="rId20" w:history="1">
           <w:r>
             <w:rPr>
               <w:rStyle w:val="Hyperlink"/>
@@ -3491,7 +3492,7 @@
           <w:sz w:val="24"/>
           <w:u w:val="single"/>
         </w:rPr>
-        <w:hyperlink r:id="rId22" w:history="1">
+        <w:hyperlink r:id="rId21" w:history="1">
           <w:r>
             <w:rPr>
               <w:rStyle w:val="Hyperlink"/>
@@ -3509,7 +3510,7 @@
           <w:sz w:val="24"/>
           <w:u w:val="single"/>
         </w:rPr>
-        <w:hyperlink r:id="rId22" w:history="1">
+        <w:hyperlink r:id="rId20" w:history="1">
           <w:r>
             <w:rPr>
               <w:rStyle w:val="Hyperlink"/>
@@ -3527,7 +3528,7 @@
           <w:sz w:val="24"/>
           <w:u w:val="single"/>
         </w:rPr>
-        <w:hyperlink r:id="rId22" w:history="1">
+        <w:hyperlink r:id="rId21" w:history="1">
           <w:r>
             <w:rPr>
               <w:rStyle w:val="Hyperlink"/>
@@ -3544,7 +3545,14 @@
           <w:color w:val="000000"/>
           <w:sz w:val="24"/>
         </w:rPr>
-        <w:t xml:space="preserve">, </w:t>
+        <w:hyperlink r:id="rId20" w:history="1">
+          <w:r>
+            <w:rPr>
+              <w:rStyle w:val="Hyperlink"/>
+            </w:rPr>
+            <w:t xml:space="preserve">, </w:t>
+          </w:r>
+        </w:hyperlink>
       </w:r>
       <w:r>
         <w:rPr>
@@ -3555,7 +3563,7 @@
           <w:sz w:val="24"/>
           <w:u w:val="single"/>
         </w:rPr>
-        <w:hyperlink r:id="rId23" w:history="1">
+        <w:hyperlink r:id="rId22" w:history="1">
           <w:r>
             <w:rPr>
               <w:rStyle w:val="Hyperlink"/>
@@ -3584,7 +3592,7 @@
           <w:sz w:val="24"/>
           <w:u w:val="single"/>
         </w:rPr>
-        <w:hyperlink r:id="rId23" w:history="1">
+        <w:hyperlink r:id="rId22" w:history="1">
           <w:r>
             <w:rPr>
               <w:rStyle w:val="Hyperlink"/>
@@ -3602,7 +3610,7 @@
           <w:sz w:val="24"/>
           <w:u w:val="single"/>
         </w:rPr>
-        <w:hyperlink r:id="rId23" w:history="1">
+        <w:hyperlink r:id="rId20" w:history="1">
           <w:r>
             <w:rPr>
               <w:rStyle w:val="Hyperlink"/>

--- a/EXPORTS/DOCX/published/niveau3/English/MNusantara.docx
+++ b/EXPORTS/DOCX/published/niveau3/English/MNusantara.docx
@@ -529,6 +529,7 @@
       </w:r>
       <w:r>
         <w:rPr>
+          <w:u w:val="single" w:color="0000ff"/>
           <w:rFonts w:ascii="Charis SIL Regular" w:hAnsi="Charis SIL Regular" w:eastAsia="Charis SIL Regular"/>
           <w:b w:val="0"/>
           <w:i w:val="0"/>
@@ -649,14 +650,7 @@
           <w:color w:val="000000"/>
           <w:sz w:val="24"/>
         </w:rPr>
-        <w:hyperlink r:id="rId12" w:history="1">
-          <w:r>
-            <w:rPr>
-              <w:rStyle w:val="Hyperlink"/>
-            </w:rPr>
-            <w:t xml:space="preserve"> while the c</w:t>
-          </w:r>
-        </w:hyperlink>
+        <w:t xml:space="preserve"> while the c</w:t>
       </w:r>
       <w:r>
         <w:rPr>
@@ -1160,32 +1154,7 @@
           <w:color w:val="000000"/>
           <w:sz w:val="24"/>
         </w:rPr>
-        <w:hyperlink r:id="rId14" w:history="1">
-          <w:r>
-            <w:rPr>
-              <w:rStyle w:val="Hyperlink"/>
-            </w:rPr>
-            <w:t xml:space="preserve"> institutio</w:t>
-          </w:r>
-        </w:hyperlink>
-      </w:r>
-      <w:r>
-        <w:rPr>
-          <w:u w:val="single" w:color="0000ff"/>
-          <w:rFonts w:ascii="Charis SIL Regular" w:hAnsi="Charis SIL Regular" w:eastAsia="Charis SIL Regular"/>
-          <w:b w:val="0"/>
-          <w:i w:val="0"/>
-          <w:color w:val="000000"/>
-          <w:sz w:val="24"/>
-        </w:rPr>
-        <w:hyperlink r:id="rId14" w:history="1">
-          <w:r>
-            <w:rPr>
-              <w:rStyle w:val="Hyperlink"/>
-            </w:rPr>
-            <w:t xml:space="preserve">ns </w:t>
-          </w:r>
-        </w:hyperlink>
+        <w:t xml:space="preserve"> institutions </w:t>
       </w:r>
       <w:r>
         <w:rPr>
@@ -3179,7 +3148,7 @@
           <w:sz w:val="24"/>
           <w:u w:val="single"/>
         </w:rPr>
-        <w:hyperlink r:id="rId18" w:history="1">
+        <w:hyperlink r:id="rId19" w:history="1">
           <w:r>
             <w:rPr>
               <w:rStyle w:val="Hyperlink"/>
@@ -3197,7 +3166,7 @@
           <w:sz w:val="24"/>
           <w:u w:val="single"/>
         </w:rPr>
-        <w:hyperlink r:id="rId18" w:history="1">
+        <w:hyperlink r:id="rId19" w:history="1">
           <w:r>
             <w:rPr>
               <w:rStyle w:val="Hyperlink"/>
@@ -3208,20 +3177,14 @@
       </w:r>
       <w:r>
         <w:rPr>
+          <w:u w:val="single" w:color="0000ff"/>
           <w:rFonts w:ascii="Charis SIL Regular" w:hAnsi="Charis SIL Regular" w:eastAsia="Charis SIL Regular"/>
           <w:b w:val="0"/>
           <w:i w:val="0"/>
           <w:color w:val="000000"/>
           <w:sz w:val="24"/>
         </w:rPr>
-        <w:hyperlink r:id="rId18" w:history="1">
-          <w:r>
-            <w:rPr>
-              <w:rStyle w:val="Hyperlink"/>
-            </w:rPr>
-            <w:t xml:space="preserve">, </w:t>
-          </w:r>
-        </w:hyperlink>
+        <w:t xml:space="preserve">, </w:t>
       </w:r>
       <w:r>
         <w:rPr>
@@ -3232,7 +3195,7 @@
           <w:sz w:val="24"/>
           <w:u w:val="single"/>
         </w:rPr>
-        <w:hyperlink r:id="rId18" w:history="1">
+        <w:hyperlink r:id="rId20" w:history="1">
           <w:r>
             <w:rPr>
               <w:rStyle w:val="Hyperlink"/>
@@ -3261,7 +3224,7 @@
           <w:sz w:val="24"/>
           <w:u w:val="single"/>
         </w:rPr>
-        <w:hyperlink r:id="rId18" w:history="1">
+        <w:hyperlink r:id="rId20" w:history="1">
           <w:r>
             <w:rPr>
               <w:rStyle w:val="Hyperlink"/>
@@ -3279,7 +3242,7 @@
           <w:sz w:val="24"/>
           <w:u w:val="single"/>
         </w:rPr>
-        <w:hyperlink r:id="rId18" w:history="1">
+        <w:hyperlink r:id="rId20" w:history="1">
           <w:r>
             <w:rPr>
               <w:rStyle w:val="Hyperlink"/>
@@ -3410,7 +3373,7 @@
           <w:sz w:val="24"/>
           <w:u w:val="single"/>
         </w:rPr>
-        <w:hyperlink r:id="rId20" w:history="1">
+        <w:hyperlink r:id="rId21" w:history="1">
           <w:r>
             <w:rPr>
               <w:rStyle w:val="Hyperlink"/>
@@ -3428,7 +3391,7 @@
           <w:sz w:val="24"/>
           <w:u w:val="single"/>
         </w:rPr>
-        <w:hyperlink r:id="rId20" w:history="1">
+        <w:hyperlink r:id="rId21" w:history="1">
           <w:r>
             <w:rPr>
               <w:rStyle w:val="Hyperlink"/>
@@ -3446,7 +3409,7 @@
           <w:sz w:val="24"/>
           <w:u w:val="single"/>
         </w:rPr>
-        <w:hyperlink r:id="rId20" w:history="1">
+        <w:hyperlink r:id="rId21" w:history="1">
           <w:r>
             <w:rPr>
               <w:rStyle w:val="Hyperlink"/>
@@ -3464,7 +3427,7 @@
           <w:sz w:val="24"/>
           <w:u w:val="single"/>
         </w:rPr>
-        <w:hyperlink r:id="rId20" w:history="1">
+        <w:hyperlink r:id="rId21" w:history="1">
           <w:r>
             <w:rPr>
               <w:rStyle w:val="Hyperlink"/>
@@ -3492,7 +3455,7 @@
           <w:sz w:val="24"/>
           <w:u w:val="single"/>
         </w:rPr>
-        <w:hyperlink r:id="rId21" w:history="1">
+        <w:hyperlink r:id="rId22" w:history="1">
           <w:r>
             <w:rPr>
               <w:rStyle w:val="Hyperlink"/>
@@ -3510,7 +3473,7 @@
           <w:sz w:val="24"/>
           <w:u w:val="single"/>
         </w:rPr>
-        <w:hyperlink r:id="rId20" w:history="1">
+        <w:hyperlink r:id="rId22" w:history="1">
           <w:r>
             <w:rPr>
               <w:rStyle w:val="Hyperlink"/>
@@ -3528,7 +3491,7 @@
           <w:sz w:val="24"/>
           <w:u w:val="single"/>
         </w:rPr>
-        <w:hyperlink r:id="rId21" w:history="1">
+        <w:hyperlink r:id="rId22" w:history="1">
           <w:r>
             <w:rPr>
               <w:rStyle w:val="Hyperlink"/>
@@ -3539,13 +3502,14 @@
       </w:r>
       <w:r>
         <w:rPr>
+          <w:u w:val="single" w:color="0000ff"/>
           <w:rFonts w:ascii="Charis SIL Regular" w:hAnsi="Charis SIL Regular" w:eastAsia="Charis SIL Regular"/>
           <w:b w:val="0"/>
           <w:i w:val="0"/>
           <w:color w:val="000000"/>
           <w:sz w:val="24"/>
         </w:rPr>
-        <w:hyperlink r:id="rId20" w:history="1">
+        <w:hyperlink r:id="rId21" w:history="1">
           <w:r>
             <w:rPr>
               <w:rStyle w:val="Hyperlink"/>
@@ -3563,7 +3527,7 @@
           <w:sz w:val="24"/>
           <w:u w:val="single"/>
         </w:rPr>
-        <w:hyperlink r:id="rId22" w:history="1">
+        <w:hyperlink r:id="rId23" w:history="1">
           <w:r>
             <w:rPr>
               <w:rStyle w:val="Hyperlink"/>
@@ -3592,7 +3556,7 @@
           <w:sz w:val="24"/>
           <w:u w:val="single"/>
         </w:rPr>
-        <w:hyperlink r:id="rId22" w:history="1">
+        <w:hyperlink r:id="rId23" w:history="1">
           <w:r>
             <w:rPr>
               <w:rStyle w:val="Hyperlink"/>
@@ -3610,7 +3574,7 @@
           <w:sz w:val="24"/>
           <w:u w:val="single"/>
         </w:rPr>
-        <w:hyperlink r:id="rId20" w:history="1">
+        <w:hyperlink r:id="rId23" w:history="1">
           <w:r>
             <w:rPr>
               <w:rStyle w:val="Hyperlink"/>

--- a/EXPORTS/DOCX/published/niveau3/English/MNusantara.docx
+++ b/EXPORTS/DOCX/published/niveau3/English/MNusantara.docx
@@ -536,7 +536,14 @@
           <w:color w:val="000000"/>
           <w:sz w:val="24"/>
         </w:rPr>
-        <w:t xml:space="preserve">and a new </w:t>
+        <w:hyperlink r:id="rId11" w:history="1">
+          <w:r>
+            <w:rPr>
+              <w:rStyle w:val="Hyperlink"/>
+            </w:rPr>
+            <w:t xml:space="preserve">and a new </w:t>
+          </w:r>
+        </w:hyperlink>
       </w:r>
       <w:r>
         <w:rPr>
@@ -1154,25 +1161,7 @@
           <w:color w:val="000000"/>
           <w:sz w:val="24"/>
         </w:rPr>
-        <w:t xml:space="preserve"> institutions </w:t>
-      </w:r>
-      <w:r>
-        <w:rPr>
-          <w:u w:val="single" w:color="0000ff"/>
-          <w:rFonts w:ascii="Charis SIL Regular" w:hAnsi="Charis SIL Regular" w:eastAsia="Charis SIL Regular"/>
-          <w:b w:val="0"/>
-          <w:i w:val="0"/>
-          <w:color w:val="000000"/>
-          <w:sz w:val="24"/>
-        </w:rPr>
-        <w:hyperlink r:id="rId14" w:history="1">
-          <w:r>
-            <w:rPr>
-              <w:rStyle w:val="Hyperlink"/>
-            </w:rPr>
-            <w:t>whe</w:t>
-          </w:r>
-        </w:hyperlink>
+        <w:t xml:space="preserve"> institutions whe</w:t>
       </w:r>
       <w:r>
         <w:rPr>
@@ -3177,7 +3166,6 @@
       </w:r>
       <w:r>
         <w:rPr>
-          <w:u w:val="single" w:color="0000ff"/>
           <w:rFonts w:ascii="Charis SIL Regular" w:hAnsi="Charis SIL Regular" w:eastAsia="Charis SIL Regular"/>
           <w:b w:val="0"/>
           <w:i w:val="0"/>
@@ -3502,21 +3490,13 @@
       </w:r>
       <w:r>
         <w:rPr>
-          <w:u w:val="single" w:color="0000ff"/>
           <w:rFonts w:ascii="Charis SIL Regular" w:hAnsi="Charis SIL Regular" w:eastAsia="Charis SIL Regular"/>
           <w:b w:val="0"/>
           <w:i w:val="0"/>
           <w:color w:val="000000"/>
           <w:sz w:val="24"/>
         </w:rPr>
-        <w:hyperlink r:id="rId21" w:history="1">
-          <w:r>
-            <w:rPr>
-              <w:rStyle w:val="Hyperlink"/>
-            </w:rPr>
-            <w:t xml:space="preserve">, </w:t>
-          </w:r>
-        </w:hyperlink>
+        <w:t xml:space="preserve">, </w:t>
       </w:r>
       <w:r>
         <w:rPr>

--- a/EXPORTS/DOCX/published/niveau3/English/MNusantara.docx
+++ b/EXPORTS/DOCX/published/niveau3/English/MNusantara.docx
@@ -657,7 +657,14 @@
           <w:color w:val="000000"/>
           <w:sz w:val="24"/>
         </w:rPr>
-        <w:t xml:space="preserve"> while the c</w:t>
+        <w:hyperlink r:id="rId12" w:history="1">
+          <w:r>
+            <w:rPr>
+              <w:rStyle w:val="Hyperlink"/>
+            </w:rPr>
+            <w:t xml:space="preserve"> while the c</w:t>
+          </w:r>
+        </w:hyperlink>
       </w:r>
       <w:r>
         <w:rPr>
@@ -1161,7 +1168,50 @@
           <w:color w:val="000000"/>
           <w:sz w:val="24"/>
         </w:rPr>
-        <w:t xml:space="preserve"> institutions whe</w:t>
+        <w:hyperlink r:id="rId14" w:history="1">
+          <w:r>
+            <w:rPr>
+              <w:rStyle w:val="Hyperlink"/>
+            </w:rPr>
+            <w:t xml:space="preserve"> institutio</w:t>
+          </w:r>
+        </w:hyperlink>
+      </w:r>
+      <w:r>
+        <w:rPr>
+          <w:u w:val="single" w:color="0000ff"/>
+          <w:rFonts w:ascii="Charis SIL Regular" w:hAnsi="Charis SIL Regular" w:eastAsia="Charis SIL Regular"/>
+          <w:b w:val="0"/>
+          <w:i w:val="0"/>
+          <w:color w:val="000000"/>
+          <w:sz w:val="24"/>
+        </w:rPr>
+        <w:hyperlink r:id="rId14" w:history="1">
+          <w:r>
+            <w:rPr>
+              <w:rStyle w:val="Hyperlink"/>
+            </w:rPr>
+            <w:t xml:space="preserve">ns </w:t>
+          </w:r>
+        </w:hyperlink>
+      </w:r>
+      <w:r>
+        <w:rPr>
+          <w:u w:val="single" w:color="0000ff"/>
+          <w:rFonts w:ascii="Charis SIL Regular" w:hAnsi="Charis SIL Regular" w:eastAsia="Charis SIL Regular"/>
+          <w:b w:val="0"/>
+          <w:i w:val="0"/>
+          <w:color w:val="000000"/>
+          <w:sz w:val="24"/>
+        </w:rPr>
+        <w:hyperlink r:id="rId14" w:history="1">
+          <w:r>
+            <w:rPr>
+              <w:rStyle w:val="Hyperlink"/>
+            </w:rPr>
+            <w:t>whe</w:t>
+          </w:r>
+        </w:hyperlink>
       </w:r>
       <w:r>
         <w:rPr>
@@ -3230,7 +3280,7 @@
           <w:sz w:val="24"/>
           <w:u w:val="single"/>
         </w:rPr>
-        <w:hyperlink r:id="rId20" w:history="1">
+        <w:hyperlink r:id="rId18" w:history="1">
           <w:r>
             <w:rPr>
               <w:rStyle w:val="Hyperlink"/>

--- a/EXPORTS/DOCX/published/niveau3/English/MNusantara.docx
+++ b/EXPORTS/DOCX/published/niveau3/English/MNusantara.docx
@@ -529,21 +529,13 @@
       </w:r>
       <w:r>
         <w:rPr>
-          <w:u w:val="single" w:color="0000ff"/>
           <w:rFonts w:ascii="Charis SIL Regular" w:hAnsi="Charis SIL Regular" w:eastAsia="Charis SIL Regular"/>
           <w:b w:val="0"/>
           <w:i w:val="0"/>
           <w:color w:val="000000"/>
           <w:sz w:val="24"/>
         </w:rPr>
-        <w:hyperlink r:id="rId11" w:history="1">
-          <w:r>
-            <w:rPr>
-              <w:rStyle w:val="Hyperlink"/>
-            </w:rPr>
-            <w:t xml:space="preserve">and a new </w:t>
-          </w:r>
-        </w:hyperlink>
+        <w:t xml:space="preserve">and a new </w:t>
       </w:r>
       <w:r>
         <w:rPr>
@@ -3216,13 +3208,21 @@
       </w:r>
       <w:r>
         <w:rPr>
+          <w:u w:val="single" w:color="0000ff"/>
           <w:rFonts w:ascii="Charis SIL Regular" w:hAnsi="Charis SIL Regular" w:eastAsia="Charis SIL Regular"/>
           <w:b w:val="0"/>
           <w:i w:val="0"/>
           <w:color w:val="000000"/>
           <w:sz w:val="24"/>
         </w:rPr>
-        <w:t xml:space="preserve">, </w:t>
+        <w:hyperlink r:id="rId18" w:history="1">
+          <w:r>
+            <w:rPr>
+              <w:rStyle w:val="Hyperlink"/>
+            </w:rPr>
+            <w:t xml:space="preserve">, </w:t>
+          </w:r>
+        </w:hyperlink>
       </w:r>
       <w:r>
         <w:rPr>
@@ -3280,7 +3280,7 @@
           <w:sz w:val="24"/>
           <w:u w:val="single"/>
         </w:rPr>
-        <w:hyperlink r:id="rId18" w:history="1">
+        <w:hyperlink r:id="rId20" w:history="1">
           <w:r>
             <w:rPr>
               <w:rStyle w:val="Hyperlink"/>
@@ -3540,13 +3540,21 @@
       </w:r>
       <w:r>
         <w:rPr>
+          <w:u w:val="single" w:color="0000ff"/>
           <w:rFonts w:ascii="Charis SIL Regular" w:hAnsi="Charis SIL Regular" w:eastAsia="Charis SIL Regular"/>
           <w:b w:val="0"/>
           <w:i w:val="0"/>
           <w:color w:val="000000"/>
           <w:sz w:val="24"/>
         </w:rPr>
-        <w:t xml:space="preserve">, </w:t>
+        <w:hyperlink r:id="rId21" w:history="1">
+          <w:r>
+            <w:rPr>
+              <w:rStyle w:val="Hyperlink"/>
+            </w:rPr>
+            <w:t xml:space="preserve">, </w:t>
+          </w:r>
+        </w:hyperlink>
       </w:r>
       <w:r>
         <w:rPr>

--- a/EXPORTS/DOCX/published/niveau3/English/MNusantara.docx
+++ b/EXPORTS/DOCX/published/niveau3/English/MNusantara.docx
@@ -529,13 +529,21 @@
       </w:r>
       <w:r>
         <w:rPr>
+          <w:u w:val="single" w:color="0000ff"/>
           <w:rFonts w:ascii="Charis SIL Regular" w:hAnsi="Charis SIL Regular" w:eastAsia="Charis SIL Regular"/>
           <w:b w:val="0"/>
           <w:i w:val="0"/>
           <w:color w:val="000000"/>
           <w:sz w:val="24"/>
         </w:rPr>
-        <w:t xml:space="preserve">and a new </w:t>
+        <w:hyperlink r:id="rId11" w:history="1">
+          <w:r>
+            <w:rPr>
+              <w:rStyle w:val="Hyperlink"/>
+            </w:rPr>
+            <w:t xml:space="preserve">and a new </w:t>
+          </w:r>
+        </w:hyperlink>
       </w:r>
       <w:r>
         <w:rPr>
@@ -3179,7 +3187,7 @@
           <w:sz w:val="24"/>
           <w:u w:val="single"/>
         </w:rPr>
-        <w:hyperlink r:id="rId19" w:history="1">
+        <w:hyperlink r:id="rId18" w:history="1">
           <w:r>
             <w:rPr>
               <w:rStyle w:val="Hyperlink"/>
@@ -3197,7 +3205,7 @@
           <w:sz w:val="24"/>
           <w:u w:val="single"/>
         </w:rPr>
-        <w:hyperlink r:id="rId19" w:history="1">
+        <w:hyperlink r:id="rId18" w:history="1">
           <w:r>
             <w:rPr>
               <w:rStyle w:val="Hyperlink"/>
@@ -3215,14 +3223,7 @@
           <w:color w:val="000000"/>
           <w:sz w:val="24"/>
         </w:rPr>
-        <w:hyperlink r:id="rId18" w:history="1">
-          <w:r>
-            <w:rPr>
-              <w:rStyle w:val="Hyperlink"/>
-            </w:rPr>
-            <w:t xml:space="preserve">, </w:t>
-          </w:r>
-        </w:hyperlink>
+        <w:t xml:space="preserve">, </w:t>
       </w:r>
       <w:r>
         <w:rPr>
@@ -3511,7 +3512,7 @@
           <w:sz w:val="24"/>
           <w:u w:val="single"/>
         </w:rPr>
-        <w:hyperlink r:id="rId22" w:history="1">
+        <w:hyperlink r:id="rId21" w:history="1">
           <w:r>
             <w:rPr>
               <w:rStyle w:val="Hyperlink"/>
@@ -3529,7 +3530,7 @@
           <w:sz w:val="24"/>
           <w:u w:val="single"/>
         </w:rPr>
-        <w:hyperlink r:id="rId22" w:history="1">
+        <w:hyperlink r:id="rId21" w:history="1">
           <w:r>
             <w:rPr>
               <w:rStyle w:val="Hyperlink"/>
@@ -3540,21 +3541,13 @@
       </w:r>
       <w:r>
         <w:rPr>
-          <w:u w:val="single" w:color="0000ff"/>
           <w:rFonts w:ascii="Charis SIL Regular" w:hAnsi="Charis SIL Regular" w:eastAsia="Charis SIL Regular"/>
           <w:b w:val="0"/>
           <w:i w:val="0"/>
           <w:color w:val="000000"/>
           <w:sz w:val="24"/>
         </w:rPr>
-        <w:hyperlink r:id="rId21" w:history="1">
-          <w:r>
-            <w:rPr>
-              <w:rStyle w:val="Hyperlink"/>
-            </w:rPr>
-            <w:t xml:space="preserve">, </w:t>
-          </w:r>
-        </w:hyperlink>
+        <w:t xml:space="preserve">, </w:t>
       </w:r>
       <w:r>
         <w:rPr>

--- a/EXPORTS/DOCX/published/niveau3/English/MNusantara.docx
+++ b/EXPORTS/DOCX/published/niveau3/English/MNusantara.docx
@@ -529,21 +529,13 @@
       </w:r>
       <w:r>
         <w:rPr>
-          <w:u w:val="single" w:color="0000ff"/>
           <w:rFonts w:ascii="Charis SIL Regular" w:hAnsi="Charis SIL Regular" w:eastAsia="Charis SIL Regular"/>
           <w:b w:val="0"/>
           <w:i w:val="0"/>
           <w:color w:val="000000"/>
           <w:sz w:val="24"/>
         </w:rPr>
-        <w:hyperlink r:id="rId11" w:history="1">
-          <w:r>
-            <w:rPr>
-              <w:rStyle w:val="Hyperlink"/>
-            </w:rPr>
-            <w:t xml:space="preserve">and a new </w:t>
-          </w:r>
-        </w:hyperlink>
+        <w:t xml:space="preserve">and a new </w:t>
       </w:r>
       <w:r>
         <w:rPr>
@@ -646,25 +638,7 @@
           <w:color w:val="000000"/>
           <w:sz w:val="24"/>
         </w:rPr>
-        <w:t>established</w:t>
-      </w:r>
-      <w:r>
-        <w:rPr>
-          <w:u w:val="single" w:color="0000ff"/>
-          <w:rFonts w:ascii="Charis SIL Regular" w:hAnsi="Charis SIL Regular" w:eastAsia="Charis SIL Regular"/>
-          <w:b w:val="0"/>
-          <w:i w:val="0"/>
-          <w:color w:val="000000"/>
-          <w:sz w:val="24"/>
-        </w:rPr>
-        <w:hyperlink r:id="rId12" w:history="1">
-          <w:r>
-            <w:rPr>
-              <w:rStyle w:val="Hyperlink"/>
-            </w:rPr>
-            <w:t xml:space="preserve"> while the c</w:t>
-          </w:r>
-        </w:hyperlink>
+        <w:t>established while the c</w:t>
       </w:r>
       <w:r>
         <w:rPr>
@@ -2845,9 +2819,15 @@
           <w:i w:val="0"/>
           <w:color w:val="0000FF"/>
           <w:sz w:val="24"/>
-          <w:u w:val="single"/>
         </w:rPr>
-        <w:t>2</w:t>
+        <w:hyperlink r:id="rId14" w:history="1">
+          <w:r>
+            <w:rPr>
+              <w:rStyle w:val="Hyperlink"/>
+            </w:rPr>
+            <w:t>2</w:t>
+          </w:r>
+        </w:hyperlink>
       </w:r>
       <w:r>
         <w:rPr>
@@ -3187,7 +3167,7 @@
           <w:sz w:val="24"/>
           <w:u w:val="single"/>
         </w:rPr>
-        <w:hyperlink r:id="rId18" w:history="1">
+        <w:hyperlink r:id="rId19" w:history="1">
           <w:r>
             <w:rPr>
               <w:rStyle w:val="Hyperlink"/>
@@ -3205,7 +3185,7 @@
           <w:sz w:val="24"/>
           <w:u w:val="single"/>
         </w:rPr>
-        <w:hyperlink r:id="rId18" w:history="1">
+        <w:hyperlink r:id="rId19" w:history="1">
           <w:r>
             <w:rPr>
               <w:rStyle w:val="Hyperlink"/>
@@ -3216,7 +3196,6 @@
       </w:r>
       <w:r>
         <w:rPr>
-          <w:u w:val="single" w:color="0000ff"/>
           <w:rFonts w:ascii="Charis SIL Regular" w:hAnsi="Charis SIL Regular" w:eastAsia="Charis SIL Regular"/>
           <w:b w:val="0"/>
           <w:i w:val="0"/>
@@ -3512,7 +3491,7 @@
           <w:sz w:val="24"/>
           <w:u w:val="single"/>
         </w:rPr>
-        <w:hyperlink r:id="rId21" w:history="1">
+        <w:hyperlink r:id="rId22" w:history="1">
           <w:r>
             <w:rPr>
               <w:rStyle w:val="Hyperlink"/>
@@ -3530,7 +3509,7 @@
           <w:sz w:val="24"/>
           <w:u w:val="single"/>
         </w:rPr>
-        <w:hyperlink r:id="rId21" w:history="1">
+        <w:hyperlink r:id="rId22" w:history="1">
           <w:r>
             <w:rPr>
               <w:rStyle w:val="Hyperlink"/>
@@ -3541,13 +3520,21 @@
       </w:r>
       <w:r>
         <w:rPr>
+          <w:u w:val="single" w:color="0000ff"/>
           <w:rFonts w:ascii="Charis SIL Regular" w:hAnsi="Charis SIL Regular" w:eastAsia="Charis SIL Regular"/>
           <w:b w:val="0"/>
           <w:i w:val="0"/>
           <w:color w:val="000000"/>
           <w:sz w:val="24"/>
         </w:rPr>
-        <w:t xml:space="preserve">, </w:t>
+        <w:hyperlink r:id="rId21" w:history="1">
+          <w:r>
+            <w:rPr>
+              <w:rStyle w:val="Hyperlink"/>
+            </w:rPr>
+            <w:t xml:space="preserve">, </w:t>
+          </w:r>
+        </w:hyperlink>
       </w:r>
       <w:r>
         <w:rPr>

--- a/EXPORTS/DOCX/published/niveau3/English/MNusantara.docx
+++ b/EXPORTS/DOCX/published/niveau3/English/MNusantara.docx
@@ -2819,15 +2819,9 @@
           <w:i w:val="0"/>
           <w:color w:val="0000FF"/>
           <w:sz w:val="24"/>
+          <w:u w:val="single"/>
         </w:rPr>
-        <w:hyperlink r:id="rId14" w:history="1">
-          <w:r>
-            <w:rPr>
-              <w:rStyle w:val="Hyperlink"/>
-            </w:rPr>
-            <w:t>2</w:t>
-          </w:r>
-        </w:hyperlink>
+        <w:t>2</w:t>
       </w:r>
       <w:r>
         <w:rPr>
@@ -3196,13 +3190,21 @@
       </w:r>
       <w:r>
         <w:rPr>
+          <w:u w:val="single" w:color="0000ff"/>
           <w:rFonts w:ascii="Charis SIL Regular" w:hAnsi="Charis SIL Regular" w:eastAsia="Charis SIL Regular"/>
           <w:b w:val="0"/>
           <w:i w:val="0"/>
           <w:color w:val="000000"/>
           <w:sz w:val="24"/>
         </w:rPr>
-        <w:t xml:space="preserve">, </w:t>
+        <w:hyperlink r:id="rId18" w:history="1">
+          <w:r>
+            <w:rPr>
+              <w:rStyle w:val="Hyperlink"/>
+            </w:rPr>
+            <w:t xml:space="preserve">, </w:t>
+          </w:r>
+        </w:hyperlink>
       </w:r>
       <w:r>
         <w:rPr>
@@ -3491,7 +3493,7 @@
           <w:sz w:val="24"/>
           <w:u w:val="single"/>
         </w:rPr>
-        <w:hyperlink r:id="rId22" w:history="1">
+        <w:hyperlink r:id="rId21" w:history="1">
           <w:r>
             <w:rPr>
               <w:rStyle w:val="Hyperlink"/>
@@ -3509,7 +3511,7 @@
           <w:sz w:val="24"/>
           <w:u w:val="single"/>
         </w:rPr>
-        <w:hyperlink r:id="rId22" w:history="1">
+        <w:hyperlink r:id="rId21" w:history="1">
           <w:r>
             <w:rPr>
               <w:rStyle w:val="Hyperlink"/>
@@ -3545,7 +3547,7 @@
           <w:sz w:val="24"/>
           <w:u w:val="single"/>
         </w:rPr>
-        <w:hyperlink r:id="rId23" w:history="1">
+        <w:hyperlink r:id="rId21" w:history="1">
           <w:r>
             <w:rPr>
               <w:rStyle w:val="Hyperlink"/>
@@ -3574,7 +3576,7 @@
           <w:sz w:val="24"/>
           <w:u w:val="single"/>
         </w:rPr>
-        <w:hyperlink r:id="rId23" w:history="1">
+        <w:hyperlink r:id="rId21" w:history="1">
           <w:r>
             <w:rPr>
               <w:rStyle w:val="Hyperlink"/>
@@ -3592,7 +3594,7 @@
           <w:sz w:val="24"/>
           <w:u w:val="single"/>
         </w:rPr>
-        <w:hyperlink r:id="rId23" w:history="1">
+        <w:hyperlink r:id="rId21" w:history="1">
           <w:r>
             <w:rPr>
               <w:rStyle w:val="Hyperlink"/>

--- a/EXPORTS/DOCX/published/niveau3/English/MNusantara.docx
+++ b/EXPORTS/DOCX/published/niveau3/English/MNusantara.docx
@@ -529,13 +529,21 @@
       </w:r>
       <w:r>
         <w:rPr>
+          <w:u w:val="single" w:color="0000ff"/>
           <w:rFonts w:ascii="Charis SIL Regular" w:hAnsi="Charis SIL Regular" w:eastAsia="Charis SIL Regular"/>
           <w:b w:val="0"/>
           <w:i w:val="0"/>
           <w:color w:val="000000"/>
           <w:sz w:val="24"/>
         </w:rPr>
-        <w:t xml:space="preserve">and a new </w:t>
+        <w:hyperlink r:id="rId11" w:history="1">
+          <w:r>
+            <w:rPr>
+              <w:rStyle w:val="Hyperlink"/>
+            </w:rPr>
+            <w:t xml:space="preserve">and a new </w:t>
+          </w:r>
+        </w:hyperlink>
       </w:r>
       <w:r>
         <w:rPr>
@@ -638,7 +646,25 @@
           <w:color w:val="000000"/>
           <w:sz w:val="24"/>
         </w:rPr>
-        <w:t>established while the c</w:t>
+        <w:t>established</w:t>
+      </w:r>
+      <w:r>
+        <w:rPr>
+          <w:u w:val="single" w:color="0000ff"/>
+          <w:rFonts w:ascii="Charis SIL Regular" w:hAnsi="Charis SIL Regular" w:eastAsia="Charis SIL Regular"/>
+          <w:b w:val="0"/>
+          <w:i w:val="0"/>
+          <w:color w:val="000000"/>
+          <w:sz w:val="24"/>
+        </w:rPr>
+        <w:hyperlink r:id="rId12" w:history="1">
+          <w:r>
+            <w:rPr>
+              <w:rStyle w:val="Hyperlink"/>
+            </w:rPr>
+            <w:t xml:space="preserve"> while the c</w:t>
+          </w:r>
+        </w:hyperlink>
       </w:r>
       <w:r>
         <w:rPr>
@@ -3161,7 +3187,7 @@
           <w:sz w:val="24"/>
           <w:u w:val="single"/>
         </w:rPr>
-        <w:hyperlink r:id="rId19" w:history="1">
+        <w:hyperlink r:id="rId18" w:history="1">
           <w:r>
             <w:rPr>
               <w:rStyle w:val="Hyperlink"/>
@@ -3179,7 +3205,7 @@
           <w:sz w:val="24"/>
           <w:u w:val="single"/>
         </w:rPr>
-        <w:hyperlink r:id="rId19" w:history="1">
+        <w:hyperlink r:id="rId18" w:history="1">
           <w:r>
             <w:rPr>
               <w:rStyle w:val="Hyperlink"/>
@@ -3215,7 +3241,7 @@
           <w:sz w:val="24"/>
           <w:u w:val="single"/>
         </w:rPr>
-        <w:hyperlink r:id="rId20" w:history="1">
+        <w:hyperlink r:id="rId18" w:history="1">
           <w:r>
             <w:rPr>
               <w:rStyle w:val="Hyperlink"/>
@@ -3244,7 +3270,7 @@
           <w:sz w:val="24"/>
           <w:u w:val="single"/>
         </w:rPr>
-        <w:hyperlink r:id="rId20" w:history="1">
+        <w:hyperlink r:id="rId18" w:history="1">
           <w:r>
             <w:rPr>
               <w:rStyle w:val="Hyperlink"/>
@@ -3262,7 +3288,7 @@
           <w:sz w:val="24"/>
           <w:u w:val="single"/>
         </w:rPr>
-        <w:hyperlink r:id="rId20" w:history="1">
+        <w:hyperlink r:id="rId18" w:history="1">
           <w:r>
             <w:rPr>
               <w:rStyle w:val="Hyperlink"/>
@@ -3393,7 +3419,7 @@
           <w:sz w:val="24"/>
           <w:u w:val="single"/>
         </w:rPr>
-        <w:hyperlink r:id="rId21" w:history="1">
+        <w:hyperlink r:id="rId20" w:history="1">
           <w:r>
             <w:rPr>
               <w:rStyle w:val="Hyperlink"/>
@@ -3411,7 +3437,7 @@
           <w:sz w:val="24"/>
           <w:u w:val="single"/>
         </w:rPr>
-        <w:hyperlink r:id="rId21" w:history="1">
+        <w:hyperlink r:id="rId20" w:history="1">
           <w:r>
             <w:rPr>
               <w:rStyle w:val="Hyperlink"/>
@@ -3429,7 +3455,7 @@
           <w:sz w:val="24"/>
           <w:u w:val="single"/>
         </w:rPr>
-        <w:hyperlink r:id="rId21" w:history="1">
+        <w:hyperlink r:id="rId20" w:history="1">
           <w:r>
             <w:rPr>
               <w:rStyle w:val="Hyperlink"/>
@@ -3447,7 +3473,7 @@
           <w:sz w:val="24"/>
           <w:u w:val="single"/>
         </w:rPr>
-        <w:hyperlink r:id="rId21" w:history="1">
+        <w:hyperlink r:id="rId20" w:history="1">
           <w:r>
             <w:rPr>
               <w:rStyle w:val="Hyperlink"/>
@@ -3475,7 +3501,7 @@
           <w:sz w:val="24"/>
           <w:u w:val="single"/>
         </w:rPr>
-        <w:hyperlink r:id="rId22" w:history="1">
+        <w:hyperlink r:id="rId21" w:history="1">
           <w:r>
             <w:rPr>
               <w:rStyle w:val="Hyperlink"/>
@@ -3493,7 +3519,7 @@
           <w:sz w:val="24"/>
           <w:u w:val="single"/>
         </w:rPr>
-        <w:hyperlink r:id="rId21" w:history="1">
+        <w:hyperlink r:id="rId20" w:history="1">
           <w:r>
             <w:rPr>
               <w:rStyle w:val="Hyperlink"/>
@@ -3511,7 +3537,7 @@
           <w:sz w:val="24"/>
           <w:u w:val="single"/>
         </w:rPr>
-        <w:hyperlink r:id="rId21" w:history="1">
+        <w:hyperlink r:id="rId20" w:history="1">
           <w:r>
             <w:rPr>
               <w:rStyle w:val="Hyperlink"/>
@@ -3522,14 +3548,13 @@
       </w:r>
       <w:r>
         <w:rPr>
-          <w:u w:val="single" w:color="0000ff"/>
           <w:rFonts w:ascii="Charis SIL Regular" w:hAnsi="Charis SIL Regular" w:eastAsia="Charis SIL Regular"/>
           <w:b w:val="0"/>
           <w:i w:val="0"/>
           <w:color w:val="000000"/>
           <w:sz w:val="24"/>
         </w:rPr>
-        <w:hyperlink r:id="rId21" w:history="1">
+        <w:hyperlink r:id="rId20" w:history="1">
           <w:r>
             <w:rPr>
               <w:rStyle w:val="Hyperlink"/>
@@ -3547,7 +3572,7 @@
           <w:sz w:val="24"/>
           <w:u w:val="single"/>
         </w:rPr>
-        <w:hyperlink r:id="rId21" w:history="1">
+        <w:hyperlink r:id="rId20" w:history="1">
           <w:r>
             <w:rPr>
               <w:rStyle w:val="Hyperlink"/>
@@ -3576,7 +3601,7 @@
           <w:sz w:val="24"/>
           <w:u w:val="single"/>
         </w:rPr>
-        <w:hyperlink r:id="rId21" w:history="1">
+        <w:hyperlink r:id="rId20" w:history="1">
           <w:r>
             <w:rPr>
               <w:rStyle w:val="Hyperlink"/>
@@ -3594,7 +3619,7 @@
           <w:sz w:val="24"/>
           <w:u w:val="single"/>
         </w:rPr>
-        <w:hyperlink r:id="rId21" w:history="1">
+        <w:hyperlink r:id="rId20" w:history="1">
           <w:r>
             <w:rPr>
               <w:rStyle w:val="Hyperlink"/>

--- a/EXPORTS/DOCX/published/niveau3/English/MNusantara.docx
+++ b/EXPORTS/DOCX/published/niveau3/English/MNusantara.docx
@@ -3187,7 +3187,7 @@
           <w:sz w:val="24"/>
           <w:u w:val="single"/>
         </w:rPr>
-        <w:hyperlink r:id="rId18" w:history="1">
+        <w:hyperlink r:id="rId19" w:history="1">
           <w:r>
             <w:rPr>
               <w:rStyle w:val="Hyperlink"/>
@@ -3205,7 +3205,7 @@
           <w:sz w:val="24"/>
           <w:u w:val="single"/>
         </w:rPr>
-        <w:hyperlink r:id="rId18" w:history="1">
+        <w:hyperlink r:id="rId19" w:history="1">
           <w:r>
             <w:rPr>
               <w:rStyle w:val="Hyperlink"/>
@@ -3216,21 +3216,13 @@
       </w:r>
       <w:r>
         <w:rPr>
-          <w:u w:val="single" w:color="0000ff"/>
           <w:rFonts w:ascii="Charis SIL Regular" w:hAnsi="Charis SIL Regular" w:eastAsia="Charis SIL Regular"/>
           <w:b w:val="0"/>
           <w:i w:val="0"/>
           <w:color w:val="000000"/>
           <w:sz w:val="24"/>
         </w:rPr>
-        <w:hyperlink r:id="rId18" w:history="1">
-          <w:r>
-            <w:rPr>
-              <w:rStyle w:val="Hyperlink"/>
-            </w:rPr>
-            <w:t xml:space="preserve">, </w:t>
-          </w:r>
-        </w:hyperlink>
+        <w:t xml:space="preserve">, </w:t>
       </w:r>
       <w:r>
         <w:rPr>
@@ -3270,7 +3262,7 @@
           <w:sz w:val="24"/>
           <w:u w:val="single"/>
         </w:rPr>
-        <w:hyperlink r:id="rId18" w:history="1">
+        <w:hyperlink r:id="rId20" w:history="1">
           <w:r>
             <w:rPr>
               <w:rStyle w:val="Hyperlink"/>
@@ -3288,7 +3280,7 @@
           <w:sz w:val="24"/>
           <w:u w:val="single"/>
         </w:rPr>
-        <w:hyperlink r:id="rId18" w:history="1">
+        <w:hyperlink r:id="rId20" w:history="1">
           <w:r>
             <w:rPr>
               <w:rStyle w:val="Hyperlink"/>
@@ -3419,7 +3411,7 @@
           <w:sz w:val="24"/>
           <w:u w:val="single"/>
         </w:rPr>
-        <w:hyperlink r:id="rId20" w:history="1">
+        <w:hyperlink r:id="rId21" w:history="1">
           <w:r>
             <w:rPr>
               <w:rStyle w:val="Hyperlink"/>
@@ -3437,7 +3429,7 @@
           <w:sz w:val="24"/>
           <w:u w:val="single"/>
         </w:rPr>
-        <w:hyperlink r:id="rId20" w:history="1">
+        <w:hyperlink r:id="rId21" w:history="1">
           <w:r>
             <w:rPr>
               <w:rStyle w:val="Hyperlink"/>
@@ -3455,7 +3447,7 @@
           <w:sz w:val="24"/>
           <w:u w:val="single"/>
         </w:rPr>
-        <w:hyperlink r:id="rId20" w:history="1">
+        <w:hyperlink r:id="rId21" w:history="1">
           <w:r>
             <w:rPr>
               <w:rStyle w:val="Hyperlink"/>
@@ -3473,7 +3465,7 @@
           <w:sz w:val="24"/>
           <w:u w:val="single"/>
         </w:rPr>
-        <w:hyperlink r:id="rId20" w:history="1">
+        <w:hyperlink r:id="rId21" w:history="1">
           <w:r>
             <w:rPr>
               <w:rStyle w:val="Hyperlink"/>
@@ -3501,7 +3493,7 @@
           <w:sz w:val="24"/>
           <w:u w:val="single"/>
         </w:rPr>
-        <w:hyperlink r:id="rId21" w:history="1">
+        <w:hyperlink r:id="rId22" w:history="1">
           <w:r>
             <w:rPr>
               <w:rStyle w:val="Hyperlink"/>
@@ -3519,7 +3511,7 @@
           <w:sz w:val="24"/>
           <w:u w:val="single"/>
         </w:rPr>
-        <w:hyperlink r:id="rId20" w:history="1">
+        <w:hyperlink r:id="rId21" w:history="1">
           <w:r>
             <w:rPr>
               <w:rStyle w:val="Hyperlink"/>
@@ -3537,7 +3529,7 @@
           <w:sz w:val="24"/>
           <w:u w:val="single"/>
         </w:rPr>
-        <w:hyperlink r:id="rId20" w:history="1">
+        <w:hyperlink r:id="rId21" w:history="1">
           <w:r>
             <w:rPr>
               <w:rStyle w:val="Hyperlink"/>
@@ -3548,13 +3540,14 @@
       </w:r>
       <w:r>
         <w:rPr>
+          <w:u w:val="single" w:color="0000ff"/>
           <w:rFonts w:ascii="Charis SIL Regular" w:hAnsi="Charis SIL Regular" w:eastAsia="Charis SIL Regular"/>
           <w:b w:val="0"/>
           <w:i w:val="0"/>
           <w:color w:val="000000"/>
           <w:sz w:val="24"/>
         </w:rPr>
-        <w:hyperlink r:id="rId20" w:history="1">
+        <w:hyperlink r:id="rId21" w:history="1">
           <w:r>
             <w:rPr>
               <w:rStyle w:val="Hyperlink"/>
@@ -3572,7 +3565,7 @@
           <w:sz w:val="24"/>
           <w:u w:val="single"/>
         </w:rPr>
-        <w:hyperlink r:id="rId20" w:history="1">
+        <w:hyperlink r:id="rId21" w:history="1">
           <w:r>
             <w:rPr>
               <w:rStyle w:val="Hyperlink"/>
@@ -3601,7 +3594,7 @@
           <w:sz w:val="24"/>
           <w:u w:val="single"/>
         </w:rPr>
-        <w:hyperlink r:id="rId20" w:history="1">
+        <w:hyperlink r:id="rId21" w:history="1">
           <w:r>
             <w:rPr>
               <w:rStyle w:val="Hyperlink"/>
@@ -3619,7 +3612,7 @@
           <w:sz w:val="24"/>
           <w:u w:val="single"/>
         </w:rPr>
-        <w:hyperlink r:id="rId20" w:history="1">
+        <w:hyperlink r:id="rId21" w:history="1">
           <w:r>
             <w:rPr>
               <w:rStyle w:val="Hyperlink"/>

--- a/EXPORTS/DOCX/published/niveau3/English/MNusantara.docx
+++ b/EXPORTS/DOCX/published/niveau3/English/MNusantara.docx
@@ -1157,61 +1157,7 @@
           <w:color w:val="000000"/>
           <w:sz w:val="24"/>
         </w:rPr>
-        <w:t>. This publication also includes a comprehensive overview of the</w:t>
-      </w:r>
-      <w:r>
-        <w:rPr>
-          <w:u w:val="single" w:color="0000ff"/>
-          <w:rFonts w:ascii="Charis SIL Regular" w:hAnsi="Charis SIL Regular" w:eastAsia="Charis SIL Regular"/>
-          <w:b w:val="0"/>
-          <w:i w:val="0"/>
-          <w:color w:val="000000"/>
-          <w:sz w:val="24"/>
-        </w:rPr>
-        <w:hyperlink r:id="rId14" w:history="1">
-          <w:r>
-            <w:rPr>
-              <w:rStyle w:val="Hyperlink"/>
-            </w:rPr>
-            <w:t xml:space="preserve"> institutio</w:t>
-          </w:r>
-        </w:hyperlink>
-      </w:r>
-      <w:r>
-        <w:rPr>
-          <w:u w:val="single" w:color="0000ff"/>
-          <w:rFonts w:ascii="Charis SIL Regular" w:hAnsi="Charis SIL Regular" w:eastAsia="Charis SIL Regular"/>
-          <w:b w:val="0"/>
-          <w:i w:val="0"/>
-          <w:color w:val="000000"/>
-          <w:sz w:val="24"/>
-        </w:rPr>
-        <w:hyperlink r:id="rId14" w:history="1">
-          <w:r>
-            <w:rPr>
-              <w:rStyle w:val="Hyperlink"/>
-            </w:rPr>
-            <w:t xml:space="preserve">ns </w:t>
-          </w:r>
-        </w:hyperlink>
-      </w:r>
-      <w:r>
-        <w:rPr>
-          <w:u w:val="single" w:color="0000ff"/>
-          <w:rFonts w:ascii="Charis SIL Regular" w:hAnsi="Charis SIL Regular" w:eastAsia="Charis SIL Regular"/>
-          <w:b w:val="0"/>
-          <w:i w:val="0"/>
-          <w:color w:val="000000"/>
-          <w:sz w:val="24"/>
-        </w:rPr>
-        <w:hyperlink r:id="rId14" w:history="1">
-          <w:r>
-            <w:rPr>
-              <w:rStyle w:val="Hyperlink"/>
-            </w:rPr>
-            <w:t>whe</w:t>
-          </w:r>
-        </w:hyperlink>
+        <w:t>. This publication also includes a comprehensive overview of the institutions whe</w:t>
       </w:r>
       <w:r>
         <w:rPr>
@@ -3205,7 +3151,7 @@
           <w:sz w:val="24"/>
           <w:u w:val="single"/>
         </w:rPr>
-        <w:hyperlink r:id="rId19" w:history="1">
+        <w:hyperlink r:id="rId18" w:history="1">
           <w:r>
             <w:rPr>
               <w:rStyle w:val="Hyperlink"/>
@@ -3222,7 +3168,14 @@
           <w:color w:val="000000"/>
           <w:sz w:val="24"/>
         </w:rPr>
-        <w:t xml:space="preserve">, </w:t>
+        <w:hyperlink r:id="rId18" w:history="1">
+          <w:r>
+            <w:rPr>
+              <w:rStyle w:val="Hyperlink"/>
+            </w:rPr>
+            <w:t xml:space="preserve">, </w:t>
+          </w:r>
+        </w:hyperlink>
       </w:r>
       <w:r>
         <w:rPr>
@@ -3262,7 +3215,7 @@
           <w:sz w:val="24"/>
           <w:u w:val="single"/>
         </w:rPr>
-        <w:hyperlink r:id="rId20" w:history="1">
+        <w:hyperlink r:id="rId18" w:history="1">
           <w:r>
             <w:rPr>
               <w:rStyle w:val="Hyperlink"/>
@@ -3280,7 +3233,7 @@
           <w:sz w:val="24"/>
           <w:u w:val="single"/>
         </w:rPr>
-        <w:hyperlink r:id="rId20" w:history="1">
+        <w:hyperlink r:id="rId18" w:history="1">
           <w:r>
             <w:rPr>
               <w:rStyle w:val="Hyperlink"/>
@@ -3411,7 +3364,7 @@
           <w:sz w:val="24"/>
           <w:u w:val="single"/>
         </w:rPr>
-        <w:hyperlink r:id="rId21" w:history="1">
+        <w:hyperlink r:id="rId20" w:history="1">
           <w:r>
             <w:rPr>
               <w:rStyle w:val="Hyperlink"/>
@@ -3429,7 +3382,7 @@
           <w:sz w:val="24"/>
           <w:u w:val="single"/>
         </w:rPr>
-        <w:hyperlink r:id="rId21" w:history="1">
+        <w:hyperlink r:id="rId20" w:history="1">
           <w:r>
             <w:rPr>
               <w:rStyle w:val="Hyperlink"/>
@@ -3447,7 +3400,7 @@
           <w:sz w:val="24"/>
           <w:u w:val="single"/>
         </w:rPr>
-        <w:hyperlink r:id="rId21" w:history="1">
+        <w:hyperlink r:id="rId20" w:history="1">
           <w:r>
             <w:rPr>
               <w:rStyle w:val="Hyperlink"/>
@@ -3465,7 +3418,7 @@
           <w:sz w:val="24"/>
           <w:u w:val="single"/>
         </w:rPr>
-        <w:hyperlink r:id="rId21" w:history="1">
+        <w:hyperlink r:id="rId20" w:history="1">
           <w:r>
             <w:rPr>
               <w:rStyle w:val="Hyperlink"/>
@@ -3493,7 +3446,7 @@
           <w:sz w:val="24"/>
           <w:u w:val="single"/>
         </w:rPr>
-        <w:hyperlink r:id="rId22" w:history="1">
+        <w:hyperlink r:id="rId21" w:history="1">
           <w:r>
             <w:rPr>
               <w:rStyle w:val="Hyperlink"/>
@@ -3540,21 +3493,13 @@
       </w:r>
       <w:r>
         <w:rPr>
-          <w:u w:val="single" w:color="0000ff"/>
           <w:rFonts w:ascii="Charis SIL Regular" w:hAnsi="Charis SIL Regular" w:eastAsia="Charis SIL Regular"/>
           <w:b w:val="0"/>
           <w:i w:val="0"/>
           <w:color w:val="000000"/>
           <w:sz w:val="24"/>
         </w:rPr>
-        <w:hyperlink r:id="rId21" w:history="1">
-          <w:r>
-            <w:rPr>
-              <w:rStyle w:val="Hyperlink"/>
-            </w:rPr>
-            <w:t xml:space="preserve">, </w:t>
-          </w:r>
-        </w:hyperlink>
+        <w:t xml:space="preserve">, </w:t>
       </w:r>
       <w:r>
         <w:rPr>
@@ -3565,7 +3510,7 @@
           <w:sz w:val="24"/>
           <w:u w:val="single"/>
         </w:rPr>
-        <w:hyperlink r:id="rId21" w:history="1">
+        <w:hyperlink r:id="rId22" w:history="1">
           <w:r>
             <w:rPr>
               <w:rStyle w:val="Hyperlink"/>
@@ -3594,7 +3539,7 @@
           <w:sz w:val="24"/>
           <w:u w:val="single"/>
         </w:rPr>
-        <w:hyperlink r:id="rId21" w:history="1">
+        <w:hyperlink r:id="rId22" w:history="1">
           <w:r>
             <w:rPr>
               <w:rStyle w:val="Hyperlink"/>
@@ -3612,7 +3557,7 @@
           <w:sz w:val="24"/>
           <w:u w:val="single"/>
         </w:rPr>
-        <w:hyperlink r:id="rId21" w:history="1">
+        <w:hyperlink r:id="rId20" w:history="1">
           <w:r>
             <w:rPr>
               <w:rStyle w:val="Hyperlink"/>

--- a/EXPORTS/DOCX/published/niveau3/English/MNusantara.docx
+++ b/EXPORTS/DOCX/published/niveau3/English/MNusantara.docx
@@ -1157,7 +1157,18 @@
           <w:color w:val="000000"/>
           <w:sz w:val="24"/>
         </w:rPr>
-        <w:t>. This publication also includes a comprehensive overview of the institutions whe</w:t>
+        <w:t>. This publication also includes a comprehensive overview of the</w:t>
+      </w:r>
+      <w:r>
+        <w:rPr>
+          <w:u w:val="single" w:color="0000ff"/>
+          <w:rFonts w:ascii="Charis SIL Regular" w:hAnsi="Charis SIL Regular" w:eastAsia="Charis SIL Regular"/>
+          <w:b w:val="0"/>
+          <w:i w:val="0"/>
+          <w:color w:val="000000"/>
+          <w:sz w:val="24"/>
+        </w:rPr>
+        <w:t xml:space="preserve"> institutions whe</w:t>
       </w:r>
       <w:r>
         <w:rPr>
@@ -3151,7 +3162,7 @@
           <w:sz w:val="24"/>
           <w:u w:val="single"/>
         </w:rPr>
-        <w:hyperlink r:id="rId18" w:history="1">
+        <w:hyperlink r:id="rId19" w:history="1">
           <w:r>
             <w:rPr>
               <w:rStyle w:val="Hyperlink"/>
@@ -3168,14 +3179,7 @@
           <w:color w:val="000000"/>
           <w:sz w:val="24"/>
         </w:rPr>
-        <w:hyperlink r:id="rId18" w:history="1">
-          <w:r>
-            <w:rPr>
-              <w:rStyle w:val="Hyperlink"/>
-            </w:rPr>
-            <w:t xml:space="preserve">, </w:t>
-          </w:r>
-        </w:hyperlink>
+        <w:t xml:space="preserve">, </w:t>
       </w:r>
       <w:r>
         <w:rPr>
@@ -3186,7 +3190,7 @@
           <w:sz w:val="24"/>
           <w:u w:val="single"/>
         </w:rPr>
-        <w:hyperlink r:id="rId18" w:history="1">
+        <w:hyperlink r:id="rId20" w:history="1">
           <w:r>
             <w:rPr>
               <w:rStyle w:val="Hyperlink"/>
@@ -3215,7 +3219,7 @@
           <w:sz w:val="24"/>
           <w:u w:val="single"/>
         </w:rPr>
-        <w:hyperlink r:id="rId18" w:history="1">
+        <w:hyperlink r:id="rId20" w:history="1">
           <w:r>
             <w:rPr>
               <w:rStyle w:val="Hyperlink"/>
@@ -3364,7 +3368,7 @@
           <w:sz w:val="24"/>
           <w:u w:val="single"/>
         </w:rPr>
-        <w:hyperlink r:id="rId20" w:history="1">
+        <w:hyperlink r:id="rId21" w:history="1">
           <w:r>
             <w:rPr>
               <w:rStyle w:val="Hyperlink"/>
@@ -3382,7 +3386,7 @@
           <w:sz w:val="24"/>
           <w:u w:val="single"/>
         </w:rPr>
-        <w:hyperlink r:id="rId20" w:history="1">
+        <w:hyperlink r:id="rId21" w:history="1">
           <w:r>
             <w:rPr>
               <w:rStyle w:val="Hyperlink"/>
@@ -3400,7 +3404,7 @@
           <w:sz w:val="24"/>
           <w:u w:val="single"/>
         </w:rPr>
-        <w:hyperlink r:id="rId20" w:history="1">
+        <w:hyperlink r:id="rId21" w:history="1">
           <w:r>
             <w:rPr>
               <w:rStyle w:val="Hyperlink"/>
@@ -3418,7 +3422,7 @@
           <w:sz w:val="24"/>
           <w:u w:val="single"/>
         </w:rPr>
-        <w:hyperlink r:id="rId20" w:history="1">
+        <w:hyperlink r:id="rId21" w:history="1">
           <w:r>
             <w:rPr>
               <w:rStyle w:val="Hyperlink"/>
@@ -3446,7 +3450,7 @@
           <w:sz w:val="24"/>
           <w:u w:val="single"/>
         </w:rPr>
-        <w:hyperlink r:id="rId21" w:history="1">
+        <w:hyperlink r:id="rId22" w:history="1">
           <w:r>
             <w:rPr>
               <w:rStyle w:val="Hyperlink"/>
@@ -3464,7 +3468,7 @@
           <w:sz w:val="24"/>
           <w:u w:val="single"/>
         </w:rPr>
-        <w:hyperlink r:id="rId21" w:history="1">
+        <w:hyperlink r:id="rId22" w:history="1">
           <w:r>
             <w:rPr>
               <w:rStyle w:val="Hyperlink"/>
@@ -3482,7 +3486,7 @@
           <w:sz w:val="24"/>
           <w:u w:val="single"/>
         </w:rPr>
-        <w:hyperlink r:id="rId21" w:history="1">
+        <w:hyperlink r:id="rId22" w:history="1">
           <w:r>
             <w:rPr>
               <w:rStyle w:val="Hyperlink"/>
@@ -3510,7 +3514,7 @@
           <w:sz w:val="24"/>
           <w:u w:val="single"/>
         </w:rPr>
-        <w:hyperlink r:id="rId22" w:history="1">
+        <w:hyperlink r:id="rId23" w:history="1">
           <w:r>
             <w:rPr>
               <w:rStyle w:val="Hyperlink"/>
@@ -3539,7 +3543,7 @@
           <w:sz w:val="24"/>
           <w:u w:val="single"/>
         </w:rPr>
-        <w:hyperlink r:id="rId22" w:history="1">
+        <w:hyperlink r:id="rId23" w:history="1">
           <w:r>
             <w:rPr>
               <w:rStyle w:val="Hyperlink"/>
@@ -3557,7 +3561,7 @@
           <w:sz w:val="24"/>
           <w:u w:val="single"/>
         </w:rPr>
-        <w:hyperlink r:id="rId20" w:history="1">
+        <w:hyperlink r:id="rId23" w:history="1">
           <w:r>
             <w:rPr>
               <w:rStyle w:val="Hyperlink"/>

--- a/EXPORTS/DOCX/published/niveau3/English/MNusantara.docx
+++ b/EXPORTS/DOCX/published/niveau3/English/MNusantara.docx
@@ -529,7 +529,6 @@
       </w:r>
       <w:r>
         <w:rPr>
-          <w:u w:val="single" w:color="0000ff"/>
           <w:rFonts w:ascii="Charis SIL Regular" w:hAnsi="Charis SIL Regular" w:eastAsia="Charis SIL Regular"/>
           <w:b w:val="0"/>
           <w:i w:val="0"/>
@@ -657,14 +656,7 @@
           <w:color w:val="000000"/>
           <w:sz w:val="24"/>
         </w:rPr>
-        <w:hyperlink r:id="rId12" w:history="1">
-          <w:r>
-            <w:rPr>
-              <w:rStyle w:val="Hyperlink"/>
-            </w:rPr>
-            <w:t xml:space="preserve"> while the c</w:t>
-          </w:r>
-        </w:hyperlink>
+        <w:t xml:space="preserve"> while the c</w:t>
       </w:r>
       <w:r>
         <w:rPr>
@@ -3173,13 +3165,21 @@
       </w:r>
       <w:r>
         <w:rPr>
+          <w:u w:val="single" w:color="0000ff"/>
           <w:rFonts w:ascii="Charis SIL Regular" w:hAnsi="Charis SIL Regular" w:eastAsia="Charis SIL Regular"/>
           <w:b w:val="0"/>
           <w:i w:val="0"/>
           <w:color w:val="000000"/>
           <w:sz w:val="24"/>
         </w:rPr>
-        <w:t xml:space="preserve">, </w:t>
+        <w:hyperlink r:id="rId18" w:history="1">
+          <w:r>
+            <w:rPr>
+              <w:rStyle w:val="Hyperlink"/>
+            </w:rPr>
+            <w:t xml:space="preserve">, </w:t>
+          </w:r>
+        </w:hyperlink>
       </w:r>
       <w:r>
         <w:rPr>
@@ -3237,7 +3237,7 @@
           <w:sz w:val="24"/>
           <w:u w:val="single"/>
         </w:rPr>
-        <w:hyperlink r:id="rId18" w:history="1">
+        <w:hyperlink r:id="rId20" w:history="1">
           <w:r>
             <w:rPr>
               <w:rStyle w:val="Hyperlink"/>
@@ -3497,13 +3497,21 @@
       </w:r>
       <w:r>
         <w:rPr>
+          <w:u w:val="single" w:color="0000ff"/>
           <w:rFonts w:ascii="Charis SIL Regular" w:hAnsi="Charis SIL Regular" w:eastAsia="Charis SIL Regular"/>
           <w:b w:val="0"/>
           <w:i w:val="0"/>
           <w:color w:val="000000"/>
           <w:sz w:val="24"/>
         </w:rPr>
-        <w:t xml:space="preserve">, </w:t>
+        <w:hyperlink r:id="rId21" w:history="1">
+          <w:r>
+            <w:rPr>
+              <w:rStyle w:val="Hyperlink"/>
+            </w:rPr>
+            <w:t xml:space="preserve">, </w:t>
+          </w:r>
+        </w:hyperlink>
       </w:r>
       <w:r>
         <w:rPr>

--- a/EXPORTS/DOCX/published/niveau3/English/MNusantara.docx
+++ b/EXPORTS/DOCX/published/niveau3/English/MNusantara.docx
@@ -529,6 +529,7 @@
       </w:r>
       <w:r>
         <w:rPr>
+          <w:u w:val="single" w:color="0000ff"/>
           <w:rFonts w:ascii="Charis SIL Regular" w:hAnsi="Charis SIL Regular" w:eastAsia="Charis SIL Regular"/>
           <w:b w:val="0"/>
           <w:i w:val="0"/>
@@ -656,7 +657,14 @@
           <w:color w:val="000000"/>
           <w:sz w:val="24"/>
         </w:rPr>
-        <w:t xml:space="preserve"> while the c</w:t>
+        <w:hyperlink r:id="rId12" w:history="1">
+          <w:r>
+            <w:rPr>
+              <w:rStyle w:val="Hyperlink"/>
+            </w:rPr>
+            <w:t xml:space="preserve"> while the c</w:t>
+          </w:r>
+        </w:hyperlink>
       </w:r>
       <w:r>
         <w:rPr>
@@ -1160,7 +1168,50 @@
           <w:color w:val="000000"/>
           <w:sz w:val="24"/>
         </w:rPr>
-        <w:t xml:space="preserve"> institutions whe</w:t>
+        <w:hyperlink r:id="rId14" w:history="1">
+          <w:r>
+            <w:rPr>
+              <w:rStyle w:val="Hyperlink"/>
+            </w:rPr>
+            <w:t xml:space="preserve"> institutio</w:t>
+          </w:r>
+        </w:hyperlink>
+      </w:r>
+      <w:r>
+        <w:rPr>
+          <w:u w:val="single" w:color="0000ff"/>
+          <w:rFonts w:ascii="Charis SIL Regular" w:hAnsi="Charis SIL Regular" w:eastAsia="Charis SIL Regular"/>
+          <w:b w:val="0"/>
+          <w:i w:val="0"/>
+          <w:color w:val="000000"/>
+          <w:sz w:val="24"/>
+        </w:rPr>
+        <w:hyperlink r:id="rId14" w:history="1">
+          <w:r>
+            <w:rPr>
+              <w:rStyle w:val="Hyperlink"/>
+            </w:rPr>
+            <w:t xml:space="preserve">ns </w:t>
+          </w:r>
+        </w:hyperlink>
+      </w:r>
+      <w:r>
+        <w:rPr>
+          <w:u w:val="single" w:color="0000ff"/>
+          <w:rFonts w:ascii="Charis SIL Regular" w:hAnsi="Charis SIL Regular" w:eastAsia="Charis SIL Regular"/>
+          <w:b w:val="0"/>
+          <w:i w:val="0"/>
+          <w:color w:val="000000"/>
+          <w:sz w:val="24"/>
+        </w:rPr>
+        <w:hyperlink r:id="rId14" w:history="1">
+          <w:r>
+            <w:rPr>
+              <w:rStyle w:val="Hyperlink"/>
+            </w:rPr>
+            <w:t>whe</w:t>
+          </w:r>
+        </w:hyperlink>
       </w:r>
       <w:r>
         <w:rPr>
@@ -3136,7 +3187,7 @@
           <w:sz w:val="24"/>
           <w:u w:val="single"/>
         </w:rPr>
-        <w:hyperlink r:id="rId19" w:history="1">
+        <w:hyperlink r:id="rId18" w:history="1">
           <w:r>
             <w:rPr>
               <w:rStyle w:val="Hyperlink"/>
@@ -3154,7 +3205,7 @@
           <w:sz w:val="24"/>
           <w:u w:val="single"/>
         </w:rPr>
-        <w:hyperlink r:id="rId19" w:history="1">
+        <w:hyperlink r:id="rId18" w:history="1">
           <w:r>
             <w:rPr>
               <w:rStyle w:val="Hyperlink"/>
@@ -3165,7 +3216,6 @@
       </w:r>
       <w:r>
         <w:rPr>
-          <w:u w:val="single" w:color="0000ff"/>
           <w:rFonts w:ascii="Charis SIL Regular" w:hAnsi="Charis SIL Regular" w:eastAsia="Charis SIL Regular"/>
           <w:b w:val="0"/>
           <w:i w:val="0"/>
@@ -3190,7 +3240,7 @@
           <w:sz w:val="24"/>
           <w:u w:val="single"/>
         </w:rPr>
-        <w:hyperlink r:id="rId20" w:history="1">
+        <w:hyperlink r:id="rId18" w:history="1">
           <w:r>
             <w:rPr>
               <w:rStyle w:val="Hyperlink"/>
@@ -3219,7 +3269,7 @@
           <w:sz w:val="24"/>
           <w:u w:val="single"/>
         </w:rPr>
-        <w:hyperlink r:id="rId20" w:history="1">
+        <w:hyperlink r:id="rId18" w:history="1">
           <w:r>
             <w:rPr>
               <w:rStyle w:val="Hyperlink"/>
@@ -3237,7 +3287,7 @@
           <w:sz w:val="24"/>
           <w:u w:val="single"/>
         </w:rPr>
-        <w:hyperlink r:id="rId20" w:history="1">
+        <w:hyperlink r:id="rId18" w:history="1">
           <w:r>
             <w:rPr>
               <w:rStyle w:val="Hyperlink"/>
@@ -3368,7 +3418,7 @@
           <w:sz w:val="24"/>
           <w:u w:val="single"/>
         </w:rPr>
-        <w:hyperlink r:id="rId21" w:history="1">
+        <w:hyperlink r:id="rId20" w:history="1">
           <w:r>
             <w:rPr>
               <w:rStyle w:val="Hyperlink"/>
@@ -3386,7 +3436,7 @@
           <w:sz w:val="24"/>
           <w:u w:val="single"/>
         </w:rPr>
-        <w:hyperlink r:id="rId21" w:history="1">
+        <w:hyperlink r:id="rId20" w:history="1">
           <w:r>
             <w:rPr>
               <w:rStyle w:val="Hyperlink"/>
@@ -3404,7 +3454,7 @@
           <w:sz w:val="24"/>
           <w:u w:val="single"/>
         </w:rPr>
-        <w:hyperlink r:id="rId21" w:history="1">
+        <w:hyperlink r:id="rId20" w:history="1">
           <w:r>
             <w:rPr>
               <w:rStyle w:val="Hyperlink"/>
@@ -3422,7 +3472,7 @@
           <w:sz w:val="24"/>
           <w:u w:val="single"/>
         </w:rPr>
-        <w:hyperlink r:id="rId21" w:history="1">
+        <w:hyperlink r:id="rId20" w:history="1">
           <w:r>
             <w:rPr>
               <w:rStyle w:val="Hyperlink"/>
@@ -3450,7 +3500,7 @@
           <w:sz w:val="24"/>
           <w:u w:val="single"/>
         </w:rPr>
-        <w:hyperlink r:id="rId22" w:history="1">
+        <w:hyperlink r:id="rId21" w:history="1">
           <w:r>
             <w:rPr>
               <w:rStyle w:val="Hyperlink"/>
@@ -3468,7 +3518,7 @@
           <w:sz w:val="24"/>
           <w:u w:val="single"/>
         </w:rPr>
-        <w:hyperlink r:id="rId22" w:history="1">
+        <w:hyperlink r:id="rId20" w:history="1">
           <w:r>
             <w:rPr>
               <w:rStyle w:val="Hyperlink"/>
@@ -3486,7 +3536,7 @@
           <w:sz w:val="24"/>
           <w:u w:val="single"/>
         </w:rPr>
-        <w:hyperlink r:id="rId22" w:history="1">
+        <w:hyperlink r:id="rId20" w:history="1">
           <w:r>
             <w:rPr>
               <w:rStyle w:val="Hyperlink"/>
@@ -3497,14 +3547,13 @@
       </w:r>
       <w:r>
         <w:rPr>
-          <w:u w:val="single" w:color="0000ff"/>
           <w:rFonts w:ascii="Charis SIL Regular" w:hAnsi="Charis SIL Regular" w:eastAsia="Charis SIL Regular"/>
           <w:b w:val="0"/>
           <w:i w:val="0"/>
           <w:color w:val="000000"/>
           <w:sz w:val="24"/>
         </w:rPr>
-        <w:hyperlink r:id="rId21" w:history="1">
+        <w:hyperlink r:id="rId20" w:history="1">
           <w:r>
             <w:rPr>
               <w:rStyle w:val="Hyperlink"/>
@@ -3522,7 +3571,7 @@
           <w:sz w:val="24"/>
           <w:u w:val="single"/>
         </w:rPr>
-        <w:hyperlink r:id="rId23" w:history="1">
+        <w:hyperlink r:id="rId20" w:history="1">
           <w:r>
             <w:rPr>
               <w:rStyle w:val="Hyperlink"/>
@@ -3551,7 +3600,7 @@
           <w:sz w:val="24"/>
           <w:u w:val="single"/>
         </w:rPr>
-        <w:hyperlink r:id="rId23" w:history="1">
+        <w:hyperlink r:id="rId20" w:history="1">
           <w:r>
             <w:rPr>
               <w:rStyle w:val="Hyperlink"/>
@@ -3569,7 +3618,7 @@
           <w:sz w:val="24"/>
           <w:u w:val="single"/>
         </w:rPr>
-        <w:hyperlink r:id="rId23" w:history="1">
+        <w:hyperlink r:id="rId20" w:history="1">
           <w:r>
             <w:rPr>
               <w:rStyle w:val="Hyperlink"/>

--- a/EXPORTS/DOCX/published/niveau3/English/MNusantara.docx
+++ b/EXPORTS/DOCX/published/niveau3/English/MNusantara.docx
@@ -529,21 +529,13 @@
       </w:r>
       <w:r>
         <w:rPr>
-          <w:u w:val="single" w:color="0000ff"/>
           <w:rFonts w:ascii="Charis SIL Regular" w:hAnsi="Charis SIL Regular" w:eastAsia="Charis SIL Regular"/>
           <w:b w:val="0"/>
           <w:i w:val="0"/>
           <w:color w:val="000000"/>
           <w:sz w:val="24"/>
         </w:rPr>
-        <w:hyperlink r:id="rId11" w:history="1">
-          <w:r>
-            <w:rPr>
-              <w:rStyle w:val="Hyperlink"/>
-            </w:rPr>
-            <w:t xml:space="preserve">and a new </w:t>
-          </w:r>
-        </w:hyperlink>
+        <w:t xml:space="preserve">and a new </w:t>
       </w:r>
       <w:r>
         <w:rPr>
@@ -646,25 +638,7 @@
           <w:color w:val="000000"/>
           <w:sz w:val="24"/>
         </w:rPr>
-        <w:t>established</w:t>
-      </w:r>
-      <w:r>
-        <w:rPr>
-          <w:u w:val="single" w:color="0000ff"/>
-          <w:rFonts w:ascii="Charis SIL Regular" w:hAnsi="Charis SIL Regular" w:eastAsia="Charis SIL Regular"/>
-          <w:b w:val="0"/>
-          <w:i w:val="0"/>
-          <w:color w:val="000000"/>
-          <w:sz w:val="24"/>
-        </w:rPr>
-        <w:hyperlink r:id="rId12" w:history="1">
-          <w:r>
-            <w:rPr>
-              <w:rStyle w:val="Hyperlink"/>
-            </w:rPr>
-            <w:t xml:space="preserve"> while the c</w:t>
-          </w:r>
-        </w:hyperlink>
+        <w:t>established while the c</w:t>
       </w:r>
       <w:r>
         <w:rPr>
@@ -3187,7 +3161,7 @@
           <w:sz w:val="24"/>
           <w:u w:val="single"/>
         </w:rPr>
-        <w:hyperlink r:id="rId18" w:history="1">
+        <w:hyperlink r:id="rId19" w:history="1">
           <w:r>
             <w:rPr>
               <w:rStyle w:val="Hyperlink"/>
@@ -3240,7 +3214,7 @@
           <w:sz w:val="24"/>
           <w:u w:val="single"/>
         </w:rPr>
-        <w:hyperlink r:id="rId18" w:history="1">
+        <w:hyperlink r:id="rId20" w:history="1">
           <w:r>
             <w:rPr>
               <w:rStyle w:val="Hyperlink"/>
@@ -3287,7 +3261,7 @@
           <w:sz w:val="24"/>
           <w:u w:val="single"/>
         </w:rPr>
-        <w:hyperlink r:id="rId18" w:history="1">
+        <w:hyperlink r:id="rId20" w:history="1">
           <w:r>
             <w:rPr>
               <w:rStyle w:val="Hyperlink"/>
@@ -3418,7 +3392,7 @@
           <w:sz w:val="24"/>
           <w:u w:val="single"/>
         </w:rPr>
-        <w:hyperlink r:id="rId20" w:history="1">
+        <w:hyperlink r:id="rId21" w:history="1">
           <w:r>
             <w:rPr>
               <w:rStyle w:val="Hyperlink"/>
@@ -3436,7 +3410,7 @@
           <w:sz w:val="24"/>
           <w:u w:val="single"/>
         </w:rPr>
-        <w:hyperlink r:id="rId20" w:history="1">
+        <w:hyperlink r:id="rId21" w:history="1">
           <w:r>
             <w:rPr>
               <w:rStyle w:val="Hyperlink"/>
@@ -3454,7 +3428,7 @@
           <w:sz w:val="24"/>
           <w:u w:val="single"/>
         </w:rPr>
-        <w:hyperlink r:id="rId20" w:history="1">
+        <w:hyperlink r:id="rId21" w:history="1">
           <w:r>
             <w:rPr>
               <w:rStyle w:val="Hyperlink"/>
@@ -3472,7 +3446,7 @@
           <w:sz w:val="24"/>
           <w:u w:val="single"/>
         </w:rPr>
-        <w:hyperlink r:id="rId20" w:history="1">
+        <w:hyperlink r:id="rId21" w:history="1">
           <w:r>
             <w:rPr>
               <w:rStyle w:val="Hyperlink"/>
@@ -3500,7 +3474,7 @@
           <w:sz w:val="24"/>
           <w:u w:val="single"/>
         </w:rPr>
-        <w:hyperlink r:id="rId21" w:history="1">
+        <w:hyperlink r:id="rId22" w:history="1">
           <w:r>
             <w:rPr>
               <w:rStyle w:val="Hyperlink"/>
@@ -3518,7 +3492,7 @@
           <w:sz w:val="24"/>
           <w:u w:val="single"/>
         </w:rPr>
-        <w:hyperlink r:id="rId20" w:history="1">
+        <w:hyperlink r:id="rId22" w:history="1">
           <w:r>
             <w:rPr>
               <w:rStyle w:val="Hyperlink"/>
@@ -3536,7 +3510,7 @@
           <w:sz w:val="24"/>
           <w:u w:val="single"/>
         </w:rPr>
-        <w:hyperlink r:id="rId20" w:history="1">
+        <w:hyperlink r:id="rId22" w:history="1">
           <w:r>
             <w:rPr>
               <w:rStyle w:val="Hyperlink"/>
@@ -3547,13 +3521,14 @@
       </w:r>
       <w:r>
         <w:rPr>
+          <w:u w:val="single" w:color="0000ff"/>
           <w:rFonts w:ascii="Charis SIL Regular" w:hAnsi="Charis SIL Regular" w:eastAsia="Charis SIL Regular"/>
           <w:b w:val="0"/>
           <w:i w:val="0"/>
           <w:color w:val="000000"/>
           <w:sz w:val="24"/>
         </w:rPr>
-        <w:hyperlink r:id="rId20" w:history="1">
+        <w:hyperlink r:id="rId21" w:history="1">
           <w:r>
             <w:rPr>
               <w:rStyle w:val="Hyperlink"/>
@@ -3571,7 +3546,7 @@
           <w:sz w:val="24"/>
           <w:u w:val="single"/>
         </w:rPr>
-        <w:hyperlink r:id="rId20" w:history="1">
+        <w:hyperlink r:id="rId23" w:history="1">
           <w:r>
             <w:rPr>
               <w:rStyle w:val="Hyperlink"/>
@@ -3600,7 +3575,7 @@
           <w:sz w:val="24"/>
           <w:u w:val="single"/>
         </w:rPr>
-        <w:hyperlink r:id="rId20" w:history="1">
+        <w:hyperlink r:id="rId23" w:history="1">
           <w:r>
             <w:rPr>
               <w:rStyle w:val="Hyperlink"/>
@@ -3618,7 +3593,7 @@
           <w:sz w:val="24"/>
           <w:u w:val="single"/>
         </w:rPr>
-        <w:hyperlink r:id="rId20" w:history="1">
+        <w:hyperlink r:id="rId23" w:history="1">
           <w:r>
             <w:rPr>
               <w:rStyle w:val="Hyperlink"/>

--- a/EXPORTS/DOCX/published/niveau3/English/MNusantara.docx
+++ b/EXPORTS/DOCX/published/niveau3/English/MNusantara.docx
@@ -529,13 +529,21 @@
       </w:r>
       <w:r>
         <w:rPr>
+          <w:u w:val="single" w:color="0000ff"/>
           <w:rFonts w:ascii="Charis SIL Regular" w:hAnsi="Charis SIL Regular" w:eastAsia="Charis SIL Regular"/>
           <w:b w:val="0"/>
           <w:i w:val="0"/>
           <w:color w:val="000000"/>
           <w:sz w:val="24"/>
         </w:rPr>
-        <w:t xml:space="preserve">and a new </w:t>
+        <w:hyperlink r:id="rId11" w:history="1">
+          <w:r>
+            <w:rPr>
+              <w:rStyle w:val="Hyperlink"/>
+            </w:rPr>
+            <w:t xml:space="preserve">and a new </w:t>
+          </w:r>
+        </w:hyperlink>
       </w:r>
       <w:r>
         <w:rPr>
@@ -638,7 +646,25 @@
           <w:color w:val="000000"/>
           <w:sz w:val="24"/>
         </w:rPr>
-        <w:t>established while the c</w:t>
+        <w:t>established</w:t>
+      </w:r>
+      <w:r>
+        <w:rPr>
+          <w:u w:val="single" w:color="0000ff"/>
+          <w:rFonts w:ascii="Charis SIL Regular" w:hAnsi="Charis SIL Regular" w:eastAsia="Charis SIL Regular"/>
+          <w:b w:val="0"/>
+          <w:i w:val="0"/>
+          <w:color w:val="000000"/>
+          <w:sz w:val="24"/>
+        </w:rPr>
+        <w:hyperlink r:id="rId12" w:history="1">
+          <w:r>
+            <w:rPr>
+              <w:rStyle w:val="Hyperlink"/>
+            </w:rPr>
+            <w:t xml:space="preserve"> while the c</w:t>
+          </w:r>
+        </w:hyperlink>
       </w:r>
       <w:r>
         <w:rPr>
@@ -3179,7 +3205,7 @@
           <w:sz w:val="24"/>
           <w:u w:val="single"/>
         </w:rPr>
-        <w:hyperlink r:id="rId18" w:history="1">
+        <w:hyperlink r:id="rId19" w:history="1">
           <w:r>
             <w:rPr>
               <w:rStyle w:val="Hyperlink"/>
@@ -3190,20 +3216,14 @@
       </w:r>
       <w:r>
         <w:rPr>
+          <w:u w:val="single" w:color="0000ff"/>
           <w:rFonts w:ascii="Charis SIL Regular" w:hAnsi="Charis SIL Regular" w:eastAsia="Charis SIL Regular"/>
           <w:b w:val="0"/>
           <w:i w:val="0"/>
           <w:color w:val="000000"/>
           <w:sz w:val="24"/>
         </w:rPr>
-        <w:hyperlink r:id="rId18" w:history="1">
-          <w:r>
-            <w:rPr>
-              <w:rStyle w:val="Hyperlink"/>
-            </w:rPr>
-            <w:t xml:space="preserve">, </w:t>
-          </w:r>
-        </w:hyperlink>
+        <w:t xml:space="preserve">, </w:t>
       </w:r>
       <w:r>
         <w:rPr>
@@ -3528,14 +3548,7 @@
           <w:color w:val="000000"/>
           <w:sz w:val="24"/>
         </w:rPr>
-        <w:hyperlink r:id="rId21" w:history="1">
-          <w:r>
-            <w:rPr>
-              <w:rStyle w:val="Hyperlink"/>
-            </w:rPr>
-            <w:t xml:space="preserve">, </w:t>
-          </w:r>
-        </w:hyperlink>
+        <w:t xml:space="preserve">, </w:t>
       </w:r>
       <w:r>
         <w:rPr>
@@ -3593,7 +3606,7 @@
           <w:sz w:val="24"/>
           <w:u w:val="single"/>
         </w:rPr>
-        <w:hyperlink r:id="rId23" w:history="1">
+        <w:hyperlink r:id="rId21" w:history="1">
           <w:r>
             <w:rPr>
               <w:rStyle w:val="Hyperlink"/>

--- a/EXPORTS/DOCX/published/niveau3/English/MNusantara.docx
+++ b/EXPORTS/DOCX/published/niveau3/English/MNusantara.docx
@@ -529,21 +529,13 @@
       </w:r>
       <w:r>
         <w:rPr>
-          <w:u w:val="single" w:color="0000ff"/>
           <w:rFonts w:ascii="Charis SIL Regular" w:hAnsi="Charis SIL Regular" w:eastAsia="Charis SIL Regular"/>
           <w:b w:val="0"/>
           <w:i w:val="0"/>
           <w:color w:val="000000"/>
           <w:sz w:val="24"/>
         </w:rPr>
-        <w:hyperlink r:id="rId11" w:history="1">
-          <w:r>
-            <w:rPr>
-              <w:rStyle w:val="Hyperlink"/>
-            </w:rPr>
-            <w:t xml:space="preserve">and a new </w:t>
-          </w:r>
-        </w:hyperlink>
+        <w:t xml:space="preserve">and a new </w:t>
       </w:r>
       <w:r>
         <w:rPr>
@@ -3187,7 +3179,7 @@
           <w:sz w:val="24"/>
           <w:u w:val="single"/>
         </w:rPr>
-        <w:hyperlink r:id="rId19" w:history="1">
+        <w:hyperlink r:id="rId18" w:history="1">
           <w:r>
             <w:rPr>
               <w:rStyle w:val="Hyperlink"/>
@@ -3223,7 +3215,14 @@
           <w:color w:val="000000"/>
           <w:sz w:val="24"/>
         </w:rPr>
-        <w:t xml:space="preserve">, </w:t>
+        <w:hyperlink r:id="rId18" w:history="1">
+          <w:r>
+            <w:rPr>
+              <w:rStyle w:val="Hyperlink"/>
+            </w:rPr>
+            <w:t xml:space="preserve">, </w:t>
+          </w:r>
+        </w:hyperlink>
       </w:r>
       <w:r>
         <w:rPr>
@@ -3263,7 +3262,7 @@
           <w:sz w:val="24"/>
           <w:u w:val="single"/>
         </w:rPr>
-        <w:hyperlink r:id="rId18" w:history="1">
+        <w:hyperlink r:id="rId20" w:history="1">
           <w:r>
             <w:rPr>
               <w:rStyle w:val="Hyperlink"/>
@@ -3512,7 +3511,7 @@
           <w:sz w:val="24"/>
           <w:u w:val="single"/>
         </w:rPr>
-        <w:hyperlink r:id="rId22" w:history="1">
+        <w:hyperlink r:id="rId21" w:history="1">
           <w:r>
             <w:rPr>
               <w:rStyle w:val="Hyperlink"/>
@@ -3530,7 +3529,7 @@
           <w:sz w:val="24"/>
           <w:u w:val="single"/>
         </w:rPr>
-        <w:hyperlink r:id="rId22" w:history="1">
+        <w:hyperlink r:id="rId21" w:history="1">
           <w:r>
             <w:rPr>
               <w:rStyle w:val="Hyperlink"/>
@@ -3548,7 +3547,14 @@
           <w:color w:val="000000"/>
           <w:sz w:val="24"/>
         </w:rPr>
-        <w:t xml:space="preserve">, </w:t>
+        <w:hyperlink r:id="rId21" w:history="1">
+          <w:r>
+            <w:rPr>
+              <w:rStyle w:val="Hyperlink"/>
+            </w:rPr>
+            <w:t xml:space="preserve">, </w:t>
+          </w:r>
+        </w:hyperlink>
       </w:r>
       <w:r>
         <w:rPr>
@@ -3559,7 +3565,7 @@
           <w:sz w:val="24"/>
           <w:u w:val="single"/>
         </w:rPr>
-        <w:hyperlink r:id="rId23" w:history="1">
+        <w:hyperlink r:id="rId21" w:history="1">
           <w:r>
             <w:rPr>
               <w:rStyle w:val="Hyperlink"/>
@@ -3588,7 +3594,7 @@
           <w:sz w:val="24"/>
           <w:u w:val="single"/>
         </w:rPr>
-        <w:hyperlink r:id="rId23" w:history="1">
+        <w:hyperlink r:id="rId21" w:history="1">
           <w:r>
             <w:rPr>
               <w:rStyle w:val="Hyperlink"/>
@@ -3606,7 +3612,7 @@
           <w:sz w:val="24"/>
           <w:u w:val="single"/>
         </w:rPr>
-        <w:hyperlink r:id="rId21" w:history="1">
+        <w:hyperlink r:id="rId23" w:history="1">
           <w:r>
             <w:rPr>
               <w:rStyle w:val="Hyperlink"/>

--- a/EXPORTS/DOCX/published/niveau3/English/MNusantara.docx
+++ b/EXPORTS/DOCX/published/niveau3/English/MNusantara.docx
@@ -529,13 +529,21 @@
       </w:r>
       <w:r>
         <w:rPr>
+          <w:u w:val="single" w:color="0000ff"/>
           <w:rFonts w:ascii="Charis SIL Regular" w:hAnsi="Charis SIL Regular" w:eastAsia="Charis SIL Regular"/>
           <w:b w:val="0"/>
           <w:i w:val="0"/>
           <w:color w:val="000000"/>
           <w:sz w:val="24"/>
         </w:rPr>
-        <w:t xml:space="preserve">and a new </w:t>
+        <w:hyperlink r:id="rId11" w:history="1">
+          <w:r>
+            <w:rPr>
+              <w:rStyle w:val="Hyperlink"/>
+            </w:rPr>
+            <w:t xml:space="preserve">and a new </w:t>
+          </w:r>
+        </w:hyperlink>
       </w:r>
       <w:r>
         <w:rPr>
@@ -3197,7 +3205,7 @@
           <w:sz w:val="24"/>
           <w:u w:val="single"/>
         </w:rPr>
-        <w:hyperlink r:id="rId19" w:history="1">
+        <w:hyperlink r:id="rId18" w:history="1">
           <w:r>
             <w:rPr>
               <w:rStyle w:val="Hyperlink"/>
@@ -3233,7 +3241,7 @@
           <w:sz w:val="24"/>
           <w:u w:val="single"/>
         </w:rPr>
-        <w:hyperlink r:id="rId20" w:history="1">
+        <w:hyperlink r:id="rId18" w:history="1">
           <w:r>
             <w:rPr>
               <w:rStyle w:val="Hyperlink"/>
@@ -3262,7 +3270,7 @@
           <w:sz w:val="24"/>
           <w:u w:val="single"/>
         </w:rPr>
-        <w:hyperlink r:id="rId20" w:history="1">
+        <w:hyperlink r:id="rId18" w:history="1">
           <w:r>
             <w:rPr>
               <w:rStyle w:val="Hyperlink"/>
@@ -3280,7 +3288,7 @@
           <w:sz w:val="24"/>
           <w:u w:val="single"/>
         </w:rPr>
-        <w:hyperlink r:id="rId20" w:history="1">
+        <w:hyperlink r:id="rId18" w:history="1">
           <w:r>
             <w:rPr>
               <w:rStyle w:val="Hyperlink"/>
@@ -3411,7 +3419,7 @@
           <w:sz w:val="24"/>
           <w:u w:val="single"/>
         </w:rPr>
-        <w:hyperlink r:id="rId21" w:history="1">
+        <w:hyperlink r:id="rId20" w:history="1">
           <w:r>
             <w:rPr>
               <w:rStyle w:val="Hyperlink"/>
@@ -3429,7 +3437,7 @@
           <w:sz w:val="24"/>
           <w:u w:val="single"/>
         </w:rPr>
-        <w:hyperlink r:id="rId21" w:history="1">
+        <w:hyperlink r:id="rId20" w:history="1">
           <w:r>
             <w:rPr>
               <w:rStyle w:val="Hyperlink"/>
@@ -3447,7 +3455,7 @@
           <w:sz w:val="24"/>
           <w:u w:val="single"/>
         </w:rPr>
-        <w:hyperlink r:id="rId21" w:history="1">
+        <w:hyperlink r:id="rId20" w:history="1">
           <w:r>
             <w:rPr>
               <w:rStyle w:val="Hyperlink"/>
@@ -3465,7 +3473,7 @@
           <w:sz w:val="24"/>
           <w:u w:val="single"/>
         </w:rPr>
-        <w:hyperlink r:id="rId21" w:history="1">
+        <w:hyperlink r:id="rId20" w:history="1">
           <w:r>
             <w:rPr>
               <w:rStyle w:val="Hyperlink"/>
@@ -3493,7 +3501,7 @@
           <w:sz w:val="24"/>
           <w:u w:val="single"/>
         </w:rPr>
-        <w:hyperlink r:id="rId22" w:history="1">
+        <w:hyperlink r:id="rId21" w:history="1">
           <w:r>
             <w:rPr>
               <w:rStyle w:val="Hyperlink"/>
@@ -3511,7 +3519,7 @@
           <w:sz w:val="24"/>
           <w:u w:val="single"/>
         </w:rPr>
-        <w:hyperlink r:id="rId21" w:history="1">
+        <w:hyperlink r:id="rId20" w:history="1">
           <w:r>
             <w:rPr>
               <w:rStyle w:val="Hyperlink"/>
@@ -3529,7 +3537,7 @@
           <w:sz w:val="24"/>
           <w:u w:val="single"/>
         </w:rPr>
-        <w:hyperlink r:id="rId21" w:history="1">
+        <w:hyperlink r:id="rId20" w:history="1">
           <w:r>
             <w:rPr>
               <w:rStyle w:val="Hyperlink"/>
@@ -3540,14 +3548,13 @@
       </w:r>
       <w:r>
         <w:rPr>
-          <w:u w:val="single" w:color="0000ff"/>
           <w:rFonts w:ascii="Charis SIL Regular" w:hAnsi="Charis SIL Regular" w:eastAsia="Charis SIL Regular"/>
           <w:b w:val="0"/>
           <w:i w:val="0"/>
           <w:color w:val="000000"/>
           <w:sz w:val="24"/>
         </w:rPr>
-        <w:hyperlink r:id="rId21" w:history="1">
+        <w:hyperlink r:id="rId20" w:history="1">
           <w:r>
             <w:rPr>
               <w:rStyle w:val="Hyperlink"/>
@@ -3565,7 +3572,7 @@
           <w:sz w:val="24"/>
           <w:u w:val="single"/>
         </w:rPr>
-        <w:hyperlink r:id="rId21" w:history="1">
+        <w:hyperlink r:id="rId20" w:history="1">
           <w:r>
             <w:rPr>
               <w:rStyle w:val="Hyperlink"/>
@@ -3594,7 +3601,7 @@
           <w:sz w:val="24"/>
           <w:u w:val="single"/>
         </w:rPr>
-        <w:hyperlink r:id="rId21" w:history="1">
+        <w:hyperlink r:id="rId20" w:history="1">
           <w:r>
             <w:rPr>
               <w:rStyle w:val="Hyperlink"/>
@@ -3612,7 +3619,7 @@
           <w:sz w:val="24"/>
           <w:u w:val="single"/>
         </w:rPr>
-        <w:hyperlink r:id="rId23" w:history="1">
+        <w:hyperlink r:id="rId20" w:history="1">
           <w:r>
             <w:rPr>
               <w:rStyle w:val="Hyperlink"/>

--- a/EXPORTS/DOCX/published/niveau3/English/MNusantara.docx
+++ b/EXPORTS/DOCX/published/niveau3/English/MNusantara.docx
@@ -536,14 +536,7 @@
           <w:color w:val="000000"/>
           <w:sz w:val="24"/>
         </w:rPr>
-        <w:hyperlink r:id="rId11" w:history="1">
-          <w:r>
-            <w:rPr>
-              <w:rStyle w:val="Hyperlink"/>
-            </w:rPr>
-            <w:t xml:space="preserve">and a new </w:t>
-          </w:r>
-        </w:hyperlink>
+        <w:t xml:space="preserve">and a new </w:t>
       </w:r>
       <w:r>
         <w:rPr>
@@ -554,7 +547,7 @@
           <w:sz w:val="24"/>
           <w:u w:val="single"/>
         </w:rPr>
-        <w:hyperlink r:id="rId11" w:history="1">
+        <w:hyperlink r:id="rId12" w:history="1">
           <w:r>
             <w:rPr>
               <w:rStyle w:val="Hyperlink"/>
@@ -3187,7 +3180,7 @@
           <w:sz w:val="24"/>
           <w:u w:val="single"/>
         </w:rPr>
-        <w:hyperlink r:id="rId18" w:history="1">
+        <w:hyperlink r:id="rId19" w:history="1">
           <w:r>
             <w:rPr>
               <w:rStyle w:val="Hyperlink"/>
@@ -3205,7 +3198,7 @@
           <w:sz w:val="24"/>
           <w:u w:val="single"/>
         </w:rPr>
-        <w:hyperlink r:id="rId18" w:history="1">
+        <w:hyperlink r:id="rId19" w:history="1">
           <w:r>
             <w:rPr>
               <w:rStyle w:val="Hyperlink"/>
@@ -3241,7 +3234,7 @@
           <w:sz w:val="24"/>
           <w:u w:val="single"/>
         </w:rPr>
-        <w:hyperlink r:id="rId18" w:history="1">
+        <w:hyperlink r:id="rId20" w:history="1">
           <w:r>
             <w:rPr>
               <w:rStyle w:val="Hyperlink"/>
@@ -3270,7 +3263,7 @@
           <w:sz w:val="24"/>
           <w:u w:val="single"/>
         </w:rPr>
-        <w:hyperlink r:id="rId18" w:history="1">
+        <w:hyperlink r:id="rId20" w:history="1">
           <w:r>
             <w:rPr>
               <w:rStyle w:val="Hyperlink"/>
@@ -3288,7 +3281,7 @@
           <w:sz w:val="24"/>
           <w:u w:val="single"/>
         </w:rPr>
-        <w:hyperlink r:id="rId18" w:history="1">
+        <w:hyperlink r:id="rId20" w:history="1">
           <w:r>
             <w:rPr>
               <w:rStyle w:val="Hyperlink"/>
@@ -3419,7 +3412,7 @@
           <w:sz w:val="24"/>
           <w:u w:val="single"/>
         </w:rPr>
-        <w:hyperlink r:id="rId20" w:history="1">
+        <w:hyperlink r:id="rId21" w:history="1">
           <w:r>
             <w:rPr>
               <w:rStyle w:val="Hyperlink"/>
@@ -3437,7 +3430,7 @@
           <w:sz w:val="24"/>
           <w:u w:val="single"/>
         </w:rPr>
-        <w:hyperlink r:id="rId20" w:history="1">
+        <w:hyperlink r:id="rId21" w:history="1">
           <w:r>
             <w:rPr>
               <w:rStyle w:val="Hyperlink"/>
@@ -3455,7 +3448,7 @@
           <w:sz w:val="24"/>
           <w:u w:val="single"/>
         </w:rPr>
-        <w:hyperlink r:id="rId20" w:history="1">
+        <w:hyperlink r:id="rId21" w:history="1">
           <w:r>
             <w:rPr>
               <w:rStyle w:val="Hyperlink"/>
@@ -3473,7 +3466,7 @@
           <w:sz w:val="24"/>
           <w:u w:val="single"/>
         </w:rPr>
-        <w:hyperlink r:id="rId20" w:history="1">
+        <w:hyperlink r:id="rId21" w:history="1">
           <w:r>
             <w:rPr>
               <w:rStyle w:val="Hyperlink"/>
@@ -3501,7 +3494,7 @@
           <w:sz w:val="24"/>
           <w:u w:val="single"/>
         </w:rPr>
-        <w:hyperlink r:id="rId21" w:history="1">
+        <w:hyperlink r:id="rId22" w:history="1">
           <w:r>
             <w:rPr>
               <w:rStyle w:val="Hyperlink"/>
@@ -3519,7 +3512,7 @@
           <w:sz w:val="24"/>
           <w:u w:val="single"/>
         </w:rPr>
-        <w:hyperlink r:id="rId20" w:history="1">
+        <w:hyperlink r:id="rId21" w:history="1">
           <w:r>
             <w:rPr>
               <w:rStyle w:val="Hyperlink"/>
@@ -3537,7 +3530,7 @@
           <w:sz w:val="24"/>
           <w:u w:val="single"/>
         </w:rPr>
-        <w:hyperlink r:id="rId20" w:history="1">
+        <w:hyperlink r:id="rId21" w:history="1">
           <w:r>
             <w:rPr>
               <w:rStyle w:val="Hyperlink"/>
@@ -3554,7 +3547,7 @@
           <w:color w:val="000000"/>
           <w:sz w:val="24"/>
         </w:rPr>
-        <w:hyperlink r:id="rId20" w:history="1">
+        <w:hyperlink r:id="rId21" w:history="1">
           <w:r>
             <w:rPr>
               <w:rStyle w:val="Hyperlink"/>
@@ -3572,7 +3565,7 @@
           <w:sz w:val="24"/>
           <w:u w:val="single"/>
         </w:rPr>
-        <w:hyperlink r:id="rId20" w:history="1">
+        <w:hyperlink r:id="rId23" w:history="1">
           <w:r>
             <w:rPr>
               <w:rStyle w:val="Hyperlink"/>
@@ -3601,7 +3594,7 @@
           <w:sz w:val="24"/>
           <w:u w:val="single"/>
         </w:rPr>
-        <w:hyperlink r:id="rId20" w:history="1">
+        <w:hyperlink r:id="rId23" w:history="1">
           <w:r>
             <w:rPr>
               <w:rStyle w:val="Hyperlink"/>
@@ -3619,7 +3612,7 @@
           <w:sz w:val="24"/>
           <w:u w:val="single"/>
         </w:rPr>
-        <w:hyperlink r:id="rId20" w:history="1">
+        <w:hyperlink r:id="rId23" w:history="1">
           <w:r>
             <w:rPr>
               <w:rStyle w:val="Hyperlink"/>

--- a/EXPORTS/DOCX/published/niveau3/English/MNusantara.docx
+++ b/EXPORTS/DOCX/published/niveau3/English/MNusantara.docx
@@ -536,7 +536,14 @@
           <w:color w:val="000000"/>
           <w:sz w:val="24"/>
         </w:rPr>
-        <w:t xml:space="preserve">and a new </w:t>
+        <w:hyperlink r:id="rId11" w:history="1">
+          <w:r>
+            <w:rPr>
+              <w:rStyle w:val="Hyperlink"/>
+            </w:rPr>
+            <w:t xml:space="preserve">and a new </w:t>
+          </w:r>
+        </w:hyperlink>
       </w:r>
       <w:r>
         <w:rPr>
@@ -547,7 +554,7 @@
           <w:sz w:val="24"/>
           <w:u w:val="single"/>
         </w:rPr>
-        <w:hyperlink r:id="rId12" w:history="1">
+        <w:hyperlink r:id="rId11" w:history="1">
           <w:r>
             <w:rPr>
               <w:rStyle w:val="Hyperlink"/>
@@ -1150,25 +1157,7 @@
           <w:color w:val="000000"/>
           <w:sz w:val="24"/>
         </w:rPr>
-        <w:t>. This publication also includes a comprehensive overview of the</w:t>
-      </w:r>
-      <w:r>
-        <w:rPr>
-          <w:u w:val="single" w:color="0000ff"/>
-          <w:rFonts w:ascii="Charis SIL Regular" w:hAnsi="Charis SIL Regular" w:eastAsia="Charis SIL Regular"/>
-          <w:b w:val="0"/>
-          <w:i w:val="0"/>
-          <w:color w:val="000000"/>
-          <w:sz w:val="24"/>
-        </w:rPr>
-        <w:hyperlink r:id="rId14" w:history="1">
-          <w:r>
-            <w:rPr>
-              <w:rStyle w:val="Hyperlink"/>
-            </w:rPr>
-            <w:t xml:space="preserve"> institutio</w:t>
-          </w:r>
-        </w:hyperlink>
+        <w:t>. This publication also includes a comprehensive overview of the institutio</w:t>
       </w:r>
       <w:r>
         <w:rPr>
@@ -3180,7 +3169,7 @@
           <w:sz w:val="24"/>
           <w:u w:val="single"/>
         </w:rPr>
-        <w:hyperlink r:id="rId19" w:history="1">
+        <w:hyperlink r:id="rId18" w:history="1">
           <w:r>
             <w:rPr>
               <w:rStyle w:val="Hyperlink"/>
@@ -3198,7 +3187,7 @@
           <w:sz w:val="24"/>
           <w:u w:val="single"/>
         </w:rPr>
-        <w:hyperlink r:id="rId19" w:history="1">
+        <w:hyperlink r:id="rId18" w:history="1">
           <w:r>
             <w:rPr>
               <w:rStyle w:val="Hyperlink"/>
@@ -3234,7 +3223,7 @@
           <w:sz w:val="24"/>
           <w:u w:val="single"/>
         </w:rPr>
-        <w:hyperlink r:id="rId20" w:history="1">
+        <w:hyperlink r:id="rId18" w:history="1">
           <w:r>
             <w:rPr>
               <w:rStyle w:val="Hyperlink"/>
@@ -3512,7 +3501,7 @@
           <w:sz w:val="24"/>
           <w:u w:val="single"/>
         </w:rPr>
-        <w:hyperlink r:id="rId21" w:history="1">
+        <w:hyperlink r:id="rId22" w:history="1">
           <w:r>
             <w:rPr>
               <w:rStyle w:val="Hyperlink"/>
@@ -3530,7 +3519,7 @@
           <w:sz w:val="24"/>
           <w:u w:val="single"/>
         </w:rPr>
-        <w:hyperlink r:id="rId21" w:history="1">
+        <w:hyperlink r:id="rId22" w:history="1">
           <w:r>
             <w:rPr>
               <w:rStyle w:val="Hyperlink"/>
@@ -3541,20 +3530,14 @@
       </w:r>
       <w:r>
         <w:rPr>
+          <w:u w:val="single" w:color="0000ff"/>
           <w:rFonts w:ascii="Charis SIL Regular" w:hAnsi="Charis SIL Regular" w:eastAsia="Charis SIL Regular"/>
           <w:b w:val="0"/>
           <w:i w:val="0"/>
           <w:color w:val="000000"/>
           <w:sz w:val="24"/>
         </w:rPr>
-        <w:hyperlink r:id="rId21" w:history="1">
-          <w:r>
-            <w:rPr>
-              <w:rStyle w:val="Hyperlink"/>
-            </w:rPr>
-            <w:t xml:space="preserve">, </w:t>
-          </w:r>
-        </w:hyperlink>
+        <w:t xml:space="preserve">, </w:t>
       </w:r>
       <w:r>
         <w:rPr>
@@ -3565,7 +3548,7 @@
           <w:sz w:val="24"/>
           <w:u w:val="single"/>
         </w:rPr>
-        <w:hyperlink r:id="rId23" w:history="1">
+        <w:hyperlink r:id="rId21" w:history="1">
           <w:r>
             <w:rPr>
               <w:rStyle w:val="Hyperlink"/>
@@ -3594,7 +3577,7 @@
           <w:sz w:val="24"/>
           <w:u w:val="single"/>
         </w:rPr>
-        <w:hyperlink r:id="rId23" w:history="1">
+        <w:hyperlink r:id="rId21" w:history="1">
           <w:r>
             <w:rPr>
               <w:rStyle w:val="Hyperlink"/>
@@ -3612,7 +3595,7 @@
           <w:sz w:val="24"/>
           <w:u w:val="single"/>
         </w:rPr>
-        <w:hyperlink r:id="rId23" w:history="1">
+        <w:hyperlink r:id="rId21" w:history="1">
           <w:r>
             <w:rPr>
               <w:rStyle w:val="Hyperlink"/>

--- a/EXPORTS/DOCX/published/niveau3/English/MNusantara.docx
+++ b/EXPORTS/DOCX/published/niveau3/English/MNusantara.docx
@@ -1157,7 +1157,25 @@
           <w:color w:val="000000"/>
           <w:sz w:val="24"/>
         </w:rPr>
-        <w:t>. This publication also includes a comprehensive overview of the institutio</w:t>
+        <w:t>. This publication also includes a comprehensive overview of the</w:t>
+      </w:r>
+      <w:r>
+        <w:rPr>
+          <w:u w:val="single" w:color="0000ff"/>
+          <w:rFonts w:ascii="Charis SIL Regular" w:hAnsi="Charis SIL Regular" w:eastAsia="Charis SIL Regular"/>
+          <w:b w:val="0"/>
+          <w:i w:val="0"/>
+          <w:color w:val="000000"/>
+          <w:sz w:val="24"/>
+        </w:rPr>
+        <w:hyperlink r:id="rId14" w:history="1">
+          <w:r>
+            <w:rPr>
+              <w:rStyle w:val="Hyperlink"/>
+            </w:rPr>
+            <w:t xml:space="preserve"> institutio</w:t>
+          </w:r>
+        </w:hyperlink>
       </w:r>
       <w:r>
         <w:rPr>
@@ -1961,24 +1979,7 @@
           <w:color w:val="000000"/>
           <w:sz w:val="24"/>
         </w:rPr>
-        <w:t>The introduction to the archive also contains more information about the</w:t>
-      </w:r>
-      <w:r>
-        <w:rPr>
-          <w:rFonts w:ascii="Charis SIL Regular" w:hAnsi="Charis SIL Regular" w:eastAsia="Charis SIL Regular"/>
-          <w:b w:val="0"/>
-          <w:i w:val="0"/>
-          <w:color w:val="000000"/>
-          <w:sz w:val="24"/>
-        </w:rPr>
-        <w:hyperlink r:id="rId16" w:history="1">
-          <w:r>
-            <w:rPr>
-              <w:rStyle w:val="Hyperlink"/>
-            </w:rPr>
-            <w:t xml:space="preserve"> struc</w:t>
-          </w:r>
-        </w:hyperlink>
+        <w:t>The introduction to the archive also contains more information about the struc</w:t>
       </w:r>
       <w:r>
         <w:rPr>
@@ -3169,7 +3170,7 @@
           <w:sz w:val="24"/>
           <w:u w:val="single"/>
         </w:rPr>
-        <w:hyperlink r:id="rId18" w:history="1">
+        <w:hyperlink r:id="rId19" w:history="1">
           <w:r>
             <w:rPr>
               <w:rStyle w:val="Hyperlink"/>
@@ -3187,7 +3188,7 @@
           <w:sz w:val="24"/>
           <w:u w:val="single"/>
         </w:rPr>
-        <w:hyperlink r:id="rId18" w:history="1">
+        <w:hyperlink r:id="rId19" w:history="1">
           <w:r>
             <w:rPr>
               <w:rStyle w:val="Hyperlink"/>
@@ -3198,21 +3199,13 @@
       </w:r>
       <w:r>
         <w:rPr>
-          <w:u w:val="single" w:color="0000ff"/>
           <w:rFonts w:ascii="Charis SIL Regular" w:hAnsi="Charis SIL Regular" w:eastAsia="Charis SIL Regular"/>
           <w:b w:val="0"/>
           <w:i w:val="0"/>
           <w:color w:val="000000"/>
           <w:sz w:val="24"/>
         </w:rPr>
-        <w:hyperlink r:id="rId18" w:history="1">
-          <w:r>
-            <w:rPr>
-              <w:rStyle w:val="Hyperlink"/>
-            </w:rPr>
-            <w:t xml:space="preserve">, </w:t>
-          </w:r>
-        </w:hyperlink>
+        <w:t xml:space="preserve">, </w:t>
       </w:r>
       <w:r>
         <w:rPr>
@@ -3223,7 +3216,7 @@
           <w:sz w:val="24"/>
           <w:u w:val="single"/>
         </w:rPr>
-        <w:hyperlink r:id="rId18" w:history="1">
+        <w:hyperlink r:id="rId20" w:history="1">
           <w:r>
             <w:rPr>
               <w:rStyle w:val="Hyperlink"/>
@@ -3252,7 +3245,7 @@
           <w:sz w:val="24"/>
           <w:u w:val="single"/>
         </w:rPr>
-        <w:hyperlink r:id="rId20" w:history="1">
+        <w:hyperlink r:id="rId18" w:history="1">
           <w:r>
             <w:rPr>
               <w:rStyle w:val="Hyperlink"/>
@@ -3270,7 +3263,7 @@
           <w:sz w:val="24"/>
           <w:u w:val="single"/>
         </w:rPr>
-        <w:hyperlink r:id="rId20" w:history="1">
+        <w:hyperlink r:id="rId18" w:history="1">
           <w:r>
             <w:rPr>
               <w:rStyle w:val="Hyperlink"/>
@@ -3537,7 +3530,14 @@
           <w:color w:val="000000"/>
           <w:sz w:val="24"/>
         </w:rPr>
-        <w:t xml:space="preserve">, </w:t>
+        <w:hyperlink r:id="rId21" w:history="1">
+          <w:r>
+            <w:rPr>
+              <w:rStyle w:val="Hyperlink"/>
+            </w:rPr>
+            <w:t xml:space="preserve">, </w:t>
+          </w:r>
+        </w:hyperlink>
       </w:r>
       <w:r>
         <w:rPr>
@@ -3577,7 +3577,7 @@
           <w:sz w:val="24"/>
           <w:u w:val="single"/>
         </w:rPr>
-        <w:hyperlink r:id="rId21" w:history="1">
+        <w:hyperlink r:id="rId23" w:history="1">
           <w:r>
             <w:rPr>
               <w:rStyle w:val="Hyperlink"/>
@@ -3595,7 +3595,7 @@
           <w:sz w:val="24"/>
           <w:u w:val="single"/>
         </w:rPr>
-        <w:hyperlink r:id="rId21" w:history="1">
+        <w:hyperlink r:id="rId23" w:history="1">
           <w:r>
             <w:rPr>
               <w:rStyle w:val="Hyperlink"/>

--- a/EXPORTS/DOCX/published/niveau3/English/MNusantara.docx
+++ b/EXPORTS/DOCX/published/niveau3/English/MNusantara.docx
@@ -529,21 +529,13 @@
       </w:r>
       <w:r>
         <w:rPr>
-          <w:u w:val="single" w:color="0000ff"/>
           <w:rFonts w:ascii="Charis SIL Regular" w:hAnsi="Charis SIL Regular" w:eastAsia="Charis SIL Regular"/>
           <w:b w:val="0"/>
           <w:i w:val="0"/>
           <w:color w:val="000000"/>
           <w:sz w:val="24"/>
         </w:rPr>
-        <w:hyperlink r:id="rId11" w:history="1">
-          <w:r>
-            <w:rPr>
-              <w:rStyle w:val="Hyperlink"/>
-            </w:rPr>
-            <w:t xml:space="preserve">and a new </w:t>
-          </w:r>
-        </w:hyperlink>
+        <w:t xml:space="preserve">and a new </w:t>
       </w:r>
       <w:r>
         <w:rPr>
@@ -554,7 +546,7 @@
           <w:sz w:val="24"/>
           <w:u w:val="single"/>
         </w:rPr>
-        <w:hyperlink r:id="rId11" w:history="1">
+        <w:hyperlink r:id="rId12" w:history="1">
           <w:r>
             <w:rPr>
               <w:rStyle w:val="Hyperlink"/>
@@ -572,7 +564,7 @@
           <w:sz w:val="24"/>
           <w:u w:val="single"/>
         </w:rPr>
-        <w:hyperlink r:id="rId11" w:history="1">
+        <w:hyperlink r:id="rId12" w:history="1">
           <w:r>
             <w:rPr>
               <w:rStyle w:val="Hyperlink"/>
@@ -1168,50 +1160,7 @@
           <w:color w:val="000000"/>
           <w:sz w:val="24"/>
         </w:rPr>
-        <w:hyperlink r:id="rId14" w:history="1">
-          <w:r>
-            <w:rPr>
-              <w:rStyle w:val="Hyperlink"/>
-            </w:rPr>
-            <w:t xml:space="preserve"> institutio</w:t>
-          </w:r>
-        </w:hyperlink>
-      </w:r>
-      <w:r>
-        <w:rPr>
-          <w:u w:val="single" w:color="0000ff"/>
-          <w:rFonts w:ascii="Charis SIL Regular" w:hAnsi="Charis SIL Regular" w:eastAsia="Charis SIL Regular"/>
-          <w:b w:val="0"/>
-          <w:i w:val="0"/>
-          <w:color w:val="000000"/>
-          <w:sz w:val="24"/>
-        </w:rPr>
-        <w:hyperlink r:id="rId14" w:history="1">
-          <w:r>
-            <w:rPr>
-              <w:rStyle w:val="Hyperlink"/>
-            </w:rPr>
-            <w:t xml:space="preserve">ns </w:t>
-          </w:r>
-        </w:hyperlink>
-      </w:r>
-      <w:r>
-        <w:rPr>
-          <w:u w:val="single" w:color="0000ff"/>
-          <w:rFonts w:ascii="Charis SIL Regular" w:hAnsi="Charis SIL Regular" w:eastAsia="Charis SIL Regular"/>
-          <w:b w:val="0"/>
-          <w:i w:val="0"/>
-          <w:color w:val="000000"/>
-          <w:sz w:val="24"/>
-        </w:rPr>
-        <w:hyperlink r:id="rId14" w:history="1">
-          <w:r>
-            <w:rPr>
-              <w:rStyle w:val="Hyperlink"/>
-            </w:rPr>
-            <w:t>whe</w:t>
-          </w:r>
-        </w:hyperlink>
+        <w:t xml:space="preserve"> institutions whe</w:t>
       </w:r>
       <w:r>
         <w:rPr>
@@ -1979,7 +1928,24 @@
           <w:color w:val="000000"/>
           <w:sz w:val="24"/>
         </w:rPr>
-        <w:t>The introduction to the archive also contains more information about the struc</w:t>
+        <w:t>The introduction to the archive also contains more information about the</w:t>
+      </w:r>
+      <w:r>
+        <w:rPr>
+          <w:rFonts w:ascii="Charis SIL Regular" w:hAnsi="Charis SIL Regular" w:eastAsia="Charis SIL Regular"/>
+          <w:b w:val="0"/>
+          <w:i w:val="0"/>
+          <w:color w:val="000000"/>
+          <w:sz w:val="24"/>
+        </w:rPr>
+        <w:hyperlink r:id="rId16" w:history="1">
+          <w:r>
+            <w:rPr>
+              <w:rStyle w:val="Hyperlink"/>
+            </w:rPr>
+            <w:t xml:space="preserve"> struc</w:t>
+          </w:r>
+        </w:hyperlink>
       </w:r>
       <w:r>
         <w:rPr>
@@ -3188,7 +3154,7 @@
           <w:sz w:val="24"/>
           <w:u w:val="single"/>
         </w:rPr>
-        <w:hyperlink r:id="rId19" w:history="1">
+        <w:hyperlink r:id="rId18" w:history="1">
           <w:r>
             <w:rPr>
               <w:rStyle w:val="Hyperlink"/>
@@ -3199,13 +3165,21 @@
       </w:r>
       <w:r>
         <w:rPr>
+          <w:u w:val="single" w:color="0000ff"/>
           <w:rFonts w:ascii="Charis SIL Regular" w:hAnsi="Charis SIL Regular" w:eastAsia="Charis SIL Regular"/>
           <w:b w:val="0"/>
           <w:i w:val="0"/>
           <w:color w:val="000000"/>
           <w:sz w:val="24"/>
         </w:rPr>
-        <w:t xml:space="preserve">, </w:t>
+        <w:hyperlink r:id="rId18" w:history="1">
+          <w:r>
+            <w:rPr>
+              <w:rStyle w:val="Hyperlink"/>
+            </w:rPr>
+            <w:t xml:space="preserve">, </w:t>
+          </w:r>
+        </w:hyperlink>
       </w:r>
       <w:r>
         <w:rPr>
@@ -3216,7 +3190,7 @@
           <w:sz w:val="24"/>
           <w:u w:val="single"/>
         </w:rPr>
-        <w:hyperlink r:id="rId20" w:history="1">
+        <w:hyperlink r:id="rId18" w:history="1">
           <w:r>
             <w:rPr>
               <w:rStyle w:val="Hyperlink"/>
@@ -3394,7 +3368,7 @@
           <w:sz w:val="24"/>
           <w:u w:val="single"/>
         </w:rPr>
-        <w:hyperlink r:id="rId21" w:history="1">
+        <w:hyperlink r:id="rId20" w:history="1">
           <w:r>
             <w:rPr>
               <w:rStyle w:val="Hyperlink"/>
@@ -3412,7 +3386,7 @@
           <w:sz w:val="24"/>
           <w:u w:val="single"/>
         </w:rPr>
-        <w:hyperlink r:id="rId21" w:history="1">
+        <w:hyperlink r:id="rId20" w:history="1">
           <w:r>
             <w:rPr>
               <w:rStyle w:val="Hyperlink"/>
@@ -3430,7 +3404,7 @@
           <w:sz w:val="24"/>
           <w:u w:val="single"/>
         </w:rPr>
-        <w:hyperlink r:id="rId21" w:history="1">
+        <w:hyperlink r:id="rId20" w:history="1">
           <w:r>
             <w:rPr>
               <w:rStyle w:val="Hyperlink"/>
@@ -3448,7 +3422,7 @@
           <w:sz w:val="24"/>
           <w:u w:val="single"/>
         </w:rPr>
-        <w:hyperlink r:id="rId21" w:history="1">
+        <w:hyperlink r:id="rId20" w:history="1">
           <w:r>
             <w:rPr>
               <w:rStyle w:val="Hyperlink"/>
@@ -3476,7 +3450,7 @@
           <w:sz w:val="24"/>
           <w:u w:val="single"/>
         </w:rPr>
-        <w:hyperlink r:id="rId22" w:history="1">
+        <w:hyperlink r:id="rId21" w:history="1">
           <w:r>
             <w:rPr>
               <w:rStyle w:val="Hyperlink"/>
@@ -3494,7 +3468,7 @@
           <w:sz w:val="24"/>
           <w:u w:val="single"/>
         </w:rPr>
-        <w:hyperlink r:id="rId22" w:history="1">
+        <w:hyperlink r:id="rId21" w:history="1">
           <w:r>
             <w:rPr>
               <w:rStyle w:val="Hyperlink"/>
@@ -3512,7 +3486,7 @@
           <w:sz w:val="24"/>
           <w:u w:val="single"/>
         </w:rPr>
-        <w:hyperlink r:id="rId22" w:history="1">
+        <w:hyperlink r:id="rId20" w:history="1">
           <w:r>
             <w:rPr>
               <w:rStyle w:val="Hyperlink"/>
@@ -3523,21 +3497,13 @@
       </w:r>
       <w:r>
         <w:rPr>
-          <w:u w:val="single" w:color="0000ff"/>
           <w:rFonts w:ascii="Charis SIL Regular" w:hAnsi="Charis SIL Regular" w:eastAsia="Charis SIL Regular"/>
           <w:b w:val="0"/>
           <w:i w:val="0"/>
           <w:color w:val="000000"/>
           <w:sz w:val="24"/>
         </w:rPr>
-        <w:hyperlink r:id="rId21" w:history="1">
-          <w:r>
-            <w:rPr>
-              <w:rStyle w:val="Hyperlink"/>
-            </w:rPr>
-            <w:t xml:space="preserve">, </w:t>
-          </w:r>
-        </w:hyperlink>
+        <w:t xml:space="preserve">, </w:t>
       </w:r>
       <w:r>
         <w:rPr>
@@ -3548,7 +3514,7 @@
           <w:sz w:val="24"/>
           <w:u w:val="single"/>
         </w:rPr>
-        <w:hyperlink r:id="rId21" w:history="1">
+        <w:hyperlink r:id="rId20" w:history="1">
           <w:r>
             <w:rPr>
               <w:rStyle w:val="Hyperlink"/>
@@ -3577,7 +3543,7 @@
           <w:sz w:val="24"/>
           <w:u w:val="single"/>
         </w:rPr>
-        <w:hyperlink r:id="rId23" w:history="1">
+        <w:hyperlink r:id="rId20" w:history="1">
           <w:r>
             <w:rPr>
               <w:rStyle w:val="Hyperlink"/>
@@ -3595,7 +3561,7 @@
           <w:sz w:val="24"/>
           <w:u w:val="single"/>
         </w:rPr>
-        <w:hyperlink r:id="rId23" w:history="1">
+        <w:hyperlink r:id="rId22" w:history="1">
           <w:r>
             <w:rPr>
               <w:rStyle w:val="Hyperlink"/>

--- a/EXPORTS/DOCX/published/niveau3/English/MNusantara.docx
+++ b/EXPORTS/DOCX/published/niveau3/English/MNusantara.docx
@@ -1160,7 +1160,50 @@
           <w:color w:val="000000"/>
           <w:sz w:val="24"/>
         </w:rPr>
-        <w:t xml:space="preserve"> institutions whe</w:t>
+        <w:hyperlink r:id="rId14" w:history="1">
+          <w:r>
+            <w:rPr>
+              <w:rStyle w:val="Hyperlink"/>
+            </w:rPr>
+            <w:t xml:space="preserve"> institutio</w:t>
+          </w:r>
+        </w:hyperlink>
+      </w:r>
+      <w:r>
+        <w:rPr>
+          <w:u w:val="single" w:color="0000ff"/>
+          <w:rFonts w:ascii="Charis SIL Regular" w:hAnsi="Charis SIL Regular" w:eastAsia="Charis SIL Regular"/>
+          <w:b w:val="0"/>
+          <w:i w:val="0"/>
+          <w:color w:val="000000"/>
+          <w:sz w:val="24"/>
+        </w:rPr>
+        <w:hyperlink r:id="rId14" w:history="1">
+          <w:r>
+            <w:rPr>
+              <w:rStyle w:val="Hyperlink"/>
+            </w:rPr>
+            <w:t xml:space="preserve">ns </w:t>
+          </w:r>
+        </w:hyperlink>
+      </w:r>
+      <w:r>
+        <w:rPr>
+          <w:u w:val="single" w:color="0000ff"/>
+          <w:rFonts w:ascii="Charis SIL Regular" w:hAnsi="Charis SIL Regular" w:eastAsia="Charis SIL Regular"/>
+          <w:b w:val="0"/>
+          <w:i w:val="0"/>
+          <w:color w:val="000000"/>
+          <w:sz w:val="24"/>
+        </w:rPr>
+        <w:hyperlink r:id="rId14" w:history="1">
+          <w:r>
+            <w:rPr>
+              <w:rStyle w:val="Hyperlink"/>
+            </w:rPr>
+            <w:t>whe</w:t>
+          </w:r>
+        </w:hyperlink>
       </w:r>
       <w:r>
         <w:rPr>
@@ -3136,7 +3179,7 @@
           <w:sz w:val="24"/>
           <w:u w:val="single"/>
         </w:rPr>
-        <w:hyperlink r:id="rId19" w:history="1">
+        <w:hyperlink r:id="rId18" w:history="1">
           <w:r>
             <w:rPr>
               <w:rStyle w:val="Hyperlink"/>
@@ -3219,7 +3262,7 @@
           <w:sz w:val="24"/>
           <w:u w:val="single"/>
         </w:rPr>
-        <w:hyperlink r:id="rId18" w:history="1">
+        <w:hyperlink r:id="rId20" w:history="1">
           <w:r>
             <w:rPr>
               <w:rStyle w:val="Hyperlink"/>
@@ -3237,7 +3280,7 @@
           <w:sz w:val="24"/>
           <w:u w:val="single"/>
         </w:rPr>
-        <w:hyperlink r:id="rId18" w:history="1">
+        <w:hyperlink r:id="rId20" w:history="1">
           <w:r>
             <w:rPr>
               <w:rStyle w:val="Hyperlink"/>
@@ -3368,7 +3411,7 @@
           <w:sz w:val="24"/>
           <w:u w:val="single"/>
         </w:rPr>
-        <w:hyperlink r:id="rId20" w:history="1">
+        <w:hyperlink r:id="rId21" w:history="1">
           <w:r>
             <w:rPr>
               <w:rStyle w:val="Hyperlink"/>
@@ -3386,7 +3429,7 @@
           <w:sz w:val="24"/>
           <w:u w:val="single"/>
         </w:rPr>
-        <w:hyperlink r:id="rId20" w:history="1">
+        <w:hyperlink r:id="rId21" w:history="1">
           <w:r>
             <w:rPr>
               <w:rStyle w:val="Hyperlink"/>
@@ -3404,7 +3447,7 @@
           <w:sz w:val="24"/>
           <w:u w:val="single"/>
         </w:rPr>
-        <w:hyperlink r:id="rId20" w:history="1">
+        <w:hyperlink r:id="rId21" w:history="1">
           <w:r>
             <w:rPr>
               <w:rStyle w:val="Hyperlink"/>
@@ -3422,7 +3465,7 @@
           <w:sz w:val="24"/>
           <w:u w:val="single"/>
         </w:rPr>
-        <w:hyperlink r:id="rId20" w:history="1">
+        <w:hyperlink r:id="rId21" w:history="1">
           <w:r>
             <w:rPr>
               <w:rStyle w:val="Hyperlink"/>
@@ -3450,7 +3493,7 @@
           <w:sz w:val="24"/>
           <w:u w:val="single"/>
         </w:rPr>
-        <w:hyperlink r:id="rId21" w:history="1">
+        <w:hyperlink r:id="rId22" w:history="1">
           <w:r>
             <w:rPr>
               <w:rStyle w:val="Hyperlink"/>
@@ -3486,7 +3529,7 @@
           <w:sz w:val="24"/>
           <w:u w:val="single"/>
         </w:rPr>
-        <w:hyperlink r:id="rId20" w:history="1">
+        <w:hyperlink r:id="rId21" w:history="1">
           <w:r>
             <w:rPr>
               <w:rStyle w:val="Hyperlink"/>
@@ -3503,7 +3546,14 @@
           <w:color w:val="000000"/>
           <w:sz w:val="24"/>
         </w:rPr>
-        <w:t xml:space="preserve">, </w:t>
+        <w:hyperlink r:id="rId21" w:history="1">
+          <w:r>
+            <w:rPr>
+              <w:rStyle w:val="Hyperlink"/>
+            </w:rPr>
+            <w:t xml:space="preserve">, </w:t>
+          </w:r>
+        </w:hyperlink>
       </w:r>
       <w:r>
         <w:rPr>
@@ -3514,7 +3564,7 @@
           <w:sz w:val="24"/>
           <w:u w:val="single"/>
         </w:rPr>
-        <w:hyperlink r:id="rId20" w:history="1">
+        <w:hyperlink r:id="rId21" w:history="1">
           <w:r>
             <w:rPr>
               <w:rStyle w:val="Hyperlink"/>
@@ -3543,7 +3593,7 @@
           <w:sz w:val="24"/>
           <w:u w:val="single"/>
         </w:rPr>
-        <w:hyperlink r:id="rId20" w:history="1">
+        <w:hyperlink r:id="rId21" w:history="1">
           <w:r>
             <w:rPr>
               <w:rStyle w:val="Hyperlink"/>
@@ -3561,7 +3611,7 @@
           <w:sz w:val="24"/>
           <w:u w:val="single"/>
         </w:rPr>
-        <w:hyperlink r:id="rId22" w:history="1">
+        <w:hyperlink r:id="rId21" w:history="1">
           <w:r>
             <w:rPr>
               <w:rStyle w:val="Hyperlink"/>

--- a/EXPORTS/DOCX/published/niveau3/English/MNusantara.docx
+++ b/EXPORTS/DOCX/published/niveau3/English/MNusantara.docx
@@ -546,7 +546,7 @@
           <w:sz w:val="24"/>
           <w:u w:val="single"/>
         </w:rPr>
-        <w:hyperlink r:id="rId12" w:history="1">
+        <w:hyperlink r:id="rId11" w:history="1">
           <w:r>
             <w:rPr>
               <w:rStyle w:val="Hyperlink"/>
@@ -564,7 +564,7 @@
           <w:sz w:val="24"/>
           <w:u w:val="single"/>
         </w:rPr>
-        <w:hyperlink r:id="rId12" w:history="1">
+        <w:hyperlink r:id="rId11" w:history="1">
           <w:r>
             <w:rPr>
               <w:rStyle w:val="Hyperlink"/>
@@ -638,25 +638,7 @@
           <w:color w:val="000000"/>
           <w:sz w:val="24"/>
         </w:rPr>
-        <w:t>established</w:t>
-      </w:r>
-      <w:r>
-        <w:rPr>
-          <w:u w:val="single" w:color="0000ff"/>
-          <w:rFonts w:ascii="Charis SIL Regular" w:hAnsi="Charis SIL Regular" w:eastAsia="Charis SIL Regular"/>
-          <w:b w:val="0"/>
-          <w:i w:val="0"/>
-          <w:color w:val="000000"/>
-          <w:sz w:val="24"/>
-        </w:rPr>
-        <w:hyperlink r:id="rId12" w:history="1">
-          <w:r>
-            <w:rPr>
-              <w:rStyle w:val="Hyperlink"/>
-            </w:rPr>
-            <w:t xml:space="preserve"> while the c</w:t>
-          </w:r>
-        </w:hyperlink>
+        <w:t>established while the c</w:t>
       </w:r>
       <w:r>
         <w:rPr>
@@ -3179,7 +3161,7 @@
           <w:sz w:val="24"/>
           <w:u w:val="single"/>
         </w:rPr>
-        <w:hyperlink r:id="rId18" w:history="1">
+        <w:hyperlink r:id="rId19" w:history="1">
           <w:r>
             <w:rPr>
               <w:rStyle w:val="Hyperlink"/>
@@ -3197,7 +3179,7 @@
           <w:sz w:val="24"/>
           <w:u w:val="single"/>
         </w:rPr>
-        <w:hyperlink r:id="rId18" w:history="1">
+        <w:hyperlink r:id="rId19" w:history="1">
           <w:r>
             <w:rPr>
               <w:rStyle w:val="Hyperlink"/>
@@ -3233,7 +3215,7 @@
           <w:sz w:val="24"/>
           <w:u w:val="single"/>
         </w:rPr>
-        <w:hyperlink r:id="rId18" w:history="1">
+        <w:hyperlink r:id="rId20" w:history="1">
           <w:r>
             <w:rPr>
               <w:rStyle w:val="Hyperlink"/>
@@ -3511,7 +3493,7 @@
           <w:sz w:val="24"/>
           <w:u w:val="single"/>
         </w:rPr>
-        <w:hyperlink r:id="rId21" w:history="1">
+        <w:hyperlink r:id="rId22" w:history="1">
           <w:r>
             <w:rPr>
               <w:rStyle w:val="Hyperlink"/>
@@ -3529,7 +3511,7 @@
           <w:sz w:val="24"/>
           <w:u w:val="single"/>
         </w:rPr>
-        <w:hyperlink r:id="rId21" w:history="1">
+        <w:hyperlink r:id="rId22" w:history="1">
           <w:r>
             <w:rPr>
               <w:rStyle w:val="Hyperlink"/>
@@ -3540,6 +3522,7 @@
       </w:r>
       <w:r>
         <w:rPr>
+          <w:u w:val="single" w:color="0000ff"/>
           <w:rFonts w:ascii="Charis SIL Regular" w:hAnsi="Charis SIL Regular" w:eastAsia="Charis SIL Regular"/>
           <w:b w:val="0"/>
           <w:i w:val="0"/>
@@ -3564,7 +3547,7 @@
           <w:sz w:val="24"/>
           <w:u w:val="single"/>
         </w:rPr>
-        <w:hyperlink r:id="rId21" w:history="1">
+        <w:hyperlink r:id="rId23" w:history="1">
           <w:r>
             <w:rPr>
               <w:rStyle w:val="Hyperlink"/>
@@ -3593,7 +3576,7 @@
           <w:sz w:val="24"/>
           <w:u w:val="single"/>
         </w:rPr>
-        <w:hyperlink r:id="rId21" w:history="1">
+        <w:hyperlink r:id="rId23" w:history="1">
           <w:r>
             <w:rPr>
               <w:rStyle w:val="Hyperlink"/>
@@ -3611,7 +3594,7 @@
           <w:sz w:val="24"/>
           <w:u w:val="single"/>
         </w:rPr>
-        <w:hyperlink r:id="rId21" w:history="1">
+        <w:hyperlink r:id="rId23" w:history="1">
           <w:r>
             <w:rPr>
               <w:rStyle w:val="Hyperlink"/>

--- a/EXPORTS/DOCX/published/niveau3/English/MNusantara.docx
+++ b/EXPORTS/DOCX/published/niveau3/English/MNusantara.docx
@@ -529,13 +529,21 @@
       </w:r>
       <w:r>
         <w:rPr>
+          <w:u w:val="single" w:color="0000ff"/>
           <w:rFonts w:ascii="Charis SIL Regular" w:hAnsi="Charis SIL Regular" w:eastAsia="Charis SIL Regular"/>
           <w:b w:val="0"/>
           <w:i w:val="0"/>
           <w:color w:val="000000"/>
           <w:sz w:val="24"/>
         </w:rPr>
-        <w:t xml:space="preserve">and a new </w:t>
+        <w:hyperlink r:id="rId11" w:history="1">
+          <w:r>
+            <w:rPr>
+              <w:rStyle w:val="Hyperlink"/>
+            </w:rPr>
+            <w:t xml:space="preserve">and a new </w:t>
+          </w:r>
+        </w:hyperlink>
       </w:r>
       <w:r>
         <w:rPr>
@@ -638,7 +646,25 @@
           <w:color w:val="000000"/>
           <w:sz w:val="24"/>
         </w:rPr>
-        <w:t>established while the c</w:t>
+        <w:t>established</w:t>
+      </w:r>
+      <w:r>
+        <w:rPr>
+          <w:u w:val="single" w:color="0000ff"/>
+          <w:rFonts w:ascii="Charis SIL Regular" w:hAnsi="Charis SIL Regular" w:eastAsia="Charis SIL Regular"/>
+          <w:b w:val="0"/>
+          <w:i w:val="0"/>
+          <w:color w:val="000000"/>
+          <w:sz w:val="24"/>
+        </w:rPr>
+        <w:hyperlink r:id="rId12" w:history="1">
+          <w:r>
+            <w:rPr>
+              <w:rStyle w:val="Hyperlink"/>
+            </w:rPr>
+            <w:t xml:space="preserve"> while the c</w:t>
+          </w:r>
+        </w:hyperlink>
       </w:r>
       <w:r>
         <w:rPr>
@@ -1131,25 +1157,7 @@
           <w:color w:val="000000"/>
           <w:sz w:val="24"/>
         </w:rPr>
-        <w:t>. This publication also includes a comprehensive overview of the</w:t>
-      </w:r>
-      <w:r>
-        <w:rPr>
-          <w:u w:val="single" w:color="0000ff"/>
-          <w:rFonts w:ascii="Charis SIL Regular" w:hAnsi="Charis SIL Regular" w:eastAsia="Charis SIL Regular"/>
-          <w:b w:val="0"/>
-          <w:i w:val="0"/>
-          <w:color w:val="000000"/>
-          <w:sz w:val="24"/>
-        </w:rPr>
-        <w:hyperlink r:id="rId14" w:history="1">
-          <w:r>
-            <w:rPr>
-              <w:rStyle w:val="Hyperlink"/>
-            </w:rPr>
-            <w:t xml:space="preserve"> institutio</w:t>
-          </w:r>
-        </w:hyperlink>
+        <w:t>. This publication also includes a comprehensive overview of the institutio</w:t>
       </w:r>
       <w:r>
         <w:rPr>
@@ -3244,7 +3252,7 @@
           <w:sz w:val="24"/>
           <w:u w:val="single"/>
         </w:rPr>
-        <w:hyperlink r:id="rId20" w:history="1">
+        <w:hyperlink r:id="rId18" w:history="1">
           <w:r>
             <w:rPr>
               <w:rStyle w:val="Hyperlink"/>
@@ -3262,7 +3270,7 @@
           <w:sz w:val="24"/>
           <w:u w:val="single"/>
         </w:rPr>
-        <w:hyperlink r:id="rId20" w:history="1">
+        <w:hyperlink r:id="rId18" w:history="1">
           <w:r>
             <w:rPr>
               <w:rStyle w:val="Hyperlink"/>
@@ -3547,7 +3555,7 @@
           <w:sz w:val="24"/>
           <w:u w:val="single"/>
         </w:rPr>
-        <w:hyperlink r:id="rId23" w:history="1">
+        <w:hyperlink r:id="rId21" w:history="1">
           <w:r>
             <w:rPr>
               <w:rStyle w:val="Hyperlink"/>
@@ -3576,7 +3584,7 @@
           <w:sz w:val="24"/>
           <w:u w:val="single"/>
         </w:rPr>
-        <w:hyperlink r:id="rId23" w:history="1">
+        <w:hyperlink r:id="rId21" w:history="1">
           <w:r>
             <w:rPr>
               <w:rStyle w:val="Hyperlink"/>
@@ -3594,7 +3602,7 @@
           <w:sz w:val="24"/>
           <w:u w:val="single"/>
         </w:rPr>
-        <w:hyperlink r:id="rId23" w:history="1">
+        <w:hyperlink r:id="rId21" w:history="1">
           <w:r>
             <w:rPr>
               <w:rStyle w:val="Hyperlink"/>

--- a/EXPORTS/DOCX/published/niveau3/English/MNusantara.docx
+++ b/EXPORTS/DOCX/published/niveau3/English/MNusantara.docx
@@ -1157,7 +1157,25 @@
           <w:color w:val="000000"/>
           <w:sz w:val="24"/>
         </w:rPr>
-        <w:t>. This publication also includes a comprehensive overview of the institutio</w:t>
+        <w:t>. This publication also includes a comprehensive overview of the</w:t>
+      </w:r>
+      <w:r>
+        <w:rPr>
+          <w:u w:val="single" w:color="0000ff"/>
+          <w:rFonts w:ascii="Charis SIL Regular" w:hAnsi="Charis SIL Regular" w:eastAsia="Charis SIL Regular"/>
+          <w:b w:val="0"/>
+          <w:i w:val="0"/>
+          <w:color w:val="000000"/>
+          <w:sz w:val="24"/>
+        </w:rPr>
+        <w:hyperlink r:id="rId14" w:history="1">
+          <w:r>
+            <w:rPr>
+              <w:rStyle w:val="Hyperlink"/>
+            </w:rPr>
+            <w:t xml:space="preserve"> institutio</w:t>
+          </w:r>
+        </w:hyperlink>
       </w:r>
       <w:r>
         <w:rPr>
@@ -2827,9 +2845,15 @@
           <w:i w:val="0"/>
           <w:color w:val="0000FF"/>
           <w:sz w:val="24"/>
-          <w:u w:val="single"/>
         </w:rPr>
-        <w:t>2</w:t>
+        <w:hyperlink r:id="rId14" w:history="1">
+          <w:r>
+            <w:rPr>
+              <w:rStyle w:val="Hyperlink"/>
+            </w:rPr>
+            <w:t>2</w:t>
+          </w:r>
+        </w:hyperlink>
       </w:r>
       <w:r>
         <w:rPr>
@@ -3169,7 +3193,7 @@
           <w:sz w:val="24"/>
           <w:u w:val="single"/>
         </w:rPr>
-        <w:hyperlink r:id="rId19" w:history="1">
+        <w:hyperlink r:id="rId18" w:history="1">
           <w:r>
             <w:rPr>
               <w:rStyle w:val="Hyperlink"/>
@@ -3198,21 +3222,13 @@
       </w:r>
       <w:r>
         <w:rPr>
-          <w:u w:val="single" w:color="0000ff"/>
           <w:rFonts w:ascii="Charis SIL Regular" w:hAnsi="Charis SIL Regular" w:eastAsia="Charis SIL Regular"/>
           <w:b w:val="0"/>
           <w:i w:val="0"/>
           <w:color w:val="000000"/>
           <w:sz w:val="24"/>
         </w:rPr>
-        <w:hyperlink r:id="rId18" w:history="1">
-          <w:r>
-            <w:rPr>
-              <w:rStyle w:val="Hyperlink"/>
-            </w:rPr>
-            <w:t xml:space="preserve">, </w:t>
-          </w:r>
-        </w:hyperlink>
+        <w:t xml:space="preserve">, </w:t>
       </w:r>
       <w:r>
         <w:rPr>
@@ -3252,7 +3268,7 @@
           <w:sz w:val="24"/>
           <w:u w:val="single"/>
         </w:rPr>
-        <w:hyperlink r:id="rId18" w:history="1">
+        <w:hyperlink r:id="rId20" w:history="1">
           <w:r>
             <w:rPr>
               <w:rStyle w:val="Hyperlink"/>
@@ -3270,7 +3286,7 @@
           <w:sz w:val="24"/>
           <w:u w:val="single"/>
         </w:rPr>
-        <w:hyperlink r:id="rId18" w:history="1">
+        <w:hyperlink r:id="rId20" w:history="1">
           <w:r>
             <w:rPr>
               <w:rStyle w:val="Hyperlink"/>
@@ -3501,7 +3517,7 @@
           <w:sz w:val="24"/>
           <w:u w:val="single"/>
         </w:rPr>
-        <w:hyperlink r:id="rId22" w:history="1">
+        <w:hyperlink r:id="rId21" w:history="1">
           <w:r>
             <w:rPr>
               <w:rStyle w:val="Hyperlink"/>
@@ -3519,7 +3535,7 @@
           <w:sz w:val="24"/>
           <w:u w:val="single"/>
         </w:rPr>
-        <w:hyperlink r:id="rId22" w:history="1">
+        <w:hyperlink r:id="rId21" w:history="1">
           <w:r>
             <w:rPr>
               <w:rStyle w:val="Hyperlink"/>
@@ -3530,21 +3546,13 @@
       </w:r>
       <w:r>
         <w:rPr>
-          <w:u w:val="single" w:color="0000ff"/>
           <w:rFonts w:ascii="Charis SIL Regular" w:hAnsi="Charis SIL Regular" w:eastAsia="Charis SIL Regular"/>
           <w:b w:val="0"/>
           <w:i w:val="0"/>
           <w:color w:val="000000"/>
           <w:sz w:val="24"/>
         </w:rPr>
-        <w:hyperlink r:id="rId21" w:history="1">
-          <w:r>
-            <w:rPr>
-              <w:rStyle w:val="Hyperlink"/>
-            </w:rPr>
-            <w:t xml:space="preserve">, </w:t>
-          </w:r>
-        </w:hyperlink>
+        <w:t xml:space="preserve">, </w:t>
       </w:r>
       <w:r>
         <w:rPr>
@@ -3555,7 +3563,7 @@
           <w:sz w:val="24"/>
           <w:u w:val="single"/>
         </w:rPr>
-        <w:hyperlink r:id="rId21" w:history="1">
+        <w:hyperlink r:id="rId23" w:history="1">
           <w:r>
             <w:rPr>
               <w:rStyle w:val="Hyperlink"/>
@@ -3584,7 +3592,7 @@
           <w:sz w:val="24"/>
           <w:u w:val="single"/>
         </w:rPr>
-        <w:hyperlink r:id="rId21" w:history="1">
+        <w:hyperlink r:id="rId23" w:history="1">
           <w:r>
             <w:rPr>
               <w:rStyle w:val="Hyperlink"/>
@@ -3602,7 +3610,7 @@
           <w:sz w:val="24"/>
           <w:u w:val="single"/>
         </w:rPr>
-        <w:hyperlink r:id="rId21" w:history="1">
+        <w:hyperlink r:id="rId23" w:history="1">
           <w:r>
             <w:rPr>
               <w:rStyle w:val="Hyperlink"/>

--- a/EXPORTS/DOCX/published/niveau3/English/MNusantara.docx
+++ b/EXPORTS/DOCX/published/niveau3/English/MNusantara.docx
@@ -536,14 +536,7 @@
           <w:color w:val="000000"/>
           <w:sz w:val="24"/>
         </w:rPr>
-        <w:hyperlink r:id="rId11" w:history="1">
-          <w:r>
-            <w:rPr>
-              <w:rStyle w:val="Hyperlink"/>
-            </w:rPr>
-            <w:t xml:space="preserve">and a new </w:t>
-          </w:r>
-        </w:hyperlink>
+        <w:t xml:space="preserve">and a new </w:t>
       </w:r>
       <w:r>
         <w:rPr>
@@ -3193,7 +3186,7 @@
           <w:sz w:val="24"/>
           <w:u w:val="single"/>
         </w:rPr>
-        <w:hyperlink r:id="rId18" w:history="1">
+        <w:hyperlink r:id="rId19" w:history="1">
           <w:r>
             <w:rPr>
               <w:rStyle w:val="Hyperlink"/>
@@ -3222,13 +3215,21 @@
       </w:r>
       <w:r>
         <w:rPr>
+          <w:u w:val="single" w:color="0000ff"/>
           <w:rFonts w:ascii="Charis SIL Regular" w:hAnsi="Charis SIL Regular" w:eastAsia="Charis SIL Regular"/>
           <w:b w:val="0"/>
           <w:i w:val="0"/>
           <w:color w:val="000000"/>
           <w:sz w:val="24"/>
         </w:rPr>
-        <w:t xml:space="preserve">, </w:t>
+        <w:hyperlink r:id="rId18" w:history="1">
+          <w:r>
+            <w:rPr>
+              <w:rStyle w:val="Hyperlink"/>
+            </w:rPr>
+            <w:t xml:space="preserve">, </w:t>
+          </w:r>
+        </w:hyperlink>
       </w:r>
       <w:r>
         <w:rPr>
@@ -3552,7 +3553,14 @@
           <w:color w:val="000000"/>
           <w:sz w:val="24"/>
         </w:rPr>
-        <w:t xml:space="preserve">, </w:t>
+        <w:hyperlink r:id="rId21" w:history="1">
+          <w:r>
+            <w:rPr>
+              <w:rStyle w:val="Hyperlink"/>
+            </w:rPr>
+            <w:t xml:space="preserve">, </w:t>
+          </w:r>
+        </w:hyperlink>
       </w:r>
       <w:r>
         <w:rPr>

--- a/EXPORTS/DOCX/published/niveau3/English/MNusantara.docx
+++ b/EXPORTS/DOCX/published/niveau3/English/MNusantara.docx
@@ -536,7 +536,14 @@
           <w:color w:val="000000"/>
           <w:sz w:val="24"/>
         </w:rPr>
-        <w:t xml:space="preserve">and a new </w:t>
+        <w:hyperlink r:id="rId11" w:history="1">
+          <w:r>
+            <w:rPr>
+              <w:rStyle w:val="Hyperlink"/>
+            </w:rPr>
+            <w:t xml:space="preserve">and a new </w:t>
+          </w:r>
+        </w:hyperlink>
       </w:r>
       <w:r>
         <w:rPr>
@@ -2838,15 +2845,9 @@
           <w:i w:val="0"/>
           <w:color w:val="0000FF"/>
           <w:sz w:val="24"/>
+          <w:u w:val="single"/>
         </w:rPr>
-        <w:hyperlink r:id="rId14" w:history="1">
-          <w:r>
-            <w:rPr>
-              <w:rStyle w:val="Hyperlink"/>
-            </w:rPr>
-            <w:t>2</w:t>
-          </w:r>
-        </w:hyperlink>
+        <w:t>2</w:t>
       </w:r>
       <w:r>
         <w:rPr>
@@ -3204,7 +3205,7 @@
           <w:sz w:val="24"/>
           <w:u w:val="single"/>
         </w:rPr>
-        <w:hyperlink r:id="rId19" w:history="1">
+        <w:hyperlink r:id="rId18" w:history="1">
           <w:r>
             <w:rPr>
               <w:rStyle w:val="Hyperlink"/>
@@ -3215,21 +3216,13 @@
       </w:r>
       <w:r>
         <w:rPr>
-          <w:u w:val="single" w:color="0000ff"/>
           <w:rFonts w:ascii="Charis SIL Regular" w:hAnsi="Charis SIL Regular" w:eastAsia="Charis SIL Regular"/>
           <w:b w:val="0"/>
           <w:i w:val="0"/>
           <w:color w:val="000000"/>
           <w:sz w:val="24"/>
         </w:rPr>
-        <w:hyperlink r:id="rId18" w:history="1">
-          <w:r>
-            <w:rPr>
-              <w:rStyle w:val="Hyperlink"/>
-            </w:rPr>
-            <w:t xml:space="preserve">, </w:t>
-          </w:r>
-        </w:hyperlink>
+        <w:t xml:space="preserve">, </w:t>
       </w:r>
       <w:r>
         <w:rPr>
@@ -3240,7 +3233,7 @@
           <w:sz w:val="24"/>
           <w:u w:val="single"/>
         </w:rPr>
-        <w:hyperlink r:id="rId20" w:history="1">
+        <w:hyperlink r:id="rId18" w:history="1">
           <w:r>
             <w:rPr>
               <w:rStyle w:val="Hyperlink"/>
@@ -3269,7 +3262,7 @@
           <w:sz w:val="24"/>
           <w:u w:val="single"/>
         </w:rPr>
-        <w:hyperlink r:id="rId20" w:history="1">
+        <w:hyperlink r:id="rId18" w:history="1">
           <w:r>
             <w:rPr>
               <w:rStyle w:val="Hyperlink"/>
@@ -3518,7 +3511,7 @@
           <w:sz w:val="24"/>
           <w:u w:val="single"/>
         </w:rPr>
-        <w:hyperlink r:id="rId21" w:history="1">
+        <w:hyperlink r:id="rId22" w:history="1">
           <w:r>
             <w:rPr>
               <w:rStyle w:val="Hyperlink"/>
@@ -3536,7 +3529,7 @@
           <w:sz w:val="24"/>
           <w:u w:val="single"/>
         </w:rPr>
-        <w:hyperlink r:id="rId21" w:history="1">
+        <w:hyperlink r:id="rId22" w:history="1">
           <w:r>
             <w:rPr>
               <w:rStyle w:val="Hyperlink"/>
@@ -3547,6 +3540,7 @@
       </w:r>
       <w:r>
         <w:rPr>
+          <w:u w:val="single" w:color="0000ff"/>
           <w:rFonts w:ascii="Charis SIL Regular" w:hAnsi="Charis SIL Regular" w:eastAsia="Charis SIL Regular"/>
           <w:b w:val="0"/>
           <w:i w:val="0"/>

--- a/EXPORTS/DOCX/published/niveau3/English/MNusantara.docx
+++ b/EXPORTS/DOCX/published/niveau3/English/MNusantara.docx
@@ -536,14 +536,7 @@
           <w:color w:val="000000"/>
           <w:sz w:val="24"/>
         </w:rPr>
-        <w:hyperlink r:id="rId11" w:history="1">
-          <w:r>
-            <w:rPr>
-              <w:rStyle w:val="Hyperlink"/>
-            </w:rPr>
-            <w:t xml:space="preserve">and a new </w:t>
-          </w:r>
-        </w:hyperlink>
+        <w:t xml:space="preserve">and a new </w:t>
       </w:r>
       <w:r>
         <w:rPr>
@@ -657,7 +650,14 @@
           <w:color w:val="000000"/>
           <w:sz w:val="24"/>
         </w:rPr>
-        <w:t xml:space="preserve"> while the c</w:t>
+        <w:hyperlink r:id="rId12" w:history="1">
+          <w:r>
+            <w:rPr>
+              <w:rStyle w:val="Hyperlink"/>
+            </w:rPr>
+            <w:t xml:space="preserve"> while the c</w:t>
+          </w:r>
+        </w:hyperlink>
       </w:r>
       <w:r>
         <w:rPr>
@@ -1161,7 +1161,32 @@
           <w:color w:val="000000"/>
           <w:sz w:val="24"/>
         </w:rPr>
-        <w:t xml:space="preserve"> institutions </w:t>
+        <w:hyperlink r:id="rId14" w:history="1">
+          <w:r>
+            <w:rPr>
+              <w:rStyle w:val="Hyperlink"/>
+            </w:rPr>
+            <w:t xml:space="preserve"> institutio</w:t>
+          </w:r>
+        </w:hyperlink>
+      </w:r>
+      <w:r>
+        <w:rPr>
+          <w:u w:val="single" w:color="0000ff"/>
+          <w:rFonts w:ascii="Charis SIL Regular" w:hAnsi="Charis SIL Regular" w:eastAsia="Charis SIL Regular"/>
+          <w:b w:val="0"/>
+          <w:i w:val="0"/>
+          <w:color w:val="000000"/>
+          <w:sz w:val="24"/>
+        </w:rPr>
+        <w:hyperlink r:id="rId14" w:history="1">
+          <w:r>
+            <w:rPr>
+              <w:rStyle w:val="Hyperlink"/>
+            </w:rPr>
+            <w:t xml:space="preserve">ns </w:t>
+          </w:r>
+        </w:hyperlink>
       </w:r>
       <w:r>
         <w:rPr>
@@ -1947,24 +1972,7 @@
           <w:color w:val="000000"/>
           <w:sz w:val="24"/>
         </w:rPr>
-        <w:t>The introduction to the archive also contains more information about the</w:t>
-      </w:r>
-      <w:r>
-        <w:rPr>
-          <w:rFonts w:ascii="Charis SIL Regular" w:hAnsi="Charis SIL Regular" w:eastAsia="Charis SIL Regular"/>
-          <w:b w:val="0"/>
-          <w:i w:val="0"/>
-          <w:color w:val="000000"/>
-          <w:sz w:val="24"/>
-        </w:rPr>
-        <w:hyperlink r:id="rId16" w:history="1">
-          <w:r>
-            <w:rPr>
-              <w:rStyle w:val="Hyperlink"/>
-            </w:rPr>
-            <w:t xml:space="preserve"> struc</w:t>
-          </w:r>
-        </w:hyperlink>
+        <w:t>The introduction to the archive also contains more information about the struc</w:t>
       </w:r>
       <w:r>
         <w:rPr>
@@ -3184,13 +3192,21 @@
       </w:r>
       <w:r>
         <w:rPr>
+          <w:u w:val="single" w:color="0000ff"/>
           <w:rFonts w:ascii="Charis SIL Regular" w:hAnsi="Charis SIL Regular" w:eastAsia="Charis SIL Regular"/>
           <w:b w:val="0"/>
           <w:i w:val="0"/>
           <w:color w:val="000000"/>
           <w:sz w:val="24"/>
         </w:rPr>
-        <w:t xml:space="preserve">, </w:t>
+        <w:hyperlink r:id="rId18" w:history="1">
+          <w:r>
+            <w:rPr>
+              <w:rStyle w:val="Hyperlink"/>
+            </w:rPr>
+            <w:t xml:space="preserve">, </w:t>
+          </w:r>
+        </w:hyperlink>
       </w:r>
       <w:r>
         <w:rPr>
@@ -3554,7 +3570,7 @@
           <w:sz w:val="24"/>
           <w:u w:val="single"/>
         </w:rPr>
-        <w:hyperlink r:id="rId23" w:history="1">
+        <w:hyperlink r:id="rId21" w:history="1">
           <w:r>
             <w:rPr>
               <w:rStyle w:val="Hyperlink"/>
@@ -3572,7 +3588,7 @@
           <w:sz w:val="24"/>
           <w:u w:val="single"/>
         </w:rPr>
-        <w:hyperlink r:id="rId23" w:history="1">
+        <w:hyperlink r:id="rId21" w:history="1">
           <w:r>
             <w:rPr>
               <w:rStyle w:val="Hyperlink"/>

--- a/EXPORTS/DOCX/published/niveau3/English/MNusantara.docx
+++ b/EXPORTS/DOCX/published/niveau3/English/MNusantara.docx
@@ -536,7 +536,14 @@
           <w:color w:val="000000"/>
           <w:sz w:val="24"/>
         </w:rPr>
-        <w:t xml:space="preserve">and a new </w:t>
+        <w:hyperlink r:id="rId11" w:history="1">
+          <w:r>
+            <w:rPr>
+              <w:rStyle w:val="Hyperlink"/>
+            </w:rPr>
+            <w:t xml:space="preserve">and a new </w:t>
+          </w:r>
+        </w:hyperlink>
       </w:r>
       <w:r>
         <w:rPr>
@@ -1150,25 +1157,7 @@
           <w:color w:val="000000"/>
           <w:sz w:val="24"/>
         </w:rPr>
-        <w:t>. This publication also includes a comprehensive overview of the</w:t>
-      </w:r>
-      <w:r>
-        <w:rPr>
-          <w:u w:val="single" w:color="0000ff"/>
-          <w:rFonts w:ascii="Charis SIL Regular" w:hAnsi="Charis SIL Regular" w:eastAsia="Charis SIL Regular"/>
-          <w:b w:val="0"/>
-          <w:i w:val="0"/>
-          <w:color w:val="000000"/>
-          <w:sz w:val="24"/>
-        </w:rPr>
-        <w:hyperlink r:id="rId14" w:history="1">
-          <w:r>
-            <w:rPr>
-              <w:rStyle w:val="Hyperlink"/>
-            </w:rPr>
-            <w:t xml:space="preserve"> institutio</w:t>
-          </w:r>
-        </w:hyperlink>
+        <w:t>. This publication also includes a comprehensive overview of the institutio</w:t>
       </w:r>
       <w:r>
         <w:rPr>
@@ -1972,24 +1961,7 @@
           <w:color w:val="000000"/>
           <w:sz w:val="24"/>
         </w:rPr>
-        <w:t>The introduction to the archive also contains more information about the</w:t>
-      </w:r>
-      <w:r>
-        <w:rPr>
-          <w:rFonts w:ascii="Charis SIL Regular" w:hAnsi="Charis SIL Regular" w:eastAsia="Charis SIL Regular"/>
-          <w:b w:val="0"/>
-          <w:i w:val="0"/>
-          <w:color w:val="000000"/>
-          <w:sz w:val="24"/>
-        </w:rPr>
-        <w:hyperlink r:id="rId16" w:history="1">
-          <w:r>
-            <w:rPr>
-              <w:rStyle w:val="Hyperlink"/>
-            </w:rPr>
-            <w:t xml:space="preserve"> struc</w:t>
-          </w:r>
-        </w:hyperlink>
+        <w:t>The introduction to the archive also contains more information about the struc</w:t>
       </w:r>
       <w:r>
         <w:rPr>
@@ -2838,9 +2810,15 @@
           <w:i w:val="0"/>
           <w:color w:val="0000FF"/>
           <w:sz w:val="24"/>
-          <w:u w:val="single"/>
         </w:rPr>
-        <w:t>2</w:t>
+        <w:hyperlink r:id="rId14" w:history="1">
+          <w:r>
+            <w:rPr>
+              <w:rStyle w:val="Hyperlink"/>
+            </w:rPr>
+            <w:t>2</w:t>
+          </w:r>
+        </w:hyperlink>
       </w:r>
       <w:r>
         <w:rPr>
@@ -3209,21 +3187,13 @@
       </w:r>
       <w:r>
         <w:rPr>
-          <w:u w:val="single" w:color="0000ff"/>
           <w:rFonts w:ascii="Charis SIL Regular" w:hAnsi="Charis SIL Regular" w:eastAsia="Charis SIL Regular"/>
           <w:b w:val="0"/>
           <w:i w:val="0"/>
           <w:color w:val="000000"/>
           <w:sz w:val="24"/>
         </w:rPr>
-        <w:hyperlink r:id="rId18" w:history="1">
-          <w:r>
-            <w:rPr>
-              <w:rStyle w:val="Hyperlink"/>
-            </w:rPr>
-            <w:t xml:space="preserve">, </w:t>
-          </w:r>
-        </w:hyperlink>
+        <w:t xml:space="preserve">, </w:t>
       </w:r>
       <w:r>
         <w:rPr>
@@ -3512,7 +3482,7 @@
           <w:sz w:val="24"/>
           <w:u w:val="single"/>
         </w:rPr>
-        <w:hyperlink r:id="rId22" w:history="1">
+        <w:hyperlink r:id="rId21" w:history="1">
           <w:r>
             <w:rPr>
               <w:rStyle w:val="Hyperlink"/>
@@ -3530,7 +3500,7 @@
           <w:sz w:val="24"/>
           <w:u w:val="single"/>
         </w:rPr>
-        <w:hyperlink r:id="rId22" w:history="1">
+        <w:hyperlink r:id="rId21" w:history="1">
           <w:r>
             <w:rPr>
               <w:rStyle w:val="Hyperlink"/>
@@ -3541,21 +3511,13 @@
       </w:r>
       <w:r>
         <w:rPr>
-          <w:u w:val="single" w:color="0000ff"/>
           <w:rFonts w:ascii="Charis SIL Regular" w:hAnsi="Charis SIL Regular" w:eastAsia="Charis SIL Regular"/>
           <w:b w:val="0"/>
           <w:i w:val="0"/>
           <w:color w:val="000000"/>
           <w:sz w:val="24"/>
         </w:rPr>
-        <w:hyperlink r:id="rId21" w:history="1">
-          <w:r>
-            <w:rPr>
-              <w:rStyle w:val="Hyperlink"/>
-            </w:rPr>
-            <w:t xml:space="preserve">, </w:t>
-          </w:r>
-        </w:hyperlink>
+        <w:t xml:space="preserve">, </w:t>
       </w:r>
       <w:r>
         <w:rPr>
@@ -3595,7 +3557,7 @@
           <w:sz w:val="24"/>
           <w:u w:val="single"/>
         </w:rPr>
-        <w:hyperlink r:id="rId23" w:history="1">
+        <w:hyperlink r:id="rId21" w:history="1">
           <w:r>
             <w:rPr>
               <w:rStyle w:val="Hyperlink"/>
@@ -3613,7 +3575,7 @@
           <w:sz w:val="24"/>
           <w:u w:val="single"/>
         </w:rPr>
-        <w:hyperlink r:id="rId23" w:history="1">
+        <w:hyperlink r:id="rId21" w:history="1">
           <w:r>
             <w:rPr>
               <w:rStyle w:val="Hyperlink"/>

--- a/EXPORTS/DOCX/published/niveau3/English/MNusantara.docx
+++ b/EXPORTS/DOCX/published/niveau3/English/MNusantara.docx
@@ -536,14 +536,7 @@
           <w:color w:val="000000"/>
           <w:sz w:val="24"/>
         </w:rPr>
-        <w:hyperlink r:id="rId11" w:history="1">
-          <w:r>
-            <w:rPr>
-              <w:rStyle w:val="Hyperlink"/>
-            </w:rPr>
-            <w:t xml:space="preserve">and a new </w:t>
-          </w:r>
-        </w:hyperlink>
+        <w:t xml:space="preserve">and a new </w:t>
       </w:r>
       <w:r>
         <w:rPr>
@@ -1157,7 +1150,25 @@
           <w:color w:val="000000"/>
           <w:sz w:val="24"/>
         </w:rPr>
-        <w:t>. This publication also includes a comprehensive overview of the institutio</w:t>
+        <w:t>. This publication also includes a comprehensive overview of the</w:t>
+      </w:r>
+      <w:r>
+        <w:rPr>
+          <w:u w:val="single" w:color="0000ff"/>
+          <w:rFonts w:ascii="Charis SIL Regular" w:hAnsi="Charis SIL Regular" w:eastAsia="Charis SIL Regular"/>
+          <w:b w:val="0"/>
+          <w:i w:val="0"/>
+          <w:color w:val="000000"/>
+          <w:sz w:val="24"/>
+        </w:rPr>
+        <w:hyperlink r:id="rId14" w:history="1">
+          <w:r>
+            <w:rPr>
+              <w:rStyle w:val="Hyperlink"/>
+            </w:rPr>
+            <w:t xml:space="preserve"> institutio</w:t>
+          </w:r>
+        </w:hyperlink>
       </w:r>
       <w:r>
         <w:rPr>
@@ -1961,7 +1972,24 @@
           <w:color w:val="000000"/>
           <w:sz w:val="24"/>
         </w:rPr>
-        <w:t>The introduction to the archive also contains more information about the struc</w:t>
+        <w:t>The introduction to the archive also contains more information about the</w:t>
+      </w:r>
+      <w:r>
+        <w:rPr>
+          <w:rFonts w:ascii="Charis SIL Regular" w:hAnsi="Charis SIL Regular" w:eastAsia="Charis SIL Regular"/>
+          <w:b w:val="0"/>
+          <w:i w:val="0"/>
+          <w:color w:val="000000"/>
+          <w:sz w:val="24"/>
+        </w:rPr>
+        <w:hyperlink r:id="rId16" w:history="1">
+          <w:r>
+            <w:rPr>
+              <w:rStyle w:val="Hyperlink"/>
+            </w:rPr>
+            <w:t xml:space="preserve"> struc</w:t>
+          </w:r>
+        </w:hyperlink>
       </w:r>
       <w:r>
         <w:rPr>
@@ -2810,15 +2838,9 @@
           <w:i w:val="0"/>
           <w:color w:val="0000FF"/>
           <w:sz w:val="24"/>
+          <w:u w:val="single"/>
         </w:rPr>
-        <w:hyperlink r:id="rId14" w:history="1">
-          <w:r>
-            <w:rPr>
-              <w:rStyle w:val="Hyperlink"/>
-            </w:rPr>
-            <w:t>2</w:t>
-          </w:r>
-        </w:hyperlink>
+        <w:t>2</w:t>
       </w:r>
       <w:r>
         <w:rPr>
@@ -3158,7 +3180,7 @@
           <w:sz w:val="24"/>
           <w:u w:val="single"/>
         </w:rPr>
-        <w:hyperlink r:id="rId19" w:history="1">
+        <w:hyperlink r:id="rId18" w:history="1">
           <w:r>
             <w:rPr>
               <w:rStyle w:val="Hyperlink"/>
@@ -3233,7 +3255,7 @@
           <w:sz w:val="24"/>
           <w:u w:val="single"/>
         </w:rPr>
-        <w:hyperlink r:id="rId20" w:history="1">
+        <w:hyperlink r:id="rId18" w:history="1">
           <w:r>
             <w:rPr>
               <w:rStyle w:val="Hyperlink"/>
@@ -3251,7 +3273,7 @@
           <w:sz w:val="24"/>
           <w:u w:val="single"/>
         </w:rPr>
-        <w:hyperlink r:id="rId20" w:history="1">
+        <w:hyperlink r:id="rId18" w:history="1">
           <w:r>
             <w:rPr>
               <w:rStyle w:val="Hyperlink"/>
@@ -3482,7 +3504,7 @@
           <w:sz w:val="24"/>
           <w:u w:val="single"/>
         </w:rPr>
-        <w:hyperlink r:id="rId21" w:history="1">
+        <w:hyperlink r:id="rId22" w:history="1">
           <w:r>
             <w:rPr>
               <w:rStyle w:val="Hyperlink"/>
@@ -3500,7 +3522,7 @@
           <w:sz w:val="24"/>
           <w:u w:val="single"/>
         </w:rPr>
-        <w:hyperlink r:id="rId21" w:history="1">
+        <w:hyperlink r:id="rId22" w:history="1">
           <w:r>
             <w:rPr>
               <w:rStyle w:val="Hyperlink"/>
@@ -3590,7 +3612,7 @@
         <w:autoSpaceDN w:val="0"/>
         <w:autoSpaceDE w:val="0"/>
         <w:widowControl/>
-        <w:spacing w:line="538" w:lineRule="exact" w:before="478" w:after="0"/>
+        <w:spacing w:line="538" w:lineRule="exact" w:before="458" w:after="0"/>
         <w:ind w:left="0" w:right="0" w:firstLine="0"/>
         <w:jc w:val="left"/>
       </w:pPr>

--- a/EXPORTS/DOCX/published/niveau3/English/MNusantara.docx
+++ b/EXPORTS/DOCX/published/niveau3/English/MNusantara.docx
@@ -536,7 +536,14 @@
           <w:color w:val="000000"/>
           <w:sz w:val="24"/>
         </w:rPr>
-        <w:t xml:space="preserve">and a new </w:t>
+        <w:hyperlink r:id="rId11" w:history="1">
+          <w:r>
+            <w:rPr>
+              <w:rStyle w:val="Hyperlink"/>
+            </w:rPr>
+            <w:t xml:space="preserve">and a new </w:t>
+          </w:r>
+        </w:hyperlink>
       </w:r>
       <w:r>
         <w:rPr>
@@ -1150,43 +1157,7 @@
           <w:color w:val="000000"/>
           <w:sz w:val="24"/>
         </w:rPr>
-        <w:t>. This publication also includes a comprehensive overview of the</w:t>
-      </w:r>
-      <w:r>
-        <w:rPr>
-          <w:u w:val="single" w:color="0000ff"/>
-          <w:rFonts w:ascii="Charis SIL Regular" w:hAnsi="Charis SIL Regular" w:eastAsia="Charis SIL Regular"/>
-          <w:b w:val="0"/>
-          <w:i w:val="0"/>
-          <w:color w:val="000000"/>
-          <w:sz w:val="24"/>
-        </w:rPr>
-        <w:hyperlink r:id="rId14" w:history="1">
-          <w:r>
-            <w:rPr>
-              <w:rStyle w:val="Hyperlink"/>
-            </w:rPr>
-            <w:t xml:space="preserve"> institutio</w:t>
-          </w:r>
-        </w:hyperlink>
-      </w:r>
-      <w:r>
-        <w:rPr>
-          <w:u w:val="single" w:color="0000ff"/>
-          <w:rFonts w:ascii="Charis SIL Regular" w:hAnsi="Charis SIL Regular" w:eastAsia="Charis SIL Regular"/>
-          <w:b w:val="0"/>
-          <w:i w:val="0"/>
-          <w:color w:val="000000"/>
-          <w:sz w:val="24"/>
-        </w:rPr>
-        <w:hyperlink r:id="rId14" w:history="1">
-          <w:r>
-            <w:rPr>
-              <w:rStyle w:val="Hyperlink"/>
-            </w:rPr>
-            <w:t xml:space="preserve">ns </w:t>
-          </w:r>
-        </w:hyperlink>
+        <w:t xml:space="preserve">. This publication also includes a comprehensive overview of the institutions </w:t>
       </w:r>
       <w:r>
         <w:rPr>
@@ -3180,7 +3151,7 @@
           <w:sz w:val="24"/>
           <w:u w:val="single"/>
         </w:rPr>
-        <w:hyperlink r:id="rId18" w:history="1">
+        <w:hyperlink r:id="rId19" w:history="1">
           <w:r>
             <w:rPr>
               <w:rStyle w:val="Hyperlink"/>
@@ -3198,7 +3169,7 @@
           <w:sz w:val="24"/>
           <w:u w:val="single"/>
         </w:rPr>
-        <w:hyperlink r:id="rId19" w:history="1">
+        <w:hyperlink r:id="rId18" w:history="1">
           <w:r>
             <w:rPr>
               <w:rStyle w:val="Hyperlink"/>
@@ -3209,13 +3180,21 @@
       </w:r>
       <w:r>
         <w:rPr>
+          <w:u w:val="single" w:color="0000ff"/>
           <w:rFonts w:ascii="Charis SIL Regular" w:hAnsi="Charis SIL Regular" w:eastAsia="Charis SIL Regular"/>
           <w:b w:val="0"/>
           <w:i w:val="0"/>
           <w:color w:val="000000"/>
           <w:sz w:val="24"/>
         </w:rPr>
-        <w:t xml:space="preserve">, </w:t>
+        <w:hyperlink r:id="rId18" w:history="1">
+          <w:r>
+            <w:rPr>
+              <w:rStyle w:val="Hyperlink"/>
+            </w:rPr>
+            <w:t xml:space="preserve">, </w:t>
+          </w:r>
+        </w:hyperlink>
       </w:r>
       <w:r>
         <w:rPr>
@@ -3226,7 +3205,7 @@
           <w:sz w:val="24"/>
           <w:u w:val="single"/>
         </w:rPr>
-        <w:hyperlink r:id="rId20" w:history="1">
+        <w:hyperlink r:id="rId18" w:history="1">
           <w:r>
             <w:rPr>
               <w:rStyle w:val="Hyperlink"/>
@@ -3404,7 +3383,7 @@
           <w:sz w:val="24"/>
           <w:u w:val="single"/>
         </w:rPr>
-        <w:hyperlink r:id="rId21" w:history="1">
+        <w:hyperlink r:id="rId20" w:history="1">
           <w:r>
             <w:rPr>
               <w:rStyle w:val="Hyperlink"/>
@@ -3422,7 +3401,7 @@
           <w:sz w:val="24"/>
           <w:u w:val="single"/>
         </w:rPr>
-        <w:hyperlink r:id="rId21" w:history="1">
+        <w:hyperlink r:id="rId20" w:history="1">
           <w:r>
             <w:rPr>
               <w:rStyle w:val="Hyperlink"/>
@@ -3440,7 +3419,7 @@
           <w:sz w:val="24"/>
           <w:u w:val="single"/>
         </w:rPr>
-        <w:hyperlink r:id="rId21" w:history="1">
+        <w:hyperlink r:id="rId20" w:history="1">
           <w:r>
             <w:rPr>
               <w:rStyle w:val="Hyperlink"/>
@@ -3458,7 +3437,7 @@
           <w:sz w:val="24"/>
           <w:u w:val="single"/>
         </w:rPr>
-        <w:hyperlink r:id="rId21" w:history="1">
+        <w:hyperlink r:id="rId20" w:history="1">
           <w:r>
             <w:rPr>
               <w:rStyle w:val="Hyperlink"/>
@@ -3486,7 +3465,7 @@
           <w:sz w:val="24"/>
           <w:u w:val="single"/>
         </w:rPr>
-        <w:hyperlink r:id="rId22" w:history="1">
+        <w:hyperlink r:id="rId21" w:history="1">
           <w:r>
             <w:rPr>
               <w:rStyle w:val="Hyperlink"/>
@@ -3504,7 +3483,7 @@
           <w:sz w:val="24"/>
           <w:u w:val="single"/>
         </w:rPr>
-        <w:hyperlink r:id="rId22" w:history="1">
+        <w:hyperlink r:id="rId21" w:history="1">
           <w:r>
             <w:rPr>
               <w:rStyle w:val="Hyperlink"/>
@@ -3522,7 +3501,7 @@
           <w:sz w:val="24"/>
           <w:u w:val="single"/>
         </w:rPr>
-        <w:hyperlink r:id="rId22" w:history="1">
+        <w:hyperlink r:id="rId21" w:history="1">
           <w:r>
             <w:rPr>
               <w:rStyle w:val="Hyperlink"/>
@@ -3550,7 +3529,7 @@
           <w:sz w:val="24"/>
           <w:u w:val="single"/>
         </w:rPr>
-        <w:hyperlink r:id="rId23" w:history="1">
+        <w:hyperlink r:id="rId22" w:history="1">
           <w:r>
             <w:rPr>
               <w:rStyle w:val="Hyperlink"/>
@@ -3579,7 +3558,7 @@
           <w:sz w:val="24"/>
           <w:u w:val="single"/>
         </w:rPr>
-        <w:hyperlink r:id="rId21" w:history="1">
+        <w:hyperlink r:id="rId22" w:history="1">
           <w:r>
             <w:rPr>
               <w:rStyle w:val="Hyperlink"/>
@@ -3597,7 +3576,7 @@
           <w:sz w:val="24"/>
           <w:u w:val="single"/>
         </w:rPr>
-        <w:hyperlink r:id="rId21" w:history="1">
+        <w:hyperlink r:id="rId20" w:history="1">
           <w:r>
             <w:rPr>
               <w:rStyle w:val="Hyperlink"/>

--- a/EXPORTS/DOCX/published/niveau3/English/MNusantara.docx
+++ b/EXPORTS/DOCX/published/niveau3/English/MNusantara.docx
@@ -1157,7 +1157,43 @@
           <w:color w:val="000000"/>
           <w:sz w:val="24"/>
         </w:rPr>
-        <w:t xml:space="preserve">. This publication also includes a comprehensive overview of the institutions </w:t>
+        <w:t>. This publication also includes a comprehensive overview of the</w:t>
+      </w:r>
+      <w:r>
+        <w:rPr>
+          <w:u w:val="single" w:color="0000ff"/>
+          <w:rFonts w:ascii="Charis SIL Regular" w:hAnsi="Charis SIL Regular" w:eastAsia="Charis SIL Regular"/>
+          <w:b w:val="0"/>
+          <w:i w:val="0"/>
+          <w:color w:val="000000"/>
+          <w:sz w:val="24"/>
+        </w:rPr>
+        <w:hyperlink r:id="rId14" w:history="1">
+          <w:r>
+            <w:rPr>
+              <w:rStyle w:val="Hyperlink"/>
+            </w:rPr>
+            <w:t xml:space="preserve"> institutio</w:t>
+          </w:r>
+        </w:hyperlink>
+      </w:r>
+      <w:r>
+        <w:rPr>
+          <w:u w:val="single" w:color="0000ff"/>
+          <w:rFonts w:ascii="Charis SIL Regular" w:hAnsi="Charis SIL Regular" w:eastAsia="Charis SIL Regular"/>
+          <w:b w:val="0"/>
+          <w:i w:val="0"/>
+          <w:color w:val="000000"/>
+          <w:sz w:val="24"/>
+        </w:rPr>
+        <w:hyperlink r:id="rId14" w:history="1">
+          <w:r>
+            <w:rPr>
+              <w:rStyle w:val="Hyperlink"/>
+            </w:rPr>
+            <w:t xml:space="preserve">ns </w:t>
+          </w:r>
+        </w:hyperlink>
       </w:r>
       <w:r>
         <w:rPr>
@@ -1943,24 +1979,7 @@
           <w:color w:val="000000"/>
           <w:sz w:val="24"/>
         </w:rPr>
-        <w:t>The introduction to the archive also contains more information about the</w:t>
-      </w:r>
-      <w:r>
-        <w:rPr>
-          <w:rFonts w:ascii="Charis SIL Regular" w:hAnsi="Charis SIL Regular" w:eastAsia="Charis SIL Regular"/>
-          <w:b w:val="0"/>
-          <w:i w:val="0"/>
-          <w:color w:val="000000"/>
-          <w:sz w:val="24"/>
-        </w:rPr>
-        <w:hyperlink r:id="rId16" w:history="1">
-          <w:r>
-            <w:rPr>
-              <w:rStyle w:val="Hyperlink"/>
-            </w:rPr>
-            <w:t xml:space="preserve"> struc</w:t>
-          </w:r>
-        </w:hyperlink>
+        <w:t>The introduction to the archive also contains more information about the struc</w:t>
       </w:r>
       <w:r>
         <w:rPr>
@@ -3169,7 +3188,7 @@
           <w:sz w:val="24"/>
           <w:u w:val="single"/>
         </w:rPr>
-        <w:hyperlink r:id="rId18" w:history="1">
+        <w:hyperlink r:id="rId19" w:history="1">
           <w:r>
             <w:rPr>
               <w:rStyle w:val="Hyperlink"/>
@@ -3180,21 +3199,13 @@
       </w:r>
       <w:r>
         <w:rPr>
-          <w:u w:val="single" w:color="0000ff"/>
           <w:rFonts w:ascii="Charis SIL Regular" w:hAnsi="Charis SIL Regular" w:eastAsia="Charis SIL Regular"/>
           <w:b w:val="0"/>
           <w:i w:val="0"/>
           <w:color w:val="000000"/>
           <w:sz w:val="24"/>
         </w:rPr>
-        <w:hyperlink r:id="rId18" w:history="1">
-          <w:r>
-            <w:rPr>
-              <w:rStyle w:val="Hyperlink"/>
-            </w:rPr>
-            <w:t xml:space="preserve">, </w:t>
-          </w:r>
-        </w:hyperlink>
+        <w:t xml:space="preserve">, </w:t>
       </w:r>
       <w:r>
         <w:rPr>
@@ -3205,7 +3216,7 @@
           <w:sz w:val="24"/>
           <w:u w:val="single"/>
         </w:rPr>
-        <w:hyperlink r:id="rId18" w:history="1">
+        <w:hyperlink r:id="rId20" w:history="1">
           <w:r>
             <w:rPr>
               <w:rStyle w:val="Hyperlink"/>
@@ -3234,7 +3245,7 @@
           <w:sz w:val="24"/>
           <w:u w:val="single"/>
         </w:rPr>
-        <w:hyperlink r:id="rId18" w:history="1">
+        <w:hyperlink r:id="rId20" w:history="1">
           <w:r>
             <w:rPr>
               <w:rStyle w:val="Hyperlink"/>
@@ -3252,7 +3263,7 @@
           <w:sz w:val="24"/>
           <w:u w:val="single"/>
         </w:rPr>
-        <w:hyperlink r:id="rId18" w:history="1">
+        <w:hyperlink r:id="rId20" w:history="1">
           <w:r>
             <w:rPr>
               <w:rStyle w:val="Hyperlink"/>
@@ -3383,7 +3394,7 @@
           <w:sz w:val="24"/>
           <w:u w:val="single"/>
         </w:rPr>
-        <w:hyperlink r:id="rId20" w:history="1">
+        <w:hyperlink r:id="rId21" w:history="1">
           <w:r>
             <w:rPr>
               <w:rStyle w:val="Hyperlink"/>
@@ -3401,7 +3412,7 @@
           <w:sz w:val="24"/>
           <w:u w:val="single"/>
         </w:rPr>
-        <w:hyperlink r:id="rId20" w:history="1">
+        <w:hyperlink r:id="rId21" w:history="1">
           <w:r>
             <w:rPr>
               <w:rStyle w:val="Hyperlink"/>
@@ -3419,7 +3430,7 @@
           <w:sz w:val="24"/>
           <w:u w:val="single"/>
         </w:rPr>
-        <w:hyperlink r:id="rId20" w:history="1">
+        <w:hyperlink r:id="rId21" w:history="1">
           <w:r>
             <w:rPr>
               <w:rStyle w:val="Hyperlink"/>
@@ -3437,7 +3448,7 @@
           <w:sz w:val="24"/>
           <w:u w:val="single"/>
         </w:rPr>
-        <w:hyperlink r:id="rId20" w:history="1">
+        <w:hyperlink r:id="rId21" w:history="1">
           <w:r>
             <w:rPr>
               <w:rStyle w:val="Hyperlink"/>
@@ -3465,7 +3476,7 @@
           <w:sz w:val="24"/>
           <w:u w:val="single"/>
         </w:rPr>
-        <w:hyperlink r:id="rId21" w:history="1">
+        <w:hyperlink r:id="rId22" w:history="1">
           <w:r>
             <w:rPr>
               <w:rStyle w:val="Hyperlink"/>
@@ -3483,7 +3494,7 @@
           <w:sz w:val="24"/>
           <w:u w:val="single"/>
         </w:rPr>
-        <w:hyperlink r:id="rId21" w:history="1">
+        <w:hyperlink r:id="rId22" w:history="1">
           <w:r>
             <w:rPr>
               <w:rStyle w:val="Hyperlink"/>
@@ -3501,7 +3512,7 @@
           <w:sz w:val="24"/>
           <w:u w:val="single"/>
         </w:rPr>
-        <w:hyperlink r:id="rId21" w:history="1">
+        <w:hyperlink r:id="rId22" w:history="1">
           <w:r>
             <w:rPr>
               <w:rStyle w:val="Hyperlink"/>
@@ -3529,7 +3540,7 @@
           <w:sz w:val="24"/>
           <w:u w:val="single"/>
         </w:rPr>
-        <w:hyperlink r:id="rId22" w:history="1">
+        <w:hyperlink r:id="rId23" w:history="1">
           <w:r>
             <w:rPr>
               <w:rStyle w:val="Hyperlink"/>
@@ -3558,7 +3569,7 @@
           <w:sz w:val="24"/>
           <w:u w:val="single"/>
         </w:rPr>
-        <w:hyperlink r:id="rId22" w:history="1">
+        <w:hyperlink r:id="rId23" w:history="1">
           <w:r>
             <w:rPr>
               <w:rStyle w:val="Hyperlink"/>
@@ -3576,7 +3587,7 @@
           <w:sz w:val="24"/>
           <w:u w:val="single"/>
         </w:rPr>
-        <w:hyperlink r:id="rId20" w:history="1">
+        <w:hyperlink r:id="rId23" w:history="1">
           <w:r>
             <w:rPr>
               <w:rStyle w:val="Hyperlink"/>

--- a/EXPORTS/DOCX/published/niveau3/English/MNusantara.docx
+++ b/EXPORTS/DOCX/published/niveau3/English/MNusantara.docx
@@ -1179,39 +1179,13 @@
       </w:r>
       <w:r>
         <w:rPr>
-          <w:u w:val="single" w:color="0000ff"/>
           <w:rFonts w:ascii="Charis SIL Regular" w:hAnsi="Charis SIL Regular" w:eastAsia="Charis SIL Regular"/>
           <w:b w:val="0"/>
           <w:i w:val="0"/>
           <w:color w:val="000000"/>
           <w:sz w:val="24"/>
         </w:rPr>
-        <w:hyperlink r:id="rId14" w:history="1">
-          <w:r>
-            <w:rPr>
-              <w:rStyle w:val="Hyperlink"/>
-            </w:rPr>
-            <w:t xml:space="preserve">ns </w:t>
-          </w:r>
-        </w:hyperlink>
-      </w:r>
-      <w:r>
-        <w:rPr>
-          <w:u w:val="single" w:color="0000ff"/>
-          <w:rFonts w:ascii="Charis SIL Regular" w:hAnsi="Charis SIL Regular" w:eastAsia="Charis SIL Regular"/>
-          <w:b w:val="0"/>
-          <w:i w:val="0"/>
-          <w:color w:val="000000"/>
-          <w:sz w:val="24"/>
-        </w:rPr>
-        <w:hyperlink r:id="rId14" w:history="1">
-          <w:r>
-            <w:rPr>
-              <w:rStyle w:val="Hyperlink"/>
-            </w:rPr>
-            <w:t>whe</w:t>
-          </w:r>
-        </w:hyperlink>
+        <w:t>ns whe</w:t>
       </w:r>
       <w:r>
         <w:rPr>
@@ -1979,7 +1953,24 @@
           <w:color w:val="000000"/>
           <w:sz w:val="24"/>
         </w:rPr>
-        <w:t>The introduction to the archive also contains more information about the struc</w:t>
+        <w:t>The introduction to the archive also contains more information about the</w:t>
+      </w:r>
+      <w:r>
+        <w:rPr>
+          <w:rFonts w:ascii="Charis SIL Regular" w:hAnsi="Charis SIL Regular" w:eastAsia="Charis SIL Regular"/>
+          <w:b w:val="0"/>
+          <w:i w:val="0"/>
+          <w:color w:val="000000"/>
+          <w:sz w:val="24"/>
+        </w:rPr>
+        <w:hyperlink r:id="rId16" w:history="1">
+          <w:r>
+            <w:rPr>
+              <w:rStyle w:val="Hyperlink"/>
+            </w:rPr>
+            <w:t xml:space="preserve"> struc</w:t>
+          </w:r>
+        </w:hyperlink>
       </w:r>
       <w:r>
         <w:rPr>

--- a/EXPORTS/DOCX/published/niveau3/English/MNusantara.docx
+++ b/EXPORTS/DOCX/published/niveau3/English/MNusantara.docx
@@ -529,21 +529,13 @@
       </w:r>
       <w:r>
         <w:rPr>
-          <w:u w:val="single" w:color="0000ff"/>
           <w:rFonts w:ascii="Charis SIL Regular" w:hAnsi="Charis SIL Regular" w:eastAsia="Charis SIL Regular"/>
           <w:b w:val="0"/>
           <w:i w:val="0"/>
           <w:color w:val="000000"/>
           <w:sz w:val="24"/>
         </w:rPr>
-        <w:hyperlink r:id="rId11" w:history="1">
-          <w:r>
-            <w:rPr>
-              <w:rStyle w:val="Hyperlink"/>
-            </w:rPr>
-            <w:t xml:space="preserve">and a new </w:t>
-          </w:r>
-        </w:hyperlink>
+        <w:t xml:space="preserve">and a new </w:t>
       </w:r>
       <w:r>
         <w:rPr>
@@ -554,7 +546,7 @@
           <w:sz w:val="24"/>
           <w:u w:val="single"/>
         </w:rPr>
-        <w:hyperlink r:id="rId11" w:history="1">
+        <w:hyperlink r:id="rId12" w:history="1">
           <w:r>
             <w:rPr>
               <w:rStyle w:val="Hyperlink"/>
@@ -572,7 +564,7 @@
           <w:sz w:val="24"/>
           <w:u w:val="single"/>
         </w:rPr>
-        <w:hyperlink r:id="rId11" w:history="1">
+        <w:hyperlink r:id="rId12" w:history="1">
           <w:r>
             <w:rPr>
               <w:rStyle w:val="Hyperlink"/>
@@ -1179,13 +1171,39 @@
       </w:r>
       <w:r>
         <w:rPr>
+          <w:u w:val="single" w:color="0000ff"/>
           <w:rFonts w:ascii="Charis SIL Regular" w:hAnsi="Charis SIL Regular" w:eastAsia="Charis SIL Regular"/>
           <w:b w:val="0"/>
           <w:i w:val="0"/>
           <w:color w:val="000000"/>
           <w:sz w:val="24"/>
         </w:rPr>
-        <w:t>ns whe</w:t>
+        <w:hyperlink r:id="rId14" w:history="1">
+          <w:r>
+            <w:rPr>
+              <w:rStyle w:val="Hyperlink"/>
+            </w:rPr>
+            <w:t xml:space="preserve">ns </w:t>
+          </w:r>
+        </w:hyperlink>
+      </w:r>
+      <w:r>
+        <w:rPr>
+          <w:u w:val="single" w:color="0000ff"/>
+          <w:rFonts w:ascii="Charis SIL Regular" w:hAnsi="Charis SIL Regular" w:eastAsia="Charis SIL Regular"/>
+          <w:b w:val="0"/>
+          <w:i w:val="0"/>
+          <w:color w:val="000000"/>
+          <w:sz w:val="24"/>
+        </w:rPr>
+        <w:hyperlink r:id="rId14" w:history="1">
+          <w:r>
+            <w:rPr>
+              <w:rStyle w:val="Hyperlink"/>
+            </w:rPr>
+            <w:t>whe</w:t>
+          </w:r>
+        </w:hyperlink>
       </w:r>
       <w:r>
         <w:rPr>
@@ -3161,7 +3179,7 @@
           <w:sz w:val="24"/>
           <w:u w:val="single"/>
         </w:rPr>
-        <w:hyperlink r:id="rId19" w:history="1">
+        <w:hyperlink r:id="rId18" w:history="1">
           <w:r>
             <w:rPr>
               <w:rStyle w:val="Hyperlink"/>
@@ -3179,7 +3197,7 @@
           <w:sz w:val="24"/>
           <w:u w:val="single"/>
         </w:rPr>
-        <w:hyperlink r:id="rId19" w:history="1">
+        <w:hyperlink r:id="rId18" w:history="1">
           <w:r>
             <w:rPr>
               <w:rStyle w:val="Hyperlink"/>
@@ -3190,13 +3208,21 @@
       </w:r>
       <w:r>
         <w:rPr>
+          <w:u w:val="single" w:color="0000ff"/>
           <w:rFonts w:ascii="Charis SIL Regular" w:hAnsi="Charis SIL Regular" w:eastAsia="Charis SIL Regular"/>
           <w:b w:val="0"/>
           <w:i w:val="0"/>
           <w:color w:val="000000"/>
           <w:sz w:val="24"/>
         </w:rPr>
-        <w:t xml:space="preserve">, </w:t>
+        <w:hyperlink r:id="rId18" w:history="1">
+          <w:r>
+            <w:rPr>
+              <w:rStyle w:val="Hyperlink"/>
+            </w:rPr>
+            <w:t xml:space="preserve">, </w:t>
+          </w:r>
+        </w:hyperlink>
       </w:r>
       <w:r>
         <w:rPr>
@@ -3207,7 +3233,7 @@
           <w:sz w:val="24"/>
           <w:u w:val="single"/>
         </w:rPr>
-        <w:hyperlink r:id="rId20" w:history="1">
+        <w:hyperlink r:id="rId18" w:history="1">
           <w:r>
             <w:rPr>
               <w:rStyle w:val="Hyperlink"/>
@@ -3236,7 +3262,7 @@
           <w:sz w:val="24"/>
           <w:u w:val="single"/>
         </w:rPr>
-        <w:hyperlink r:id="rId20" w:history="1">
+        <w:hyperlink r:id="rId18" w:history="1">
           <w:r>
             <w:rPr>
               <w:rStyle w:val="Hyperlink"/>
@@ -3254,7 +3280,7 @@
           <w:sz w:val="24"/>
           <w:u w:val="single"/>
         </w:rPr>
-        <w:hyperlink r:id="rId20" w:history="1">
+        <w:hyperlink r:id="rId18" w:history="1">
           <w:r>
             <w:rPr>
               <w:rStyle w:val="Hyperlink"/>
@@ -3385,7 +3411,7 @@
           <w:sz w:val="24"/>
           <w:u w:val="single"/>
         </w:rPr>
-        <w:hyperlink r:id="rId21" w:history="1">
+        <w:hyperlink r:id="rId20" w:history="1">
           <w:r>
             <w:rPr>
               <w:rStyle w:val="Hyperlink"/>
@@ -3403,7 +3429,7 @@
           <w:sz w:val="24"/>
           <w:u w:val="single"/>
         </w:rPr>
-        <w:hyperlink r:id="rId21" w:history="1">
+        <w:hyperlink r:id="rId20" w:history="1">
           <w:r>
             <w:rPr>
               <w:rStyle w:val="Hyperlink"/>
@@ -3421,7 +3447,7 @@
           <w:sz w:val="24"/>
           <w:u w:val="single"/>
         </w:rPr>
-        <w:hyperlink r:id="rId21" w:history="1">
+        <w:hyperlink r:id="rId20" w:history="1">
           <w:r>
             <w:rPr>
               <w:rStyle w:val="Hyperlink"/>
@@ -3439,7 +3465,7 @@
           <w:sz w:val="24"/>
           <w:u w:val="single"/>
         </w:rPr>
-        <w:hyperlink r:id="rId21" w:history="1">
+        <w:hyperlink r:id="rId20" w:history="1">
           <w:r>
             <w:rPr>
               <w:rStyle w:val="Hyperlink"/>
@@ -3467,7 +3493,7 @@
           <w:sz w:val="24"/>
           <w:u w:val="single"/>
         </w:rPr>
-        <w:hyperlink r:id="rId22" w:history="1">
+        <w:hyperlink r:id="rId21" w:history="1">
           <w:r>
             <w:rPr>
               <w:rStyle w:val="Hyperlink"/>
@@ -3485,7 +3511,7 @@
           <w:sz w:val="24"/>
           <w:u w:val="single"/>
         </w:rPr>
-        <w:hyperlink r:id="rId22" w:history="1">
+        <w:hyperlink r:id="rId20" w:history="1">
           <w:r>
             <w:rPr>
               <w:rStyle w:val="Hyperlink"/>
@@ -3503,7 +3529,7 @@
           <w:sz w:val="24"/>
           <w:u w:val="single"/>
         </w:rPr>
-        <w:hyperlink r:id="rId22" w:history="1">
+        <w:hyperlink r:id="rId20" w:history="1">
           <w:r>
             <w:rPr>
               <w:rStyle w:val="Hyperlink"/>
@@ -3520,7 +3546,14 @@
           <w:color w:val="000000"/>
           <w:sz w:val="24"/>
         </w:rPr>
-        <w:t xml:space="preserve">, </w:t>
+        <w:hyperlink r:id="rId20" w:history="1">
+          <w:r>
+            <w:rPr>
+              <w:rStyle w:val="Hyperlink"/>
+            </w:rPr>
+            <w:t xml:space="preserve">, </w:t>
+          </w:r>
+        </w:hyperlink>
       </w:r>
       <w:r>
         <w:rPr>
@@ -3531,7 +3564,7 @@
           <w:sz w:val="24"/>
           <w:u w:val="single"/>
         </w:rPr>
-        <w:hyperlink r:id="rId23" w:history="1">
+        <w:hyperlink r:id="rId22" w:history="1">
           <w:r>
             <w:rPr>
               <w:rStyle w:val="Hyperlink"/>
@@ -3560,7 +3593,7 @@
           <w:sz w:val="24"/>
           <w:u w:val="single"/>
         </w:rPr>
-        <w:hyperlink r:id="rId23" w:history="1">
+        <w:hyperlink r:id="rId20" w:history="1">
           <w:r>
             <w:rPr>
               <w:rStyle w:val="Hyperlink"/>
@@ -3578,7 +3611,7 @@
           <w:sz w:val="24"/>
           <w:u w:val="single"/>
         </w:rPr>
-        <w:hyperlink r:id="rId23" w:history="1">
+        <w:hyperlink r:id="rId20" w:history="1">
           <w:r>
             <w:rPr>
               <w:rStyle w:val="Hyperlink"/>

--- a/EXPORTS/DOCX/published/niveau3/English/MNusantara.docx
+++ b/EXPORTS/DOCX/published/niveau3/English/MNusantara.docx
@@ -529,13 +529,21 @@
       </w:r>
       <w:r>
         <w:rPr>
+          <w:u w:val="single" w:color="0000ff"/>
           <w:rFonts w:ascii="Charis SIL Regular" w:hAnsi="Charis SIL Regular" w:eastAsia="Charis SIL Regular"/>
           <w:b w:val="0"/>
           <w:i w:val="0"/>
           <w:color w:val="000000"/>
           <w:sz w:val="24"/>
         </w:rPr>
-        <w:t xml:space="preserve">and a new </w:t>
+        <w:hyperlink r:id="rId11" w:history="1">
+          <w:r>
+            <w:rPr>
+              <w:rStyle w:val="Hyperlink"/>
+            </w:rPr>
+            <w:t xml:space="preserve">and a new </w:t>
+          </w:r>
+        </w:hyperlink>
       </w:r>
       <w:r>
         <w:rPr>
@@ -546,7 +554,7 @@
           <w:sz w:val="24"/>
           <w:u w:val="single"/>
         </w:rPr>
-        <w:hyperlink r:id="rId12" w:history="1">
+        <w:hyperlink r:id="rId11" w:history="1">
           <w:r>
             <w:rPr>
               <w:rStyle w:val="Hyperlink"/>
@@ -564,7 +572,7 @@
           <w:sz w:val="24"/>
           <w:u w:val="single"/>
         </w:rPr>
-        <w:hyperlink r:id="rId12" w:history="1">
+        <w:hyperlink r:id="rId11" w:history="1">
           <w:r>
             <w:rPr>
               <w:rStyle w:val="Hyperlink"/>
@@ -649,14 +657,7 @@
           <w:color w:val="000000"/>
           <w:sz w:val="24"/>
         </w:rPr>
-        <w:hyperlink r:id="rId12" w:history="1">
-          <w:r>
-            <w:rPr>
-              <w:rStyle w:val="Hyperlink"/>
-            </w:rPr>
-            <w:t xml:space="preserve"> while the c</w:t>
-          </w:r>
-        </w:hyperlink>
+        <w:t xml:space="preserve"> while the c</w:t>
       </w:r>
       <w:r>
         <w:rPr>
@@ -1160,50 +1161,7 @@
           <w:color w:val="000000"/>
           <w:sz w:val="24"/>
         </w:rPr>
-        <w:hyperlink r:id="rId14" w:history="1">
-          <w:r>
-            <w:rPr>
-              <w:rStyle w:val="Hyperlink"/>
-            </w:rPr>
-            <w:t xml:space="preserve"> institutio</w:t>
-          </w:r>
-        </w:hyperlink>
-      </w:r>
-      <w:r>
-        <w:rPr>
-          <w:u w:val="single" w:color="0000ff"/>
-          <w:rFonts w:ascii="Charis SIL Regular" w:hAnsi="Charis SIL Regular" w:eastAsia="Charis SIL Regular"/>
-          <w:b w:val="0"/>
-          <w:i w:val="0"/>
-          <w:color w:val="000000"/>
-          <w:sz w:val="24"/>
-        </w:rPr>
-        <w:hyperlink r:id="rId14" w:history="1">
-          <w:r>
-            <w:rPr>
-              <w:rStyle w:val="Hyperlink"/>
-            </w:rPr>
-            <w:t xml:space="preserve">ns </w:t>
-          </w:r>
-        </w:hyperlink>
-      </w:r>
-      <w:r>
-        <w:rPr>
-          <w:u w:val="single" w:color="0000ff"/>
-          <w:rFonts w:ascii="Charis SIL Regular" w:hAnsi="Charis SIL Regular" w:eastAsia="Charis SIL Regular"/>
-          <w:b w:val="0"/>
-          <w:i w:val="0"/>
-          <w:color w:val="000000"/>
-          <w:sz w:val="24"/>
-        </w:rPr>
-        <w:hyperlink r:id="rId14" w:history="1">
-          <w:r>
-            <w:rPr>
-              <w:rStyle w:val="Hyperlink"/>
-            </w:rPr>
-            <w:t>whe</w:t>
-          </w:r>
-        </w:hyperlink>
+        <w:t xml:space="preserve"> institutions whe</w:t>
       </w:r>
       <w:r>
         <w:rPr>
@@ -1971,24 +1929,7 @@
           <w:color w:val="000000"/>
           <w:sz w:val="24"/>
         </w:rPr>
-        <w:t>The introduction to the archive also contains more information about the</w:t>
-      </w:r>
-      <w:r>
-        <w:rPr>
-          <w:rFonts w:ascii="Charis SIL Regular" w:hAnsi="Charis SIL Regular" w:eastAsia="Charis SIL Regular"/>
-          <w:b w:val="0"/>
-          <w:i w:val="0"/>
-          <w:color w:val="000000"/>
-          <w:sz w:val="24"/>
-        </w:rPr>
-        <w:hyperlink r:id="rId16" w:history="1">
-          <w:r>
-            <w:rPr>
-              <w:rStyle w:val="Hyperlink"/>
-            </w:rPr>
-            <w:t xml:space="preserve"> struc</w:t>
-          </w:r>
-        </w:hyperlink>
+        <w:t>The introduction to the archive also contains more information about the struc</w:t>
       </w:r>
       <w:r>
         <w:rPr>
@@ -3179,7 +3120,7 @@
           <w:sz w:val="24"/>
           <w:u w:val="single"/>
         </w:rPr>
-        <w:hyperlink r:id="rId18" w:history="1">
+        <w:hyperlink r:id="rId19" w:history="1">
           <w:r>
             <w:rPr>
               <w:rStyle w:val="Hyperlink"/>
@@ -3197,7 +3138,7 @@
           <w:sz w:val="24"/>
           <w:u w:val="single"/>
         </w:rPr>
-        <w:hyperlink r:id="rId18" w:history="1">
+        <w:hyperlink r:id="rId19" w:history="1">
           <w:r>
             <w:rPr>
               <w:rStyle w:val="Hyperlink"/>
@@ -3280,7 +3221,7 @@
           <w:sz w:val="24"/>
           <w:u w:val="single"/>
         </w:rPr>
-        <w:hyperlink r:id="rId18" w:history="1">
+        <w:hyperlink r:id="rId20" w:history="1">
           <w:r>
             <w:rPr>
               <w:rStyle w:val="Hyperlink"/>
@@ -3411,7 +3352,7 @@
           <w:sz w:val="24"/>
           <w:u w:val="single"/>
         </w:rPr>
-        <w:hyperlink r:id="rId20" w:history="1">
+        <w:hyperlink r:id="rId21" w:history="1">
           <w:r>
             <w:rPr>
               <w:rStyle w:val="Hyperlink"/>
@@ -3429,7 +3370,7 @@
           <w:sz w:val="24"/>
           <w:u w:val="single"/>
         </w:rPr>
-        <w:hyperlink r:id="rId20" w:history="1">
+        <w:hyperlink r:id="rId21" w:history="1">
           <w:r>
             <w:rPr>
               <w:rStyle w:val="Hyperlink"/>
@@ -3447,7 +3388,7 @@
           <w:sz w:val="24"/>
           <w:u w:val="single"/>
         </w:rPr>
-        <w:hyperlink r:id="rId20" w:history="1">
+        <w:hyperlink r:id="rId21" w:history="1">
           <w:r>
             <w:rPr>
               <w:rStyle w:val="Hyperlink"/>
@@ -3465,7 +3406,7 @@
           <w:sz w:val="24"/>
           <w:u w:val="single"/>
         </w:rPr>
-        <w:hyperlink r:id="rId20" w:history="1">
+        <w:hyperlink r:id="rId21" w:history="1">
           <w:r>
             <w:rPr>
               <w:rStyle w:val="Hyperlink"/>
@@ -3493,7 +3434,7 @@
           <w:sz w:val="24"/>
           <w:u w:val="single"/>
         </w:rPr>
-        <w:hyperlink r:id="rId21" w:history="1">
+        <w:hyperlink r:id="rId22" w:history="1">
           <w:r>
             <w:rPr>
               <w:rStyle w:val="Hyperlink"/>
@@ -3511,7 +3452,7 @@
           <w:sz w:val="24"/>
           <w:u w:val="single"/>
         </w:rPr>
-        <w:hyperlink r:id="rId20" w:history="1">
+        <w:hyperlink r:id="rId22" w:history="1">
           <w:r>
             <w:rPr>
               <w:rStyle w:val="Hyperlink"/>
@@ -3529,7 +3470,7 @@
           <w:sz w:val="24"/>
           <w:u w:val="single"/>
         </w:rPr>
-        <w:hyperlink r:id="rId20" w:history="1">
+        <w:hyperlink r:id="rId22" w:history="1">
           <w:r>
             <w:rPr>
               <w:rStyle w:val="Hyperlink"/>
@@ -3540,13 +3481,14 @@
       </w:r>
       <w:r>
         <w:rPr>
+          <w:u w:val="single" w:color="0000ff"/>
           <w:rFonts w:ascii="Charis SIL Regular" w:hAnsi="Charis SIL Regular" w:eastAsia="Charis SIL Regular"/>
           <w:b w:val="0"/>
           <w:i w:val="0"/>
           <w:color w:val="000000"/>
           <w:sz w:val="24"/>
         </w:rPr>
-        <w:hyperlink r:id="rId20" w:history="1">
+        <w:hyperlink r:id="rId21" w:history="1">
           <w:r>
             <w:rPr>
               <w:rStyle w:val="Hyperlink"/>
@@ -3564,7 +3506,7 @@
           <w:sz w:val="24"/>
           <w:u w:val="single"/>
         </w:rPr>
-        <w:hyperlink r:id="rId22" w:history="1">
+        <w:hyperlink r:id="rId21" w:history="1">
           <w:r>
             <w:rPr>
               <w:rStyle w:val="Hyperlink"/>
@@ -3593,7 +3535,7 @@
           <w:sz w:val="24"/>
           <w:u w:val="single"/>
         </w:rPr>
-        <w:hyperlink r:id="rId20" w:history="1">
+        <w:hyperlink r:id="rId21" w:history="1">
           <w:r>
             <w:rPr>
               <w:rStyle w:val="Hyperlink"/>
@@ -3611,7 +3553,7 @@
           <w:sz w:val="24"/>
           <w:u w:val="single"/>
         </w:rPr>
-        <w:hyperlink r:id="rId20" w:history="1">
+        <w:hyperlink r:id="rId21" w:history="1">
           <w:r>
             <w:rPr>
               <w:rStyle w:val="Hyperlink"/>

--- a/EXPORTS/DOCX/published/niveau3/English/MNusantara.docx
+++ b/EXPORTS/DOCX/published/niveau3/English/MNusantara.docx
@@ -657,7 +657,14 @@
           <w:color w:val="000000"/>
           <w:sz w:val="24"/>
         </w:rPr>
-        <w:t xml:space="preserve"> while the c</w:t>
+        <w:hyperlink r:id="rId12" w:history="1">
+          <w:r>
+            <w:rPr>
+              <w:rStyle w:val="Hyperlink"/>
+            </w:rPr>
+            <w:t xml:space="preserve"> while the c</w:t>
+          </w:r>
+        </w:hyperlink>
       </w:r>
       <w:r>
         <w:rPr>
@@ -1161,7 +1168,25 @@
           <w:color w:val="000000"/>
           <w:sz w:val="24"/>
         </w:rPr>
-        <w:t xml:space="preserve"> institutions whe</w:t>
+        <w:t xml:space="preserve"> institutions </w:t>
+      </w:r>
+      <w:r>
+        <w:rPr>
+          <w:u w:val="single" w:color="0000ff"/>
+          <w:rFonts w:ascii="Charis SIL Regular" w:hAnsi="Charis SIL Regular" w:eastAsia="Charis SIL Regular"/>
+          <w:b w:val="0"/>
+          <w:i w:val="0"/>
+          <w:color w:val="000000"/>
+          <w:sz w:val="24"/>
+        </w:rPr>
+        <w:hyperlink r:id="rId14" w:history="1">
+          <w:r>
+            <w:rPr>
+              <w:rStyle w:val="Hyperlink"/>
+            </w:rPr>
+            <w:t>whe</w:t>
+          </w:r>
+        </w:hyperlink>
       </w:r>
       <w:r>
         <w:rPr>
@@ -3138,7 +3163,7 @@
           <w:sz w:val="24"/>
           <w:u w:val="single"/>
         </w:rPr>
-        <w:hyperlink r:id="rId19" w:history="1">
+        <w:hyperlink r:id="rId18" w:history="1">
           <w:r>
             <w:rPr>
               <w:rStyle w:val="Hyperlink"/>
@@ -3221,7 +3246,7 @@
           <w:sz w:val="24"/>
           <w:u w:val="single"/>
         </w:rPr>
-        <w:hyperlink r:id="rId20" w:history="1">
+        <w:hyperlink r:id="rId18" w:history="1">
           <w:r>
             <w:rPr>
               <w:rStyle w:val="Hyperlink"/>
@@ -3352,7 +3377,7 @@
           <w:sz w:val="24"/>
           <w:u w:val="single"/>
         </w:rPr>
-        <w:hyperlink r:id="rId21" w:history="1">
+        <w:hyperlink r:id="rId20" w:history="1">
           <w:r>
             <w:rPr>
               <w:rStyle w:val="Hyperlink"/>
@@ -3370,7 +3395,7 @@
           <w:sz w:val="24"/>
           <w:u w:val="single"/>
         </w:rPr>
-        <w:hyperlink r:id="rId21" w:history="1">
+        <w:hyperlink r:id="rId20" w:history="1">
           <w:r>
             <w:rPr>
               <w:rStyle w:val="Hyperlink"/>
@@ -3388,7 +3413,7 @@
           <w:sz w:val="24"/>
           <w:u w:val="single"/>
         </w:rPr>
-        <w:hyperlink r:id="rId21" w:history="1">
+        <w:hyperlink r:id="rId20" w:history="1">
           <w:r>
             <w:rPr>
               <w:rStyle w:val="Hyperlink"/>
@@ -3406,7 +3431,7 @@
           <w:sz w:val="24"/>
           <w:u w:val="single"/>
         </w:rPr>
-        <w:hyperlink r:id="rId21" w:history="1">
+        <w:hyperlink r:id="rId20" w:history="1">
           <w:r>
             <w:rPr>
               <w:rStyle w:val="Hyperlink"/>
@@ -3434,7 +3459,7 @@
           <w:sz w:val="24"/>
           <w:u w:val="single"/>
         </w:rPr>
-        <w:hyperlink r:id="rId22" w:history="1">
+        <w:hyperlink r:id="rId21" w:history="1">
           <w:r>
             <w:rPr>
               <w:rStyle w:val="Hyperlink"/>
@@ -3452,7 +3477,7 @@
           <w:sz w:val="24"/>
           <w:u w:val="single"/>
         </w:rPr>
-        <w:hyperlink r:id="rId22" w:history="1">
+        <w:hyperlink r:id="rId21" w:history="1">
           <w:r>
             <w:rPr>
               <w:rStyle w:val="Hyperlink"/>
@@ -3470,7 +3495,7 @@
           <w:sz w:val="24"/>
           <w:u w:val="single"/>
         </w:rPr>
-        <w:hyperlink r:id="rId22" w:history="1">
+        <w:hyperlink r:id="rId20" w:history="1">
           <w:r>
             <w:rPr>
               <w:rStyle w:val="Hyperlink"/>
@@ -3481,14 +3506,13 @@
       </w:r>
       <w:r>
         <w:rPr>
-          <w:u w:val="single" w:color="0000ff"/>
           <w:rFonts w:ascii="Charis SIL Regular" w:hAnsi="Charis SIL Regular" w:eastAsia="Charis SIL Regular"/>
           <w:b w:val="0"/>
           <w:i w:val="0"/>
           <w:color w:val="000000"/>
           <w:sz w:val="24"/>
         </w:rPr>
-        <w:hyperlink r:id="rId21" w:history="1">
+        <w:hyperlink r:id="rId20" w:history="1">
           <w:r>
             <w:rPr>
               <w:rStyle w:val="Hyperlink"/>
@@ -3506,7 +3530,7 @@
           <w:sz w:val="24"/>
           <w:u w:val="single"/>
         </w:rPr>
-        <w:hyperlink r:id="rId21" w:history="1">
+        <w:hyperlink r:id="rId20" w:history="1">
           <w:r>
             <w:rPr>
               <w:rStyle w:val="Hyperlink"/>
@@ -3535,7 +3559,7 @@
           <w:sz w:val="24"/>
           <w:u w:val="single"/>
         </w:rPr>
-        <w:hyperlink r:id="rId21" w:history="1">
+        <w:hyperlink r:id="rId20" w:history="1">
           <w:r>
             <w:rPr>
               <w:rStyle w:val="Hyperlink"/>
@@ -3553,7 +3577,7 @@
           <w:sz w:val="24"/>
           <w:u w:val="single"/>
         </w:rPr>
-        <w:hyperlink r:id="rId21" w:history="1">
+        <w:hyperlink r:id="rId20" w:history="1">
           <w:r>
             <w:rPr>
               <w:rStyle w:val="Hyperlink"/>

--- a/EXPORTS/DOCX/published/niveau3/English/MNusantara.docx
+++ b/EXPORTS/DOCX/published/niveau3/English/MNusantara.docx
@@ -1157,18 +1157,7 @@
           <w:color w:val="000000"/>
           <w:sz w:val="24"/>
         </w:rPr>
-        <w:t>. This publication also includes a comprehensive overview of the</w:t>
-      </w:r>
-      <w:r>
-        <w:rPr>
-          <w:u w:val="single" w:color="0000ff"/>
-          <w:rFonts w:ascii="Charis SIL Regular" w:hAnsi="Charis SIL Regular" w:eastAsia="Charis SIL Regular"/>
-          <w:b w:val="0"/>
-          <w:i w:val="0"/>
-          <w:color w:val="000000"/>
-          <w:sz w:val="24"/>
-        </w:rPr>
-        <w:t xml:space="preserve"> institutions </w:t>
+        <w:t xml:space="preserve">. This publication also includes a comprehensive overview of the institutions </w:t>
       </w:r>
       <w:r>
         <w:rPr>
@@ -1954,7 +1943,24 @@
           <w:color w:val="000000"/>
           <w:sz w:val="24"/>
         </w:rPr>
-        <w:t>The introduction to the archive also contains more information about the struc</w:t>
+        <w:t>The introduction to the archive also contains more information about the</w:t>
+      </w:r>
+      <w:r>
+        <w:rPr>
+          <w:rFonts w:ascii="Charis SIL Regular" w:hAnsi="Charis SIL Regular" w:eastAsia="Charis SIL Regular"/>
+          <w:b w:val="0"/>
+          <w:i w:val="0"/>
+          <w:color w:val="000000"/>
+          <w:sz w:val="24"/>
+        </w:rPr>
+        <w:hyperlink r:id="rId16" w:history="1">
+          <w:r>
+            <w:rPr>
+              <w:rStyle w:val="Hyperlink"/>
+            </w:rPr>
+            <w:t xml:space="preserve"> struc</w:t>
+          </w:r>
+        </w:hyperlink>
       </w:r>
       <w:r>
         <w:rPr>
@@ -3163,7 +3169,7 @@
           <w:sz w:val="24"/>
           <w:u w:val="single"/>
         </w:rPr>
-        <w:hyperlink r:id="rId18" w:history="1">
+        <w:hyperlink r:id="rId19" w:history="1">
           <w:r>
             <w:rPr>
               <w:rStyle w:val="Hyperlink"/>
@@ -3174,21 +3180,13 @@
       </w:r>
       <w:r>
         <w:rPr>
-          <w:u w:val="single" w:color="0000ff"/>
           <w:rFonts w:ascii="Charis SIL Regular" w:hAnsi="Charis SIL Regular" w:eastAsia="Charis SIL Regular"/>
           <w:b w:val="0"/>
           <w:i w:val="0"/>
           <w:color w:val="000000"/>
           <w:sz w:val="24"/>
         </w:rPr>
-        <w:hyperlink r:id="rId18" w:history="1">
-          <w:r>
-            <w:rPr>
-              <w:rStyle w:val="Hyperlink"/>
-            </w:rPr>
-            <w:t xml:space="preserve">, </w:t>
-          </w:r>
-        </w:hyperlink>
+        <w:t xml:space="preserve">, </w:t>
       </w:r>
       <w:r>
         <w:rPr>
@@ -3199,7 +3197,7 @@
           <w:sz w:val="24"/>
           <w:u w:val="single"/>
         </w:rPr>
-        <w:hyperlink r:id="rId18" w:history="1">
+        <w:hyperlink r:id="rId20" w:history="1">
           <w:r>
             <w:rPr>
               <w:rStyle w:val="Hyperlink"/>
@@ -3228,7 +3226,7 @@
           <w:sz w:val="24"/>
           <w:u w:val="single"/>
         </w:rPr>
-        <w:hyperlink r:id="rId18" w:history="1">
+        <w:hyperlink r:id="rId20" w:history="1">
           <w:r>
             <w:rPr>
               <w:rStyle w:val="Hyperlink"/>
@@ -3377,7 +3375,7 @@
           <w:sz w:val="24"/>
           <w:u w:val="single"/>
         </w:rPr>
-        <w:hyperlink r:id="rId20" w:history="1">
+        <w:hyperlink r:id="rId21" w:history="1">
           <w:r>
             <w:rPr>
               <w:rStyle w:val="Hyperlink"/>
@@ -3395,7 +3393,7 @@
           <w:sz w:val="24"/>
           <w:u w:val="single"/>
         </w:rPr>
-        <w:hyperlink r:id="rId20" w:history="1">
+        <w:hyperlink r:id="rId21" w:history="1">
           <w:r>
             <w:rPr>
               <w:rStyle w:val="Hyperlink"/>
@@ -3413,7 +3411,7 @@
           <w:sz w:val="24"/>
           <w:u w:val="single"/>
         </w:rPr>
-        <w:hyperlink r:id="rId20" w:history="1">
+        <w:hyperlink r:id="rId21" w:history="1">
           <w:r>
             <w:rPr>
               <w:rStyle w:val="Hyperlink"/>
@@ -3431,7 +3429,7 @@
           <w:sz w:val="24"/>
           <w:u w:val="single"/>
         </w:rPr>
-        <w:hyperlink r:id="rId20" w:history="1">
+        <w:hyperlink r:id="rId21" w:history="1">
           <w:r>
             <w:rPr>
               <w:rStyle w:val="Hyperlink"/>
@@ -3459,7 +3457,7 @@
           <w:sz w:val="24"/>
           <w:u w:val="single"/>
         </w:rPr>
-        <w:hyperlink r:id="rId21" w:history="1">
+        <w:hyperlink r:id="rId22" w:history="1">
           <w:r>
             <w:rPr>
               <w:rStyle w:val="Hyperlink"/>
@@ -3477,7 +3475,7 @@
           <w:sz w:val="24"/>
           <w:u w:val="single"/>
         </w:rPr>
-        <w:hyperlink r:id="rId21" w:history="1">
+        <w:hyperlink r:id="rId22" w:history="1">
           <w:r>
             <w:rPr>
               <w:rStyle w:val="Hyperlink"/>
@@ -3495,7 +3493,7 @@
           <w:sz w:val="24"/>
           <w:u w:val="single"/>
         </w:rPr>
-        <w:hyperlink r:id="rId20" w:history="1">
+        <w:hyperlink r:id="rId22" w:history="1">
           <w:r>
             <w:rPr>
               <w:rStyle w:val="Hyperlink"/>
@@ -3506,20 +3504,14 @@
       </w:r>
       <w:r>
         <w:rPr>
+          <w:u w:val="single" w:color="0000ff"/>
           <w:rFonts w:ascii="Charis SIL Regular" w:hAnsi="Charis SIL Regular" w:eastAsia="Charis SIL Regular"/>
           <w:b w:val="0"/>
           <w:i w:val="0"/>
           <w:color w:val="000000"/>
           <w:sz w:val="24"/>
         </w:rPr>
-        <w:hyperlink r:id="rId20" w:history="1">
-          <w:r>
-            <w:rPr>
-              <w:rStyle w:val="Hyperlink"/>
-            </w:rPr>
-            <w:t xml:space="preserve">, </w:t>
-          </w:r>
-        </w:hyperlink>
+        <w:t xml:space="preserve">, </w:t>
       </w:r>
       <w:r>
         <w:rPr>
@@ -3530,7 +3522,7 @@
           <w:sz w:val="24"/>
           <w:u w:val="single"/>
         </w:rPr>
-        <w:hyperlink r:id="rId20" w:history="1">
+        <w:hyperlink r:id="rId23" w:history="1">
           <w:r>
             <w:rPr>
               <w:rStyle w:val="Hyperlink"/>
@@ -3559,7 +3551,7 @@
           <w:sz w:val="24"/>
           <w:u w:val="single"/>
         </w:rPr>
-        <w:hyperlink r:id="rId20" w:history="1">
+        <w:hyperlink r:id="rId23" w:history="1">
           <w:r>
             <w:rPr>
               <w:rStyle w:val="Hyperlink"/>
@@ -3577,7 +3569,7 @@
           <w:sz w:val="24"/>
           <w:u w:val="single"/>
         </w:rPr>
-        <w:hyperlink r:id="rId20" w:history="1">
+        <w:hyperlink r:id="rId21" w:history="1">
           <w:r>
             <w:rPr>
               <w:rStyle w:val="Hyperlink"/>

--- a/EXPORTS/DOCX/published/niveau3/English/MNusantara.docx
+++ b/EXPORTS/DOCX/published/niveau3/English/MNusantara.docx
@@ -1157,7 +1157,25 @@
           <w:color w:val="000000"/>
           <w:sz w:val="24"/>
         </w:rPr>
-        <w:t xml:space="preserve">. This publication also includes a comprehensive overview of the institutions </w:t>
+        <w:t>. This publication also includes a comprehensive overview of the institutio</w:t>
+      </w:r>
+      <w:r>
+        <w:rPr>
+          <w:u w:val="single" w:color="0000ff"/>
+          <w:rFonts w:ascii="Charis SIL Regular" w:hAnsi="Charis SIL Regular" w:eastAsia="Charis SIL Regular"/>
+          <w:b w:val="0"/>
+          <w:i w:val="0"/>
+          <w:color w:val="000000"/>
+          <w:sz w:val="24"/>
+        </w:rPr>
+        <w:hyperlink r:id="rId14" w:history="1">
+          <w:r>
+            <w:rPr>
+              <w:rStyle w:val="Hyperlink"/>
+            </w:rPr>
+            <w:t xml:space="preserve">ns </w:t>
+          </w:r>
+        </w:hyperlink>
       </w:r>
       <w:r>
         <w:rPr>
@@ -3151,7 +3169,7 @@
           <w:sz w:val="24"/>
           <w:u w:val="single"/>
         </w:rPr>
-        <w:hyperlink r:id="rId19" w:history="1">
+        <w:hyperlink r:id="rId18" w:history="1">
           <w:r>
             <w:rPr>
               <w:rStyle w:val="Hyperlink"/>
@@ -3169,7 +3187,7 @@
           <w:sz w:val="24"/>
           <w:u w:val="single"/>
         </w:rPr>
-        <w:hyperlink r:id="rId19" w:history="1">
+        <w:hyperlink r:id="rId18" w:history="1">
           <w:r>
             <w:rPr>
               <w:rStyle w:val="Hyperlink"/>
@@ -3180,13 +3198,21 @@
       </w:r>
       <w:r>
         <w:rPr>
+          <w:u w:val="single" w:color="0000ff"/>
           <w:rFonts w:ascii="Charis SIL Regular" w:hAnsi="Charis SIL Regular" w:eastAsia="Charis SIL Regular"/>
           <w:b w:val="0"/>
           <w:i w:val="0"/>
           <w:color w:val="000000"/>
           <w:sz w:val="24"/>
         </w:rPr>
-        <w:t xml:space="preserve">, </w:t>
+        <w:hyperlink r:id="rId18" w:history="1">
+          <w:r>
+            <w:rPr>
+              <w:rStyle w:val="Hyperlink"/>
+            </w:rPr>
+            <w:t xml:space="preserve">, </w:t>
+          </w:r>
+        </w:hyperlink>
       </w:r>
       <w:r>
         <w:rPr>
@@ -3197,7 +3223,7 @@
           <w:sz w:val="24"/>
           <w:u w:val="single"/>
         </w:rPr>
-        <w:hyperlink r:id="rId20" w:history="1">
+        <w:hyperlink r:id="rId18" w:history="1">
           <w:r>
             <w:rPr>
               <w:rStyle w:val="Hyperlink"/>
@@ -3226,7 +3252,7 @@
           <w:sz w:val="24"/>
           <w:u w:val="single"/>
         </w:rPr>
-        <w:hyperlink r:id="rId20" w:history="1">
+        <w:hyperlink r:id="rId18" w:history="1">
           <w:r>
             <w:rPr>
               <w:rStyle w:val="Hyperlink"/>
@@ -3375,7 +3401,7 @@
           <w:sz w:val="24"/>
           <w:u w:val="single"/>
         </w:rPr>
-        <w:hyperlink r:id="rId21" w:history="1">
+        <w:hyperlink r:id="rId20" w:history="1">
           <w:r>
             <w:rPr>
               <w:rStyle w:val="Hyperlink"/>
@@ -3393,7 +3419,7 @@
           <w:sz w:val="24"/>
           <w:u w:val="single"/>
         </w:rPr>
-        <w:hyperlink r:id="rId21" w:history="1">
+        <w:hyperlink r:id="rId20" w:history="1">
           <w:r>
             <w:rPr>
               <w:rStyle w:val="Hyperlink"/>
@@ -3411,7 +3437,7 @@
           <w:sz w:val="24"/>
           <w:u w:val="single"/>
         </w:rPr>
-        <w:hyperlink r:id="rId21" w:history="1">
+        <w:hyperlink r:id="rId20" w:history="1">
           <w:r>
             <w:rPr>
               <w:rStyle w:val="Hyperlink"/>
@@ -3429,7 +3455,7 @@
           <w:sz w:val="24"/>
           <w:u w:val="single"/>
         </w:rPr>
-        <w:hyperlink r:id="rId21" w:history="1">
+        <w:hyperlink r:id="rId20" w:history="1">
           <w:r>
             <w:rPr>
               <w:rStyle w:val="Hyperlink"/>
@@ -3457,7 +3483,7 @@
           <w:sz w:val="24"/>
           <w:u w:val="single"/>
         </w:rPr>
-        <w:hyperlink r:id="rId22" w:history="1">
+        <w:hyperlink r:id="rId21" w:history="1">
           <w:r>
             <w:rPr>
               <w:rStyle w:val="Hyperlink"/>
@@ -3475,7 +3501,7 @@
           <w:sz w:val="24"/>
           <w:u w:val="single"/>
         </w:rPr>
-        <w:hyperlink r:id="rId22" w:history="1">
+        <w:hyperlink r:id="rId20" w:history="1">
           <w:r>
             <w:rPr>
               <w:rStyle w:val="Hyperlink"/>
@@ -3493,7 +3519,7 @@
           <w:sz w:val="24"/>
           <w:u w:val="single"/>
         </w:rPr>
-        <w:hyperlink r:id="rId22" w:history="1">
+        <w:hyperlink r:id="rId21" w:history="1">
           <w:r>
             <w:rPr>
               <w:rStyle w:val="Hyperlink"/>
@@ -3504,7 +3530,6 @@
       </w:r>
       <w:r>
         <w:rPr>
-          <w:u w:val="single" w:color="0000ff"/>
           <w:rFonts w:ascii="Charis SIL Regular" w:hAnsi="Charis SIL Regular" w:eastAsia="Charis SIL Regular"/>
           <w:b w:val="0"/>
           <w:i w:val="0"/>
@@ -3522,7 +3547,7 @@
           <w:sz w:val="24"/>
           <w:u w:val="single"/>
         </w:rPr>
-        <w:hyperlink r:id="rId23" w:history="1">
+        <w:hyperlink r:id="rId22" w:history="1">
           <w:r>
             <w:rPr>
               <w:rStyle w:val="Hyperlink"/>
@@ -3551,7 +3576,7 @@
           <w:sz w:val="24"/>
           <w:u w:val="single"/>
         </w:rPr>
-        <w:hyperlink r:id="rId23" w:history="1">
+        <w:hyperlink r:id="rId20" w:history="1">
           <w:r>
             <w:rPr>
               <w:rStyle w:val="Hyperlink"/>
@@ -3569,7 +3594,7 @@
           <w:sz w:val="24"/>
           <w:u w:val="single"/>
         </w:rPr>
-        <w:hyperlink r:id="rId21" w:history="1">
+        <w:hyperlink r:id="rId20" w:history="1">
           <w:r>
             <w:rPr>
               <w:rStyle w:val="Hyperlink"/>

--- a/EXPORTS/DOCX/published/niveau3/English/MNusantara.docx
+++ b/EXPORTS/DOCX/published/niveau3/English/MNusantara.docx
@@ -1157,7 +1157,25 @@
           <w:color w:val="000000"/>
           <w:sz w:val="24"/>
         </w:rPr>
-        <w:t>. This publication also includes a comprehensive overview of the institutio</w:t>
+        <w:t>. This publication also includes a comprehensive overview of the</w:t>
+      </w:r>
+      <w:r>
+        <w:rPr>
+          <w:u w:val="single" w:color="0000ff"/>
+          <w:rFonts w:ascii="Charis SIL Regular" w:hAnsi="Charis SIL Regular" w:eastAsia="Charis SIL Regular"/>
+          <w:b w:val="0"/>
+          <w:i w:val="0"/>
+          <w:color w:val="000000"/>
+          <w:sz w:val="24"/>
+        </w:rPr>
+        <w:hyperlink r:id="rId14" w:history="1">
+          <w:r>
+            <w:rPr>
+              <w:rStyle w:val="Hyperlink"/>
+            </w:rPr>
+            <w:t xml:space="preserve"> institutio</w:t>
+          </w:r>
+        </w:hyperlink>
       </w:r>
       <w:r>
         <w:rPr>
@@ -1961,24 +1979,7 @@
           <w:color w:val="000000"/>
           <w:sz w:val="24"/>
         </w:rPr>
-        <w:t>The introduction to the archive also contains more information about the</w:t>
-      </w:r>
-      <w:r>
-        <w:rPr>
-          <w:rFonts w:ascii="Charis SIL Regular" w:hAnsi="Charis SIL Regular" w:eastAsia="Charis SIL Regular"/>
-          <w:b w:val="0"/>
-          <w:i w:val="0"/>
-          <w:color w:val="000000"/>
-          <w:sz w:val="24"/>
-        </w:rPr>
-        <w:hyperlink r:id="rId16" w:history="1">
-          <w:r>
-            <w:rPr>
-              <w:rStyle w:val="Hyperlink"/>
-            </w:rPr>
-            <w:t xml:space="preserve"> struc</w:t>
-          </w:r>
-        </w:hyperlink>
+        <w:t>The introduction to the archive also contains more information about the struc</w:t>
       </w:r>
       <w:r>
         <w:rPr>
@@ -2827,9 +2828,15 @@
           <w:i w:val="0"/>
           <w:color w:val="0000FF"/>
           <w:sz w:val="24"/>
-          <w:u w:val="single"/>
         </w:rPr>
-        <w:t>2</w:t>
+        <w:hyperlink r:id="rId14" w:history="1">
+          <w:r>
+            <w:rPr>
+              <w:rStyle w:val="Hyperlink"/>
+            </w:rPr>
+            <w:t>2</w:t>
+          </w:r>
+        </w:hyperlink>
       </w:r>
       <w:r>
         <w:rPr>
@@ -3169,7 +3176,7 @@
           <w:sz w:val="24"/>
           <w:u w:val="single"/>
         </w:rPr>
-        <w:hyperlink r:id="rId18" w:history="1">
+        <w:hyperlink r:id="rId19" w:history="1">
           <w:r>
             <w:rPr>
               <w:rStyle w:val="Hyperlink"/>
@@ -3187,7 +3194,7 @@
           <w:sz w:val="24"/>
           <w:u w:val="single"/>
         </w:rPr>
-        <w:hyperlink r:id="rId18" w:history="1">
+        <w:hyperlink r:id="rId19" w:history="1">
           <w:r>
             <w:rPr>
               <w:rStyle w:val="Hyperlink"/>
@@ -3223,7 +3230,7 @@
           <w:sz w:val="24"/>
           <w:u w:val="single"/>
         </w:rPr>
-        <w:hyperlink r:id="rId18" w:history="1">
+        <w:hyperlink r:id="rId20" w:history="1">
           <w:r>
             <w:rPr>
               <w:rStyle w:val="Hyperlink"/>
@@ -3252,7 +3259,7 @@
           <w:sz w:val="24"/>
           <w:u w:val="single"/>
         </w:rPr>
-        <w:hyperlink r:id="rId18" w:history="1">
+        <w:hyperlink r:id="rId20" w:history="1">
           <w:r>
             <w:rPr>
               <w:rStyle w:val="Hyperlink"/>
@@ -3270,7 +3277,7 @@
           <w:sz w:val="24"/>
           <w:u w:val="single"/>
         </w:rPr>
-        <w:hyperlink r:id="rId18" w:history="1">
+        <w:hyperlink r:id="rId20" w:history="1">
           <w:r>
             <w:rPr>
               <w:rStyle w:val="Hyperlink"/>
@@ -3401,7 +3408,7 @@
           <w:sz w:val="24"/>
           <w:u w:val="single"/>
         </w:rPr>
-        <w:hyperlink r:id="rId20" w:history="1">
+        <w:hyperlink r:id="rId21" w:history="1">
           <w:r>
             <w:rPr>
               <w:rStyle w:val="Hyperlink"/>
@@ -3419,7 +3426,7 @@
           <w:sz w:val="24"/>
           <w:u w:val="single"/>
         </w:rPr>
-        <w:hyperlink r:id="rId20" w:history="1">
+        <w:hyperlink r:id="rId21" w:history="1">
           <w:r>
             <w:rPr>
               <w:rStyle w:val="Hyperlink"/>
@@ -3437,7 +3444,7 @@
           <w:sz w:val="24"/>
           <w:u w:val="single"/>
         </w:rPr>
-        <w:hyperlink r:id="rId20" w:history="1">
+        <w:hyperlink r:id="rId21" w:history="1">
           <w:r>
             <w:rPr>
               <w:rStyle w:val="Hyperlink"/>
@@ -3455,7 +3462,7 @@
           <w:sz w:val="24"/>
           <w:u w:val="single"/>
         </w:rPr>
-        <w:hyperlink r:id="rId20" w:history="1">
+        <w:hyperlink r:id="rId21" w:history="1">
           <w:r>
             <w:rPr>
               <w:rStyle w:val="Hyperlink"/>
@@ -3483,7 +3490,7 @@
           <w:sz w:val="24"/>
           <w:u w:val="single"/>
         </w:rPr>
-        <w:hyperlink r:id="rId21" w:history="1">
+        <w:hyperlink r:id="rId22" w:history="1">
           <w:r>
             <w:rPr>
               <w:rStyle w:val="Hyperlink"/>
@@ -3501,7 +3508,7 @@
           <w:sz w:val="24"/>
           <w:u w:val="single"/>
         </w:rPr>
-        <w:hyperlink r:id="rId20" w:history="1">
+        <w:hyperlink r:id="rId21" w:history="1">
           <w:r>
             <w:rPr>
               <w:rStyle w:val="Hyperlink"/>
@@ -3530,13 +3537,21 @@
       </w:r>
       <w:r>
         <w:rPr>
+          <w:u w:val="single" w:color="0000ff"/>
           <w:rFonts w:ascii="Charis SIL Regular" w:hAnsi="Charis SIL Regular" w:eastAsia="Charis SIL Regular"/>
           <w:b w:val="0"/>
           <w:i w:val="0"/>
           <w:color w:val="000000"/>
           <w:sz w:val="24"/>
         </w:rPr>
-        <w:t xml:space="preserve">, </w:t>
+        <w:hyperlink r:id="rId21" w:history="1">
+          <w:r>
+            <w:rPr>
+              <w:rStyle w:val="Hyperlink"/>
+            </w:rPr>
+            <w:t xml:space="preserve">, </w:t>
+          </w:r>
+        </w:hyperlink>
       </w:r>
       <w:r>
         <w:rPr>
@@ -3547,7 +3562,7 @@
           <w:sz w:val="24"/>
           <w:u w:val="single"/>
         </w:rPr>
-        <w:hyperlink r:id="rId22" w:history="1">
+        <w:hyperlink r:id="rId23" w:history="1">
           <w:r>
             <w:rPr>
               <w:rStyle w:val="Hyperlink"/>
@@ -3576,7 +3591,7 @@
           <w:sz w:val="24"/>
           <w:u w:val="single"/>
         </w:rPr>
-        <w:hyperlink r:id="rId20" w:history="1">
+        <w:hyperlink r:id="rId23" w:history="1">
           <w:r>
             <w:rPr>
               <w:rStyle w:val="Hyperlink"/>
@@ -3594,7 +3609,7 @@
           <w:sz w:val="24"/>
           <w:u w:val="single"/>
         </w:rPr>
-        <w:hyperlink r:id="rId20" w:history="1">
+        <w:hyperlink r:id="rId23" w:history="1">
           <w:r>
             <w:rPr>
               <w:rStyle w:val="Hyperlink"/>

--- a/EXPORTS/DOCX/published/niveau3/English/MNusantara.docx
+++ b/EXPORTS/DOCX/published/niveau3/English/MNusantara.docx
@@ -529,21 +529,13 @@
       </w:r>
       <w:r>
         <w:rPr>
-          <w:u w:val="single" w:color="0000ff"/>
           <w:rFonts w:ascii="Charis SIL Regular" w:hAnsi="Charis SIL Regular" w:eastAsia="Charis SIL Regular"/>
           <w:b w:val="0"/>
           <w:i w:val="0"/>
           <w:color w:val="000000"/>
           <w:sz w:val="24"/>
         </w:rPr>
-        <w:hyperlink r:id="rId11" w:history="1">
-          <w:r>
-            <w:rPr>
-              <w:rStyle w:val="Hyperlink"/>
-            </w:rPr>
-            <w:t xml:space="preserve">and a new </w:t>
-          </w:r>
-        </w:hyperlink>
+        <w:t xml:space="preserve">and a new </w:t>
       </w:r>
       <w:r>
         <w:rPr>
@@ -1979,7 +1971,24 @@
           <w:color w:val="000000"/>
           <w:sz w:val="24"/>
         </w:rPr>
-        <w:t>The introduction to the archive also contains more information about the struc</w:t>
+        <w:t>The introduction to the archive also contains more information about the</w:t>
+      </w:r>
+      <w:r>
+        <w:rPr>
+          <w:rFonts w:ascii="Charis SIL Regular" w:hAnsi="Charis SIL Regular" w:eastAsia="Charis SIL Regular"/>
+          <w:b w:val="0"/>
+          <w:i w:val="0"/>
+          <w:color w:val="000000"/>
+          <w:sz w:val="24"/>
+        </w:rPr>
+        <w:hyperlink r:id="rId16" w:history="1">
+          <w:r>
+            <w:rPr>
+              <w:rStyle w:val="Hyperlink"/>
+            </w:rPr>
+            <w:t xml:space="preserve"> struc</w:t>
+          </w:r>
+        </w:hyperlink>
       </w:r>
       <w:r>
         <w:rPr>
@@ -2828,15 +2837,9 @@
           <w:i w:val="0"/>
           <w:color w:val="0000FF"/>
           <w:sz w:val="24"/>
+          <w:u w:val="single"/>
         </w:rPr>
-        <w:hyperlink r:id="rId14" w:history="1">
-          <w:r>
-            <w:rPr>
-              <w:rStyle w:val="Hyperlink"/>
-            </w:rPr>
-            <w:t>2</w:t>
-          </w:r>
-        </w:hyperlink>
+        <w:t>2</w:t>
       </w:r>
       <w:r>
         <w:rPr>
@@ -3176,7 +3179,7 @@
           <w:sz w:val="24"/>
           <w:u w:val="single"/>
         </w:rPr>
-        <w:hyperlink r:id="rId19" w:history="1">
+        <w:hyperlink r:id="rId18" w:history="1">
           <w:r>
             <w:rPr>
               <w:rStyle w:val="Hyperlink"/>
@@ -3194,7 +3197,7 @@
           <w:sz w:val="24"/>
           <w:u w:val="single"/>
         </w:rPr>
-        <w:hyperlink r:id="rId19" w:history="1">
+        <w:hyperlink r:id="rId18" w:history="1">
           <w:r>
             <w:rPr>
               <w:rStyle w:val="Hyperlink"/>
@@ -3205,7 +3208,6 @@
       </w:r>
       <w:r>
         <w:rPr>
-          <w:u w:val="single" w:color="0000ff"/>
           <w:rFonts w:ascii="Charis SIL Regular" w:hAnsi="Charis SIL Regular" w:eastAsia="Charis SIL Regular"/>
           <w:b w:val="0"/>
           <w:i w:val="0"/>
@@ -3230,7 +3232,7 @@
           <w:sz w:val="24"/>
           <w:u w:val="single"/>
         </w:rPr>
-        <w:hyperlink r:id="rId20" w:history="1">
+        <w:hyperlink r:id="rId18" w:history="1">
           <w:r>
             <w:rPr>
               <w:rStyle w:val="Hyperlink"/>
@@ -3526,7 +3528,7 @@
           <w:sz w:val="24"/>
           <w:u w:val="single"/>
         </w:rPr>
-        <w:hyperlink r:id="rId21" w:history="1">
+        <w:hyperlink r:id="rId22" w:history="1">
           <w:r>
             <w:rPr>
               <w:rStyle w:val="Hyperlink"/>
@@ -3591,7 +3593,7 @@
           <w:sz w:val="24"/>
           <w:u w:val="single"/>
         </w:rPr>
-        <w:hyperlink r:id="rId23" w:history="1">
+        <w:hyperlink r:id="rId21" w:history="1">
           <w:r>
             <w:rPr>
               <w:rStyle w:val="Hyperlink"/>
@@ -3609,7 +3611,7 @@
           <w:sz w:val="24"/>
           <w:u w:val="single"/>
         </w:rPr>
-        <w:hyperlink r:id="rId23" w:history="1">
+        <w:hyperlink r:id="rId21" w:history="1">
           <w:r>
             <w:rPr>
               <w:rStyle w:val="Hyperlink"/>

--- a/EXPORTS/DOCX/published/niveau3/English/MNusantara.docx
+++ b/EXPORTS/DOCX/published/niveau3/English/MNusantara.docx
@@ -3214,14 +3214,7 @@
           <w:color w:val="000000"/>
           <w:sz w:val="24"/>
         </w:rPr>
-        <w:hyperlink r:id="rId18" w:history="1">
-          <w:r>
-            <w:rPr>
-              <w:rStyle w:val="Hyperlink"/>
-            </w:rPr>
-            <w:t xml:space="preserve">, </w:t>
-          </w:r>
-        </w:hyperlink>
+        <w:t xml:space="preserve">, </w:t>
       </w:r>
       <w:r>
         <w:rPr>
@@ -3528,7 +3521,7 @@
           <w:sz w:val="24"/>
           <w:u w:val="single"/>
         </w:rPr>
-        <w:hyperlink r:id="rId22" w:history="1">
+        <w:hyperlink r:id="rId21" w:history="1">
           <w:r>
             <w:rPr>
               <w:rStyle w:val="Hyperlink"/>
@@ -3564,7 +3557,7 @@
           <w:sz w:val="24"/>
           <w:u w:val="single"/>
         </w:rPr>
-        <w:hyperlink r:id="rId23" w:history="1">
+        <w:hyperlink r:id="rId21" w:history="1">
           <w:r>
             <w:rPr>
               <w:rStyle w:val="Hyperlink"/>
@@ -3611,7 +3604,7 @@
           <w:sz w:val="24"/>
           <w:u w:val="single"/>
         </w:rPr>
-        <w:hyperlink r:id="rId21" w:history="1">
+        <w:hyperlink r:id="rId23" w:history="1">
           <w:r>
             <w:rPr>
               <w:rStyle w:val="Hyperlink"/>

--- a/EXPORTS/DOCX/published/niveau3/English/MNusantara.docx
+++ b/EXPORTS/DOCX/published/niveau3/English/MNusantara.docx
@@ -529,13 +529,21 @@
       </w:r>
       <w:r>
         <w:rPr>
+          <w:u w:val="single" w:color="0000ff"/>
           <w:rFonts w:ascii="Charis SIL Regular" w:hAnsi="Charis SIL Regular" w:eastAsia="Charis SIL Regular"/>
           <w:b w:val="0"/>
           <w:i w:val="0"/>
           <w:color w:val="000000"/>
           <w:sz w:val="24"/>
         </w:rPr>
-        <w:t xml:space="preserve">and a new </w:t>
+        <w:hyperlink r:id="rId11" w:history="1">
+          <w:r>
+            <w:rPr>
+              <w:rStyle w:val="Hyperlink"/>
+            </w:rPr>
+            <w:t xml:space="preserve">and a new </w:t>
+          </w:r>
+        </w:hyperlink>
       </w:r>
       <w:r>
         <w:rPr>
@@ -1149,25 +1157,7 @@
           <w:color w:val="000000"/>
           <w:sz w:val="24"/>
         </w:rPr>
-        <w:t>. This publication also includes a comprehensive overview of the</w:t>
-      </w:r>
-      <w:r>
-        <w:rPr>
-          <w:u w:val="single" w:color="0000ff"/>
-          <w:rFonts w:ascii="Charis SIL Regular" w:hAnsi="Charis SIL Regular" w:eastAsia="Charis SIL Regular"/>
-          <w:b w:val="0"/>
-          <w:i w:val="0"/>
-          <w:color w:val="000000"/>
-          <w:sz w:val="24"/>
-        </w:rPr>
-        <w:hyperlink r:id="rId14" w:history="1">
-          <w:r>
-            <w:rPr>
-              <w:rStyle w:val="Hyperlink"/>
-            </w:rPr>
-            <w:t xml:space="preserve"> institutio</w:t>
-          </w:r>
-        </w:hyperlink>
+        <w:t>. This publication also includes a comprehensive overview of the institutio</w:t>
       </w:r>
       <w:r>
         <w:rPr>
@@ -1971,24 +1961,7 @@
           <w:color w:val="000000"/>
           <w:sz w:val="24"/>
         </w:rPr>
-        <w:t>The introduction to the archive also contains more information about the</w:t>
-      </w:r>
-      <w:r>
-        <w:rPr>
-          <w:rFonts w:ascii="Charis SIL Regular" w:hAnsi="Charis SIL Regular" w:eastAsia="Charis SIL Regular"/>
-          <w:b w:val="0"/>
-          <w:i w:val="0"/>
-          <w:color w:val="000000"/>
-          <w:sz w:val="24"/>
-        </w:rPr>
-        <w:hyperlink r:id="rId16" w:history="1">
-          <w:r>
-            <w:rPr>
-              <w:rStyle w:val="Hyperlink"/>
-            </w:rPr>
-            <w:t xml:space="preserve"> struc</w:t>
-          </w:r>
-        </w:hyperlink>
+        <w:t>The introduction to the archive also contains more information about the struc</w:t>
       </w:r>
       <w:r>
         <w:rPr>
@@ -3179,7 +3152,7 @@
           <w:sz w:val="24"/>
           <w:u w:val="single"/>
         </w:rPr>
-        <w:hyperlink r:id="rId18" w:history="1">
+        <w:hyperlink r:id="rId19" w:history="1">
           <w:r>
             <w:rPr>
               <w:rStyle w:val="Hyperlink"/>
@@ -3197,7 +3170,7 @@
           <w:sz w:val="24"/>
           <w:u w:val="single"/>
         </w:rPr>
-        <w:hyperlink r:id="rId18" w:history="1">
+        <w:hyperlink r:id="rId19" w:history="1">
           <w:r>
             <w:rPr>
               <w:rStyle w:val="Hyperlink"/>
@@ -3225,7 +3198,7 @@
           <w:sz w:val="24"/>
           <w:u w:val="single"/>
         </w:rPr>
-        <w:hyperlink r:id="rId18" w:history="1">
+        <w:hyperlink r:id="rId20" w:history="1">
           <w:r>
             <w:rPr>
               <w:rStyle w:val="Hyperlink"/>
@@ -3272,7 +3245,7 @@
           <w:sz w:val="24"/>
           <w:u w:val="single"/>
         </w:rPr>
-        <w:hyperlink r:id="rId20" w:history="1">
+        <w:hyperlink r:id="rId18" w:history="1">
           <w:r>
             <w:rPr>
               <w:rStyle w:val="Hyperlink"/>
@@ -3503,7 +3476,7 @@
           <w:sz w:val="24"/>
           <w:u w:val="single"/>
         </w:rPr>
-        <w:hyperlink r:id="rId21" w:history="1">
+        <w:hyperlink r:id="rId22" w:history="1">
           <w:r>
             <w:rPr>
               <w:rStyle w:val="Hyperlink"/>
@@ -3521,7 +3494,7 @@
           <w:sz w:val="24"/>
           <w:u w:val="single"/>
         </w:rPr>
-        <w:hyperlink r:id="rId21" w:history="1">
+        <w:hyperlink r:id="rId22" w:history="1">
           <w:r>
             <w:rPr>
               <w:rStyle w:val="Hyperlink"/>
@@ -3532,21 +3505,13 @@
       </w:r>
       <w:r>
         <w:rPr>
-          <w:u w:val="single" w:color="0000ff"/>
           <w:rFonts w:ascii="Charis SIL Regular" w:hAnsi="Charis SIL Regular" w:eastAsia="Charis SIL Regular"/>
           <w:b w:val="0"/>
           <w:i w:val="0"/>
           <w:color w:val="000000"/>
           <w:sz w:val="24"/>
         </w:rPr>
-        <w:hyperlink r:id="rId21" w:history="1">
-          <w:r>
-            <w:rPr>
-              <w:rStyle w:val="Hyperlink"/>
-            </w:rPr>
-            <w:t xml:space="preserve">, </w:t>
-          </w:r>
-        </w:hyperlink>
+        <w:t xml:space="preserve">, </w:t>
       </w:r>
       <w:r>
         <w:rPr>
@@ -3557,7 +3522,7 @@
           <w:sz w:val="24"/>
           <w:u w:val="single"/>
         </w:rPr>
-        <w:hyperlink r:id="rId21" w:history="1">
+        <w:hyperlink r:id="rId23" w:history="1">
           <w:r>
             <w:rPr>
               <w:rStyle w:val="Hyperlink"/>
@@ -3586,7 +3551,7 @@
           <w:sz w:val="24"/>
           <w:u w:val="single"/>
         </w:rPr>
-        <w:hyperlink r:id="rId21" w:history="1">
+        <w:hyperlink r:id="rId23" w:history="1">
           <w:r>
             <w:rPr>
               <w:rStyle w:val="Hyperlink"/>

--- a/EXPORTS/DOCX/published/niveau3/English/MNusantara.docx
+++ b/EXPORTS/DOCX/published/niveau3/English/MNusantara.docx
@@ -529,21 +529,13 @@
       </w:r>
       <w:r>
         <w:rPr>
-          <w:u w:val="single" w:color="0000ff"/>
           <w:rFonts w:ascii="Charis SIL Regular" w:hAnsi="Charis SIL Regular" w:eastAsia="Charis SIL Regular"/>
           <w:b w:val="0"/>
           <w:i w:val="0"/>
           <w:color w:val="000000"/>
           <w:sz w:val="24"/>
         </w:rPr>
-        <w:hyperlink r:id="rId11" w:history="1">
-          <w:r>
-            <w:rPr>
-              <w:rStyle w:val="Hyperlink"/>
-            </w:rPr>
-            <w:t xml:space="preserve">and a new </w:t>
-          </w:r>
-        </w:hyperlink>
+        <w:t xml:space="preserve">and a new </w:t>
       </w:r>
       <w:r>
         <w:rPr>
@@ -1157,7 +1149,25 @@
           <w:color w:val="000000"/>
           <w:sz w:val="24"/>
         </w:rPr>
-        <w:t>. This publication also includes a comprehensive overview of the institutio</w:t>
+        <w:t>. This publication also includes a comprehensive overview of the</w:t>
+      </w:r>
+      <w:r>
+        <w:rPr>
+          <w:u w:val="single" w:color="0000ff"/>
+          <w:rFonts w:ascii="Charis SIL Regular" w:hAnsi="Charis SIL Regular" w:eastAsia="Charis SIL Regular"/>
+          <w:b w:val="0"/>
+          <w:i w:val="0"/>
+          <w:color w:val="000000"/>
+          <w:sz w:val="24"/>
+        </w:rPr>
+        <w:hyperlink r:id="rId14" w:history="1">
+          <w:r>
+            <w:rPr>
+              <w:rStyle w:val="Hyperlink"/>
+            </w:rPr>
+            <w:t xml:space="preserve"> institutio</w:t>
+          </w:r>
+        </w:hyperlink>
       </w:r>
       <w:r>
         <w:rPr>
@@ -1961,7 +1971,24 @@
           <w:color w:val="000000"/>
           <w:sz w:val="24"/>
         </w:rPr>
-        <w:t>The introduction to the archive also contains more information about the struc</w:t>
+        <w:t>The introduction to the archive also contains more information about the</w:t>
+      </w:r>
+      <w:r>
+        <w:rPr>
+          <w:rFonts w:ascii="Charis SIL Regular" w:hAnsi="Charis SIL Regular" w:eastAsia="Charis SIL Regular"/>
+          <w:b w:val="0"/>
+          <w:i w:val="0"/>
+          <w:color w:val="000000"/>
+          <w:sz w:val="24"/>
+        </w:rPr>
+        <w:hyperlink r:id="rId16" w:history="1">
+          <w:r>
+            <w:rPr>
+              <w:rStyle w:val="Hyperlink"/>
+            </w:rPr>
+            <w:t xml:space="preserve"> struc</w:t>
+          </w:r>
+        </w:hyperlink>
       </w:r>
       <w:r>
         <w:rPr>
@@ -2810,9 +2837,15 @@
           <w:i w:val="0"/>
           <w:color w:val="0000FF"/>
           <w:sz w:val="24"/>
-          <w:u w:val="single"/>
         </w:rPr>
-        <w:t>2</w:t>
+        <w:hyperlink r:id="rId14" w:history="1">
+          <w:r>
+            <w:rPr>
+              <w:rStyle w:val="Hyperlink"/>
+            </w:rPr>
+            <w:t>2</w:t>
+          </w:r>
+        </w:hyperlink>
       </w:r>
       <w:r>
         <w:rPr>
@@ -3245,7 +3278,7 @@
           <w:sz w:val="24"/>
           <w:u w:val="single"/>
         </w:rPr>
-        <w:hyperlink r:id="rId18" w:history="1">
+        <w:hyperlink r:id="rId20" w:history="1">
           <w:r>
             <w:rPr>
               <w:rStyle w:val="Hyperlink"/>
@@ -3476,7 +3509,7 @@
           <w:sz w:val="24"/>
           <w:u w:val="single"/>
         </w:rPr>
-        <w:hyperlink r:id="rId22" w:history="1">
+        <w:hyperlink r:id="rId21" w:history="1">
           <w:r>
             <w:rPr>
               <w:rStyle w:val="Hyperlink"/>
@@ -3494,7 +3527,7 @@
           <w:sz w:val="24"/>
           <w:u w:val="single"/>
         </w:rPr>
-        <w:hyperlink r:id="rId22" w:history="1">
+        <w:hyperlink r:id="rId21" w:history="1">
           <w:r>
             <w:rPr>
               <w:rStyle w:val="Hyperlink"/>

--- a/EXPORTS/DOCX/published/niveau3/English/MNusantara.docx
+++ b/EXPORTS/DOCX/published/niveau3/English/MNusantara.docx
@@ -1971,24 +1971,7 @@
           <w:color w:val="000000"/>
           <w:sz w:val="24"/>
         </w:rPr>
-        <w:t>The introduction to the archive also contains more information about the</w:t>
-      </w:r>
-      <w:r>
-        <w:rPr>
-          <w:rFonts w:ascii="Charis SIL Regular" w:hAnsi="Charis SIL Regular" w:eastAsia="Charis SIL Regular"/>
-          <w:b w:val="0"/>
-          <w:i w:val="0"/>
-          <w:color w:val="000000"/>
-          <w:sz w:val="24"/>
-        </w:rPr>
-        <w:hyperlink r:id="rId16" w:history="1">
-          <w:r>
-            <w:rPr>
-              <w:rStyle w:val="Hyperlink"/>
-            </w:rPr>
-            <w:t xml:space="preserve"> struc</w:t>
-          </w:r>
-        </w:hyperlink>
+        <w:t>The introduction to the archive also contains more information about the struc</w:t>
       </w:r>
       <w:r>
         <w:rPr>
@@ -3185,7 +3168,7 @@
           <w:sz w:val="24"/>
           <w:u w:val="single"/>
         </w:rPr>
-        <w:hyperlink r:id="rId19" w:history="1">
+        <w:hyperlink r:id="rId18" w:history="1">
           <w:r>
             <w:rPr>
               <w:rStyle w:val="Hyperlink"/>
@@ -3214,13 +3197,21 @@
       </w:r>
       <w:r>
         <w:rPr>
+          <w:u w:val="single" w:color="0000ff"/>
           <w:rFonts w:ascii="Charis SIL Regular" w:hAnsi="Charis SIL Regular" w:eastAsia="Charis SIL Regular"/>
           <w:b w:val="0"/>
           <w:i w:val="0"/>
           <w:color w:val="000000"/>
           <w:sz w:val="24"/>
         </w:rPr>
-        <w:t xml:space="preserve">, </w:t>
+        <w:hyperlink r:id="rId18" w:history="1">
+          <w:r>
+            <w:rPr>
+              <w:rStyle w:val="Hyperlink"/>
+            </w:rPr>
+            <w:t xml:space="preserve">, </w:t>
+          </w:r>
+        </w:hyperlink>
       </w:r>
       <w:r>
         <w:rPr>
@@ -3231,7 +3222,7 @@
           <w:sz w:val="24"/>
           <w:u w:val="single"/>
         </w:rPr>
-        <w:hyperlink r:id="rId20" w:history="1">
+        <w:hyperlink r:id="rId18" w:history="1">
           <w:r>
             <w:rPr>
               <w:rStyle w:val="Hyperlink"/>
@@ -3509,7 +3500,7 @@
           <w:sz w:val="24"/>
           <w:u w:val="single"/>
         </w:rPr>
-        <w:hyperlink r:id="rId21" w:history="1">
+        <w:hyperlink r:id="rId22" w:history="1">
           <w:r>
             <w:rPr>
               <w:rStyle w:val="Hyperlink"/>
@@ -3527,7 +3518,7 @@
           <w:sz w:val="24"/>
           <w:u w:val="single"/>
         </w:rPr>
-        <w:hyperlink r:id="rId21" w:history="1">
+        <w:hyperlink r:id="rId22" w:history="1">
           <w:r>
             <w:rPr>
               <w:rStyle w:val="Hyperlink"/>
@@ -3538,6 +3529,7 @@
       </w:r>
       <w:r>
         <w:rPr>
+          <w:u w:val="single" w:color="0000ff"/>
           <w:rFonts w:ascii="Charis SIL Regular" w:hAnsi="Charis SIL Regular" w:eastAsia="Charis SIL Regular"/>
           <w:b w:val="0"/>
           <w:i w:val="0"/>
@@ -3584,7 +3576,7 @@
           <w:sz w:val="24"/>
           <w:u w:val="single"/>
         </w:rPr>
-        <w:hyperlink r:id="rId23" w:history="1">
+        <w:hyperlink r:id="rId21" w:history="1">
           <w:r>
             <w:rPr>
               <w:rStyle w:val="Hyperlink"/>
@@ -3602,7 +3594,7 @@
           <w:sz w:val="24"/>
           <w:u w:val="single"/>
         </w:rPr>
-        <w:hyperlink r:id="rId23" w:history="1">
+        <w:hyperlink r:id="rId21" w:history="1">
           <w:r>
             <w:rPr>
               <w:rStyle w:val="Hyperlink"/>

--- a/EXPORTS/DOCX/published/niveau3/English/MNusantara.docx
+++ b/EXPORTS/DOCX/published/niveau3/English/MNusantara.docx
@@ -529,13 +529,21 @@
       </w:r>
       <w:r>
         <w:rPr>
+          <w:u w:val="single" w:color="0000ff"/>
           <w:rFonts w:ascii="Charis SIL Regular" w:hAnsi="Charis SIL Regular" w:eastAsia="Charis SIL Regular"/>
           <w:b w:val="0"/>
           <w:i w:val="0"/>
           <w:color w:val="000000"/>
           <w:sz w:val="24"/>
         </w:rPr>
-        <w:t xml:space="preserve">and a new </w:t>
+        <w:hyperlink r:id="rId11" w:history="1">
+          <w:r>
+            <w:rPr>
+              <w:rStyle w:val="Hyperlink"/>
+            </w:rPr>
+            <w:t xml:space="preserve">and a new </w:t>
+          </w:r>
+        </w:hyperlink>
       </w:r>
       <w:r>
         <w:rPr>
@@ -1971,7 +1979,24 @@
           <w:color w:val="000000"/>
           <w:sz w:val="24"/>
         </w:rPr>
-        <w:t>The introduction to the archive also contains more information about the struc</w:t>
+        <w:t>The introduction to the archive also contains more information about the</w:t>
+      </w:r>
+      <w:r>
+        <w:rPr>
+          <w:rFonts w:ascii="Charis SIL Regular" w:hAnsi="Charis SIL Regular" w:eastAsia="Charis SIL Regular"/>
+          <w:b w:val="0"/>
+          <w:i w:val="0"/>
+          <w:color w:val="000000"/>
+          <w:sz w:val="24"/>
+        </w:rPr>
+        <w:hyperlink r:id="rId16" w:history="1">
+          <w:r>
+            <w:rPr>
+              <w:rStyle w:val="Hyperlink"/>
+            </w:rPr>
+            <w:t xml:space="preserve"> struc</w:t>
+          </w:r>
+        </w:hyperlink>
       </w:r>
       <w:r>
         <w:rPr>
@@ -2820,15 +2845,9 @@
           <w:i w:val="0"/>
           <w:color w:val="0000FF"/>
           <w:sz w:val="24"/>
+          <w:u w:val="single"/>
         </w:rPr>
-        <w:hyperlink r:id="rId14" w:history="1">
-          <w:r>
-            <w:rPr>
-              <w:rStyle w:val="Hyperlink"/>
-            </w:rPr>
-            <w:t>2</w:t>
-          </w:r>
-        </w:hyperlink>
+        <w:t>2</w:t>
       </w:r>
       <w:r>
         <w:rPr>
@@ -3186,7 +3205,7 @@
           <w:sz w:val="24"/>
           <w:u w:val="single"/>
         </w:rPr>
-        <w:hyperlink r:id="rId19" w:history="1">
+        <w:hyperlink r:id="rId18" w:history="1">
           <w:r>
             <w:rPr>
               <w:rStyle w:val="Hyperlink"/>
@@ -3197,21 +3216,13 @@
       </w:r>
       <w:r>
         <w:rPr>
-          <w:u w:val="single" w:color="0000ff"/>
           <w:rFonts w:ascii="Charis SIL Regular" w:hAnsi="Charis SIL Regular" w:eastAsia="Charis SIL Regular"/>
           <w:b w:val="0"/>
           <w:i w:val="0"/>
           <w:color w:val="000000"/>
           <w:sz w:val="24"/>
         </w:rPr>
-        <w:hyperlink r:id="rId18" w:history="1">
-          <w:r>
-            <w:rPr>
-              <w:rStyle w:val="Hyperlink"/>
-            </w:rPr>
-            <w:t xml:space="preserve">, </w:t>
-          </w:r>
-        </w:hyperlink>
+        <w:t xml:space="preserve">, </w:t>
       </w:r>
       <w:r>
         <w:rPr>
@@ -3251,7 +3262,7 @@
           <w:sz w:val="24"/>
           <w:u w:val="single"/>
         </w:rPr>
-        <w:hyperlink r:id="rId20" w:history="1">
+        <w:hyperlink r:id="rId18" w:history="1">
           <w:r>
             <w:rPr>
               <w:rStyle w:val="Hyperlink"/>
@@ -3269,7 +3280,7 @@
           <w:sz w:val="24"/>
           <w:u w:val="single"/>
         </w:rPr>
-        <w:hyperlink r:id="rId20" w:history="1">
+        <w:hyperlink r:id="rId18" w:history="1">
           <w:r>
             <w:rPr>
               <w:rStyle w:val="Hyperlink"/>
@@ -3400,7 +3411,7 @@
           <w:sz w:val="24"/>
           <w:u w:val="single"/>
         </w:rPr>
-        <w:hyperlink r:id="rId21" w:history="1">
+        <w:hyperlink r:id="rId20" w:history="1">
           <w:r>
             <w:rPr>
               <w:rStyle w:val="Hyperlink"/>
@@ -3418,7 +3429,7 @@
           <w:sz w:val="24"/>
           <w:u w:val="single"/>
         </w:rPr>
-        <w:hyperlink r:id="rId21" w:history="1">
+        <w:hyperlink r:id="rId20" w:history="1">
           <w:r>
             <w:rPr>
               <w:rStyle w:val="Hyperlink"/>
@@ -3436,7 +3447,7 @@
           <w:sz w:val="24"/>
           <w:u w:val="single"/>
         </w:rPr>
-        <w:hyperlink r:id="rId21" w:history="1">
+        <w:hyperlink r:id="rId20" w:history="1">
           <w:r>
             <w:rPr>
               <w:rStyle w:val="Hyperlink"/>
@@ -3454,7 +3465,7 @@
           <w:sz w:val="24"/>
           <w:u w:val="single"/>
         </w:rPr>
-        <w:hyperlink r:id="rId21" w:history="1">
+        <w:hyperlink r:id="rId20" w:history="1">
           <w:r>
             <w:rPr>
               <w:rStyle w:val="Hyperlink"/>
@@ -3482,7 +3493,7 @@
           <w:sz w:val="24"/>
           <w:u w:val="single"/>
         </w:rPr>
-        <w:hyperlink r:id="rId22" w:history="1">
+        <w:hyperlink r:id="rId21" w:history="1">
           <w:r>
             <w:rPr>
               <w:rStyle w:val="Hyperlink"/>
@@ -3500,7 +3511,7 @@
           <w:sz w:val="24"/>
           <w:u w:val="single"/>
         </w:rPr>
-        <w:hyperlink r:id="rId22" w:history="1">
+        <w:hyperlink r:id="rId21" w:history="1">
           <w:r>
             <w:rPr>
               <w:rStyle w:val="Hyperlink"/>
@@ -3518,7 +3529,7 @@
           <w:sz w:val="24"/>
           <w:u w:val="single"/>
         </w:rPr>
-        <w:hyperlink r:id="rId22" w:history="1">
+        <w:hyperlink r:id="rId20" w:history="1">
           <w:r>
             <w:rPr>
               <w:rStyle w:val="Hyperlink"/>
@@ -3529,14 +3540,20 @@
       </w:r>
       <w:r>
         <w:rPr>
-          <w:u w:val="single" w:color="0000ff"/>
           <w:rFonts w:ascii="Charis SIL Regular" w:hAnsi="Charis SIL Regular" w:eastAsia="Charis SIL Regular"/>
           <w:b w:val="0"/>
           <w:i w:val="0"/>
           <w:color w:val="000000"/>
           <w:sz w:val="24"/>
         </w:rPr>
-        <w:t xml:space="preserve">, </w:t>
+        <w:hyperlink r:id="rId20" w:history="1">
+          <w:r>
+            <w:rPr>
+              <w:rStyle w:val="Hyperlink"/>
+            </w:rPr>
+            <w:t xml:space="preserve">, </w:t>
+          </w:r>
+        </w:hyperlink>
       </w:r>
       <w:r>
         <w:rPr>
@@ -3547,7 +3564,7 @@
           <w:sz w:val="24"/>
           <w:u w:val="single"/>
         </w:rPr>
-        <w:hyperlink r:id="rId23" w:history="1">
+        <w:hyperlink r:id="rId20" w:history="1">
           <w:r>
             <w:rPr>
               <w:rStyle w:val="Hyperlink"/>
@@ -3576,7 +3593,7 @@
           <w:sz w:val="24"/>
           <w:u w:val="single"/>
         </w:rPr>
-        <w:hyperlink r:id="rId21" w:history="1">
+        <w:hyperlink r:id="rId20" w:history="1">
           <w:r>
             <w:rPr>
               <w:rStyle w:val="Hyperlink"/>
@@ -3594,7 +3611,7 @@
           <w:sz w:val="24"/>
           <w:u w:val="single"/>
         </w:rPr>
-        <w:hyperlink r:id="rId21" w:history="1">
+        <w:hyperlink r:id="rId20" w:history="1">
           <w:r>
             <w:rPr>
               <w:rStyle w:val="Hyperlink"/>

--- a/EXPORTS/DOCX/published/niveau3/English/MNusantara.docx
+++ b/EXPORTS/DOCX/published/niveau3/English/MNusantara.docx
@@ -529,21 +529,13 @@
       </w:r>
       <w:r>
         <w:rPr>
-          <w:u w:val="single" w:color="0000ff"/>
           <w:rFonts w:ascii="Charis SIL Regular" w:hAnsi="Charis SIL Regular" w:eastAsia="Charis SIL Regular"/>
           <w:b w:val="0"/>
           <w:i w:val="0"/>
           <w:color w:val="000000"/>
           <w:sz w:val="24"/>
         </w:rPr>
-        <w:hyperlink r:id="rId11" w:history="1">
-          <w:r>
-            <w:rPr>
-              <w:rStyle w:val="Hyperlink"/>
-            </w:rPr>
-            <w:t xml:space="preserve">and a new </w:t>
-          </w:r>
-        </w:hyperlink>
+        <w:t xml:space="preserve">and a new </w:t>
       </w:r>
       <w:r>
         <w:rPr>
@@ -1979,24 +1971,7 @@
           <w:color w:val="000000"/>
           <w:sz w:val="24"/>
         </w:rPr>
-        <w:t>The introduction to the archive also contains more information about the</w:t>
-      </w:r>
-      <w:r>
-        <w:rPr>
-          <w:rFonts w:ascii="Charis SIL Regular" w:hAnsi="Charis SIL Regular" w:eastAsia="Charis SIL Regular"/>
-          <w:b w:val="0"/>
-          <w:i w:val="0"/>
-          <w:color w:val="000000"/>
-          <w:sz w:val="24"/>
-        </w:rPr>
-        <w:hyperlink r:id="rId16" w:history="1">
-          <w:r>
-            <w:rPr>
-              <w:rStyle w:val="Hyperlink"/>
-            </w:rPr>
-            <w:t xml:space="preserve"> struc</w:t>
-          </w:r>
-        </w:hyperlink>
+        <w:t>The introduction to the archive also contains more information about the struc</w:t>
       </w:r>
       <w:r>
         <w:rPr>
@@ -3187,7 +3162,7 @@
           <w:sz w:val="24"/>
           <w:u w:val="single"/>
         </w:rPr>
-        <w:hyperlink r:id="rId18" w:history="1">
+        <w:hyperlink r:id="rId19" w:history="1">
           <w:r>
             <w:rPr>
               <w:rStyle w:val="Hyperlink"/>
@@ -3205,7 +3180,7 @@
           <w:sz w:val="24"/>
           <w:u w:val="single"/>
         </w:rPr>
-        <w:hyperlink r:id="rId18" w:history="1">
+        <w:hyperlink r:id="rId19" w:history="1">
           <w:r>
             <w:rPr>
               <w:rStyle w:val="Hyperlink"/>
@@ -3216,6 +3191,7 @@
       </w:r>
       <w:r>
         <w:rPr>
+          <w:u w:val="single" w:color="0000ff"/>
           <w:rFonts w:ascii="Charis SIL Regular" w:hAnsi="Charis SIL Regular" w:eastAsia="Charis SIL Regular"/>
           <w:b w:val="0"/>
           <w:i w:val="0"/>
@@ -3233,7 +3209,7 @@
           <w:sz w:val="24"/>
           <w:u w:val="single"/>
         </w:rPr>
-        <w:hyperlink r:id="rId18" w:history="1">
+        <w:hyperlink r:id="rId20" w:history="1">
           <w:r>
             <w:rPr>
               <w:rStyle w:val="Hyperlink"/>
@@ -3262,7 +3238,7 @@
           <w:sz w:val="24"/>
           <w:u w:val="single"/>
         </w:rPr>
-        <w:hyperlink r:id="rId18" w:history="1">
+        <w:hyperlink r:id="rId20" w:history="1">
           <w:r>
             <w:rPr>
               <w:rStyle w:val="Hyperlink"/>
@@ -3411,7 +3387,7 @@
           <w:sz w:val="24"/>
           <w:u w:val="single"/>
         </w:rPr>
-        <w:hyperlink r:id="rId20" w:history="1">
+        <w:hyperlink r:id="rId21" w:history="1">
           <w:r>
             <w:rPr>
               <w:rStyle w:val="Hyperlink"/>
@@ -3429,7 +3405,7 @@
           <w:sz w:val="24"/>
           <w:u w:val="single"/>
         </w:rPr>
-        <w:hyperlink r:id="rId20" w:history="1">
+        <w:hyperlink r:id="rId21" w:history="1">
           <w:r>
             <w:rPr>
               <w:rStyle w:val="Hyperlink"/>
@@ -3447,7 +3423,7 @@
           <w:sz w:val="24"/>
           <w:u w:val="single"/>
         </w:rPr>
-        <w:hyperlink r:id="rId20" w:history="1">
+        <w:hyperlink r:id="rId21" w:history="1">
           <w:r>
             <w:rPr>
               <w:rStyle w:val="Hyperlink"/>
@@ -3465,7 +3441,7 @@
           <w:sz w:val="24"/>
           <w:u w:val="single"/>
         </w:rPr>
-        <w:hyperlink r:id="rId20" w:history="1">
+        <w:hyperlink r:id="rId21" w:history="1">
           <w:r>
             <w:rPr>
               <w:rStyle w:val="Hyperlink"/>
@@ -3493,7 +3469,7 @@
           <w:sz w:val="24"/>
           <w:u w:val="single"/>
         </w:rPr>
-        <w:hyperlink r:id="rId21" w:history="1">
+        <w:hyperlink r:id="rId22" w:history="1">
           <w:r>
             <w:rPr>
               <w:rStyle w:val="Hyperlink"/>
@@ -3511,7 +3487,7 @@
           <w:sz w:val="24"/>
           <w:u w:val="single"/>
         </w:rPr>
-        <w:hyperlink r:id="rId21" w:history="1">
+        <w:hyperlink r:id="rId22" w:history="1">
           <w:r>
             <w:rPr>
               <w:rStyle w:val="Hyperlink"/>
@@ -3529,7 +3505,7 @@
           <w:sz w:val="24"/>
           <w:u w:val="single"/>
         </w:rPr>
-        <w:hyperlink r:id="rId20" w:history="1">
+        <w:hyperlink r:id="rId22" w:history="1">
           <w:r>
             <w:rPr>
               <w:rStyle w:val="Hyperlink"/>
@@ -3546,14 +3522,7 @@
           <w:color w:val="000000"/>
           <w:sz w:val="24"/>
         </w:rPr>
-        <w:hyperlink r:id="rId20" w:history="1">
-          <w:r>
-            <w:rPr>
-              <w:rStyle w:val="Hyperlink"/>
-            </w:rPr>
-            <w:t xml:space="preserve">, </w:t>
-          </w:r>
-        </w:hyperlink>
+        <w:t xml:space="preserve">, </w:t>
       </w:r>
       <w:r>
         <w:rPr>
@@ -3564,7 +3533,7 @@
           <w:sz w:val="24"/>
           <w:u w:val="single"/>
         </w:rPr>
-        <w:hyperlink r:id="rId20" w:history="1">
+        <w:hyperlink r:id="rId23" w:history="1">
           <w:r>
             <w:rPr>
               <w:rStyle w:val="Hyperlink"/>
@@ -3593,7 +3562,7 @@
           <w:sz w:val="24"/>
           <w:u w:val="single"/>
         </w:rPr>
-        <w:hyperlink r:id="rId20" w:history="1">
+        <w:hyperlink r:id="rId23" w:history="1">
           <w:r>
             <w:rPr>
               <w:rStyle w:val="Hyperlink"/>
@@ -3611,7 +3580,7 @@
           <w:sz w:val="24"/>
           <w:u w:val="single"/>
         </w:rPr>
-        <w:hyperlink r:id="rId20" w:history="1">
+        <w:hyperlink r:id="rId21" w:history="1">
           <w:r>
             <w:rPr>
               <w:rStyle w:val="Hyperlink"/>

--- a/EXPORTS/DOCX/published/niveau3/English/MNusantara.docx
+++ b/EXPORTS/DOCX/published/niveau3/English/MNusantara.docx
@@ -529,13 +529,21 @@
       </w:r>
       <w:r>
         <w:rPr>
+          <w:u w:val="single" w:color="0000ff"/>
           <w:rFonts w:ascii="Charis SIL Regular" w:hAnsi="Charis SIL Regular" w:eastAsia="Charis SIL Regular"/>
           <w:b w:val="0"/>
           <w:i w:val="0"/>
           <w:color w:val="000000"/>
           <w:sz w:val="24"/>
         </w:rPr>
-        <w:t xml:space="preserve">and a new </w:t>
+        <w:hyperlink r:id="rId11" w:history="1">
+          <w:r>
+            <w:rPr>
+              <w:rStyle w:val="Hyperlink"/>
+            </w:rPr>
+            <w:t xml:space="preserve">and a new </w:t>
+          </w:r>
+        </w:hyperlink>
       </w:r>
       <w:r>
         <w:rPr>
@@ -1971,7 +1979,24 @@
           <w:color w:val="000000"/>
           <w:sz w:val="24"/>
         </w:rPr>
-        <w:t>The introduction to the archive also contains more information about the struc</w:t>
+        <w:t>The introduction to the archive also contains more information about the</w:t>
+      </w:r>
+      <w:r>
+        <w:rPr>
+          <w:rFonts w:ascii="Charis SIL Regular" w:hAnsi="Charis SIL Regular" w:eastAsia="Charis SIL Regular"/>
+          <w:b w:val="0"/>
+          <w:i w:val="0"/>
+          <w:color w:val="000000"/>
+          <w:sz w:val="24"/>
+        </w:rPr>
+        <w:hyperlink r:id="rId16" w:history="1">
+          <w:r>
+            <w:rPr>
+              <w:rStyle w:val="Hyperlink"/>
+            </w:rPr>
+            <w:t xml:space="preserve"> struc</w:t>
+          </w:r>
+        </w:hyperlink>
       </w:r>
       <w:r>
         <w:rPr>
@@ -2820,9 +2845,15 @@
           <w:i w:val="0"/>
           <w:color w:val="0000FF"/>
           <w:sz w:val="24"/>
-          <w:u w:val="single"/>
         </w:rPr>
-        <w:t>2</w:t>
+        <w:hyperlink r:id="rId14" w:history="1">
+          <w:r>
+            <w:rPr>
+              <w:rStyle w:val="Hyperlink"/>
+            </w:rPr>
+            <w:t>2</w:t>
+          </w:r>
+        </w:hyperlink>
       </w:r>
       <w:r>
         <w:rPr>
@@ -3162,7 +3193,7 @@
           <w:sz w:val="24"/>
           <w:u w:val="single"/>
         </w:rPr>
-        <w:hyperlink r:id="rId19" w:history="1">
+        <w:hyperlink r:id="rId18" w:history="1">
           <w:r>
             <w:rPr>
               <w:rStyle w:val="Hyperlink"/>
@@ -3180,7 +3211,7 @@
           <w:sz w:val="24"/>
           <w:u w:val="single"/>
         </w:rPr>
-        <w:hyperlink r:id="rId19" w:history="1">
+        <w:hyperlink r:id="rId18" w:history="1">
           <w:r>
             <w:rPr>
               <w:rStyle w:val="Hyperlink"/>
@@ -3198,7 +3229,14 @@
           <w:color w:val="000000"/>
           <w:sz w:val="24"/>
         </w:rPr>
-        <w:t xml:space="preserve">, </w:t>
+        <w:hyperlink r:id="rId18" w:history="1">
+          <w:r>
+            <w:rPr>
+              <w:rStyle w:val="Hyperlink"/>
+            </w:rPr>
+            <w:t xml:space="preserve">, </w:t>
+          </w:r>
+        </w:hyperlink>
       </w:r>
       <w:r>
         <w:rPr>
@@ -3209,7 +3247,7 @@
           <w:sz w:val="24"/>
           <w:u w:val="single"/>
         </w:rPr>
-        <w:hyperlink r:id="rId20" w:history="1">
+        <w:hyperlink r:id="rId18" w:history="1">
           <w:r>
             <w:rPr>
               <w:rStyle w:val="Hyperlink"/>
@@ -3238,7 +3276,7 @@
           <w:sz w:val="24"/>
           <w:u w:val="single"/>
         </w:rPr>
-        <w:hyperlink r:id="rId20" w:history="1">
+        <w:hyperlink r:id="rId18" w:history="1">
           <w:r>
             <w:rPr>
               <w:rStyle w:val="Hyperlink"/>
@@ -3387,7 +3425,7 @@
           <w:sz w:val="24"/>
           <w:u w:val="single"/>
         </w:rPr>
-        <w:hyperlink r:id="rId21" w:history="1">
+        <w:hyperlink r:id="rId20" w:history="1">
           <w:r>
             <w:rPr>
               <w:rStyle w:val="Hyperlink"/>
@@ -3405,7 +3443,7 @@
           <w:sz w:val="24"/>
           <w:u w:val="single"/>
         </w:rPr>
-        <w:hyperlink r:id="rId21" w:history="1">
+        <w:hyperlink r:id="rId20" w:history="1">
           <w:r>
             <w:rPr>
               <w:rStyle w:val="Hyperlink"/>
@@ -3423,7 +3461,7 @@
           <w:sz w:val="24"/>
           <w:u w:val="single"/>
         </w:rPr>
-        <w:hyperlink r:id="rId21" w:history="1">
+        <w:hyperlink r:id="rId20" w:history="1">
           <w:r>
             <w:rPr>
               <w:rStyle w:val="Hyperlink"/>
@@ -3441,7 +3479,7 @@
           <w:sz w:val="24"/>
           <w:u w:val="single"/>
         </w:rPr>
-        <w:hyperlink r:id="rId21" w:history="1">
+        <w:hyperlink r:id="rId20" w:history="1">
           <w:r>
             <w:rPr>
               <w:rStyle w:val="Hyperlink"/>
@@ -3469,7 +3507,7 @@
           <w:sz w:val="24"/>
           <w:u w:val="single"/>
         </w:rPr>
-        <w:hyperlink r:id="rId22" w:history="1">
+        <w:hyperlink r:id="rId21" w:history="1">
           <w:r>
             <w:rPr>
               <w:rStyle w:val="Hyperlink"/>
@@ -3487,7 +3525,7 @@
           <w:sz w:val="24"/>
           <w:u w:val="single"/>
         </w:rPr>
-        <w:hyperlink r:id="rId22" w:history="1">
+        <w:hyperlink r:id="rId20" w:history="1">
           <w:r>
             <w:rPr>
               <w:rStyle w:val="Hyperlink"/>
@@ -3505,7 +3543,7 @@
           <w:sz w:val="24"/>
           <w:u w:val="single"/>
         </w:rPr>
-        <w:hyperlink r:id="rId22" w:history="1">
+        <w:hyperlink r:id="rId20" w:history="1">
           <w:r>
             <w:rPr>
               <w:rStyle w:val="Hyperlink"/>
@@ -3522,7 +3560,14 @@
           <w:color w:val="000000"/>
           <w:sz w:val="24"/>
         </w:rPr>
-        <w:t xml:space="preserve">, </w:t>
+        <w:hyperlink r:id="rId20" w:history="1">
+          <w:r>
+            <w:rPr>
+              <w:rStyle w:val="Hyperlink"/>
+            </w:rPr>
+            <w:t xml:space="preserve">, </w:t>
+          </w:r>
+        </w:hyperlink>
       </w:r>
       <w:r>
         <w:rPr>
@@ -3533,7 +3578,7 @@
           <w:sz w:val="24"/>
           <w:u w:val="single"/>
         </w:rPr>
-        <w:hyperlink r:id="rId23" w:history="1">
+        <w:hyperlink r:id="rId20" w:history="1">
           <w:r>
             <w:rPr>
               <w:rStyle w:val="Hyperlink"/>
@@ -3562,7 +3607,7 @@
           <w:sz w:val="24"/>
           <w:u w:val="single"/>
         </w:rPr>
-        <w:hyperlink r:id="rId23" w:history="1">
+        <w:hyperlink r:id="rId20" w:history="1">
           <w:r>
             <w:rPr>
               <w:rStyle w:val="Hyperlink"/>
@@ -3580,7 +3625,7 @@
           <w:sz w:val="24"/>
           <w:u w:val="single"/>
         </w:rPr>
-        <w:hyperlink r:id="rId21" w:history="1">
+        <w:hyperlink r:id="rId20" w:history="1">
           <w:r>
             <w:rPr>
               <w:rStyle w:val="Hyperlink"/>

--- a/EXPORTS/DOCX/published/niveau3/English/MNusantara.docx
+++ b/EXPORTS/DOCX/published/niveau3/English/MNusantara.docx
@@ -1157,61 +1157,7 @@
           <w:color w:val="000000"/>
           <w:sz w:val="24"/>
         </w:rPr>
-        <w:t>. This publication also includes a comprehensive overview of the</w:t>
-      </w:r>
-      <w:r>
-        <w:rPr>
-          <w:u w:val="single" w:color="0000ff"/>
-          <w:rFonts w:ascii="Charis SIL Regular" w:hAnsi="Charis SIL Regular" w:eastAsia="Charis SIL Regular"/>
-          <w:b w:val="0"/>
-          <w:i w:val="0"/>
-          <w:color w:val="000000"/>
-          <w:sz w:val="24"/>
-        </w:rPr>
-        <w:hyperlink r:id="rId14" w:history="1">
-          <w:r>
-            <w:rPr>
-              <w:rStyle w:val="Hyperlink"/>
-            </w:rPr>
-            <w:t xml:space="preserve"> institutio</w:t>
-          </w:r>
-        </w:hyperlink>
-      </w:r>
-      <w:r>
-        <w:rPr>
-          <w:u w:val="single" w:color="0000ff"/>
-          <w:rFonts w:ascii="Charis SIL Regular" w:hAnsi="Charis SIL Regular" w:eastAsia="Charis SIL Regular"/>
-          <w:b w:val="0"/>
-          <w:i w:val="0"/>
-          <w:color w:val="000000"/>
-          <w:sz w:val="24"/>
-        </w:rPr>
-        <w:hyperlink r:id="rId14" w:history="1">
-          <w:r>
-            <w:rPr>
-              <w:rStyle w:val="Hyperlink"/>
-            </w:rPr>
-            <w:t xml:space="preserve">ns </w:t>
-          </w:r>
-        </w:hyperlink>
-      </w:r>
-      <w:r>
-        <w:rPr>
-          <w:u w:val="single" w:color="0000ff"/>
-          <w:rFonts w:ascii="Charis SIL Regular" w:hAnsi="Charis SIL Regular" w:eastAsia="Charis SIL Regular"/>
-          <w:b w:val="0"/>
-          <w:i w:val="0"/>
-          <w:color w:val="000000"/>
-          <w:sz w:val="24"/>
-        </w:rPr>
-        <w:hyperlink r:id="rId14" w:history="1">
-          <w:r>
-            <w:rPr>
-              <w:rStyle w:val="Hyperlink"/>
-            </w:rPr>
-            <w:t>whe</w:t>
-          </w:r>
-        </w:hyperlink>
+        <w:t>. This publication also includes a comprehensive overview of the institutions whe</w:t>
       </w:r>
       <w:r>
         <w:rPr>
@@ -1979,24 +1925,7 @@
           <w:color w:val="000000"/>
           <w:sz w:val="24"/>
         </w:rPr>
-        <w:t>The introduction to the archive also contains more information about the</w:t>
-      </w:r>
-      <w:r>
-        <w:rPr>
-          <w:rFonts w:ascii="Charis SIL Regular" w:hAnsi="Charis SIL Regular" w:eastAsia="Charis SIL Regular"/>
-          <w:b w:val="0"/>
-          <w:i w:val="0"/>
-          <w:color w:val="000000"/>
-          <w:sz w:val="24"/>
-        </w:rPr>
-        <w:hyperlink r:id="rId16" w:history="1">
-          <w:r>
-            <w:rPr>
-              <w:rStyle w:val="Hyperlink"/>
-            </w:rPr>
-            <w:t xml:space="preserve"> struc</w:t>
-          </w:r>
-        </w:hyperlink>
+        <w:t>The introduction to the archive also contains more information about the struc</w:t>
       </w:r>
       <w:r>
         <w:rPr>
@@ -2845,15 +2774,9 @@
           <w:i w:val="0"/>
           <w:color w:val="0000FF"/>
           <w:sz w:val="24"/>
+          <w:u w:val="single"/>
         </w:rPr>
-        <w:hyperlink r:id="rId14" w:history="1">
-          <w:r>
-            <w:rPr>
-              <w:rStyle w:val="Hyperlink"/>
-            </w:rPr>
-            <w:t>2</w:t>
-          </w:r>
-        </w:hyperlink>
+        <w:t>2</w:t>
       </w:r>
       <w:r>
         <w:rPr>
@@ -3193,7 +3116,7 @@
           <w:sz w:val="24"/>
           <w:u w:val="single"/>
         </w:rPr>
-        <w:hyperlink r:id="rId18" w:history="1">
+        <w:hyperlink r:id="rId19" w:history="1">
           <w:r>
             <w:rPr>
               <w:rStyle w:val="Hyperlink"/>
@@ -3211,7 +3134,7 @@
           <w:sz w:val="24"/>
           <w:u w:val="single"/>
         </w:rPr>
-        <w:hyperlink r:id="rId18" w:history="1">
+        <w:hyperlink r:id="rId19" w:history="1">
           <w:r>
             <w:rPr>
               <w:rStyle w:val="Hyperlink"/>
@@ -3229,14 +3152,7 @@
           <w:color w:val="000000"/>
           <w:sz w:val="24"/>
         </w:rPr>
-        <w:hyperlink r:id="rId18" w:history="1">
-          <w:r>
-            <w:rPr>
-              <w:rStyle w:val="Hyperlink"/>
-            </w:rPr>
-            <w:t xml:space="preserve">, </w:t>
-          </w:r>
-        </w:hyperlink>
+        <w:t xml:space="preserve">, </w:t>
       </w:r>
       <w:r>
         <w:rPr>
@@ -3247,7 +3163,7 @@
           <w:sz w:val="24"/>
           <w:u w:val="single"/>
         </w:rPr>
-        <w:hyperlink r:id="rId18" w:history="1">
+        <w:hyperlink r:id="rId20" w:history="1">
           <w:r>
             <w:rPr>
               <w:rStyle w:val="Hyperlink"/>
@@ -3276,7 +3192,7 @@
           <w:sz w:val="24"/>
           <w:u w:val="single"/>
         </w:rPr>
-        <w:hyperlink r:id="rId18" w:history="1">
+        <w:hyperlink r:id="rId20" w:history="1">
           <w:r>
             <w:rPr>
               <w:rStyle w:val="Hyperlink"/>
@@ -3425,7 +3341,7 @@
           <w:sz w:val="24"/>
           <w:u w:val="single"/>
         </w:rPr>
-        <w:hyperlink r:id="rId20" w:history="1">
+        <w:hyperlink r:id="rId21" w:history="1">
           <w:r>
             <w:rPr>
               <w:rStyle w:val="Hyperlink"/>
@@ -3443,7 +3359,7 @@
           <w:sz w:val="24"/>
           <w:u w:val="single"/>
         </w:rPr>
-        <w:hyperlink r:id="rId20" w:history="1">
+        <w:hyperlink r:id="rId21" w:history="1">
           <w:r>
             <w:rPr>
               <w:rStyle w:val="Hyperlink"/>
@@ -3461,7 +3377,7 @@
           <w:sz w:val="24"/>
           <w:u w:val="single"/>
         </w:rPr>
-        <w:hyperlink r:id="rId20" w:history="1">
+        <w:hyperlink r:id="rId21" w:history="1">
           <w:r>
             <w:rPr>
               <w:rStyle w:val="Hyperlink"/>
@@ -3479,7 +3395,7 @@
           <w:sz w:val="24"/>
           <w:u w:val="single"/>
         </w:rPr>
-        <w:hyperlink r:id="rId20" w:history="1">
+        <w:hyperlink r:id="rId21" w:history="1">
           <w:r>
             <w:rPr>
               <w:rStyle w:val="Hyperlink"/>
@@ -3507,7 +3423,7 @@
           <w:sz w:val="24"/>
           <w:u w:val="single"/>
         </w:rPr>
-        <w:hyperlink r:id="rId21" w:history="1">
+        <w:hyperlink r:id="rId22" w:history="1">
           <w:r>
             <w:rPr>
               <w:rStyle w:val="Hyperlink"/>
@@ -3525,7 +3441,7 @@
           <w:sz w:val="24"/>
           <w:u w:val="single"/>
         </w:rPr>
-        <w:hyperlink r:id="rId20" w:history="1">
+        <w:hyperlink r:id="rId22" w:history="1">
           <w:r>
             <w:rPr>
               <w:rStyle w:val="Hyperlink"/>
@@ -3543,7 +3459,7 @@
           <w:sz w:val="24"/>
           <w:u w:val="single"/>
         </w:rPr>
-        <w:hyperlink r:id="rId20" w:history="1">
+        <w:hyperlink r:id="rId22" w:history="1">
           <w:r>
             <w:rPr>
               <w:rStyle w:val="Hyperlink"/>
@@ -3560,14 +3476,7 @@
           <w:color w:val="000000"/>
           <w:sz w:val="24"/>
         </w:rPr>
-        <w:hyperlink r:id="rId20" w:history="1">
-          <w:r>
-            <w:rPr>
-              <w:rStyle w:val="Hyperlink"/>
-            </w:rPr>
-            <w:t xml:space="preserve">, </w:t>
-          </w:r>
-        </w:hyperlink>
+        <w:t xml:space="preserve">, </w:t>
       </w:r>
       <w:r>
         <w:rPr>
@@ -3578,7 +3487,7 @@
           <w:sz w:val="24"/>
           <w:u w:val="single"/>
         </w:rPr>
-        <w:hyperlink r:id="rId20" w:history="1">
+        <w:hyperlink r:id="rId23" w:history="1">
           <w:r>
             <w:rPr>
               <w:rStyle w:val="Hyperlink"/>
@@ -3607,7 +3516,7 @@
           <w:sz w:val="24"/>
           <w:u w:val="single"/>
         </w:rPr>
-        <w:hyperlink r:id="rId20" w:history="1">
+        <w:hyperlink r:id="rId23" w:history="1">
           <w:r>
             <w:rPr>
               <w:rStyle w:val="Hyperlink"/>
@@ -3625,7 +3534,7 @@
           <w:sz w:val="24"/>
           <w:u w:val="single"/>
         </w:rPr>
-        <w:hyperlink r:id="rId20" w:history="1">
+        <w:hyperlink r:id="rId23" w:history="1">
           <w:r>
             <w:rPr>
               <w:rStyle w:val="Hyperlink"/>

--- a/EXPORTS/DOCX/published/niveau3/English/MNusantara.docx
+++ b/EXPORTS/DOCX/published/niveau3/English/MNusantara.docx
@@ -529,21 +529,13 @@
       </w:r>
       <w:r>
         <w:rPr>
-          <w:u w:val="single" w:color="0000ff"/>
           <w:rFonts w:ascii="Charis SIL Regular" w:hAnsi="Charis SIL Regular" w:eastAsia="Charis SIL Regular"/>
           <w:b w:val="0"/>
           <w:i w:val="0"/>
           <w:color w:val="000000"/>
           <w:sz w:val="24"/>
         </w:rPr>
-        <w:hyperlink r:id="rId11" w:history="1">
-          <w:r>
-            <w:rPr>
-              <w:rStyle w:val="Hyperlink"/>
-            </w:rPr>
-            <w:t xml:space="preserve">and a new </w:t>
-          </w:r>
-        </w:hyperlink>
+        <w:t xml:space="preserve">and a new </w:t>
       </w:r>
       <w:r>
         <w:rPr>
@@ -1157,7 +1149,61 @@
           <w:color w:val="000000"/>
           <w:sz w:val="24"/>
         </w:rPr>
-        <w:t>. This publication also includes a comprehensive overview of the institutions whe</w:t>
+        <w:t>. This publication also includes a comprehensive overview of the</w:t>
+      </w:r>
+      <w:r>
+        <w:rPr>
+          <w:u w:val="single" w:color="0000ff"/>
+          <w:rFonts w:ascii="Charis SIL Regular" w:hAnsi="Charis SIL Regular" w:eastAsia="Charis SIL Regular"/>
+          <w:b w:val="0"/>
+          <w:i w:val="0"/>
+          <w:color w:val="000000"/>
+          <w:sz w:val="24"/>
+        </w:rPr>
+        <w:hyperlink r:id="rId14" w:history="1">
+          <w:r>
+            <w:rPr>
+              <w:rStyle w:val="Hyperlink"/>
+            </w:rPr>
+            <w:t xml:space="preserve"> institutio</w:t>
+          </w:r>
+        </w:hyperlink>
+      </w:r>
+      <w:r>
+        <w:rPr>
+          <w:u w:val="single" w:color="0000ff"/>
+          <w:rFonts w:ascii="Charis SIL Regular" w:hAnsi="Charis SIL Regular" w:eastAsia="Charis SIL Regular"/>
+          <w:b w:val="0"/>
+          <w:i w:val="0"/>
+          <w:color w:val="000000"/>
+          <w:sz w:val="24"/>
+        </w:rPr>
+        <w:hyperlink r:id="rId14" w:history="1">
+          <w:r>
+            <w:rPr>
+              <w:rStyle w:val="Hyperlink"/>
+            </w:rPr>
+            <w:t xml:space="preserve">ns </w:t>
+          </w:r>
+        </w:hyperlink>
+      </w:r>
+      <w:r>
+        <w:rPr>
+          <w:u w:val="single" w:color="0000ff"/>
+          <w:rFonts w:ascii="Charis SIL Regular" w:hAnsi="Charis SIL Regular" w:eastAsia="Charis SIL Regular"/>
+          <w:b w:val="0"/>
+          <w:i w:val="0"/>
+          <w:color w:val="000000"/>
+          <w:sz w:val="24"/>
+        </w:rPr>
+        <w:hyperlink r:id="rId14" w:history="1">
+          <w:r>
+            <w:rPr>
+              <w:rStyle w:val="Hyperlink"/>
+            </w:rPr>
+            <w:t>whe</w:t>
+          </w:r>
+        </w:hyperlink>
       </w:r>
       <w:r>
         <w:rPr>
@@ -1925,7 +1971,24 @@
           <w:color w:val="000000"/>
           <w:sz w:val="24"/>
         </w:rPr>
-        <w:t>The introduction to the archive also contains more information about the struc</w:t>
+        <w:t>The introduction to the archive also contains more information about the</w:t>
+      </w:r>
+      <w:r>
+        <w:rPr>
+          <w:rFonts w:ascii="Charis SIL Regular" w:hAnsi="Charis SIL Regular" w:eastAsia="Charis SIL Regular"/>
+          <w:b w:val="0"/>
+          <w:i w:val="0"/>
+          <w:color w:val="000000"/>
+          <w:sz w:val="24"/>
+        </w:rPr>
+        <w:hyperlink r:id="rId16" w:history="1">
+          <w:r>
+            <w:rPr>
+              <w:rStyle w:val="Hyperlink"/>
+            </w:rPr>
+            <w:t xml:space="preserve"> struc</w:t>
+          </w:r>
+        </w:hyperlink>
       </w:r>
       <w:r>
         <w:rPr>
@@ -2774,9 +2837,15 @@
           <w:i w:val="0"/>
           <w:color w:val="0000FF"/>
           <w:sz w:val="24"/>
-          <w:u w:val="single"/>
         </w:rPr>
-        <w:t>2</w:t>
+        <w:hyperlink r:id="rId14" w:history="1">
+          <w:r>
+            <w:rPr>
+              <w:rStyle w:val="Hyperlink"/>
+            </w:rPr>
+            <w:t>2</w:t>
+          </w:r>
+        </w:hyperlink>
       </w:r>
       <w:r>
         <w:rPr>
@@ -3116,7 +3185,7 @@
           <w:sz w:val="24"/>
           <w:u w:val="single"/>
         </w:rPr>
-        <w:hyperlink r:id="rId19" w:history="1">
+        <w:hyperlink r:id="rId18" w:history="1">
           <w:r>
             <w:rPr>
               <w:rStyle w:val="Hyperlink"/>
@@ -3134,7 +3203,7 @@
           <w:sz w:val="24"/>
           <w:u w:val="single"/>
         </w:rPr>
-        <w:hyperlink r:id="rId19" w:history="1">
+        <w:hyperlink r:id="rId18" w:history="1">
           <w:r>
             <w:rPr>
               <w:rStyle w:val="Hyperlink"/>
@@ -3152,7 +3221,14 @@
           <w:color w:val="000000"/>
           <w:sz w:val="24"/>
         </w:rPr>
-        <w:t xml:space="preserve">, </w:t>
+        <w:hyperlink r:id="rId18" w:history="1">
+          <w:r>
+            <w:rPr>
+              <w:rStyle w:val="Hyperlink"/>
+            </w:rPr>
+            <w:t xml:space="preserve">, </w:t>
+          </w:r>
+        </w:hyperlink>
       </w:r>
       <w:r>
         <w:rPr>
@@ -3163,7 +3239,7 @@
           <w:sz w:val="24"/>
           <w:u w:val="single"/>
         </w:rPr>
-        <w:hyperlink r:id="rId20" w:history="1">
+        <w:hyperlink r:id="rId18" w:history="1">
           <w:r>
             <w:rPr>
               <w:rStyle w:val="Hyperlink"/>
@@ -3210,7 +3286,7 @@
           <w:sz w:val="24"/>
           <w:u w:val="single"/>
         </w:rPr>
-        <w:hyperlink r:id="rId18" w:history="1">
+        <w:hyperlink r:id="rId20" w:history="1">
           <w:r>
             <w:rPr>
               <w:rStyle w:val="Hyperlink"/>
@@ -3441,7 +3517,7 @@
           <w:sz w:val="24"/>
           <w:u w:val="single"/>
         </w:rPr>
-        <w:hyperlink r:id="rId22" w:history="1">
+        <w:hyperlink r:id="rId21" w:history="1">
           <w:r>
             <w:rPr>
               <w:rStyle w:val="Hyperlink"/>
@@ -3459,7 +3535,7 @@
           <w:sz w:val="24"/>
           <w:u w:val="single"/>
         </w:rPr>
-        <w:hyperlink r:id="rId22" w:history="1">
+        <w:hyperlink r:id="rId21" w:history="1">
           <w:r>
             <w:rPr>
               <w:rStyle w:val="Hyperlink"/>
@@ -3476,7 +3552,14 @@
           <w:color w:val="000000"/>
           <w:sz w:val="24"/>
         </w:rPr>
-        <w:t xml:space="preserve">, </w:t>
+        <w:hyperlink r:id="rId21" w:history="1">
+          <w:r>
+            <w:rPr>
+              <w:rStyle w:val="Hyperlink"/>
+            </w:rPr>
+            <w:t xml:space="preserve">, </w:t>
+          </w:r>
+        </w:hyperlink>
       </w:r>
       <w:r>
         <w:rPr>
@@ -3487,7 +3570,7 @@
           <w:sz w:val="24"/>
           <w:u w:val="single"/>
         </w:rPr>
-        <w:hyperlink r:id="rId23" w:history="1">
+        <w:hyperlink r:id="rId21" w:history="1">
           <w:r>
             <w:rPr>
               <w:rStyle w:val="Hyperlink"/>
@@ -3516,7 +3599,7 @@
           <w:sz w:val="24"/>
           <w:u w:val="single"/>
         </w:rPr>
-        <w:hyperlink r:id="rId23" w:history="1">
+        <w:hyperlink r:id="rId21" w:history="1">
           <w:r>
             <w:rPr>
               <w:rStyle w:val="Hyperlink"/>
@@ -3534,7 +3617,7 @@
           <w:sz w:val="24"/>
           <w:u w:val="single"/>
         </w:rPr>
-        <w:hyperlink r:id="rId23" w:history="1">
+        <w:hyperlink r:id="rId21" w:history="1">
           <w:r>
             <w:rPr>
               <w:rStyle w:val="Hyperlink"/>

--- a/EXPORTS/DOCX/published/niveau3/English/MNusantara.docx
+++ b/EXPORTS/DOCX/published/niveau3/English/MNusantara.docx
@@ -529,6 +529,7 @@
       </w:r>
       <w:r>
         <w:rPr>
+          <w:u w:val="single" w:color="0000ff"/>
           <w:rFonts w:ascii="Charis SIL Regular" w:hAnsi="Charis SIL Regular" w:eastAsia="Charis SIL Regular"/>
           <w:b w:val="0"/>
           <w:i w:val="0"/>
@@ -1149,61 +1150,7 @@
           <w:color w:val="000000"/>
           <w:sz w:val="24"/>
         </w:rPr>
-        <w:t>. This publication also includes a comprehensive overview of the</w:t>
-      </w:r>
-      <w:r>
-        <w:rPr>
-          <w:u w:val="single" w:color="0000ff"/>
-          <w:rFonts w:ascii="Charis SIL Regular" w:hAnsi="Charis SIL Regular" w:eastAsia="Charis SIL Regular"/>
-          <w:b w:val="0"/>
-          <w:i w:val="0"/>
-          <w:color w:val="000000"/>
-          <w:sz w:val="24"/>
-        </w:rPr>
-        <w:hyperlink r:id="rId14" w:history="1">
-          <w:r>
-            <w:rPr>
-              <w:rStyle w:val="Hyperlink"/>
-            </w:rPr>
-            <w:t xml:space="preserve"> institutio</w:t>
-          </w:r>
-        </w:hyperlink>
-      </w:r>
-      <w:r>
-        <w:rPr>
-          <w:u w:val="single" w:color="0000ff"/>
-          <w:rFonts w:ascii="Charis SIL Regular" w:hAnsi="Charis SIL Regular" w:eastAsia="Charis SIL Regular"/>
-          <w:b w:val="0"/>
-          <w:i w:val="0"/>
-          <w:color w:val="000000"/>
-          <w:sz w:val="24"/>
-        </w:rPr>
-        <w:hyperlink r:id="rId14" w:history="1">
-          <w:r>
-            <w:rPr>
-              <w:rStyle w:val="Hyperlink"/>
-            </w:rPr>
-            <w:t xml:space="preserve">ns </w:t>
-          </w:r>
-        </w:hyperlink>
-      </w:r>
-      <w:r>
-        <w:rPr>
-          <w:u w:val="single" w:color="0000ff"/>
-          <w:rFonts w:ascii="Charis SIL Regular" w:hAnsi="Charis SIL Regular" w:eastAsia="Charis SIL Regular"/>
-          <w:b w:val="0"/>
-          <w:i w:val="0"/>
-          <w:color w:val="000000"/>
-          <w:sz w:val="24"/>
-        </w:rPr>
-        <w:hyperlink r:id="rId14" w:history="1">
-          <w:r>
-            <w:rPr>
-              <w:rStyle w:val="Hyperlink"/>
-            </w:rPr>
-            <w:t>whe</w:t>
-          </w:r>
-        </w:hyperlink>
+        <w:t>. This publication also includes a comprehensive overview of the institutions whe</w:t>
       </w:r>
       <w:r>
         <w:rPr>
@@ -2837,15 +2784,9 @@
           <w:i w:val="0"/>
           <w:color w:val="0000FF"/>
           <w:sz w:val="24"/>
+          <w:u w:val="single"/>
         </w:rPr>
-        <w:hyperlink r:id="rId14" w:history="1">
-          <w:r>
-            <w:rPr>
-              <w:rStyle w:val="Hyperlink"/>
-            </w:rPr>
-            <w:t>2</w:t>
-          </w:r>
-        </w:hyperlink>
+        <w:t>2</w:t>
       </w:r>
       <w:r>
         <w:rPr>
@@ -3239,7 +3180,7 @@
           <w:sz w:val="24"/>
           <w:u w:val="single"/>
         </w:rPr>
-        <w:hyperlink r:id="rId18" w:history="1">
+        <w:hyperlink r:id="rId20" w:history="1">
           <w:r>
             <w:rPr>
               <w:rStyle w:val="Hyperlink"/>
@@ -3517,7 +3458,7 @@
           <w:sz w:val="24"/>
           <w:u w:val="single"/>
         </w:rPr>
-        <w:hyperlink r:id="rId21" w:history="1">
+        <w:hyperlink r:id="rId22" w:history="1">
           <w:r>
             <w:rPr>
               <w:rStyle w:val="Hyperlink"/>
@@ -3535,7 +3476,7 @@
           <w:sz w:val="24"/>
           <w:u w:val="single"/>
         </w:rPr>
-        <w:hyperlink r:id="rId21" w:history="1">
+        <w:hyperlink r:id="rId22" w:history="1">
           <w:r>
             <w:rPr>
               <w:rStyle w:val="Hyperlink"/>
@@ -3546,6 +3487,7 @@
       </w:r>
       <w:r>
         <w:rPr>
+          <w:u w:val="single" w:color="0000ff"/>
           <w:rFonts w:ascii="Charis SIL Regular" w:hAnsi="Charis SIL Regular" w:eastAsia="Charis SIL Regular"/>
           <w:b w:val="0"/>
           <w:i w:val="0"/>
@@ -3570,7 +3512,7 @@
           <w:sz w:val="24"/>
           <w:u w:val="single"/>
         </w:rPr>
-        <w:hyperlink r:id="rId21" w:history="1">
+        <w:hyperlink r:id="rId23" w:history="1">
           <w:r>
             <w:rPr>
               <w:rStyle w:val="Hyperlink"/>
@@ -3599,7 +3541,7 @@
           <w:sz w:val="24"/>
           <w:u w:val="single"/>
         </w:rPr>
-        <w:hyperlink r:id="rId21" w:history="1">
+        <w:hyperlink r:id="rId23" w:history="1">
           <w:r>
             <w:rPr>
               <w:rStyle w:val="Hyperlink"/>
@@ -3617,7 +3559,7 @@
           <w:sz w:val="24"/>
           <w:u w:val="single"/>
         </w:rPr>
-        <w:hyperlink r:id="rId21" w:history="1">
+        <w:hyperlink r:id="rId23" w:history="1">
           <w:r>
             <w:rPr>
               <w:rStyle w:val="Hyperlink"/>

--- a/EXPORTS/DOCX/published/niveau3/English/MNusantara.docx
+++ b/EXPORTS/DOCX/published/niveau3/English/MNusantara.docx
@@ -536,7 +536,14 @@
           <w:color w:val="000000"/>
           <w:sz w:val="24"/>
         </w:rPr>
-        <w:t xml:space="preserve">and a new </w:t>
+        <w:hyperlink r:id="rId11" w:history="1">
+          <w:r>
+            <w:rPr>
+              <w:rStyle w:val="Hyperlink"/>
+            </w:rPr>
+            <w:t xml:space="preserve">and a new </w:t>
+          </w:r>
+        </w:hyperlink>
       </w:r>
       <w:r>
         <w:rPr>
@@ -1150,7 +1157,43 @@
           <w:color w:val="000000"/>
           <w:sz w:val="24"/>
         </w:rPr>
-        <w:t>. This publication also includes a comprehensive overview of the institutions whe</w:t>
+        <w:t>. This publication also includes a comprehensive overview of the institutio</w:t>
+      </w:r>
+      <w:r>
+        <w:rPr>
+          <w:u w:val="single" w:color="0000ff"/>
+          <w:rFonts w:ascii="Charis SIL Regular" w:hAnsi="Charis SIL Regular" w:eastAsia="Charis SIL Regular"/>
+          <w:b w:val="0"/>
+          <w:i w:val="0"/>
+          <w:color w:val="000000"/>
+          <w:sz w:val="24"/>
+        </w:rPr>
+        <w:hyperlink r:id="rId14" w:history="1">
+          <w:r>
+            <w:rPr>
+              <w:rStyle w:val="Hyperlink"/>
+            </w:rPr>
+            <w:t xml:space="preserve">ns </w:t>
+          </w:r>
+        </w:hyperlink>
+      </w:r>
+      <w:r>
+        <w:rPr>
+          <w:u w:val="single" w:color="0000ff"/>
+          <w:rFonts w:ascii="Charis SIL Regular" w:hAnsi="Charis SIL Regular" w:eastAsia="Charis SIL Regular"/>
+          <w:b w:val="0"/>
+          <w:i w:val="0"/>
+          <w:color w:val="000000"/>
+          <w:sz w:val="24"/>
+        </w:rPr>
+        <w:hyperlink r:id="rId14" w:history="1">
+          <w:r>
+            <w:rPr>
+              <w:rStyle w:val="Hyperlink"/>
+            </w:rPr>
+            <w:t>whe</w:t>
+          </w:r>
+        </w:hyperlink>
       </w:r>
       <w:r>
         <w:rPr>
@@ -3126,7 +3169,7 @@
           <w:sz w:val="24"/>
           <w:u w:val="single"/>
         </w:rPr>
-        <w:hyperlink r:id="rId18" w:history="1">
+        <w:hyperlink r:id="rId19" w:history="1">
           <w:r>
             <w:rPr>
               <w:rStyle w:val="Hyperlink"/>
@@ -3144,7 +3187,7 @@
           <w:sz w:val="24"/>
           <w:u w:val="single"/>
         </w:rPr>
-        <w:hyperlink r:id="rId18" w:history="1">
+        <w:hyperlink r:id="rId19" w:history="1">
           <w:r>
             <w:rPr>
               <w:rStyle w:val="Hyperlink"/>
@@ -3162,14 +3205,7 @@
           <w:color w:val="000000"/>
           <w:sz w:val="24"/>
         </w:rPr>
-        <w:hyperlink r:id="rId18" w:history="1">
-          <w:r>
-            <w:rPr>
-              <w:rStyle w:val="Hyperlink"/>
-            </w:rPr>
-            <w:t xml:space="preserve">, </w:t>
-          </w:r>
-        </w:hyperlink>
+        <w:t xml:space="preserve">, </w:t>
       </w:r>
       <w:r>
         <w:rPr>
@@ -3512,7 +3548,7 @@
           <w:sz w:val="24"/>
           <w:u w:val="single"/>
         </w:rPr>
-        <w:hyperlink r:id="rId23" w:history="1">
+        <w:hyperlink r:id="rId21" w:history="1">
           <w:r>
             <w:rPr>
               <w:rStyle w:val="Hyperlink"/>

--- a/EXPORTS/DOCX/published/niveau3/English/MNusantara.docx
+++ b/EXPORTS/DOCX/published/niveau3/English/MNusantara.docx
@@ -529,21 +529,13 @@
       </w:r>
       <w:r>
         <w:rPr>
-          <w:u w:val="single" w:color="0000ff"/>
           <w:rFonts w:ascii="Charis SIL Regular" w:hAnsi="Charis SIL Regular" w:eastAsia="Charis SIL Regular"/>
           <w:b w:val="0"/>
           <w:i w:val="0"/>
           <w:color w:val="000000"/>
           <w:sz w:val="24"/>
         </w:rPr>
-        <w:hyperlink r:id="rId11" w:history="1">
-          <w:r>
-            <w:rPr>
-              <w:rStyle w:val="Hyperlink"/>
-            </w:rPr>
-            <w:t xml:space="preserve">and a new </w:t>
-          </w:r>
-        </w:hyperlink>
+        <w:t xml:space="preserve">and a new </w:t>
       </w:r>
       <w:r>
         <w:rPr>
@@ -1157,7 +1149,25 @@
           <w:color w:val="000000"/>
           <w:sz w:val="24"/>
         </w:rPr>
-        <w:t>. This publication also includes a comprehensive overview of the institutio</w:t>
+        <w:t>. This publication also includes a comprehensive overview of the</w:t>
+      </w:r>
+      <w:r>
+        <w:rPr>
+          <w:u w:val="single" w:color="0000ff"/>
+          <w:rFonts w:ascii="Charis SIL Regular" w:hAnsi="Charis SIL Regular" w:eastAsia="Charis SIL Regular"/>
+          <w:b w:val="0"/>
+          <w:i w:val="0"/>
+          <w:color w:val="000000"/>
+          <w:sz w:val="24"/>
+        </w:rPr>
+        <w:hyperlink r:id="rId14" w:history="1">
+          <w:r>
+            <w:rPr>
+              <w:rStyle w:val="Hyperlink"/>
+            </w:rPr>
+            <w:t xml:space="preserve"> institutio</w:t>
+          </w:r>
+        </w:hyperlink>
       </w:r>
       <w:r>
         <w:rPr>
@@ -3198,7 +3208,6 @@
       </w:r>
       <w:r>
         <w:rPr>
-          <w:u w:val="single" w:color="0000ff"/>
           <w:rFonts w:ascii="Charis SIL Regular" w:hAnsi="Charis SIL Regular" w:eastAsia="Charis SIL Regular"/>
           <w:b w:val="0"/>
           <w:i w:val="0"/>
@@ -3523,21 +3532,13 @@
       </w:r>
       <w:r>
         <w:rPr>
-          <w:u w:val="single" w:color="0000ff"/>
           <w:rFonts w:ascii="Charis SIL Regular" w:hAnsi="Charis SIL Regular" w:eastAsia="Charis SIL Regular"/>
           <w:b w:val="0"/>
           <w:i w:val="0"/>
           <w:color w:val="000000"/>
           <w:sz w:val="24"/>
         </w:rPr>
-        <w:hyperlink r:id="rId21" w:history="1">
-          <w:r>
-            <w:rPr>
-              <w:rStyle w:val="Hyperlink"/>
-            </w:rPr>
-            <w:t xml:space="preserve">, </w:t>
-          </w:r>
-        </w:hyperlink>
+        <w:t xml:space="preserve">, </w:t>
       </w:r>
       <w:r>
         <w:rPr>
@@ -3548,7 +3549,7 @@
           <w:sz w:val="24"/>
           <w:u w:val="single"/>
         </w:rPr>
-        <w:hyperlink r:id="rId21" w:history="1">
+        <w:hyperlink r:id="rId23" w:history="1">
           <w:r>
             <w:rPr>
               <w:rStyle w:val="Hyperlink"/>

--- a/EXPORTS/DOCX/published/niveau3/English/MNusantara.docx
+++ b/EXPORTS/DOCX/published/niveau3/English/MNusantara.docx
@@ -529,6 +529,7 @@
       </w:r>
       <w:r>
         <w:rPr>
+          <w:u w:val="single" w:color="0000ff"/>
           <w:rFonts w:ascii="Charis SIL Regular" w:hAnsi="Charis SIL Regular" w:eastAsia="Charis SIL Regular"/>
           <w:b w:val="0"/>
           <w:i w:val="0"/>
@@ -3208,6 +3209,7 @@
       </w:r>
       <w:r>
         <w:rPr>
+          <w:u w:val="single" w:color="0000ff"/>
           <w:rFonts w:ascii="Charis SIL Regular" w:hAnsi="Charis SIL Regular" w:eastAsia="Charis SIL Regular"/>
           <w:b w:val="0"/>
           <w:i w:val="0"/>
